--- a/documentation/Conducteur_Atelier_Agent_IA_2h.docx
+++ b/documentation/Conducteur_Atelier_Agent_IA_2h.docx
@@ -327,7 +327,7 @@
         <w:lastRenderedPageBreak/>
         <w:t xml:space="preserve"> </w:t>
       </w:r>
-      <w:bookmarkStart w:id="0" w:name="_Toc244424144"/>
+      <w:bookmarkStart w:id="0" w:name="_Toc244424264"/>
       <w:r>
         <w:rPr>
           <w:rFonts w:ascii="Calibri" w:hAnsi="Calibri"/>
@@ -620,7 +620,7 @@
           <w:bottom w:val="single" w:sz="8" w:space="3" w:color="DBEAFE"/>
         </w:pBdr>
       </w:pPr>
-      <w:bookmarkStart w:id="1" w:name="_Toc244424145"/>
+      <w:bookmarkStart w:id="1" w:name="_Toc244424265"/>
       <w:r>
         <w:rPr>
           <w:rFonts w:ascii="Calibri" w:hAnsi="Calibri"/>
@@ -764,7 +764,7 @@
           <w:bottom w:val="single" w:sz="8" w:space="3" w:color="DBEAFE"/>
         </w:pBdr>
       </w:pPr>
-      <w:bookmarkStart w:id="2" w:name="_Toc244424146"/>
+      <w:bookmarkStart w:id="2" w:name="_Toc244424266"/>
       <w:r>
         <w:rPr>
           <w:rFonts w:ascii="Calibri" w:hAnsi="Calibri"/>
@@ -1248,7 +1248,7 @@
           <w:bottom w:val="single" w:sz="8" w:space="3" w:color="DBEAFE"/>
         </w:pBdr>
       </w:pPr>
-      <w:bookmarkStart w:id="3" w:name="_Toc244424147"/>
+      <w:bookmarkStart w:id="3" w:name="_Toc244424267"/>
       <w:r>
         <w:rPr>
           <w:rFonts w:ascii="Calibri" w:hAnsi="Calibri"/>
@@ -1339,7 +1339,7 @@
       <w:r>
         <w:fldChar w:fldCharType="separate"/>
       </w:r>
-      <w:hyperlink w:anchor="_Toc244424144" w:history="1">
+      <w:hyperlink w:anchor="_Toc244424264" w:history="1">
         <w:r>
           <w:rPr>
             <w:rStyle w:val="Hyperlink"/>
@@ -1366,7 +1366,7 @@
             <w:noProof/>
             <w:webHidden/>
           </w:rPr>
-          <w:instrText xml:space="preserve"> PAGEREF _Toc244424144 \h </w:instrText>
+          <w:instrText xml:space="preserve"> PAGEREF _Toc244424264 \h </w:instrText>
         </w:r>
         <w:r>
           <w:rPr>
@@ -1414,7 +1414,7 @@
           <w14:ligatures w14:val="standardContextual"/>
         </w:rPr>
       </w:pPr>
-      <w:hyperlink w:anchor="_Toc244424145" w:history="1">
+      <w:hyperlink w:anchor="_Toc244424265" w:history="1">
         <w:r>
           <w:rPr>
             <w:rStyle w:val="Hyperlink"/>
@@ -1441,7 +1441,7 @@
             <w:noProof/>
             <w:webHidden/>
           </w:rPr>
-          <w:instrText xml:space="preserve"> PAGEREF _Toc244424145 \h </w:instrText>
+          <w:instrText xml:space="preserve"> PAGEREF _Toc244424265 \h </w:instrText>
         </w:r>
         <w:r>
           <w:rPr>
@@ -1489,7 +1489,7 @@
           <w14:ligatures w14:val="standardContextual"/>
         </w:rPr>
       </w:pPr>
-      <w:hyperlink w:anchor="_Toc244424146" w:history="1">
+      <w:hyperlink w:anchor="_Toc244424266" w:history="1">
         <w:r>
           <w:rPr>
             <w:rStyle w:val="Hyperlink"/>
@@ -1516,7 +1516,7 @@
             <w:noProof/>
             <w:webHidden/>
           </w:rPr>
-          <w:instrText xml:space="preserve"> PAGEREF _Toc244424146 \h </w:instrText>
+          <w:instrText xml:space="preserve"> PAGEREF _Toc244424266 \h </w:instrText>
         </w:r>
         <w:r>
           <w:rPr>
@@ -1564,7 +1564,7 @@
           <w14:ligatures w14:val="standardContextual"/>
         </w:rPr>
       </w:pPr>
-      <w:hyperlink w:anchor="_Toc244424147" w:history="1">
+      <w:hyperlink w:anchor="_Toc244424267" w:history="1">
         <w:r>
           <w:rPr>
             <w:rStyle w:val="Hyperlink"/>
@@ -1591,7 +1591,7 @@
             <w:noProof/>
             <w:webHidden/>
           </w:rPr>
-          <w:instrText xml:space="preserve"> PAGEREF _Toc244424147 \h </w:instrText>
+          <w:instrText xml:space="preserve"> PAGEREF _Toc244424267 \h </w:instrText>
         </w:r>
         <w:r>
           <w:rPr>
@@ -1639,7 +1639,7 @@
           <w14:ligatures w14:val="standardContextual"/>
         </w:rPr>
       </w:pPr>
-      <w:hyperlink w:anchor="_Toc244424148" w:history="1">
+      <w:hyperlink w:anchor="_Toc244424268" w:history="1">
         <w:r>
           <w:rPr>
             <w:rStyle w:val="Hyperlink"/>
@@ -1666,7 +1666,7 @@
             <w:noProof/>
             <w:webHidden/>
           </w:rPr>
-          <w:instrText xml:space="preserve"> PAGEREF _Toc244424148 \h </w:instrText>
+          <w:instrText xml:space="preserve"> PAGEREF _Toc244424268 \h </w:instrText>
         </w:r>
         <w:r>
           <w:rPr>
@@ -1714,7 +1714,7 @@
           <w14:ligatures w14:val="standardContextual"/>
         </w:rPr>
       </w:pPr>
-      <w:hyperlink w:anchor="_Toc244424149" w:history="1">
+      <w:hyperlink w:anchor="_Toc244424269" w:history="1">
         <w:r>
           <w:rPr>
             <w:rStyle w:val="Hyperlink"/>
@@ -1741,7 +1741,7 @@
             <w:noProof/>
             <w:webHidden/>
           </w:rPr>
-          <w:instrText xml:space="preserve"> PAGEREF _Toc244424149 \h </w:instrText>
+          <w:instrText xml:space="preserve"> PAGEREF _Toc244424269 \h </w:instrText>
         </w:r>
         <w:r>
           <w:rPr>
@@ -1789,7 +1789,7 @@
           <w14:ligatures w14:val="standardContextual"/>
         </w:rPr>
       </w:pPr>
-      <w:hyperlink w:anchor="_Toc244424150" w:history="1">
+      <w:hyperlink w:anchor="_Toc244424270" w:history="1">
         <w:r>
           <w:rPr>
             <w:rStyle w:val="Hyperlink"/>
@@ -1816,7 +1816,7 @@
             <w:noProof/>
             <w:webHidden/>
           </w:rPr>
-          <w:instrText xml:space="preserve"> PAGEREF _Toc244424150 \h </w:instrText>
+          <w:instrText xml:space="preserve"> PAGEREF _Toc244424270 \h </w:instrText>
         </w:r>
         <w:r>
           <w:rPr>
@@ -1864,7 +1864,7 @@
           <w14:ligatures w14:val="standardContextual"/>
         </w:rPr>
       </w:pPr>
-      <w:hyperlink w:anchor="_Toc244424151" w:history="1">
+      <w:hyperlink w:anchor="_Toc244424271" w:history="1">
         <w:r>
           <w:rPr>
             <w:rStyle w:val="Hyperlink"/>
@@ -1891,7 +1891,7 @@
             <w:noProof/>
             <w:webHidden/>
           </w:rPr>
-          <w:instrText xml:space="preserve"> PAGEREF _Toc244424151 \h </w:instrText>
+          <w:instrText xml:space="preserve"> PAGEREF _Toc244424271 \h </w:instrText>
         </w:r>
         <w:r>
           <w:rPr>
@@ -1939,7 +1939,7 @@
           <w14:ligatures w14:val="standardContextual"/>
         </w:rPr>
       </w:pPr>
-      <w:hyperlink w:anchor="_Toc244424152" w:history="1">
+      <w:hyperlink w:anchor="_Toc244424272" w:history="1">
         <w:r>
           <w:rPr>
             <w:rStyle w:val="Hyperlink"/>
@@ -1966,7 +1966,7 @@
             <w:noProof/>
             <w:webHidden/>
           </w:rPr>
-          <w:instrText xml:space="preserve"> PAGEREF _Toc244424152 \h </w:instrText>
+          <w:instrText xml:space="preserve"> PAGEREF _Toc244424272 \h </w:instrText>
         </w:r>
         <w:r>
           <w:rPr>
@@ -2014,7 +2014,7 @@
           <w14:ligatures w14:val="standardContextual"/>
         </w:rPr>
       </w:pPr>
-      <w:hyperlink w:anchor="_Toc244424153" w:history="1">
+      <w:hyperlink w:anchor="_Toc244424273" w:history="1">
         <w:r>
           <w:rPr>
             <w:rStyle w:val="Hyperlink"/>
@@ -2041,7 +2041,7 @@
             <w:noProof/>
             <w:webHidden/>
           </w:rPr>
-          <w:instrText xml:space="preserve"> PAGEREF _Toc244424153 \h </w:instrText>
+          <w:instrText xml:space="preserve"> PAGEREF _Toc244424273 \h </w:instrText>
         </w:r>
         <w:r>
           <w:rPr>
@@ -2089,7 +2089,7 @@
           <w14:ligatures w14:val="standardContextual"/>
         </w:rPr>
       </w:pPr>
-      <w:hyperlink w:anchor="_Toc244424154" w:history="1">
+      <w:hyperlink w:anchor="_Toc244424274" w:history="1">
         <w:r>
           <w:rPr>
             <w:rStyle w:val="Hyperlink"/>
@@ -2116,7 +2116,7 @@
             <w:noProof/>
             <w:webHidden/>
           </w:rPr>
-          <w:instrText xml:space="preserve"> PAGEREF _Toc244424154 \h </w:instrText>
+          <w:instrText xml:space="preserve"> PAGEREF _Toc244424274 \h </w:instrText>
         </w:r>
         <w:r>
           <w:rPr>
@@ -2164,7 +2164,7 @@
           <w14:ligatures w14:val="standardContextual"/>
         </w:rPr>
       </w:pPr>
-      <w:hyperlink w:anchor="_Toc244424155" w:history="1">
+      <w:hyperlink w:anchor="_Toc244424275" w:history="1">
         <w:r>
           <w:rPr>
             <w:rStyle w:val="Hyperlink"/>
@@ -2191,7 +2191,7 @@
             <w:noProof/>
             <w:webHidden/>
           </w:rPr>
-          <w:instrText xml:space="preserve"> PAGEREF _Toc244424155 \h </w:instrText>
+          <w:instrText xml:space="preserve"> PAGEREF _Toc244424275 \h </w:instrText>
         </w:r>
         <w:r>
           <w:rPr>
@@ -2239,7 +2239,7 @@
           <w14:ligatures w14:val="standardContextual"/>
         </w:rPr>
       </w:pPr>
-      <w:hyperlink w:anchor="_Toc244424156" w:history="1">
+      <w:hyperlink w:anchor="_Toc244424276" w:history="1">
         <w:r>
           <w:rPr>
             <w:rStyle w:val="Hyperlink"/>
@@ -2266,7 +2266,7 @@
             <w:noProof/>
             <w:webHidden/>
           </w:rPr>
-          <w:instrText xml:space="preserve"> PAGEREF _Toc244424156 \h </w:instrText>
+          <w:instrText xml:space="preserve"> PAGEREF _Toc244424276 \h </w:instrText>
         </w:r>
         <w:r>
           <w:rPr>
@@ -2314,7 +2314,7 @@
           <w14:ligatures w14:val="standardContextual"/>
         </w:rPr>
       </w:pPr>
-      <w:hyperlink w:anchor="_Toc244424157" w:history="1">
+      <w:hyperlink w:anchor="_Toc244424277" w:history="1">
         <w:r>
           <w:rPr>
             <w:rStyle w:val="Hyperlink"/>
@@ -2341,7 +2341,7 @@
             <w:noProof/>
             <w:webHidden/>
           </w:rPr>
-          <w:instrText xml:space="preserve"> PAGEREF _Toc244424157 \h </w:instrText>
+          <w:instrText xml:space="preserve"> PAGEREF _Toc244424277 \h </w:instrText>
         </w:r>
         <w:r>
           <w:rPr>
@@ -2389,7 +2389,7 @@
           <w14:ligatures w14:val="standardContextual"/>
         </w:rPr>
       </w:pPr>
-      <w:hyperlink w:anchor="_Toc244424158" w:history="1">
+      <w:hyperlink w:anchor="_Toc244424278" w:history="1">
         <w:r>
           <w:rPr>
             <w:rStyle w:val="Hyperlink"/>
@@ -2416,7 +2416,7 @@
             <w:noProof/>
             <w:webHidden/>
           </w:rPr>
-          <w:instrText xml:space="preserve"> PAGEREF _Toc244424158 \h </w:instrText>
+          <w:instrText xml:space="preserve"> PAGEREF _Toc244424278 \h </w:instrText>
         </w:r>
         <w:r>
           <w:rPr>
@@ -2464,7 +2464,7 @@
           <w14:ligatures w14:val="standardContextual"/>
         </w:rPr>
       </w:pPr>
-      <w:hyperlink w:anchor="_Toc244424159" w:history="1">
+      <w:hyperlink w:anchor="_Toc244424279" w:history="1">
         <w:r>
           <w:rPr>
             <w:rStyle w:val="Hyperlink"/>
@@ -2491,7 +2491,7 @@
             <w:noProof/>
             <w:webHidden/>
           </w:rPr>
-          <w:instrText xml:space="preserve"> PAGEREF _Toc244424159 \h </w:instrText>
+          <w:instrText xml:space="preserve"> PAGEREF _Toc244424279 \h </w:instrText>
         </w:r>
         <w:r>
           <w:rPr>
@@ -2539,7 +2539,7 @@
           <w14:ligatures w14:val="standardContextual"/>
         </w:rPr>
       </w:pPr>
-      <w:hyperlink w:anchor="_Toc244424160" w:history="1">
+      <w:hyperlink w:anchor="_Toc244424280" w:history="1">
         <w:r>
           <w:rPr>
             <w:rStyle w:val="Hyperlink"/>
@@ -2566,7 +2566,7 @@
             <w:noProof/>
             <w:webHidden/>
           </w:rPr>
-          <w:instrText xml:space="preserve"> PAGEREF _Toc244424160 \h </w:instrText>
+          <w:instrText xml:space="preserve"> PAGEREF _Toc244424280 \h </w:instrText>
         </w:r>
         <w:r>
           <w:rPr>
@@ -2614,7 +2614,7 @@
           <w14:ligatures w14:val="standardContextual"/>
         </w:rPr>
       </w:pPr>
-      <w:hyperlink w:anchor="_Toc244424161" w:history="1">
+      <w:hyperlink w:anchor="_Toc244424281" w:history="1">
         <w:r>
           <w:rPr>
             <w:rStyle w:val="Hyperlink"/>
@@ -2641,7 +2641,7 @@
             <w:noProof/>
             <w:webHidden/>
           </w:rPr>
-          <w:instrText xml:space="preserve"> PAGEREF _Toc244424161 \h </w:instrText>
+          <w:instrText xml:space="preserve"> PAGEREF _Toc244424281 \h </w:instrText>
         </w:r>
         <w:r>
           <w:rPr>
@@ -2689,7 +2689,7 @@
           <w14:ligatures w14:val="standardContextual"/>
         </w:rPr>
       </w:pPr>
-      <w:hyperlink w:anchor="_Toc244424162" w:history="1">
+      <w:hyperlink w:anchor="_Toc244424282" w:history="1">
         <w:r>
           <w:rPr>
             <w:rStyle w:val="Hyperlink"/>
@@ -2716,7 +2716,7 @@
             <w:noProof/>
             <w:webHidden/>
           </w:rPr>
-          <w:instrText xml:space="preserve"> PAGEREF _Toc244424162 \h </w:instrText>
+          <w:instrText xml:space="preserve"> PAGEREF _Toc244424282 \h </w:instrText>
         </w:r>
         <w:r>
           <w:rPr>
@@ -2764,7 +2764,7 @@
           <w14:ligatures w14:val="standardContextual"/>
         </w:rPr>
       </w:pPr>
-      <w:hyperlink w:anchor="_Toc244424163" w:history="1">
+      <w:hyperlink w:anchor="_Toc244424283" w:history="1">
         <w:r>
           <w:rPr>
             <w:rStyle w:val="Hyperlink"/>
@@ -2791,7 +2791,7 @@
             <w:noProof/>
             <w:webHidden/>
           </w:rPr>
-          <w:instrText xml:space="preserve"> PAGEREF _Toc244424163 \h </w:instrText>
+          <w:instrText xml:space="preserve"> PAGEREF _Toc244424283 \h </w:instrText>
         </w:r>
         <w:r>
           <w:rPr>
@@ -2839,7 +2839,7 @@
           <w14:ligatures w14:val="standardContextual"/>
         </w:rPr>
       </w:pPr>
-      <w:hyperlink w:anchor="_Toc244424164" w:history="1">
+      <w:hyperlink w:anchor="_Toc244424284" w:history="1">
         <w:r>
           <w:rPr>
             <w:rStyle w:val="Hyperlink"/>
@@ -2866,7 +2866,7 @@
             <w:noProof/>
             <w:webHidden/>
           </w:rPr>
-          <w:instrText xml:space="preserve"> PAGEREF _Toc244424164 \h </w:instrText>
+          <w:instrText xml:space="preserve"> PAGEREF _Toc244424284 \h </w:instrText>
         </w:r>
         <w:r>
           <w:rPr>
@@ -2914,7 +2914,7 @@
           <w14:ligatures w14:val="standardContextual"/>
         </w:rPr>
       </w:pPr>
-      <w:hyperlink w:anchor="_Toc244424165" w:history="1">
+      <w:hyperlink w:anchor="_Toc244424285" w:history="1">
         <w:r>
           <w:rPr>
             <w:rStyle w:val="Hyperlink"/>
@@ -2941,7 +2941,7 @@
             <w:noProof/>
             <w:webHidden/>
           </w:rPr>
-          <w:instrText xml:space="preserve"> PAGEREF _Toc244424165 \h </w:instrText>
+          <w:instrText xml:space="preserve"> PAGEREF _Toc244424285 \h </w:instrText>
         </w:r>
         <w:r>
           <w:rPr>
@@ -2989,7 +2989,7 @@
           <w14:ligatures w14:val="standardContextual"/>
         </w:rPr>
       </w:pPr>
-      <w:hyperlink w:anchor="_Toc244424166" w:history="1">
+      <w:hyperlink w:anchor="_Toc244424286" w:history="1">
         <w:r>
           <w:rPr>
             <w:rStyle w:val="Hyperlink"/>
@@ -3016,7 +3016,7 @@
             <w:noProof/>
             <w:webHidden/>
           </w:rPr>
-          <w:instrText xml:space="preserve"> PAGEREF _Toc244424166 \h </w:instrText>
+          <w:instrText xml:space="preserve"> PAGEREF _Toc244424286 \h </w:instrText>
         </w:r>
         <w:r>
           <w:rPr>
@@ -3064,7 +3064,7 @@
           <w14:ligatures w14:val="standardContextual"/>
         </w:rPr>
       </w:pPr>
-      <w:hyperlink w:anchor="_Toc244424167" w:history="1">
+      <w:hyperlink w:anchor="_Toc244424287" w:history="1">
         <w:r>
           <w:rPr>
             <w:rStyle w:val="Hyperlink"/>
@@ -3091,7 +3091,7 @@
             <w:noProof/>
             <w:webHidden/>
           </w:rPr>
-          <w:instrText xml:space="preserve"> PAGEREF _Toc244424167 \h </w:instrText>
+          <w:instrText xml:space="preserve"> PAGEREF _Toc244424287 \h </w:instrText>
         </w:r>
         <w:r>
           <w:rPr>
@@ -3139,7 +3139,7 @@
           <w14:ligatures w14:val="standardContextual"/>
         </w:rPr>
       </w:pPr>
-      <w:hyperlink w:anchor="_Toc244424168" w:history="1">
+      <w:hyperlink w:anchor="_Toc244424288" w:history="1">
         <w:r>
           <w:rPr>
             <w:rStyle w:val="Hyperlink"/>
@@ -3166,7 +3166,7 @@
             <w:noProof/>
             <w:webHidden/>
           </w:rPr>
-          <w:instrText xml:space="preserve"> PAGEREF _Toc244424168 \h </w:instrText>
+          <w:instrText xml:space="preserve"> PAGEREF _Toc244424288 \h </w:instrText>
         </w:r>
         <w:r>
           <w:rPr>
@@ -3214,7 +3214,7 @@
           <w14:ligatures w14:val="standardContextual"/>
         </w:rPr>
       </w:pPr>
-      <w:hyperlink w:anchor="_Toc244424169" w:history="1">
+      <w:hyperlink w:anchor="_Toc244424289" w:history="1">
         <w:r>
           <w:rPr>
             <w:rStyle w:val="Hyperlink"/>
@@ -3241,7 +3241,7 @@
             <w:noProof/>
             <w:webHidden/>
           </w:rPr>
-          <w:instrText xml:space="preserve"> PAGEREF _Toc244424169 \h </w:instrText>
+          <w:instrText xml:space="preserve"> PAGEREF _Toc244424289 \h </w:instrText>
         </w:r>
         <w:r>
           <w:rPr>
@@ -3289,7 +3289,7 @@
           <w14:ligatures w14:val="standardContextual"/>
         </w:rPr>
       </w:pPr>
-      <w:hyperlink w:anchor="_Toc244424170" w:history="1">
+      <w:hyperlink w:anchor="_Toc244424290" w:history="1">
         <w:r>
           <w:rPr>
             <w:rStyle w:val="Hyperlink"/>
@@ -3316,7 +3316,7 @@
             <w:noProof/>
             <w:webHidden/>
           </w:rPr>
-          <w:instrText xml:space="preserve"> PAGEREF _Toc244424170 \h </w:instrText>
+          <w:instrText xml:space="preserve"> PAGEREF _Toc244424290 \h </w:instrText>
         </w:r>
         <w:r>
           <w:rPr>
@@ -3364,7 +3364,7 @@
           <w14:ligatures w14:val="standardContextual"/>
         </w:rPr>
       </w:pPr>
-      <w:hyperlink w:anchor="_Toc244424171" w:history="1">
+      <w:hyperlink w:anchor="_Toc244424291" w:history="1">
         <w:r>
           <w:rPr>
             <w:rStyle w:val="Hyperlink"/>
@@ -3391,7 +3391,7 @@
             <w:noProof/>
             <w:webHidden/>
           </w:rPr>
-          <w:instrText xml:space="preserve"> PAGEREF _Toc244424171 \h </w:instrText>
+          <w:instrText xml:space="preserve"> PAGEREF _Toc244424291 \h </w:instrText>
         </w:r>
         <w:r>
           <w:rPr>
@@ -3439,7 +3439,7 @@
           <w14:ligatures w14:val="standardContextual"/>
         </w:rPr>
       </w:pPr>
-      <w:hyperlink w:anchor="_Toc244424172" w:history="1">
+      <w:hyperlink w:anchor="_Toc244424292" w:history="1">
         <w:r>
           <w:rPr>
             <w:rStyle w:val="Hyperlink"/>
@@ -3466,7 +3466,7 @@
             <w:noProof/>
             <w:webHidden/>
           </w:rPr>
-          <w:instrText xml:space="preserve"> PAGEREF _Toc244424172 \h </w:instrText>
+          <w:instrText xml:space="preserve"> PAGEREF _Toc244424292 \h </w:instrText>
         </w:r>
         <w:r>
           <w:rPr>
@@ -3514,7 +3514,7 @@
           <w14:ligatures w14:val="standardContextual"/>
         </w:rPr>
       </w:pPr>
-      <w:hyperlink w:anchor="_Toc244424173" w:history="1">
+      <w:hyperlink w:anchor="_Toc244424293" w:history="1">
         <w:r>
           <w:rPr>
             <w:rStyle w:val="Hyperlink"/>
@@ -3541,7 +3541,7 @@
             <w:noProof/>
             <w:webHidden/>
           </w:rPr>
-          <w:instrText xml:space="preserve"> PAGEREF _Toc244424173 \h </w:instrText>
+          <w:instrText xml:space="preserve"> PAGEREF _Toc244424293 \h </w:instrText>
         </w:r>
         <w:r>
           <w:rPr>
@@ -3589,7 +3589,7 @@
           <w14:ligatures w14:val="standardContextual"/>
         </w:rPr>
       </w:pPr>
-      <w:hyperlink w:anchor="_Toc244424174" w:history="1">
+      <w:hyperlink w:anchor="_Toc244424294" w:history="1">
         <w:r>
           <w:rPr>
             <w:rStyle w:val="Hyperlink"/>
@@ -3616,7 +3616,7 @@
             <w:noProof/>
             <w:webHidden/>
           </w:rPr>
-          <w:instrText xml:space="preserve"> PAGEREF _Toc244424174 \h </w:instrText>
+          <w:instrText xml:space="preserve"> PAGEREF _Toc244424294 \h </w:instrText>
         </w:r>
         <w:r>
           <w:rPr>
@@ -3664,7 +3664,7 @@
           <w14:ligatures w14:val="standardContextual"/>
         </w:rPr>
       </w:pPr>
-      <w:hyperlink w:anchor="_Toc244424175" w:history="1">
+      <w:hyperlink w:anchor="_Toc244424295" w:history="1">
         <w:r>
           <w:rPr>
             <w:rStyle w:val="Hyperlink"/>
@@ -3691,7 +3691,7 @@
             <w:noProof/>
             <w:webHidden/>
           </w:rPr>
-          <w:instrText xml:space="preserve"> PAGEREF _Toc244424175 \h </w:instrText>
+          <w:instrText xml:space="preserve"> PAGEREF _Toc244424295 \h </w:instrText>
         </w:r>
         <w:r>
           <w:rPr>
@@ -3739,7 +3739,7 @@
           <w14:ligatures w14:val="standardContextual"/>
         </w:rPr>
       </w:pPr>
-      <w:hyperlink w:anchor="_Toc244424176" w:history="1">
+      <w:hyperlink w:anchor="_Toc244424296" w:history="1">
         <w:r>
           <w:rPr>
             <w:rStyle w:val="Hyperlink"/>
@@ -3766,7 +3766,7 @@
             <w:noProof/>
             <w:webHidden/>
           </w:rPr>
-          <w:instrText xml:space="preserve"> PAGEREF _Toc244424176 \h </w:instrText>
+          <w:instrText xml:space="preserve"> PAGEREF _Toc244424296 \h </w:instrText>
         </w:r>
         <w:r>
           <w:rPr>
@@ -3814,7 +3814,7 @@
           <w14:ligatures w14:val="standardContextual"/>
         </w:rPr>
       </w:pPr>
-      <w:hyperlink w:anchor="_Toc244424177" w:history="1">
+      <w:hyperlink w:anchor="_Toc244424297" w:history="1">
         <w:r>
           <w:rPr>
             <w:rStyle w:val="Hyperlink"/>
@@ -3841,7 +3841,7 @@
             <w:noProof/>
             <w:webHidden/>
           </w:rPr>
-          <w:instrText xml:space="preserve"> PAGEREF _Toc244424177 \h </w:instrText>
+          <w:instrText xml:space="preserve"> PAGEREF _Toc244424297 \h </w:instrText>
         </w:r>
         <w:r>
           <w:rPr>
@@ -3889,7 +3889,7 @@
           <w14:ligatures w14:val="standardContextual"/>
         </w:rPr>
       </w:pPr>
-      <w:hyperlink w:anchor="_Toc244424178" w:history="1">
+      <w:hyperlink w:anchor="_Toc244424298" w:history="1">
         <w:r>
           <w:rPr>
             <w:rStyle w:val="Hyperlink"/>
@@ -3916,7 +3916,7 @@
             <w:noProof/>
             <w:webHidden/>
           </w:rPr>
-          <w:instrText xml:space="preserve"> PAGEREF _Toc244424178 \h </w:instrText>
+          <w:instrText xml:space="preserve"> PAGEREF _Toc244424298 \h </w:instrText>
         </w:r>
         <w:r>
           <w:rPr>
@@ -3964,7 +3964,7 @@
           <w14:ligatures w14:val="standardContextual"/>
         </w:rPr>
       </w:pPr>
-      <w:hyperlink w:anchor="_Toc244424179" w:history="1">
+      <w:hyperlink w:anchor="_Toc244424299" w:history="1">
         <w:r>
           <w:rPr>
             <w:rStyle w:val="Hyperlink"/>
@@ -3991,7 +3991,7 @@
             <w:noProof/>
             <w:webHidden/>
           </w:rPr>
-          <w:instrText xml:space="preserve"> PAGEREF _Toc244424179 \h </w:instrText>
+          <w:instrText xml:space="preserve"> PAGEREF _Toc244424299 \h </w:instrText>
         </w:r>
         <w:r>
           <w:rPr>
@@ -4039,7 +4039,7 @@
           <w14:ligatures w14:val="standardContextual"/>
         </w:rPr>
       </w:pPr>
-      <w:hyperlink w:anchor="_Toc244424180" w:history="1">
+      <w:hyperlink w:anchor="_Toc244424300" w:history="1">
         <w:r>
           <w:rPr>
             <w:rStyle w:val="Hyperlink"/>
@@ -4066,7 +4066,7 @@
             <w:noProof/>
             <w:webHidden/>
           </w:rPr>
-          <w:instrText xml:space="preserve"> PAGEREF _Toc244424180 \h </w:instrText>
+          <w:instrText xml:space="preserve"> PAGEREF _Toc244424300 \h </w:instrText>
         </w:r>
         <w:r>
           <w:rPr>
@@ -4114,7 +4114,7 @@
           <w14:ligatures w14:val="standardContextual"/>
         </w:rPr>
       </w:pPr>
-      <w:hyperlink w:anchor="_Toc244424181" w:history="1">
+      <w:hyperlink w:anchor="_Toc244424301" w:history="1">
         <w:r>
           <w:rPr>
             <w:rStyle w:val="Hyperlink"/>
@@ -4141,7 +4141,7 @@
             <w:noProof/>
             <w:webHidden/>
           </w:rPr>
-          <w:instrText xml:space="preserve"> PAGEREF _Toc244424181 \h </w:instrText>
+          <w:instrText xml:space="preserve"> PAGEREF _Toc244424301 \h </w:instrText>
         </w:r>
         <w:r>
           <w:rPr>
@@ -4189,7 +4189,7 @@
           <w14:ligatures w14:val="standardContextual"/>
         </w:rPr>
       </w:pPr>
-      <w:hyperlink w:anchor="_Toc244424182" w:history="1">
+      <w:hyperlink w:anchor="_Toc244424302" w:history="1">
         <w:r>
           <w:rPr>
             <w:rStyle w:val="Hyperlink"/>
@@ -4216,7 +4216,7 @@
             <w:noProof/>
             <w:webHidden/>
           </w:rPr>
-          <w:instrText xml:space="preserve"> PAGEREF _Toc244424182 \h </w:instrText>
+          <w:instrText xml:space="preserve"> PAGEREF _Toc244424302 \h </w:instrText>
         </w:r>
         <w:r>
           <w:rPr>
@@ -4264,7 +4264,7 @@
           <w14:ligatures w14:val="standardContextual"/>
         </w:rPr>
       </w:pPr>
-      <w:hyperlink w:anchor="_Toc244424183" w:history="1">
+      <w:hyperlink w:anchor="_Toc244424303" w:history="1">
         <w:r>
           <w:rPr>
             <w:rStyle w:val="Hyperlink"/>
@@ -4291,7 +4291,7 @@
             <w:noProof/>
             <w:webHidden/>
           </w:rPr>
-          <w:instrText xml:space="preserve"> PAGEREF _Toc244424183 \h </w:instrText>
+          <w:instrText xml:space="preserve"> PAGEREF _Toc244424303 \h </w:instrText>
         </w:r>
         <w:r>
           <w:rPr>
@@ -4339,7 +4339,7 @@
           <w14:ligatures w14:val="standardContextual"/>
         </w:rPr>
       </w:pPr>
-      <w:hyperlink w:anchor="_Toc244424184" w:history="1">
+      <w:hyperlink w:anchor="_Toc244424304" w:history="1">
         <w:r>
           <w:rPr>
             <w:rStyle w:val="Hyperlink"/>
@@ -4366,7 +4366,7 @@
             <w:noProof/>
             <w:webHidden/>
           </w:rPr>
-          <w:instrText xml:space="preserve"> PAGEREF _Toc244424184 \h </w:instrText>
+          <w:instrText xml:space="preserve"> PAGEREF _Toc244424304 \h </w:instrText>
         </w:r>
         <w:r>
           <w:rPr>
@@ -4414,7 +4414,7 @@
           <w14:ligatures w14:val="standardContextual"/>
         </w:rPr>
       </w:pPr>
-      <w:hyperlink w:anchor="_Toc244424185" w:history="1">
+      <w:hyperlink w:anchor="_Toc244424305" w:history="1">
         <w:r>
           <w:rPr>
             <w:rStyle w:val="Hyperlink"/>
@@ -4441,7 +4441,7 @@
             <w:noProof/>
             <w:webHidden/>
           </w:rPr>
-          <w:instrText xml:space="preserve"> PAGEREF _Toc244424185 \h </w:instrText>
+          <w:instrText xml:space="preserve"> PAGEREF _Toc244424305 \h </w:instrText>
         </w:r>
         <w:r>
           <w:rPr>
@@ -4489,7 +4489,7 @@
           <w14:ligatures w14:val="standardContextual"/>
         </w:rPr>
       </w:pPr>
-      <w:hyperlink w:anchor="_Toc244424186" w:history="1">
+      <w:hyperlink w:anchor="_Toc244424306" w:history="1">
         <w:r>
           <w:rPr>
             <w:rStyle w:val="Hyperlink"/>
@@ -4516,7 +4516,7 @@
             <w:noProof/>
             <w:webHidden/>
           </w:rPr>
-          <w:instrText xml:space="preserve"> PAGEREF _Toc244424186 \h </w:instrText>
+          <w:instrText xml:space="preserve"> PAGEREF _Toc244424306 \h </w:instrText>
         </w:r>
         <w:r>
           <w:rPr>
@@ -4564,7 +4564,7 @@
           <w14:ligatures w14:val="standardContextual"/>
         </w:rPr>
       </w:pPr>
-      <w:hyperlink w:anchor="_Toc244424187" w:history="1">
+      <w:hyperlink w:anchor="_Toc244424307" w:history="1">
         <w:r>
           <w:rPr>
             <w:rStyle w:val="Hyperlink"/>
@@ -4591,7 +4591,7 @@
             <w:noProof/>
             <w:webHidden/>
           </w:rPr>
-          <w:instrText xml:space="preserve"> PAGEREF _Toc244424187 \h </w:instrText>
+          <w:instrText xml:space="preserve"> PAGEREF _Toc244424307 \h </w:instrText>
         </w:r>
         <w:r>
           <w:rPr>
@@ -4639,7 +4639,7 @@
           <w14:ligatures w14:val="standardContextual"/>
         </w:rPr>
       </w:pPr>
-      <w:hyperlink w:anchor="_Toc244424188" w:history="1">
+      <w:hyperlink w:anchor="_Toc244424308" w:history="1">
         <w:r>
           <w:rPr>
             <w:rStyle w:val="Hyperlink"/>
@@ -4666,7 +4666,7 @@
             <w:noProof/>
             <w:webHidden/>
           </w:rPr>
-          <w:instrText xml:space="preserve"> PAGEREF _Toc244424188 \h </w:instrText>
+          <w:instrText xml:space="preserve"> PAGEREF _Toc244424308 \h </w:instrText>
         </w:r>
         <w:r>
           <w:rPr>
@@ -4714,7 +4714,7 @@
           <w14:ligatures w14:val="standardContextual"/>
         </w:rPr>
       </w:pPr>
-      <w:hyperlink w:anchor="_Toc244424189" w:history="1">
+      <w:hyperlink w:anchor="_Toc244424309" w:history="1">
         <w:r>
           <w:rPr>
             <w:rStyle w:val="Hyperlink"/>
@@ -4741,7 +4741,7 @@
             <w:noProof/>
             <w:webHidden/>
           </w:rPr>
-          <w:instrText xml:space="preserve"> PAGEREF _Toc244424189 \h </w:instrText>
+          <w:instrText xml:space="preserve"> PAGEREF _Toc244424309 \h </w:instrText>
         </w:r>
         <w:r>
           <w:rPr>
@@ -4789,7 +4789,7 @@
           <w14:ligatures w14:val="standardContextual"/>
         </w:rPr>
       </w:pPr>
-      <w:hyperlink w:anchor="_Toc244424190" w:history="1">
+      <w:hyperlink w:anchor="_Toc244424310" w:history="1">
         <w:r>
           <w:rPr>
             <w:rStyle w:val="Hyperlink"/>
@@ -4816,7 +4816,7 @@
             <w:noProof/>
             <w:webHidden/>
           </w:rPr>
-          <w:instrText xml:space="preserve"> PAGEREF _Toc244424190 \h </w:instrText>
+          <w:instrText xml:space="preserve"> PAGEREF _Toc244424310 \h </w:instrText>
         </w:r>
         <w:r>
           <w:rPr>
@@ -4864,7 +4864,7 @@
           <w14:ligatures w14:val="standardContextual"/>
         </w:rPr>
       </w:pPr>
-      <w:hyperlink w:anchor="_Toc244424191" w:history="1">
+      <w:hyperlink w:anchor="_Toc244424311" w:history="1">
         <w:r>
           <w:rPr>
             <w:rStyle w:val="Hyperlink"/>
@@ -4891,7 +4891,7 @@
             <w:noProof/>
             <w:webHidden/>
           </w:rPr>
-          <w:instrText xml:space="preserve"> PAGEREF _Toc244424191 \h </w:instrText>
+          <w:instrText xml:space="preserve"> PAGEREF _Toc244424311 \h </w:instrText>
         </w:r>
         <w:r>
           <w:rPr>
@@ -4939,7 +4939,7 @@
           <w14:ligatures w14:val="standardContextual"/>
         </w:rPr>
       </w:pPr>
-      <w:hyperlink w:anchor="_Toc244424192" w:history="1">
+      <w:hyperlink w:anchor="_Toc244424312" w:history="1">
         <w:r>
           <w:rPr>
             <w:rStyle w:val="Hyperlink"/>
@@ -4966,7 +4966,7 @@
             <w:noProof/>
             <w:webHidden/>
           </w:rPr>
-          <w:instrText xml:space="preserve"> PAGEREF _Toc244424192 \h </w:instrText>
+          <w:instrText xml:space="preserve"> PAGEREF _Toc244424312 \h </w:instrText>
         </w:r>
         <w:r>
           <w:rPr>
@@ -5014,7 +5014,7 @@
           <w14:ligatures w14:val="standardContextual"/>
         </w:rPr>
       </w:pPr>
-      <w:hyperlink w:anchor="_Toc244424193" w:history="1">
+      <w:hyperlink w:anchor="_Toc244424313" w:history="1">
         <w:r>
           <w:rPr>
             <w:rStyle w:val="Hyperlink"/>
@@ -5041,7 +5041,7 @@
             <w:noProof/>
             <w:webHidden/>
           </w:rPr>
-          <w:instrText xml:space="preserve"> PAGEREF _Toc244424193 \h </w:instrText>
+          <w:instrText xml:space="preserve"> PAGEREF _Toc244424313 \h </w:instrText>
         </w:r>
         <w:r>
           <w:rPr>
@@ -5089,7 +5089,7 @@
           <w14:ligatures w14:val="standardContextual"/>
         </w:rPr>
       </w:pPr>
-      <w:hyperlink w:anchor="_Toc244424194" w:history="1">
+      <w:hyperlink w:anchor="_Toc244424314" w:history="1">
         <w:r>
           <w:rPr>
             <w:rStyle w:val="Hyperlink"/>
@@ -5116,7 +5116,7 @@
             <w:noProof/>
             <w:webHidden/>
           </w:rPr>
-          <w:instrText xml:space="preserve"> PAGEREF _Toc244424194 \h </w:instrText>
+          <w:instrText xml:space="preserve"> PAGEREF _Toc244424314 \h </w:instrText>
         </w:r>
         <w:r>
           <w:rPr>
@@ -5164,7 +5164,7 @@
           <w14:ligatures w14:val="standardContextual"/>
         </w:rPr>
       </w:pPr>
-      <w:hyperlink w:anchor="_Toc244424195" w:history="1">
+      <w:hyperlink w:anchor="_Toc244424315" w:history="1">
         <w:r>
           <w:rPr>
             <w:rStyle w:val="Hyperlink"/>
@@ -5191,7 +5191,7 @@
             <w:noProof/>
             <w:webHidden/>
           </w:rPr>
-          <w:instrText xml:space="preserve"> PAGEREF _Toc244424195 \h </w:instrText>
+          <w:instrText xml:space="preserve"> PAGEREF _Toc244424315 \h </w:instrText>
         </w:r>
         <w:r>
           <w:rPr>
@@ -5239,7 +5239,7 @@
           <w14:ligatures w14:val="standardContextual"/>
         </w:rPr>
       </w:pPr>
-      <w:hyperlink w:anchor="_Toc244424196" w:history="1">
+      <w:hyperlink w:anchor="_Toc244424316" w:history="1">
         <w:r>
           <w:rPr>
             <w:rStyle w:val="Hyperlink"/>
@@ -5266,7 +5266,7 @@
             <w:noProof/>
             <w:webHidden/>
           </w:rPr>
-          <w:instrText xml:space="preserve"> PAGEREF _Toc244424196 \h </w:instrText>
+          <w:instrText xml:space="preserve"> PAGEREF _Toc244424316 \h </w:instrText>
         </w:r>
         <w:r>
           <w:rPr>
@@ -5314,7 +5314,7 @@
           <w14:ligatures w14:val="standardContextual"/>
         </w:rPr>
       </w:pPr>
-      <w:hyperlink w:anchor="_Toc244424197" w:history="1">
+      <w:hyperlink w:anchor="_Toc244424317" w:history="1">
         <w:r>
           <w:rPr>
             <w:rStyle w:val="Hyperlink"/>
@@ -5341,7 +5341,7 @@
             <w:noProof/>
             <w:webHidden/>
           </w:rPr>
-          <w:instrText xml:space="preserve"> PAGEREF _Toc244424197 \h </w:instrText>
+          <w:instrText xml:space="preserve"> PAGEREF _Toc244424317 \h </w:instrText>
         </w:r>
         <w:r>
           <w:rPr>
@@ -5389,7 +5389,7 @@
           <w14:ligatures w14:val="standardContextual"/>
         </w:rPr>
       </w:pPr>
-      <w:hyperlink w:anchor="_Toc244424198" w:history="1">
+      <w:hyperlink w:anchor="_Toc244424318" w:history="1">
         <w:r>
           <w:rPr>
             <w:rStyle w:val="Hyperlink"/>
@@ -5416,7 +5416,7 @@
             <w:noProof/>
             <w:webHidden/>
           </w:rPr>
-          <w:instrText xml:space="preserve"> PAGEREF _Toc244424198 \h </w:instrText>
+          <w:instrText xml:space="preserve"> PAGEREF _Toc244424318 \h </w:instrText>
         </w:r>
         <w:r>
           <w:rPr>
@@ -5464,7 +5464,7 @@
           <w14:ligatures w14:val="standardContextual"/>
         </w:rPr>
       </w:pPr>
-      <w:hyperlink w:anchor="_Toc244424199" w:history="1">
+      <w:hyperlink w:anchor="_Toc244424319" w:history="1">
         <w:r>
           <w:rPr>
             <w:rStyle w:val="Hyperlink"/>
@@ -5491,7 +5491,7 @@
             <w:noProof/>
             <w:webHidden/>
           </w:rPr>
-          <w:instrText xml:space="preserve"> PAGEREF _Toc244424199 \h </w:instrText>
+          <w:instrText xml:space="preserve"> PAGEREF _Toc244424319 \h </w:instrText>
         </w:r>
         <w:r>
           <w:rPr>
@@ -5539,7 +5539,7 @@
           <w14:ligatures w14:val="standardContextual"/>
         </w:rPr>
       </w:pPr>
-      <w:hyperlink w:anchor="_Toc244424200" w:history="1">
+      <w:hyperlink w:anchor="_Toc244424320" w:history="1">
         <w:r>
           <w:rPr>
             <w:rStyle w:val="Hyperlink"/>
@@ -5566,7 +5566,7 @@
             <w:noProof/>
             <w:webHidden/>
           </w:rPr>
-          <w:instrText xml:space="preserve"> PAGEREF _Toc244424200 \h </w:instrText>
+          <w:instrText xml:space="preserve"> PAGEREF _Toc244424320 \h </w:instrText>
         </w:r>
         <w:r>
           <w:rPr>
@@ -5614,7 +5614,7 @@
           <w14:ligatures w14:val="standardContextual"/>
         </w:rPr>
       </w:pPr>
-      <w:hyperlink w:anchor="_Toc244424201" w:history="1">
+      <w:hyperlink w:anchor="_Toc244424321" w:history="1">
         <w:r>
           <w:rPr>
             <w:rStyle w:val="Hyperlink"/>
@@ -5641,7 +5641,7 @@
             <w:noProof/>
             <w:webHidden/>
           </w:rPr>
-          <w:instrText xml:space="preserve"> PAGEREF _Toc244424201 \h </w:instrText>
+          <w:instrText xml:space="preserve"> PAGEREF _Toc244424321 \h </w:instrText>
         </w:r>
         <w:r>
           <w:rPr>
@@ -5689,7 +5689,7 @@
           <w14:ligatures w14:val="standardContextual"/>
         </w:rPr>
       </w:pPr>
-      <w:hyperlink w:anchor="_Toc244424202" w:history="1">
+      <w:hyperlink w:anchor="_Toc244424322" w:history="1">
         <w:r>
           <w:rPr>
             <w:rStyle w:val="Hyperlink"/>
@@ -5716,7 +5716,7 @@
             <w:noProof/>
             <w:webHidden/>
           </w:rPr>
-          <w:instrText xml:space="preserve"> PAGEREF _Toc244424202 \h </w:instrText>
+          <w:instrText xml:space="preserve"> PAGEREF _Toc244424322 \h </w:instrText>
         </w:r>
         <w:r>
           <w:rPr>
@@ -5764,7 +5764,7 @@
           <w14:ligatures w14:val="standardContextual"/>
         </w:rPr>
       </w:pPr>
-      <w:hyperlink w:anchor="_Toc244424203" w:history="1">
+      <w:hyperlink w:anchor="_Toc244424323" w:history="1">
         <w:r>
           <w:rPr>
             <w:rStyle w:val="Hyperlink"/>
@@ -5791,7 +5791,7 @@
             <w:noProof/>
             <w:webHidden/>
           </w:rPr>
-          <w:instrText xml:space="preserve"> PAGEREF _Toc244424203 \h </w:instrText>
+          <w:instrText xml:space="preserve"> PAGEREF _Toc244424323 \h </w:instrText>
         </w:r>
         <w:r>
           <w:rPr>
@@ -5839,7 +5839,7 @@
           <w14:ligatures w14:val="standardContextual"/>
         </w:rPr>
       </w:pPr>
-      <w:hyperlink w:anchor="_Toc244424204" w:history="1">
+      <w:hyperlink w:anchor="_Toc244424324" w:history="1">
         <w:r>
           <w:rPr>
             <w:rStyle w:val="Hyperlink"/>
@@ -5866,7 +5866,7 @@
             <w:noProof/>
             <w:webHidden/>
           </w:rPr>
-          <w:instrText xml:space="preserve"> PAGEREF _Toc244424204 \h </w:instrText>
+          <w:instrText xml:space="preserve"> PAGEREF _Toc244424324 \h </w:instrText>
         </w:r>
         <w:r>
           <w:rPr>
@@ -5914,7 +5914,7 @@
           <w14:ligatures w14:val="standardContextual"/>
         </w:rPr>
       </w:pPr>
-      <w:hyperlink w:anchor="_Toc244424205" w:history="1">
+      <w:hyperlink w:anchor="_Toc244424325" w:history="1">
         <w:r>
           <w:rPr>
             <w:rStyle w:val="Hyperlink"/>
@@ -5941,7 +5941,7 @@
             <w:noProof/>
             <w:webHidden/>
           </w:rPr>
-          <w:instrText xml:space="preserve"> PAGEREF _Toc244424205 \h </w:instrText>
+          <w:instrText xml:space="preserve"> PAGEREF _Toc244424325 \h </w:instrText>
         </w:r>
         <w:r>
           <w:rPr>
@@ -5989,7 +5989,7 @@
           <w14:ligatures w14:val="standardContextual"/>
         </w:rPr>
       </w:pPr>
-      <w:hyperlink w:anchor="_Toc244424206" w:history="1">
+      <w:hyperlink w:anchor="_Toc244424326" w:history="1">
         <w:r>
           <w:rPr>
             <w:rStyle w:val="Hyperlink"/>
@@ -6016,7 +6016,7 @@
             <w:noProof/>
             <w:webHidden/>
           </w:rPr>
-          <w:instrText xml:space="preserve"> PAGEREF _Toc244424206 \h </w:instrText>
+          <w:instrText xml:space="preserve"> PAGEREF _Toc244424326 \h </w:instrText>
         </w:r>
         <w:r>
           <w:rPr>
@@ -6064,7 +6064,7 @@
           <w14:ligatures w14:val="standardContextual"/>
         </w:rPr>
       </w:pPr>
-      <w:hyperlink w:anchor="_Toc244424207" w:history="1">
+      <w:hyperlink w:anchor="_Toc244424327" w:history="1">
         <w:r>
           <w:rPr>
             <w:rStyle w:val="Hyperlink"/>
@@ -6091,7 +6091,7 @@
             <w:noProof/>
             <w:webHidden/>
           </w:rPr>
-          <w:instrText xml:space="preserve"> PAGEREF _Toc244424207 \h </w:instrText>
+          <w:instrText xml:space="preserve"> PAGEREF _Toc244424327 \h </w:instrText>
         </w:r>
         <w:r>
           <w:rPr>
@@ -6139,7 +6139,7 @@
           <w14:ligatures w14:val="standardContextual"/>
         </w:rPr>
       </w:pPr>
-      <w:hyperlink w:anchor="_Toc244424208" w:history="1">
+      <w:hyperlink w:anchor="_Toc244424328" w:history="1">
         <w:r>
           <w:rPr>
             <w:rStyle w:val="Hyperlink"/>
@@ -6166,7 +6166,7 @@
             <w:noProof/>
             <w:webHidden/>
           </w:rPr>
-          <w:instrText xml:space="preserve"> PAGEREF _Toc244424208 \h </w:instrText>
+          <w:instrText xml:space="preserve"> PAGEREF _Toc244424328 \h </w:instrText>
         </w:r>
         <w:r>
           <w:rPr>
@@ -6216,7 +6216,7 @@
         <w:lastRenderedPageBreak/>
         <w:t xml:space="preserve"> </w:t>
       </w:r>
-      <w:bookmarkStart w:id="4" w:name="_Toc244424148"/>
+      <w:bookmarkStart w:id="4" w:name="_Toc244424268"/>
       <w:r>
         <w:rPr>
           <w:rFonts w:ascii="Calibri" w:hAnsi="Calibri"/>
@@ -6244,7 +6244,7 @@
           <w:bottom w:val="single" w:sz="8" w:space="3" w:color="DBEAFE"/>
         </w:pBdr>
       </w:pPr>
-      <w:bookmarkStart w:id="5" w:name="_Toc244424149"/>
+      <w:bookmarkStart w:id="5" w:name="_Toc244424269"/>
       <w:r>
         <w:rPr>
           <w:rFonts w:ascii="Calibri" w:hAnsi="Calibri"/>
@@ -6284,7 +6284,7 @@
           <w:bottom w:val="single" w:sz="8" w:space="3" w:color="DBEAFE"/>
         </w:pBdr>
       </w:pPr>
-      <w:bookmarkStart w:id="6" w:name="_Toc244424150"/>
+      <w:bookmarkStart w:id="6" w:name="_Toc244424270"/>
       <w:r>
         <w:rPr>
           <w:rFonts w:ascii="Calibri" w:hAnsi="Calibri"/>
@@ -6632,7 +6632,7 @@
           <w:bottom w:val="single" w:sz="8" w:space="3" w:color="DBEAFE"/>
         </w:pBdr>
       </w:pPr>
-      <w:bookmarkStart w:id="7" w:name="_Toc244424151"/>
+      <w:bookmarkStart w:id="7" w:name="_Toc244424271"/>
       <w:r>
         <w:rPr>
           <w:rFonts w:ascii="Calibri" w:hAnsi="Calibri"/>
@@ -7130,7 +7130,7 @@
         <w:lastRenderedPageBreak/>
         <w:t xml:space="preserve"> </w:t>
       </w:r>
-      <w:bookmarkStart w:id="8" w:name="_Toc244424152"/>
+      <w:bookmarkStart w:id="8" w:name="_Toc244424272"/>
       <w:r>
         <w:rPr>
           <w:rFonts w:ascii="Calibri" w:hAnsi="Calibri"/>
@@ -8358,7 +8358,7 @@
           <w:bottom w:val="single" w:sz="8" w:space="3" w:color="DBEAFE"/>
         </w:pBdr>
       </w:pPr>
-      <w:bookmarkStart w:id="9" w:name="_Toc244424153"/>
+      <w:bookmarkStart w:id="9" w:name="_Toc244424273"/>
       <w:r>
         <w:rPr>
           <w:rFonts w:ascii="Calibri" w:hAnsi="Calibri"/>
@@ -8708,7 +8708,7 @@
           <w:bottom w:val="single" w:sz="8" w:space="3" w:color="DBEAFE"/>
         </w:pBdr>
       </w:pPr>
-      <w:bookmarkStart w:id="10" w:name="_Toc244424154"/>
+      <w:bookmarkStart w:id="10" w:name="_Toc244424274"/>
       <w:r>
         <w:rPr>
           <w:rFonts w:ascii="Calibri" w:hAnsi="Calibri"/>
@@ -8836,7 +8836,7 @@
           <w:bottom w:val="single" w:sz="8" w:space="3" w:color="DBEAFE"/>
         </w:pBdr>
       </w:pPr>
-      <w:bookmarkStart w:id="11" w:name="_Toc244424155"/>
+      <w:bookmarkStart w:id="11" w:name="_Toc244424275"/>
       <w:r>
         <w:rPr>
           <w:rFonts w:ascii="Calibri" w:hAnsi="Calibri"/>
@@ -9189,7 +9189,7 @@
           <w:bottom w:val="single" w:sz="8" w:space="3" w:color="DBEAFE"/>
         </w:pBdr>
       </w:pPr>
-      <w:bookmarkStart w:id="12" w:name="_Toc244424156"/>
+      <w:bookmarkStart w:id="12" w:name="_Toc244424276"/>
       <w:r>
         <w:rPr>
           <w:rFonts w:ascii="Calibri" w:hAnsi="Calibri"/>
@@ -9285,7 +9285,7 @@
         <w:lastRenderedPageBreak/>
         <w:t xml:space="preserve"> </w:t>
       </w:r>
-      <w:bookmarkStart w:id="13" w:name="_Toc244424157"/>
+      <w:bookmarkStart w:id="13" w:name="_Toc244424277"/>
       <w:r>
         <w:rPr>
           <w:rFonts w:ascii="Calibri" w:hAnsi="Calibri"/>
@@ -9313,7 +9313,7 @@
           <w:bottom w:val="single" w:sz="8" w:space="3" w:color="DBEAFE"/>
         </w:pBdr>
       </w:pPr>
-      <w:bookmarkStart w:id="14" w:name="_Toc244424158"/>
+      <w:bookmarkStart w:id="14" w:name="_Toc244424278"/>
       <w:r>
         <w:rPr>
           <w:rFonts w:ascii="Calibri" w:hAnsi="Calibri"/>
@@ -9453,7 +9453,7 @@
           <w:bottom w:val="single" w:sz="8" w:space="3" w:color="DBEAFE"/>
         </w:pBdr>
       </w:pPr>
-      <w:bookmarkStart w:id="15" w:name="_Toc244424159"/>
+      <w:bookmarkStart w:id="15" w:name="_Toc244424279"/>
       <w:r>
         <w:rPr>
           <w:rFonts w:ascii="Calibri" w:hAnsi="Calibri"/>
@@ -9782,7 +9782,7 @@
           <w:bottom w:val="single" w:sz="8" w:space="3" w:color="DBEAFE"/>
         </w:pBdr>
       </w:pPr>
-      <w:bookmarkStart w:id="16" w:name="_Toc244424160"/>
+      <w:bookmarkStart w:id="16" w:name="_Toc244424280"/>
       <w:r>
         <w:rPr>
           <w:rFonts w:ascii="Calibri" w:hAnsi="Calibri"/>
@@ -10055,7 +10055,7 @@
           <w:bottom w:val="single" w:sz="8" w:space="3" w:color="DBEAFE"/>
         </w:pBdr>
       </w:pPr>
-      <w:bookmarkStart w:id="17" w:name="_Toc244424161"/>
+      <w:bookmarkStart w:id="17" w:name="_Toc244424281"/>
       <w:r>
         <w:rPr>
           <w:rFonts w:ascii="Calibri" w:hAnsi="Calibri"/>
@@ -10141,7 +10141,7 @@
           <w:bottom w:val="single" w:sz="8" w:space="3" w:color="DBEAFE"/>
         </w:pBdr>
       </w:pPr>
-      <w:bookmarkStart w:id="18" w:name="_Toc244424162"/>
+      <w:bookmarkStart w:id="18" w:name="_Toc244424282"/>
       <w:r>
         <w:rPr>
           <w:rFonts w:ascii="Calibri" w:hAnsi="Calibri"/>
@@ -10248,7 +10248,7 @@
           <w:bottom w:val="single" w:sz="8" w:space="3" w:color="DBEAFE"/>
         </w:pBdr>
       </w:pPr>
-      <w:bookmarkStart w:id="19" w:name="_Toc244424163"/>
+      <w:bookmarkStart w:id="19" w:name="_Toc244424283"/>
       <w:r>
         <w:rPr>
           <w:rFonts w:ascii="Calibri" w:hAnsi="Calibri"/>
@@ -10332,7 +10332,7 @@
         <w:lastRenderedPageBreak/>
         <w:t xml:space="preserve"> </w:t>
       </w:r>
-      <w:bookmarkStart w:id="20" w:name="_Toc244424164"/>
+      <w:bookmarkStart w:id="20" w:name="_Toc244424284"/>
       <w:r>
         <w:rPr>
           <w:rFonts w:ascii="Calibri" w:hAnsi="Calibri"/>
@@ -10372,7 +10372,7 @@
         </w:rPr>
         <w:t xml:space="preserve"> </w:t>
       </w:r>
-      <w:bookmarkStart w:id="21" w:name="_Toc244424165"/>
+      <w:bookmarkStart w:id="21" w:name="_Toc244424285"/>
       <w:r>
         <w:rPr>
           <w:rFonts w:ascii="Calibri" w:hAnsi="Calibri"/>
@@ -11041,7 +11041,7 @@
         </w:rPr>
         <w:t xml:space="preserve"> </w:t>
       </w:r>
-      <w:bookmarkStart w:id="22" w:name="_Toc244424166"/>
+      <w:bookmarkStart w:id="22" w:name="_Toc244424286"/>
       <w:r>
         <w:rPr>
           <w:rFonts w:ascii="Calibri" w:hAnsi="Calibri"/>
@@ -11716,7 +11716,7 @@
         <w:lastRenderedPageBreak/>
         <w:t xml:space="preserve"> </w:t>
       </w:r>
-      <w:bookmarkStart w:id="23" w:name="_Toc244424167"/>
+      <w:bookmarkStart w:id="23" w:name="_Toc244424287"/>
       <w:r>
         <w:rPr>
           <w:rFonts w:ascii="Calibri" w:hAnsi="Calibri"/>
@@ -12324,7 +12324,7 @@
         </w:rPr>
         <w:t xml:space="preserve"> </w:t>
       </w:r>
-      <w:bookmarkStart w:id="24" w:name="_Toc244424168"/>
+      <w:bookmarkStart w:id="24" w:name="_Toc244424288"/>
       <w:r>
         <w:rPr>
           <w:rFonts w:ascii="Calibri" w:hAnsi="Calibri"/>
@@ -12916,7 +12916,7 @@
         </w:rPr>
         <w:t xml:space="preserve"> </w:t>
       </w:r>
-      <w:bookmarkStart w:id="25" w:name="_Toc244424169"/>
+      <w:bookmarkStart w:id="25" w:name="_Toc244424289"/>
       <w:r>
         <w:rPr>
           <w:rFonts w:ascii="Calibri" w:hAnsi="Calibri"/>
@@ -13525,7 +13525,7 @@
         </w:rPr>
         <w:t xml:space="preserve"> </w:t>
       </w:r>
-      <w:bookmarkStart w:id="26" w:name="_Toc244424170"/>
+      <w:bookmarkStart w:id="26" w:name="_Toc244424290"/>
       <w:r>
         <w:rPr>
           <w:rFonts w:ascii="Calibri" w:hAnsi="Calibri"/>
@@ -14195,7 +14195,7 @@
         </w:rPr>
         <w:t xml:space="preserve"> </w:t>
       </w:r>
-      <w:bookmarkStart w:id="27" w:name="_Toc244424171"/>
+      <w:bookmarkStart w:id="27" w:name="_Toc244424291"/>
       <w:r>
         <w:rPr>
           <w:rFonts w:ascii="Calibri" w:hAnsi="Calibri"/>
@@ -14831,7 +14831,7 @@
         </w:rPr>
         <w:t xml:space="preserve"> </w:t>
       </w:r>
-      <w:bookmarkStart w:id="28" w:name="_Toc244424172"/>
+      <w:bookmarkStart w:id="28" w:name="_Toc244424292"/>
       <w:r>
         <w:rPr>
           <w:rFonts w:ascii="Calibri" w:hAnsi="Calibri"/>
@@ -15646,7 +15646,7 @@
         </w:rPr>
         <w:t xml:space="preserve"> </w:t>
       </w:r>
-      <w:bookmarkStart w:id="29" w:name="_Toc244424173"/>
+      <w:bookmarkStart w:id="29" w:name="_Toc244424293"/>
       <w:r>
         <w:rPr>
           <w:rFonts w:ascii="Calibri" w:hAnsi="Calibri"/>
@@ -16421,7 +16421,7 @@
         <w:lastRenderedPageBreak/>
         <w:t xml:space="preserve"> </w:t>
       </w:r>
-      <w:bookmarkStart w:id="30" w:name="_Toc244424174"/>
+      <w:bookmarkStart w:id="30" w:name="_Toc244424294"/>
       <w:r>
         <w:rPr>
           <w:rFonts w:ascii="Calibri" w:hAnsi="Calibri"/>
@@ -17027,7 +17027,7 @@
         <w:lastRenderedPageBreak/>
         <w:t xml:space="preserve"> </w:t>
       </w:r>
-      <w:bookmarkStart w:id="31" w:name="_Toc244424175"/>
+      <w:bookmarkStart w:id="31" w:name="_Toc244424295"/>
       <w:r>
         <w:rPr>
           <w:rFonts w:ascii="Calibri" w:hAnsi="Calibri"/>
@@ -17067,7 +17067,7 @@
         </w:rPr>
         <w:t xml:space="preserve"> </w:t>
       </w:r>
-      <w:bookmarkStart w:id="32" w:name="_Toc244424176"/>
+      <w:bookmarkStart w:id="32" w:name="_Toc244424296"/>
       <w:r>
         <w:rPr>
           <w:rFonts w:ascii="Calibri" w:hAnsi="Calibri"/>
@@ -17695,7 +17695,7 @@
         <w:lastRenderedPageBreak/>
         <w:t xml:space="preserve"> </w:t>
       </w:r>
-      <w:bookmarkStart w:id="33" w:name="_Toc244424177"/>
+      <w:bookmarkStart w:id="33" w:name="_Toc244424297"/>
       <w:r>
         <w:rPr>
           <w:rFonts w:ascii="Calibri" w:hAnsi="Calibri"/>
@@ -18311,7 +18311,7 @@
         </w:rPr>
         <w:t xml:space="preserve"> </w:t>
       </w:r>
-      <w:bookmarkStart w:id="34" w:name="_Toc244424178"/>
+      <w:bookmarkStart w:id="34" w:name="_Toc244424298"/>
       <w:r>
         <w:rPr>
           <w:rFonts w:ascii="Calibri" w:hAnsi="Calibri"/>
@@ -18902,7 +18902,7 @@
         <w:lastRenderedPageBreak/>
         <w:t xml:space="preserve"> </w:t>
       </w:r>
-      <w:bookmarkStart w:id="35" w:name="_Toc244424179"/>
+      <w:bookmarkStart w:id="35" w:name="_Toc244424299"/>
       <w:r>
         <w:rPr>
           <w:rFonts w:ascii="Calibri" w:hAnsi="Calibri"/>
@@ -18938,7 +18938,7 @@
           <w:bottom w:val="single" w:sz="8" w:space="3" w:color="DBEAFE"/>
         </w:pBdr>
       </w:pPr>
-      <w:bookmarkStart w:id="36" w:name="_Toc244424180"/>
+      <w:bookmarkStart w:id="36" w:name="_Toc244424300"/>
       <w:r>
         <w:rPr>
           <w:rFonts w:ascii="Calibri" w:hAnsi="Calibri"/>
@@ -19426,7 +19426,7 @@
           <w:bottom w:val="single" w:sz="8" w:space="3" w:color="DBEAFE"/>
         </w:pBdr>
       </w:pPr>
-      <w:bookmarkStart w:id="37" w:name="_Toc244424181"/>
+      <w:bookmarkStart w:id="37" w:name="_Toc244424301"/>
       <w:r>
         <w:rPr>
           <w:rFonts w:ascii="Calibri" w:hAnsi="Calibri"/>
@@ -19489,7 +19489,7 @@
           <w:bottom w:val="single" w:sz="8" w:space="3" w:color="DBEAFE"/>
         </w:pBdr>
       </w:pPr>
-      <w:bookmarkStart w:id="38" w:name="_Toc244424182"/>
+      <w:bookmarkStart w:id="38" w:name="_Toc244424302"/>
       <w:r>
         <w:rPr>
           <w:rFonts w:ascii="Calibri" w:hAnsi="Calibri"/>
@@ -19500,7 +19500,7 @@
     </w:p>
     <w:p>
       <w:r>
-        <w:t>C'est la batteries de questions à faire devant la classe, dans cet ordre. Elle est déjà scriptée dans etape8.py --demo ; vous pouvez aussi la jouer dans app_final.py.</w:t>
+        <w:t>C'est la batterie de questions à faire devant la classe, dans cet ordre. Elle est déjà scriptée dans etape8.py --demo ; vous pouvez aussi la jouer dans app_final.py.</w:t>
       </w:r>
     </w:p>
     <w:tbl>
@@ -20139,7 +20139,7 @@
           <w:bottom w:val="single" w:sz="8" w:space="3" w:color="DBEAFE"/>
         </w:pBdr>
       </w:pPr>
-      <w:bookmarkStart w:id="39" w:name="_Toc244424183"/>
+      <w:bookmarkStart w:id="39" w:name="_Toc244424303"/>
       <w:r>
         <w:rPr>
           <w:rFonts w:ascii="Calibri" w:hAnsi="Calibri"/>
@@ -20417,7 +20417,7 @@
           <w:bottom w:val="single" w:sz="8" w:space="3" w:color="DBEAFE"/>
         </w:pBdr>
       </w:pPr>
-      <w:bookmarkStart w:id="40" w:name="_Toc244424184"/>
+      <w:bookmarkStart w:id="40" w:name="_Toc244424304"/>
       <w:r>
         <w:rPr>
           <w:rFonts w:ascii="Calibri" w:hAnsi="Calibri"/>
@@ -20746,7 +20746,7 @@
           <w:bottom w:val="single" w:sz="8" w:space="3" w:color="DBEAFE"/>
         </w:pBdr>
       </w:pPr>
-      <w:bookmarkStart w:id="41" w:name="_Toc244424185"/>
+      <w:bookmarkStart w:id="41" w:name="_Toc244424305"/>
       <w:r>
         <w:rPr>
           <w:rFonts w:ascii="Calibri" w:hAnsi="Calibri"/>
@@ -21133,7 +21133,7 @@
           <w:bottom w:val="single" w:sz="8" w:space="3" w:color="DBEAFE"/>
         </w:pBdr>
       </w:pPr>
-      <w:bookmarkStart w:id="42" w:name="_Toc244424186"/>
+      <w:bookmarkStart w:id="42" w:name="_Toc244424306"/>
       <w:r>
         <w:rPr>
           <w:rFonts w:ascii="Calibri" w:hAnsi="Calibri"/>
@@ -21239,7 +21239,7 @@
           <w:bottom w:val="single" w:sz="8" w:space="3" w:color="DBEAFE"/>
         </w:pBdr>
       </w:pPr>
-      <w:bookmarkStart w:id="43" w:name="_Toc244424187"/>
+      <w:bookmarkStart w:id="43" w:name="_Toc244424307"/>
       <w:r>
         <w:rPr>
           <w:rFonts w:ascii="Calibri" w:hAnsi="Calibri"/>
@@ -21321,7 +21321,7 @@
           <w:bottom w:val="single" w:sz="8" w:space="3" w:color="DBEAFE"/>
         </w:pBdr>
       </w:pPr>
-      <w:bookmarkStart w:id="44" w:name="_Toc244424188"/>
+      <w:bookmarkStart w:id="44" w:name="_Toc244424308"/>
       <w:r>
         <w:rPr>
           <w:rFonts w:ascii="Calibri" w:hAnsi="Calibri"/>
@@ -21402,7 +21402,7 @@
         <w:lastRenderedPageBreak/>
         <w:t xml:space="preserve"> </w:t>
       </w:r>
-      <w:bookmarkStart w:id="45" w:name="_Toc244424189"/>
+      <w:bookmarkStart w:id="45" w:name="_Toc244424309"/>
       <w:r>
         <w:rPr>
           <w:rFonts w:ascii="Calibri" w:hAnsi="Calibri"/>
@@ -22095,7 +22095,7 @@
           <w:bottom w:val="single" w:sz="8" w:space="3" w:color="DBEAFE"/>
         </w:pBdr>
       </w:pPr>
-      <w:bookmarkStart w:id="46" w:name="_Toc244424190"/>
+      <w:bookmarkStart w:id="46" w:name="_Toc244424310"/>
       <w:r>
         <w:rPr>
           <w:rFonts w:ascii="Calibri" w:hAnsi="Calibri"/>
@@ -22214,7 +22214,7 @@
           <w:bottom w:val="single" w:sz="8" w:space="3" w:color="DBEAFE"/>
         </w:pBdr>
       </w:pPr>
-      <w:bookmarkStart w:id="47" w:name="_Toc244424191"/>
+      <w:bookmarkStart w:id="47" w:name="_Toc244424311"/>
       <w:r>
         <w:rPr>
           <w:rFonts w:ascii="Calibri" w:hAnsi="Calibri"/>
@@ -22240,7 +22240,7 @@
           <w:bottom w:val="single" w:sz="8" w:space="3" w:color="DBEAFE"/>
         </w:pBdr>
       </w:pPr>
-      <w:bookmarkStart w:id="48" w:name="_Toc244424192"/>
+      <w:bookmarkStart w:id="48" w:name="_Toc244424312"/>
       <w:r>
         <w:rPr>
           <w:rFonts w:ascii="Calibri" w:hAnsi="Calibri"/>
@@ -22266,7 +22266,7 @@
           <w:bottom w:val="single" w:sz="8" w:space="3" w:color="DBEAFE"/>
         </w:pBdr>
       </w:pPr>
-      <w:bookmarkStart w:id="49" w:name="_Toc244424193"/>
+      <w:bookmarkStart w:id="49" w:name="_Toc244424313"/>
       <w:r>
         <w:rPr>
           <w:rFonts w:ascii="Calibri" w:hAnsi="Calibri"/>
@@ -22293,7 +22293,7 @@
           <w:bottom w:val="single" w:sz="8" w:space="3" w:color="DBEAFE"/>
         </w:pBdr>
       </w:pPr>
-      <w:bookmarkStart w:id="50" w:name="_Toc244424194"/>
+      <w:bookmarkStart w:id="50" w:name="_Toc244424314"/>
       <w:r>
         <w:rPr>
           <w:rFonts w:ascii="Calibri" w:hAnsi="Calibri"/>
@@ -22319,7 +22319,7 @@
           <w:bottom w:val="single" w:sz="8" w:space="3" w:color="DBEAFE"/>
         </w:pBdr>
       </w:pPr>
-      <w:bookmarkStart w:id="51" w:name="_Toc244424195"/>
+      <w:bookmarkStart w:id="51" w:name="_Toc244424315"/>
       <w:r>
         <w:rPr>
           <w:rFonts w:ascii="Calibri" w:hAnsi="Calibri"/>
@@ -22345,7 +22345,7 @@
           <w:bottom w:val="single" w:sz="8" w:space="3" w:color="DBEAFE"/>
         </w:pBdr>
       </w:pPr>
-      <w:bookmarkStart w:id="52" w:name="_Toc244424196"/>
+      <w:bookmarkStart w:id="52" w:name="_Toc244424316"/>
       <w:r>
         <w:rPr>
           <w:rFonts w:ascii="Calibri" w:hAnsi="Calibri"/>
@@ -22739,7 +22739,7 @@
         <w:lastRenderedPageBreak/>
         <w:t xml:space="preserve"> </w:t>
       </w:r>
-      <w:bookmarkStart w:id="53" w:name="_Toc244424197"/>
+      <w:bookmarkStart w:id="53" w:name="_Toc244424317"/>
       <w:r>
         <w:rPr>
           <w:rFonts w:ascii="Calibri" w:hAnsi="Calibri"/>
@@ -23808,7 +23808,7 @@
           <w:bottom w:val="single" w:sz="8" w:space="3" w:color="DBEAFE"/>
         </w:pBdr>
       </w:pPr>
-      <w:bookmarkStart w:id="54" w:name="_Toc244424198"/>
+      <w:bookmarkStart w:id="54" w:name="_Toc244424318"/>
       <w:r>
         <w:rPr>
           <w:rFonts w:ascii="Calibri" w:hAnsi="Calibri"/>
@@ -23848,7 +23848,7 @@
           <w:bottom w:val="single" w:sz="8" w:space="3" w:color="DBEAFE"/>
         </w:pBdr>
       </w:pPr>
-      <w:bookmarkStart w:id="55" w:name="_Toc244424199"/>
+      <w:bookmarkStart w:id="55" w:name="_Toc244424319"/>
       <w:r>
         <w:rPr>
           <w:rFonts w:ascii="Calibri" w:hAnsi="Calibri"/>
@@ -23888,7 +23888,7 @@
           <w:bottom w:val="single" w:sz="8" w:space="3" w:color="DBEAFE"/>
         </w:pBdr>
       </w:pPr>
-      <w:bookmarkStart w:id="56" w:name="_Toc244424200"/>
+      <w:bookmarkStart w:id="56" w:name="_Toc244424320"/>
       <w:r>
         <w:rPr>
           <w:rFonts w:ascii="Calibri" w:hAnsi="Calibri"/>
@@ -24138,7 +24138,7 @@
         <w:lastRenderedPageBreak/>
         <w:t xml:space="preserve"> </w:t>
       </w:r>
-      <w:bookmarkStart w:id="57" w:name="_Toc244424201"/>
+      <w:bookmarkStart w:id="57" w:name="_Toc244424321"/>
       <w:r>
         <w:rPr>
           <w:rFonts w:ascii="Calibri" w:hAnsi="Calibri"/>
@@ -25252,7 +25252,7 @@
         <w:lastRenderedPageBreak/>
         <w:t xml:space="preserve"> </w:t>
       </w:r>
-      <w:bookmarkStart w:id="58" w:name="_Toc244424202"/>
+      <w:bookmarkStart w:id="58" w:name="_Toc244424322"/>
       <w:r>
         <w:rPr>
           <w:rFonts w:ascii="Calibri" w:hAnsi="Calibri"/>
@@ -25280,7 +25280,7 @@
           <w:bottom w:val="single" w:sz="8" w:space="3" w:color="DBEAFE"/>
         </w:pBdr>
       </w:pPr>
-      <w:bookmarkStart w:id="59" w:name="_Toc244424203"/>
+      <w:bookmarkStart w:id="59" w:name="_Toc244424323"/>
       <w:r>
         <w:rPr>
           <w:rFonts w:ascii="Calibri" w:hAnsi="Calibri"/>
@@ -25460,7 +25460,7 @@
           <w:bottom w:val="single" w:sz="8" w:space="3" w:color="DBEAFE"/>
         </w:pBdr>
       </w:pPr>
-      <w:bookmarkStart w:id="60" w:name="_Toc244424204"/>
+      <w:bookmarkStart w:id="60" w:name="_Toc244424324"/>
       <w:r>
         <w:rPr>
           <w:rFonts w:ascii="Calibri" w:hAnsi="Calibri"/>
@@ -26714,7 +26714,7 @@
           <w:bottom w:val="single" w:sz="8" w:space="3" w:color="DBEAFE"/>
         </w:pBdr>
       </w:pPr>
-      <w:bookmarkStart w:id="61" w:name="_Toc244424205"/>
+      <w:bookmarkStart w:id="61" w:name="_Toc244424325"/>
       <w:r>
         <w:rPr>
           <w:rFonts w:ascii="Calibri" w:hAnsi="Calibri"/>
@@ -27338,7 +27338,7 @@
           <w:bottom w:val="single" w:sz="8" w:space="3" w:color="DBEAFE"/>
         </w:pBdr>
       </w:pPr>
-      <w:bookmarkStart w:id="62" w:name="_Toc244424206"/>
+      <w:bookmarkStart w:id="62" w:name="_Toc244424326"/>
       <w:r>
         <w:rPr>
           <w:rFonts w:ascii="Calibri" w:hAnsi="Calibri"/>
@@ -28103,7 +28103,7 @@
           <w:bottom w:val="single" w:sz="8" w:space="3" w:color="DBEAFE"/>
         </w:pBdr>
       </w:pPr>
-      <w:bookmarkStart w:id="63" w:name="_Toc244424207"/>
+      <w:bookmarkStart w:id="63" w:name="_Toc244424327"/>
       <w:r>
         <w:rPr>
           <w:rFonts w:ascii="Calibri" w:hAnsi="Calibri"/>
@@ -28185,7 +28185,7 @@
           <w:bottom w:val="single" w:sz="8" w:space="3" w:color="DBEAFE"/>
         </w:pBdr>
       </w:pPr>
-      <w:bookmarkStart w:id="64" w:name="_Toc244424208"/>
+      <w:bookmarkStart w:id="64" w:name="_Toc244424328"/>
       <w:r>
         <w:rPr>
           <w:rFonts w:ascii="Calibri" w:hAnsi="Calibri"/>
@@ -28637,31 +28637,31 @@
       </w:rPr>
     </w:lvl>
   </w:abstractNum>
-  <w:num w:numId="1" w16cid:durableId="326522147">
+  <w:num w:numId="1" w16cid:durableId="1457261208">
     <w:abstractNumId w:val="8"/>
   </w:num>
-  <w:num w:numId="2" w16cid:durableId="798259917">
+  <w:num w:numId="2" w16cid:durableId="520553934">
     <w:abstractNumId w:val="6"/>
   </w:num>
-  <w:num w:numId="3" w16cid:durableId="782961659">
+  <w:num w:numId="3" w16cid:durableId="1983197122">
     <w:abstractNumId w:val="5"/>
   </w:num>
-  <w:num w:numId="4" w16cid:durableId="550457541">
+  <w:num w:numId="4" w16cid:durableId="1027175306">
     <w:abstractNumId w:val="4"/>
   </w:num>
-  <w:num w:numId="5" w16cid:durableId="717121445">
+  <w:num w:numId="5" w16cid:durableId="1692604517">
     <w:abstractNumId w:val="7"/>
   </w:num>
-  <w:num w:numId="6" w16cid:durableId="2094623963">
+  <w:num w:numId="6" w16cid:durableId="1992950603">
     <w:abstractNumId w:val="3"/>
   </w:num>
-  <w:num w:numId="7" w16cid:durableId="528688736">
+  <w:num w:numId="7" w16cid:durableId="1797334234">
     <w:abstractNumId w:val="2"/>
   </w:num>
-  <w:num w:numId="8" w16cid:durableId="1030180884">
+  <w:num w:numId="8" w16cid:durableId="589238489">
     <w:abstractNumId w:val="1"/>
   </w:num>
-  <w:num w:numId="9" w16cid:durableId="415635722">
+  <w:num w:numId="9" w16cid:durableId="1112021199">
     <w:abstractNumId w:val="0"/>
   </w:num>
 </w:numbering>
@@ -40066,7 +40066,7 @@
     <w:autoRedefine/>
     <w:uiPriority w:val="39"/>
     <w:unhideWhenUsed/>
-    <w:rsid w:val="0071676B"/>
+    <w:rsid w:val="00F56662"/>
   </w:style>
   <w:style w:type="paragraph" w:styleId="TOC2">
     <w:name w:val="toc 2"/>
@@ -40075,7 +40075,7 @@
     <w:autoRedefine/>
     <w:uiPriority w:val="39"/>
     <w:unhideWhenUsed/>
-    <w:rsid w:val="0071676B"/>
+    <w:rsid w:val="00F56662"/>
     <w:pPr>
       <w:ind w:left="210"/>
     </w:pPr>
@@ -40085,7 +40085,7 @@
     <w:basedOn w:val="DefaultParagraphFont"/>
     <w:uiPriority w:val="99"/>
     <w:unhideWhenUsed/>
-    <w:rsid w:val="0071676B"/>
+    <w:rsid w:val="00F56662"/>
     <w:rPr>
       <w:color w:val="0000FF" w:themeColor="hyperlink"/>
       <w:u w:val="single"/>

--- a/documentation/Conducteur_Atelier_Agent_IA_2h.docx
+++ b/documentation/Conducteur_Atelier_Agent_IA_2h.docx
@@ -327,7 +327,7 @@
         <w:lastRenderedPageBreak/>
         <w:t xml:space="preserve"> </w:t>
       </w:r>
-      <w:bookmarkStart w:id="0" w:name="_Toc244424264"/>
+      <w:bookmarkStart w:id="0" w:name="_Toc244455906"/>
       <w:r>
         <w:rPr>
           <w:rFonts w:ascii="Calibri" w:hAnsi="Calibri"/>
@@ -444,6 +444,7 @@
       </w:tr>
       <w:tr>
         <w:trPr>
+          <w:cantSplit/>
           <w:jc w:val="center"/>
         </w:trPr>
         <w:tc>
@@ -498,6 +499,7 @@
       </w:tr>
       <w:tr>
         <w:trPr>
+          <w:cantSplit/>
           <w:jc w:val="center"/>
         </w:trPr>
         <w:tc>
@@ -555,6 +557,7 @@
       </w:tr>
       <w:tr>
         <w:trPr>
+          <w:cantSplit/>
           <w:jc w:val="center"/>
         </w:trPr>
         <w:tc>
@@ -620,7 +623,7 @@
           <w:bottom w:val="single" w:sz="8" w:space="3" w:color="DBEAFE"/>
         </w:pBdr>
       </w:pPr>
-      <w:bookmarkStart w:id="1" w:name="_Toc244424265"/>
+      <w:bookmarkStart w:id="1" w:name="_Toc244455907"/>
       <w:r>
         <w:rPr>
           <w:rFonts w:ascii="Calibri" w:hAnsi="Calibri"/>
@@ -764,7 +767,7 @@
           <w:bottom w:val="single" w:sz="8" w:space="3" w:color="DBEAFE"/>
         </w:pBdr>
       </w:pPr>
-      <w:bookmarkStart w:id="2" w:name="_Toc244424266"/>
+      <w:bookmarkStart w:id="2" w:name="_Toc244455908"/>
       <w:r>
         <w:rPr>
           <w:rFonts w:ascii="Calibri" w:hAnsi="Calibri"/>
@@ -884,6 +887,7 @@
       </w:tr>
       <w:tr>
         <w:trPr>
+          <w:cantSplit/>
           <w:jc w:val="center"/>
         </w:trPr>
         <w:tc>
@@ -953,6 +957,7 @@
       </w:tr>
       <w:tr>
         <w:trPr>
+          <w:cantSplit/>
           <w:jc w:val="center"/>
         </w:trPr>
         <w:tc>
@@ -1026,6 +1031,7 @@
       </w:tr>
       <w:tr>
         <w:trPr>
+          <w:cantSplit/>
           <w:jc w:val="center"/>
         </w:trPr>
         <w:tc>
@@ -1095,6 +1101,7 @@
       </w:tr>
       <w:tr>
         <w:trPr>
+          <w:cantSplit/>
           <w:jc w:val="center"/>
         </w:trPr>
         <w:tc>
@@ -1144,7 +1151,7 @@
               <w:rPr>
                 <w:sz w:val="17"/>
               </w:rPr>
-              <w:t>Contient les 13 scripts, cours/, Tps/, static/</w:t>
+              <w:t>Contient les scripts, cours/, Tps/, static/</w:t>
             </w:r>
           </w:p>
         </w:tc>
@@ -1168,6 +1175,7 @@
       </w:tr>
       <w:tr>
         <w:trPr>
+          <w:cantSplit/>
           <w:jc w:val="center"/>
         </w:trPr>
         <w:tc>
@@ -1248,7 +1256,7 @@
           <w:bottom w:val="single" w:sz="8" w:space="3" w:color="DBEAFE"/>
         </w:pBdr>
       </w:pPr>
-      <w:bookmarkStart w:id="3" w:name="_Toc244424267"/>
+      <w:bookmarkStart w:id="3" w:name="_Toc244455909"/>
       <w:r>
         <w:rPr>
           <w:rFonts w:ascii="Calibri" w:hAnsi="Calibri"/>
@@ -1339,7 +1347,7 @@
       <w:r>
         <w:fldChar w:fldCharType="separate"/>
       </w:r>
-      <w:hyperlink w:anchor="_Toc244424264" w:history="1">
+      <w:hyperlink w:anchor="_Toc244455906" w:history="1">
         <w:r>
           <w:rPr>
             <w:rStyle w:val="Hyperlink"/>
@@ -1366,7 +1374,7 @@
             <w:noProof/>
             <w:webHidden/>
           </w:rPr>
-          <w:instrText xml:space="preserve"> PAGEREF _Toc244424264 \h </w:instrText>
+          <w:instrText xml:space="preserve"> PAGEREF _Toc244455906 \h </w:instrText>
         </w:r>
         <w:r>
           <w:rPr>
@@ -1414,7 +1422,7 @@
           <w14:ligatures w14:val="standardContextual"/>
         </w:rPr>
       </w:pPr>
-      <w:hyperlink w:anchor="_Toc244424265" w:history="1">
+      <w:hyperlink w:anchor="_Toc244455907" w:history="1">
         <w:r>
           <w:rPr>
             <w:rStyle w:val="Hyperlink"/>
@@ -1441,7 +1449,7 @@
             <w:noProof/>
             <w:webHidden/>
           </w:rPr>
-          <w:instrText xml:space="preserve"> PAGEREF _Toc244424265 \h </w:instrText>
+          <w:instrText xml:space="preserve"> PAGEREF _Toc244455907 \h </w:instrText>
         </w:r>
         <w:r>
           <w:rPr>
@@ -1489,7 +1497,7 @@
           <w14:ligatures w14:val="standardContextual"/>
         </w:rPr>
       </w:pPr>
-      <w:hyperlink w:anchor="_Toc244424266" w:history="1">
+      <w:hyperlink w:anchor="_Toc244455908" w:history="1">
         <w:r>
           <w:rPr>
             <w:rStyle w:val="Hyperlink"/>
@@ -1516,7 +1524,7 @@
             <w:noProof/>
             <w:webHidden/>
           </w:rPr>
-          <w:instrText xml:space="preserve"> PAGEREF _Toc244424266 \h </w:instrText>
+          <w:instrText xml:space="preserve"> PAGEREF _Toc244455908 \h </w:instrText>
         </w:r>
         <w:r>
           <w:rPr>
@@ -1564,7 +1572,7 @@
           <w14:ligatures w14:val="standardContextual"/>
         </w:rPr>
       </w:pPr>
-      <w:hyperlink w:anchor="_Toc244424267" w:history="1">
+      <w:hyperlink w:anchor="_Toc244455909" w:history="1">
         <w:r>
           <w:rPr>
             <w:rStyle w:val="Hyperlink"/>
@@ -1591,7 +1599,7 @@
             <w:noProof/>
             <w:webHidden/>
           </w:rPr>
-          <w:instrText xml:space="preserve"> PAGEREF _Toc244424267 \h </w:instrText>
+          <w:instrText xml:space="preserve"> PAGEREF _Toc244455909 \h </w:instrText>
         </w:r>
         <w:r>
           <w:rPr>
@@ -1639,7 +1647,7 @@
           <w14:ligatures w14:val="standardContextual"/>
         </w:rPr>
       </w:pPr>
-      <w:hyperlink w:anchor="_Toc244424268" w:history="1">
+      <w:hyperlink w:anchor="_Toc244455910" w:history="1">
         <w:r>
           <w:rPr>
             <w:rStyle w:val="Hyperlink"/>
@@ -1666,7 +1674,7 @@
             <w:noProof/>
             <w:webHidden/>
           </w:rPr>
-          <w:instrText xml:space="preserve"> PAGEREF _Toc244424268 \h </w:instrText>
+          <w:instrText xml:space="preserve"> PAGEREF _Toc244455910 \h </w:instrText>
         </w:r>
         <w:r>
           <w:rPr>
@@ -1714,7 +1722,7 @@
           <w14:ligatures w14:val="standardContextual"/>
         </w:rPr>
       </w:pPr>
-      <w:hyperlink w:anchor="_Toc244424269" w:history="1">
+      <w:hyperlink w:anchor="_Toc244455911" w:history="1">
         <w:r>
           <w:rPr>
             <w:rStyle w:val="Hyperlink"/>
@@ -1741,7 +1749,7 @@
             <w:noProof/>
             <w:webHidden/>
           </w:rPr>
-          <w:instrText xml:space="preserve"> PAGEREF _Toc244424269 \h </w:instrText>
+          <w:instrText xml:space="preserve"> PAGEREF _Toc244455911 \h </w:instrText>
         </w:r>
         <w:r>
           <w:rPr>
@@ -1789,7 +1797,7 @@
           <w14:ligatures w14:val="standardContextual"/>
         </w:rPr>
       </w:pPr>
-      <w:hyperlink w:anchor="_Toc244424270" w:history="1">
+      <w:hyperlink w:anchor="_Toc244455912" w:history="1">
         <w:r>
           <w:rPr>
             <w:rStyle w:val="Hyperlink"/>
@@ -1816,7 +1824,7 @@
             <w:noProof/>
             <w:webHidden/>
           </w:rPr>
-          <w:instrText xml:space="preserve"> PAGEREF _Toc244424270 \h </w:instrText>
+          <w:instrText xml:space="preserve"> PAGEREF _Toc244455912 \h </w:instrText>
         </w:r>
         <w:r>
           <w:rPr>
@@ -1864,7 +1872,7 @@
           <w14:ligatures w14:val="standardContextual"/>
         </w:rPr>
       </w:pPr>
-      <w:hyperlink w:anchor="_Toc244424271" w:history="1">
+      <w:hyperlink w:anchor="_Toc244455913" w:history="1">
         <w:r>
           <w:rPr>
             <w:rStyle w:val="Hyperlink"/>
@@ -1891,7 +1899,7 @@
             <w:noProof/>
             <w:webHidden/>
           </w:rPr>
-          <w:instrText xml:space="preserve"> PAGEREF _Toc244424271 \h </w:instrText>
+          <w:instrText xml:space="preserve"> PAGEREF _Toc244455913 \h </w:instrText>
         </w:r>
         <w:r>
           <w:rPr>
@@ -1939,7 +1947,7 @@
           <w14:ligatures w14:val="standardContextual"/>
         </w:rPr>
       </w:pPr>
-      <w:hyperlink w:anchor="_Toc244424272" w:history="1">
+      <w:hyperlink w:anchor="_Toc244455914" w:history="1">
         <w:r>
           <w:rPr>
             <w:rStyle w:val="Hyperlink"/>
@@ -1966,7 +1974,7 @@
             <w:noProof/>
             <w:webHidden/>
           </w:rPr>
-          <w:instrText xml:space="preserve"> PAGEREF _Toc244424272 \h </w:instrText>
+          <w:instrText xml:space="preserve"> PAGEREF _Toc244455914 \h </w:instrText>
         </w:r>
         <w:r>
           <w:rPr>
@@ -2014,7 +2022,7 @@
           <w14:ligatures w14:val="standardContextual"/>
         </w:rPr>
       </w:pPr>
-      <w:hyperlink w:anchor="_Toc244424273" w:history="1">
+      <w:hyperlink w:anchor="_Toc244455915" w:history="1">
         <w:r>
           <w:rPr>
             <w:rStyle w:val="Hyperlink"/>
@@ -2041,7 +2049,7 @@
             <w:noProof/>
             <w:webHidden/>
           </w:rPr>
-          <w:instrText xml:space="preserve"> PAGEREF _Toc244424273 \h </w:instrText>
+          <w:instrText xml:space="preserve"> PAGEREF _Toc244455915 \h </w:instrText>
         </w:r>
         <w:r>
           <w:rPr>
@@ -2089,7 +2097,7 @@
           <w14:ligatures w14:val="standardContextual"/>
         </w:rPr>
       </w:pPr>
-      <w:hyperlink w:anchor="_Toc244424274" w:history="1">
+      <w:hyperlink w:anchor="_Toc244455916" w:history="1">
         <w:r>
           <w:rPr>
             <w:rStyle w:val="Hyperlink"/>
@@ -2116,7 +2124,7 @@
             <w:noProof/>
             <w:webHidden/>
           </w:rPr>
-          <w:instrText xml:space="preserve"> PAGEREF _Toc244424274 \h </w:instrText>
+          <w:instrText xml:space="preserve"> PAGEREF _Toc244455916 \h </w:instrText>
         </w:r>
         <w:r>
           <w:rPr>
@@ -2164,7 +2172,7 @@
           <w14:ligatures w14:val="standardContextual"/>
         </w:rPr>
       </w:pPr>
-      <w:hyperlink w:anchor="_Toc244424275" w:history="1">
+      <w:hyperlink w:anchor="_Toc244455917" w:history="1">
         <w:r>
           <w:rPr>
             <w:rStyle w:val="Hyperlink"/>
@@ -2191,7 +2199,7 @@
             <w:noProof/>
             <w:webHidden/>
           </w:rPr>
-          <w:instrText xml:space="preserve"> PAGEREF _Toc244424275 \h </w:instrText>
+          <w:instrText xml:space="preserve"> PAGEREF _Toc244455917 \h </w:instrText>
         </w:r>
         <w:r>
           <w:rPr>
@@ -2239,7 +2247,7 @@
           <w14:ligatures w14:val="standardContextual"/>
         </w:rPr>
       </w:pPr>
-      <w:hyperlink w:anchor="_Toc244424276" w:history="1">
+      <w:hyperlink w:anchor="_Toc244455918" w:history="1">
         <w:r>
           <w:rPr>
             <w:rStyle w:val="Hyperlink"/>
@@ -2266,7 +2274,7 @@
             <w:noProof/>
             <w:webHidden/>
           </w:rPr>
-          <w:instrText xml:space="preserve"> PAGEREF _Toc244424276 \h </w:instrText>
+          <w:instrText xml:space="preserve"> PAGEREF _Toc244455918 \h </w:instrText>
         </w:r>
         <w:r>
           <w:rPr>
@@ -2314,7 +2322,7 @@
           <w14:ligatures w14:val="standardContextual"/>
         </w:rPr>
       </w:pPr>
-      <w:hyperlink w:anchor="_Toc244424277" w:history="1">
+      <w:hyperlink w:anchor="_Toc244455919" w:history="1">
         <w:r>
           <w:rPr>
             <w:rStyle w:val="Hyperlink"/>
@@ -2341,7 +2349,7 @@
             <w:noProof/>
             <w:webHidden/>
           </w:rPr>
-          <w:instrText xml:space="preserve"> PAGEREF _Toc244424277 \h </w:instrText>
+          <w:instrText xml:space="preserve"> PAGEREF _Toc244455919 \h </w:instrText>
         </w:r>
         <w:r>
           <w:rPr>
@@ -2389,7 +2397,7 @@
           <w14:ligatures w14:val="standardContextual"/>
         </w:rPr>
       </w:pPr>
-      <w:hyperlink w:anchor="_Toc244424278" w:history="1">
+      <w:hyperlink w:anchor="_Toc244455920" w:history="1">
         <w:r>
           <w:rPr>
             <w:rStyle w:val="Hyperlink"/>
@@ -2416,7 +2424,7 @@
             <w:noProof/>
             <w:webHidden/>
           </w:rPr>
-          <w:instrText xml:space="preserve"> PAGEREF _Toc244424278 \h </w:instrText>
+          <w:instrText xml:space="preserve"> PAGEREF _Toc244455920 \h </w:instrText>
         </w:r>
         <w:r>
           <w:rPr>
@@ -2464,7 +2472,7 @@
           <w14:ligatures w14:val="standardContextual"/>
         </w:rPr>
       </w:pPr>
-      <w:hyperlink w:anchor="_Toc244424279" w:history="1">
+      <w:hyperlink w:anchor="_Toc244455921" w:history="1">
         <w:r>
           <w:rPr>
             <w:rStyle w:val="Hyperlink"/>
@@ -2491,7 +2499,7 @@
             <w:noProof/>
             <w:webHidden/>
           </w:rPr>
-          <w:instrText xml:space="preserve"> PAGEREF _Toc244424279 \h </w:instrText>
+          <w:instrText xml:space="preserve"> PAGEREF _Toc244455921 \h </w:instrText>
         </w:r>
         <w:r>
           <w:rPr>
@@ -2539,7 +2547,7 @@
           <w14:ligatures w14:val="standardContextual"/>
         </w:rPr>
       </w:pPr>
-      <w:hyperlink w:anchor="_Toc244424280" w:history="1">
+      <w:hyperlink w:anchor="_Toc244455922" w:history="1">
         <w:r>
           <w:rPr>
             <w:rStyle w:val="Hyperlink"/>
@@ -2566,7 +2574,7 @@
             <w:noProof/>
             <w:webHidden/>
           </w:rPr>
-          <w:instrText xml:space="preserve"> PAGEREF _Toc244424280 \h </w:instrText>
+          <w:instrText xml:space="preserve"> PAGEREF _Toc244455922 \h </w:instrText>
         </w:r>
         <w:r>
           <w:rPr>
@@ -2614,7 +2622,7 @@
           <w14:ligatures w14:val="standardContextual"/>
         </w:rPr>
       </w:pPr>
-      <w:hyperlink w:anchor="_Toc244424281" w:history="1">
+      <w:hyperlink w:anchor="_Toc244455923" w:history="1">
         <w:r>
           <w:rPr>
             <w:rStyle w:val="Hyperlink"/>
@@ -2641,7 +2649,7 @@
             <w:noProof/>
             <w:webHidden/>
           </w:rPr>
-          <w:instrText xml:space="preserve"> PAGEREF _Toc244424281 \h </w:instrText>
+          <w:instrText xml:space="preserve"> PAGEREF _Toc244455923 \h </w:instrText>
         </w:r>
         <w:r>
           <w:rPr>
@@ -2689,7 +2697,7 @@
           <w14:ligatures w14:val="standardContextual"/>
         </w:rPr>
       </w:pPr>
-      <w:hyperlink w:anchor="_Toc244424282" w:history="1">
+      <w:hyperlink w:anchor="_Toc244455924" w:history="1">
         <w:r>
           <w:rPr>
             <w:rStyle w:val="Hyperlink"/>
@@ -2716,7 +2724,7 @@
             <w:noProof/>
             <w:webHidden/>
           </w:rPr>
-          <w:instrText xml:space="preserve"> PAGEREF _Toc244424282 \h </w:instrText>
+          <w:instrText xml:space="preserve"> PAGEREF _Toc244455924 \h </w:instrText>
         </w:r>
         <w:r>
           <w:rPr>
@@ -2764,7 +2772,7 @@
           <w14:ligatures w14:val="standardContextual"/>
         </w:rPr>
       </w:pPr>
-      <w:hyperlink w:anchor="_Toc244424283" w:history="1">
+      <w:hyperlink w:anchor="_Toc244455925" w:history="1">
         <w:r>
           <w:rPr>
             <w:rStyle w:val="Hyperlink"/>
@@ -2791,7 +2799,7 @@
             <w:noProof/>
             <w:webHidden/>
           </w:rPr>
-          <w:instrText xml:space="preserve"> PAGEREF _Toc244424283 \h </w:instrText>
+          <w:instrText xml:space="preserve"> PAGEREF _Toc244455925 \h </w:instrText>
         </w:r>
         <w:r>
           <w:rPr>
@@ -2824,7 +2832,7 @@
     </w:p>
     <w:p>
       <w:pPr>
-        <w:pStyle w:val="TOC1"/>
+        <w:pStyle w:val="TOC2"/>
         <w:tabs>
           <w:tab w:val="right" w:leader="dot" w:pos="9514"/>
         </w:tabs>
@@ -2839,13 +2847,13 @@
           <w14:ligatures w14:val="standardContextual"/>
         </w:rPr>
       </w:pPr>
-      <w:hyperlink w:anchor="_Toc244424284" w:history="1">
+      <w:hyperlink w:anchor="_Toc244455926" w:history="1">
         <w:r>
           <w:rPr>
             <w:rStyle w:val="Hyperlink"/>
             <w:noProof/>
           </w:rPr>
-          <w:t>Les dix étapes</w:t>
+          <w:t>Si le test express échoue, où aller</w:t>
         </w:r>
         <w:r>
           <w:rPr>
@@ -2866,7 +2874,7 @@
             <w:noProof/>
             <w:webHidden/>
           </w:rPr>
-          <w:instrText xml:space="preserve"> PAGEREF _Toc244424284 \h </w:instrText>
+          <w:instrText xml:space="preserve"> PAGEREF _Toc244455926 \h </w:instrText>
         </w:r>
         <w:r>
           <w:rPr>
@@ -2886,7 +2894,7 @@
             <w:noProof/>
             <w:webHidden/>
           </w:rPr>
-          <w:t>10</w:t>
+          <w:t>9</w:t>
         </w:r>
         <w:r>
           <w:rPr>
@@ -2914,13 +2922,13 @@
           <w14:ligatures w14:val="standardContextual"/>
         </w:rPr>
       </w:pPr>
-      <w:hyperlink w:anchor="_Toc244424285" w:history="1">
+      <w:hyperlink w:anchor="_Toc244455927" w:history="1">
         <w:r>
           <w:rPr>
             <w:rStyle w:val="Hyperlink"/>
             <w:noProof/>
           </w:rPr>
-          <w:t>Étape 1 · Le cerveau seul</w:t>
+          <w:t>Les dix étapes</w:t>
         </w:r>
         <w:r>
           <w:rPr>
@@ -2941,7 +2949,7 @@
             <w:noProof/>
             <w:webHidden/>
           </w:rPr>
-          <w:instrText xml:space="preserve"> PAGEREF _Toc244424285 \h </w:instrText>
+          <w:instrText xml:space="preserve"> PAGEREF _Toc244455927 \h </w:instrText>
         </w:r>
         <w:r>
           <w:rPr>
@@ -2989,13 +2997,13 @@
           <w14:ligatures w14:val="standardContextual"/>
         </w:rPr>
       </w:pPr>
-      <w:hyperlink w:anchor="_Toc244424286" w:history="1">
+      <w:hyperlink w:anchor="_Toc244455928" w:history="1">
         <w:r>
           <w:rPr>
             <w:rStyle w:val="Hyperlink"/>
             <w:noProof/>
           </w:rPr>
-          <w:t>Étape 2 · La matière</w:t>
+          <w:t>Étape 1 · Le cerveau seul</w:t>
         </w:r>
         <w:r>
           <w:rPr>
@@ -3016,7 +3024,7 @@
             <w:noProof/>
             <w:webHidden/>
           </w:rPr>
-          <w:instrText xml:space="preserve"> PAGEREF _Toc244424286 \h </w:instrText>
+          <w:instrText xml:space="preserve"> PAGEREF _Toc244455928 \h </w:instrText>
         </w:r>
         <w:r>
           <w:rPr>
@@ -3036,7 +3044,7 @@
             <w:noProof/>
             <w:webHidden/>
           </w:rPr>
-          <w:t>11</w:t>
+          <w:t>10</w:t>
         </w:r>
         <w:r>
           <w:rPr>
@@ -3064,13 +3072,13 @@
           <w14:ligatures w14:val="standardContextual"/>
         </w:rPr>
       </w:pPr>
-      <w:hyperlink w:anchor="_Toc244424287" w:history="1">
+      <w:hyperlink w:anchor="_Toc244455929" w:history="1">
         <w:r>
           <w:rPr>
             <w:rStyle w:val="Hyperlink"/>
             <w:noProof/>
           </w:rPr>
-          <w:t>Étape 3 · Les mains</w:t>
+          <w:t>Étape 2 · La matière</w:t>
         </w:r>
         <w:r>
           <w:rPr>
@@ -3091,7 +3099,7 @@
             <w:noProof/>
             <w:webHidden/>
           </w:rPr>
-          <w:instrText xml:space="preserve"> PAGEREF _Toc244424287 \h </w:instrText>
+          <w:instrText xml:space="preserve"> PAGEREF _Toc244455929 \h </w:instrText>
         </w:r>
         <w:r>
           <w:rPr>
@@ -3111,7 +3119,7 @@
             <w:noProof/>
             <w:webHidden/>
           </w:rPr>
-          <w:t>12</w:t>
+          <w:t>11</w:t>
         </w:r>
         <w:r>
           <w:rPr>
@@ -3139,13 +3147,13 @@
           <w14:ligatures w14:val="standardContextual"/>
         </w:rPr>
       </w:pPr>
-      <w:hyperlink w:anchor="_Toc244424288" w:history="1">
+      <w:hyperlink w:anchor="_Toc244455930" w:history="1">
         <w:r>
           <w:rPr>
             <w:rStyle w:val="Hyperlink"/>
             <w:noProof/>
           </w:rPr>
-          <w:t>Étape 4 · Le visage</w:t>
+          <w:t>Étape 3 · Les mains</w:t>
         </w:r>
         <w:r>
           <w:rPr>
@@ -3166,7 +3174,7 @@
             <w:noProof/>
             <w:webHidden/>
           </w:rPr>
-          <w:instrText xml:space="preserve"> PAGEREF _Toc244424288 \h </w:instrText>
+          <w:instrText xml:space="preserve"> PAGEREF _Toc244455930 \h </w:instrText>
         </w:r>
         <w:r>
           <w:rPr>
@@ -3214,13 +3222,13 @@
           <w14:ligatures w14:val="standardContextual"/>
         </w:rPr>
       </w:pPr>
-      <w:hyperlink w:anchor="_Toc244424289" w:history="1">
+      <w:hyperlink w:anchor="_Toc244455931" w:history="1">
         <w:r>
           <w:rPr>
             <w:rStyle w:val="Hyperlink"/>
             <w:noProof/>
           </w:rPr>
-          <w:t>Étape 5 · Le contrôle</w:t>
+          <w:t>Étape 4 · Le visage</w:t>
         </w:r>
         <w:r>
           <w:rPr>
@@ -3241,7 +3249,7 @@
             <w:noProof/>
             <w:webHidden/>
           </w:rPr>
-          <w:instrText xml:space="preserve"> PAGEREF _Toc244424289 \h </w:instrText>
+          <w:instrText xml:space="preserve"> PAGEREF _Toc244455931 \h </w:instrText>
         </w:r>
         <w:r>
           <w:rPr>
@@ -3261,7 +3269,7 @@
             <w:noProof/>
             <w:webHidden/>
           </w:rPr>
-          <w:t>13</w:t>
+          <w:t>12</w:t>
         </w:r>
         <w:r>
           <w:rPr>
@@ -3289,13 +3297,13 @@
           <w14:ligatures w14:val="standardContextual"/>
         </w:rPr>
       </w:pPr>
-      <w:hyperlink w:anchor="_Toc244424290" w:history="1">
+      <w:hyperlink w:anchor="_Toc244455932" w:history="1">
         <w:r>
           <w:rPr>
             <w:rStyle w:val="Hyperlink"/>
             <w:noProof/>
           </w:rPr>
-          <w:t>Étape 6 · La bibliothèque de code</w:t>
+          <w:t>Étape 5 · Le contrôle</w:t>
         </w:r>
         <w:r>
           <w:rPr>
@@ -3316,7 +3324,7 @@
             <w:noProof/>
             <w:webHidden/>
           </w:rPr>
-          <w:instrText xml:space="preserve"> PAGEREF _Toc244424290 \h </w:instrText>
+          <w:instrText xml:space="preserve"> PAGEREF _Toc244455932 \h </w:instrText>
         </w:r>
         <w:r>
           <w:rPr>
@@ -3336,7 +3344,7 @@
             <w:noProof/>
             <w:webHidden/>
           </w:rPr>
-          <w:t>14</w:t>
+          <w:t>13</w:t>
         </w:r>
         <w:r>
           <w:rPr>
@@ -3364,13 +3372,13 @@
           <w14:ligatures w14:val="standardContextual"/>
         </w:rPr>
       </w:pPr>
-      <w:hyperlink w:anchor="_Toc244424291" w:history="1">
+      <w:hyperlink w:anchor="_Toc244455933" w:history="1">
         <w:r>
           <w:rPr>
             <w:rStyle w:val="Hyperlink"/>
             <w:noProof/>
           </w:rPr>
-          <w:t>Étape 7 · La mémoire documentaire</w:t>
+          <w:t>Étape 6 · La bibliothèque de code</w:t>
         </w:r>
         <w:r>
           <w:rPr>
@@ -3391,7 +3399,7 @@
             <w:noProof/>
             <w:webHidden/>
           </w:rPr>
-          <w:instrText xml:space="preserve"> PAGEREF _Toc244424291 \h </w:instrText>
+          <w:instrText xml:space="preserve"> PAGEREF _Toc244455933 \h </w:instrText>
         </w:r>
         <w:r>
           <w:rPr>
@@ -3411,7 +3419,7 @@
             <w:noProof/>
             <w:webHidden/>
           </w:rPr>
-          <w:t>15</w:t>
+          <w:t>14</w:t>
         </w:r>
         <w:r>
           <w:rPr>
@@ -3439,13 +3447,13 @@
           <w14:ligatures w14:val="standardContextual"/>
         </w:rPr>
       </w:pPr>
-      <w:hyperlink w:anchor="_Toc244424292" w:history="1">
+      <w:hyperlink w:anchor="_Toc244455934" w:history="1">
         <w:r>
           <w:rPr>
             <w:rStyle w:val="Hyperlink"/>
             <w:noProof/>
           </w:rPr>
-          <w:t>Étape 8 · Le tri et la preuve</w:t>
+          <w:t>Étape 7 · La mémoire documentaire</w:t>
         </w:r>
         <w:r>
           <w:rPr>
@@ -3466,7 +3474,7 @@
             <w:noProof/>
             <w:webHidden/>
           </w:rPr>
-          <w:instrText xml:space="preserve"> PAGEREF _Toc244424292 \h </w:instrText>
+          <w:instrText xml:space="preserve"> PAGEREF _Toc244455934 \h </w:instrText>
         </w:r>
         <w:r>
           <w:rPr>
@@ -3486,7 +3494,7 @@
             <w:noProof/>
             <w:webHidden/>
           </w:rPr>
-          <w:t>16</w:t>
+          <w:t>15</w:t>
         </w:r>
         <w:r>
           <w:rPr>
@@ -3514,13 +3522,13 @@
           <w14:ligatures w14:val="standardContextual"/>
         </w:rPr>
       </w:pPr>
-      <w:hyperlink w:anchor="_Toc244424293" w:history="1">
+      <w:hyperlink w:anchor="_Toc244455935" w:history="1">
         <w:r>
           <w:rPr>
             <w:rStyle w:val="Hyperlink"/>
             <w:noProof/>
           </w:rPr>
-          <w:t>Étape 9 · La mesure</w:t>
+          <w:t>Étape 8 · Le tri et la preuve</w:t>
         </w:r>
         <w:r>
           <w:rPr>
@@ -3541,7 +3549,7 @@
             <w:noProof/>
             <w:webHidden/>
           </w:rPr>
-          <w:instrText xml:space="preserve"> PAGEREF _Toc244424293 \h </w:instrText>
+          <w:instrText xml:space="preserve"> PAGEREF _Toc244455935 \h </w:instrText>
         </w:r>
         <w:r>
           <w:rPr>
@@ -3561,7 +3569,7 @@
             <w:noProof/>
             <w:webHidden/>
           </w:rPr>
-          <w:t>17</w:t>
+          <w:t>16</w:t>
         </w:r>
         <w:r>
           <w:rPr>
@@ -3574,7 +3582,7 @@
     </w:p>
     <w:p>
       <w:pPr>
-        <w:pStyle w:val="TOC1"/>
+        <w:pStyle w:val="TOC2"/>
         <w:tabs>
           <w:tab w:val="right" w:leader="dot" w:pos="9514"/>
         </w:tabs>
@@ -3589,13 +3597,13 @@
           <w14:ligatures w14:val="standardContextual"/>
         </w:rPr>
       </w:pPr>
-      <w:hyperlink w:anchor="_Toc244424294" w:history="1">
+      <w:hyperlink w:anchor="_Toc244455936" w:history="1">
         <w:r>
           <w:rPr>
             <w:rStyle w:val="Hyperlink"/>
             <w:noProof/>
           </w:rPr>
-          <w:t>Étape 10 · L'ouverture</w:t>
+          <w:t>Le livre entier, page par page : l'index BM25</w:t>
         </w:r>
         <w:r>
           <w:rPr>
@@ -3616,7 +3624,7 @@
             <w:noProof/>
             <w:webHidden/>
           </w:rPr>
-          <w:instrText xml:space="preserve"> PAGEREF _Toc244424294 \h </w:instrText>
+          <w:instrText xml:space="preserve"> PAGEREF _Toc244455936 \h </w:instrText>
         </w:r>
         <w:r>
           <w:rPr>
@@ -3636,7 +3644,7 @@
             <w:noProof/>
             <w:webHidden/>
           </w:rPr>
-          <w:t>19</w:t>
+          <w:t>17</w:t>
         </w:r>
         <w:r>
           <w:rPr>
@@ -3664,13 +3672,13 @@
           <w14:ligatures w14:val="standardContextual"/>
         </w:rPr>
       </w:pPr>
-      <w:hyperlink w:anchor="_Toc244424295" w:history="1">
+      <w:hyperlink w:anchor="_Toc244455937" w:history="1">
         <w:r>
           <w:rPr>
             <w:rStyle w:val="Hyperlink"/>
             <w:noProof/>
           </w:rPr>
-          <w:t>Les trois extensions</w:t>
+          <w:t>Étape 9 · La mesure</w:t>
         </w:r>
         <w:r>
           <w:rPr>
@@ -3691,7 +3699,7 @@
             <w:noProof/>
             <w:webHidden/>
           </w:rPr>
-          <w:instrText xml:space="preserve"> PAGEREF _Toc244424295 \h </w:instrText>
+          <w:instrText xml:space="preserve"> PAGEREF _Toc244455937 \h </w:instrText>
         </w:r>
         <w:r>
           <w:rPr>
@@ -3711,7 +3719,7 @@
             <w:noProof/>
             <w:webHidden/>
           </w:rPr>
-          <w:t>20</w:t>
+          <w:t>18</w:t>
         </w:r>
         <w:r>
           <w:rPr>
@@ -3739,13 +3747,13 @@
           <w14:ligatures w14:val="standardContextual"/>
         </w:rPr>
       </w:pPr>
-      <w:hyperlink w:anchor="_Toc244424296" w:history="1">
+      <w:hyperlink w:anchor="_Toc244455938" w:history="1">
         <w:r>
           <w:rPr>
             <w:rStyle w:val="Hyperlink"/>
             <w:noProof/>
           </w:rPr>
-          <w:t>Étape 11 (extension) · L'agent pédagogue TP</w:t>
+          <w:t>Étape 10 · L'ouverture</w:t>
         </w:r>
         <w:r>
           <w:rPr>
@@ -3766,7 +3774,7 @@
             <w:noProof/>
             <w:webHidden/>
           </w:rPr>
-          <w:instrText xml:space="preserve"> PAGEREF _Toc244424296 \h </w:instrText>
+          <w:instrText xml:space="preserve"> PAGEREF _Toc244455938 \h </w:instrText>
         </w:r>
         <w:r>
           <w:rPr>
@@ -3786,7 +3794,7 @@
             <w:noProof/>
             <w:webHidden/>
           </w:rPr>
-          <w:t>20</w:t>
+          <w:t>19</w:t>
         </w:r>
         <w:r>
           <w:rPr>
@@ -3814,13 +3822,13 @@
           <w14:ligatures w14:val="standardContextual"/>
         </w:rPr>
       </w:pPr>
-      <w:hyperlink w:anchor="_Toc244424297" w:history="1">
+      <w:hyperlink w:anchor="_Toc244455939" w:history="1">
         <w:r>
           <w:rPr>
             <w:rStyle w:val="Hyperlink"/>
             <w:noProof/>
           </w:rPr>
-          <w:t>Étape 12 (extension) · Le lien public</w:t>
+          <w:t>Les trois extensions</w:t>
         </w:r>
         <w:r>
           <w:rPr>
@@ -3841,7 +3849,7 @@
             <w:noProof/>
             <w:webHidden/>
           </w:rPr>
-          <w:instrText xml:space="preserve"> PAGEREF _Toc244424297 \h </w:instrText>
+          <w:instrText xml:space="preserve"> PAGEREF _Toc244455939 \h </w:instrText>
         </w:r>
         <w:r>
           <w:rPr>
@@ -3889,13 +3897,13 @@
           <w14:ligatures w14:val="standardContextual"/>
         </w:rPr>
       </w:pPr>
-      <w:hyperlink w:anchor="_Toc244424298" w:history="1">
+      <w:hyperlink w:anchor="_Toc244455940" w:history="1">
         <w:r>
           <w:rPr>
             <w:rStyle w:val="Hyperlink"/>
             <w:noProof/>
           </w:rPr>
-          <w:t>Étape 13 (extension) · L'exécutable</w:t>
+          <w:t>Étape 11 (extension) · L'agent pédagogue TP</w:t>
         </w:r>
         <w:r>
           <w:rPr>
@@ -3916,7 +3924,7 @@
             <w:noProof/>
             <w:webHidden/>
           </w:rPr>
-          <w:instrText xml:space="preserve"> PAGEREF _Toc244424298 \h </w:instrText>
+          <w:instrText xml:space="preserve"> PAGEREF _Toc244455940 \h </w:instrText>
         </w:r>
         <w:r>
           <w:rPr>
@@ -3964,13 +3972,13 @@
           <w14:ligatures w14:val="standardContextual"/>
         </w:rPr>
       </w:pPr>
-      <w:hyperlink w:anchor="_Toc244424299" w:history="1">
+      <w:hyperlink w:anchor="_Toc244455941" w:history="1">
         <w:r>
           <w:rPr>
             <w:rStyle w:val="Hyperlink"/>
             <w:noProof/>
           </w:rPr>
-          <w:t>« On devrait pouvoir poser n'importe quelle question »</w:t>
+          <w:t>Étape 12 (extension) · Le lien public</w:t>
         </w:r>
         <w:r>
           <w:rPr>
@@ -3991,7 +3999,7 @@
             <w:noProof/>
             <w:webHidden/>
           </w:rPr>
-          <w:instrText xml:space="preserve"> PAGEREF _Toc244424299 \h </w:instrText>
+          <w:instrText xml:space="preserve"> PAGEREF _Toc244455941 \h </w:instrText>
         </w:r>
         <w:r>
           <w:rPr>
@@ -4011,7 +4019,7 @@
             <w:noProof/>
             <w:webHidden/>
           </w:rPr>
-          <w:t>23</w:t>
+          <w:t>22</w:t>
         </w:r>
         <w:r>
           <w:rPr>
@@ -4024,7 +4032,7 @@
     </w:p>
     <w:p>
       <w:pPr>
-        <w:pStyle w:val="TOC2"/>
+        <w:pStyle w:val="TOC1"/>
         <w:tabs>
           <w:tab w:val="right" w:leader="dot" w:pos="9514"/>
         </w:tabs>
@@ -4039,13 +4047,13 @@
           <w14:ligatures w14:val="standardContextual"/>
         </w:rPr>
       </w:pPr>
-      <w:hyperlink w:anchor="_Toc244424300" w:history="1">
+      <w:hyperlink w:anchor="_Toc244455942" w:history="1">
         <w:r>
           <w:rPr>
             <w:rStyle w:val="Hyperlink"/>
             <w:noProof/>
           </w:rPr>
-          <w:t>Ce que la phrase compare sans le dire</w:t>
+          <w:t>Étape 13 (extension) · L'exécutable</w:t>
         </w:r>
         <w:r>
           <w:rPr>
@@ -4066,7 +4074,7 @@
             <w:noProof/>
             <w:webHidden/>
           </w:rPr>
-          <w:instrText xml:space="preserve"> PAGEREF _Toc244424300 \h </w:instrText>
+          <w:instrText xml:space="preserve"> PAGEREF _Toc244455942 \h </w:instrText>
         </w:r>
         <w:r>
           <w:rPr>
@@ -4086,7 +4094,7 @@
             <w:noProof/>
             <w:webHidden/>
           </w:rPr>
-          <w:t>23</w:t>
+          <w:t>22</w:t>
         </w:r>
         <w:r>
           <w:rPr>
@@ -4099,7 +4107,7 @@
     </w:p>
     <w:p>
       <w:pPr>
-        <w:pStyle w:val="TOC2"/>
+        <w:pStyle w:val="TOC1"/>
         <w:tabs>
           <w:tab w:val="right" w:leader="dot" w:pos="9514"/>
         </w:tabs>
@@ -4114,13 +4122,13 @@
           <w14:ligatures w14:val="standardContextual"/>
         </w:rPr>
       </w:pPr>
-      <w:hyperlink w:anchor="_Toc244424301" w:history="1">
+      <w:hyperlink w:anchor="_Toc244455943" w:history="1">
         <w:r>
           <w:rPr>
             <w:rStyle w:val="Hyperlink"/>
             <w:noProof/>
           </w:rPr>
-          <w:t>Le contrat : trois conditions, aucune négociable</w:t>
+          <w:t>« On devrait pouvoir poser n'importe quelle question »</w:t>
         </w:r>
         <w:r>
           <w:rPr>
@@ -4141,7 +4149,7 @@
             <w:noProof/>
             <w:webHidden/>
           </w:rPr>
-          <w:instrText xml:space="preserve"> PAGEREF _Toc244424301 \h </w:instrText>
+          <w:instrText xml:space="preserve"> PAGEREF _Toc244455943 \h </w:instrText>
         </w:r>
         <w:r>
           <w:rPr>
@@ -4161,7 +4169,7 @@
             <w:noProof/>
             <w:webHidden/>
           </w:rPr>
-          <w:t>23</w:t>
+          <w:t>24</w:t>
         </w:r>
         <w:r>
           <w:rPr>
@@ -4189,13 +4197,13 @@
           <w14:ligatures w14:val="standardContextual"/>
         </w:rPr>
       </w:pPr>
-      <w:hyperlink w:anchor="_Toc244424302" w:history="1">
+      <w:hyperlink w:anchor="_Toc244455944" w:history="1">
         <w:r>
           <w:rPr>
             <w:rStyle w:val="Hyperlink"/>
             <w:noProof/>
           </w:rPr>
-          <w:t>La démonstration en quatre-vingt-dix secondes</w:t>
+          <w:t>Ce que la phrase compare sans le dire</w:t>
         </w:r>
         <w:r>
           <w:rPr>
@@ -4216,7 +4224,7 @@
             <w:noProof/>
             <w:webHidden/>
           </w:rPr>
-          <w:instrText xml:space="preserve"> PAGEREF _Toc244424302 \h </w:instrText>
+          <w:instrText xml:space="preserve"> PAGEREF _Toc244455944 \h </w:instrText>
         </w:r>
         <w:r>
           <w:rPr>
@@ -4236,7 +4244,7 @@
             <w:noProof/>
             <w:webHidden/>
           </w:rPr>
-          <w:t>23</w:t>
+          <w:t>24</w:t>
         </w:r>
         <w:r>
           <w:rPr>
@@ -4264,13 +4272,13 @@
           <w14:ligatures w14:val="standardContextual"/>
         </w:rPr>
       </w:pPr>
-      <w:hyperlink w:anchor="_Toc244424303" w:history="1">
+      <w:hyperlink w:anchor="_Toc244455945" w:history="1">
         <w:r>
           <w:rPr>
             <w:rStyle w:val="Hyperlink"/>
             <w:noProof/>
           </w:rPr>
-          <w:t>Les trois verrous, un seul rédacteur</w:t>
+          <w:t>Le contrat : trois conditions, aucune négociable</w:t>
         </w:r>
         <w:r>
           <w:rPr>
@@ -4291,7 +4299,7 @@
             <w:noProof/>
             <w:webHidden/>
           </w:rPr>
-          <w:instrText xml:space="preserve"> PAGEREF _Toc244424303 \h </w:instrText>
+          <w:instrText xml:space="preserve"> PAGEREF _Toc244455945 \h </w:instrText>
         </w:r>
         <w:r>
           <w:rPr>
@@ -4339,13 +4347,13 @@
           <w14:ligatures w14:val="standardContextual"/>
         </w:rPr>
       </w:pPr>
-      <w:hyperlink w:anchor="_Toc244424304" w:history="1">
+      <w:hyperlink w:anchor="_Toc244455946" w:history="1">
         <w:r>
           <w:rPr>
             <w:rStyle w:val="Hyperlink"/>
             <w:noProof/>
           </w:rPr>
-          <w:t>Ce que l'étudiant veut vraiment, et quoi répondre</w:t>
+          <w:t>La démonstration en quatre-vingt-dix secondes</w:t>
         </w:r>
         <w:r>
           <w:rPr>
@@ -4366,7 +4374,7 @@
             <w:noProof/>
             <w:webHidden/>
           </w:rPr>
-          <w:instrText xml:space="preserve"> PAGEREF _Toc244424304 \h </w:instrText>
+          <w:instrText xml:space="preserve"> PAGEREF _Toc244455946 \h </w:instrText>
         </w:r>
         <w:r>
           <w:rPr>
@@ -4414,13 +4422,13 @@
           <w14:ligatures w14:val="standardContextual"/>
         </w:rPr>
       </w:pPr>
-      <w:hyperlink w:anchor="_Toc244424305" w:history="1">
+      <w:hyperlink w:anchor="_Toc244455947" w:history="1">
         <w:r>
           <w:rPr>
             <w:rStyle w:val="Hyperlink"/>
             <w:noProof/>
           </w:rPr>
-          <w:t>Élargir, sans casser le contrat</w:t>
+          <w:t>Les trois verrous, un seul rédacteur</w:t>
         </w:r>
         <w:r>
           <w:rPr>
@@ -4441,7 +4449,7 @@
             <w:noProof/>
             <w:webHidden/>
           </w:rPr>
-          <w:instrText xml:space="preserve"> PAGEREF _Toc244424305 \h </w:instrText>
+          <w:instrText xml:space="preserve"> PAGEREF _Toc244455947 \h </w:instrText>
         </w:r>
         <w:r>
           <w:rPr>
@@ -4461,7 +4469,7 @@
             <w:noProof/>
             <w:webHidden/>
           </w:rPr>
-          <w:t>24</w:t>
+          <w:t>25</w:t>
         </w:r>
         <w:r>
           <w:rPr>
@@ -4489,13 +4497,13 @@
           <w14:ligatures w14:val="standardContextual"/>
         </w:rPr>
       </w:pPr>
-      <w:hyperlink w:anchor="_Toc244424306" w:history="1">
+      <w:hyperlink w:anchor="_Toc244455948" w:history="1">
         <w:r>
           <w:rPr>
             <w:rStyle w:val="Hyperlink"/>
             <w:noProof/>
           </w:rPr>
-          <w:t>Les limites, dites honnêtement</w:t>
+          <w:t>Ce que l'étudiant veut vraiment, et quoi répondre</w:t>
         </w:r>
         <w:r>
           <w:rPr>
@@ -4516,7 +4524,7 @@
             <w:noProof/>
             <w:webHidden/>
           </w:rPr>
-          <w:instrText xml:space="preserve"> PAGEREF _Toc244424306 \h </w:instrText>
+          <w:instrText xml:space="preserve"> PAGEREF _Toc244455948 \h </w:instrText>
         </w:r>
         <w:r>
           <w:rPr>
@@ -4536,7 +4544,7 @@
             <w:noProof/>
             <w:webHidden/>
           </w:rPr>
-          <w:t>24</w:t>
+          <w:t>25</w:t>
         </w:r>
         <w:r>
           <w:rPr>
@@ -4564,13 +4572,13 @@
           <w14:ligatures w14:val="standardContextual"/>
         </w:rPr>
       </w:pPr>
-      <w:hyperlink w:anchor="_Toc244424307" w:history="1">
+      <w:hyperlink w:anchor="_Toc244455949" w:history="1">
         <w:r>
           <w:rPr>
             <w:rStyle w:val="Hyperlink"/>
             <w:noProof/>
           </w:rPr>
-          <w:t>Et si la question est vraiment hors programme ?</w:t>
+          <w:t>Élargir, sans casser le contrat</w:t>
         </w:r>
         <w:r>
           <w:rPr>
@@ -4591,7 +4599,7 @@
             <w:noProof/>
             <w:webHidden/>
           </w:rPr>
-          <w:instrText xml:space="preserve"> PAGEREF _Toc244424307 \h </w:instrText>
+          <w:instrText xml:space="preserve"> PAGEREF _Toc244455949 \h </w:instrText>
         </w:r>
         <w:r>
           <w:rPr>
@@ -4639,13 +4647,13 @@
           <w14:ligatures w14:val="standardContextual"/>
         </w:rPr>
       </w:pPr>
-      <w:hyperlink w:anchor="_Toc244424308" w:history="1">
+      <w:hyperlink w:anchor="_Toc244455950" w:history="1">
         <w:r>
           <w:rPr>
             <w:rStyle w:val="Hyperlink"/>
             <w:noProof/>
           </w:rPr>
-          <w:t>La réponse en trente secondes</w:t>
+          <w:t>Les limites, dites honnêtement</w:t>
         </w:r>
         <w:r>
           <w:rPr>
@@ -4666,7 +4674,7 @@
             <w:noProof/>
             <w:webHidden/>
           </w:rPr>
-          <w:instrText xml:space="preserve"> PAGEREF _Toc244424308 \h </w:instrText>
+          <w:instrText xml:space="preserve"> PAGEREF _Toc244455950 \h </w:instrText>
         </w:r>
         <w:r>
           <w:rPr>
@@ -4686,7 +4694,7 @@
             <w:noProof/>
             <w:webHidden/>
           </w:rPr>
-          <w:t>25</w:t>
+          <w:t>26</w:t>
         </w:r>
         <w:r>
           <w:rPr>
@@ -4699,7 +4707,7 @@
     </w:p>
     <w:p>
       <w:pPr>
-        <w:pStyle w:val="TOC1"/>
+        <w:pStyle w:val="TOC2"/>
         <w:tabs>
           <w:tab w:val="right" w:leader="dot" w:pos="9514"/>
         </w:tabs>
@@ -4714,13 +4722,13 @@
           <w14:ligatures w14:val="standardContextual"/>
         </w:rPr>
       </w:pPr>
-      <w:hyperlink w:anchor="_Toc244424309" w:history="1">
+      <w:hyperlink w:anchor="_Toc244455951" w:history="1">
         <w:r>
           <w:rPr>
             <w:rStyle w:val="Hyperlink"/>
             <w:noProof/>
           </w:rPr>
-          <w:t>Les démonstrations de contrôle</w:t>
+          <w:t>Et si la question est vraiment hors programme ?</w:t>
         </w:r>
         <w:r>
           <w:rPr>
@@ -4741,7 +4749,7 @@
             <w:noProof/>
             <w:webHidden/>
           </w:rPr>
-          <w:instrText xml:space="preserve"> PAGEREF _Toc244424309 \h </w:instrText>
+          <w:instrText xml:space="preserve"> PAGEREF _Toc244455951 \h </w:instrText>
         </w:r>
         <w:r>
           <w:rPr>
@@ -4789,13 +4797,13 @@
           <w14:ligatures w14:val="standardContextual"/>
         </w:rPr>
       </w:pPr>
-      <w:hyperlink w:anchor="_Toc244424310" w:history="1">
+      <w:hyperlink w:anchor="_Toc244455952" w:history="1">
         <w:r>
           <w:rPr>
             <w:rStyle w:val="Hyperlink"/>
             <w:noProof/>
           </w:rPr>
-          <w:t>1. Le modèle seul contre l'agent — la démonstration qui retourne la classe</w:t>
+          <w:t>La réponse en trente secondes</w:t>
         </w:r>
         <w:r>
           <w:rPr>
@@ -4816,7 +4824,7 @@
             <w:noProof/>
             <w:webHidden/>
           </w:rPr>
-          <w:instrText xml:space="preserve"> PAGEREF _Toc244424310 \h </w:instrText>
+          <w:instrText xml:space="preserve"> PAGEREF _Toc244455952 \h </w:instrText>
         </w:r>
         <w:r>
           <w:rPr>
@@ -4849,7 +4857,7 @@
     </w:p>
     <w:p>
       <w:pPr>
-        <w:pStyle w:val="TOC2"/>
+        <w:pStyle w:val="TOC1"/>
         <w:tabs>
           <w:tab w:val="right" w:leader="dot" w:pos="9514"/>
         </w:tabs>
@@ -4864,13 +4872,13 @@
           <w14:ligatures w14:val="standardContextual"/>
         </w:rPr>
       </w:pPr>
-      <w:hyperlink w:anchor="_Toc244424311" w:history="1">
+      <w:hyperlink w:anchor="_Toc244455953" w:history="1">
         <w:r>
           <w:rPr>
             <w:rStyle w:val="Hyperlink"/>
             <w:noProof/>
           </w:rPr>
-          <w:t>2. La garde — le refus qui rassure</w:t>
+          <w:t>Les démonstrations de contrôle</w:t>
         </w:r>
         <w:r>
           <w:rPr>
@@ -4891,7 +4899,7 @@
             <w:noProof/>
             <w:webHidden/>
           </w:rPr>
-          <w:instrText xml:space="preserve"> PAGEREF _Toc244424311 \h </w:instrText>
+          <w:instrText xml:space="preserve"> PAGEREF _Toc244455953 \h </w:instrText>
         </w:r>
         <w:r>
           <w:rPr>
@@ -4911,7 +4919,7 @@
             <w:noProof/>
             <w:webHidden/>
           </w:rPr>
-          <w:t>26</w:t>
+          <w:t>27</w:t>
         </w:r>
         <w:r>
           <w:rPr>
@@ -4939,13 +4947,13 @@
           <w14:ligatures w14:val="standardContextual"/>
         </w:rPr>
       </w:pPr>
-      <w:hyperlink w:anchor="_Toc244424312" w:history="1">
+      <w:hyperlink w:anchor="_Toc244455954" w:history="1">
         <w:r>
           <w:rPr>
             <w:rStyle w:val="Hyperlink"/>
             <w:noProof/>
           </w:rPr>
-          <w:t>3. La correction — le modèle n'a pas le dernier mot</w:t>
+          <w:t>1. Le modèle seul contre l'agent — la démonstration qui retourne la classe</w:t>
         </w:r>
         <w:r>
           <w:rPr>
@@ -4966,7 +4974,7 @@
             <w:noProof/>
             <w:webHidden/>
           </w:rPr>
-          <w:instrText xml:space="preserve"> PAGEREF _Toc244424312 \h </w:instrText>
+          <w:instrText xml:space="preserve"> PAGEREF _Toc244455954 \h </w:instrText>
         </w:r>
         <w:r>
           <w:rPr>
@@ -4986,7 +4994,7 @@
             <w:noProof/>
             <w:webHidden/>
           </w:rPr>
-          <w:t>26</w:t>
+          <w:t>27</w:t>
         </w:r>
         <w:r>
           <w:rPr>
@@ -5014,13 +5022,13 @@
           <w14:ligatures w14:val="standardContextual"/>
         </w:rPr>
       </w:pPr>
-      <w:hyperlink w:anchor="_Toc244424313" w:history="1">
+      <w:hyperlink w:anchor="_Toc244455955" w:history="1">
         <w:r>
           <w:rPr>
             <w:rStyle w:val="Hyperlink"/>
             <w:noProof/>
           </w:rPr>
-          <w:t>4. La panne — ce qui marche sans modèle</w:t>
+          <w:t>2. La garde — le refus qui rassure</w:t>
         </w:r>
         <w:r>
           <w:rPr>
@@ -5041,7 +5049,7 @@
             <w:noProof/>
             <w:webHidden/>
           </w:rPr>
-          <w:instrText xml:space="preserve"> PAGEREF _Toc244424313 \h </w:instrText>
+          <w:instrText xml:space="preserve"> PAGEREF _Toc244455955 \h </w:instrText>
         </w:r>
         <w:r>
           <w:rPr>
@@ -5089,13 +5097,13 @@
           <w14:ligatures w14:val="standardContextual"/>
         </w:rPr>
       </w:pPr>
-      <w:hyperlink w:anchor="_Toc244424314" w:history="1">
+      <w:hyperlink w:anchor="_Toc244455956" w:history="1">
         <w:r>
           <w:rPr>
             <w:rStyle w:val="Hyperlink"/>
             <w:noProof/>
           </w:rPr>
-          <w:t>5. Le tunnel — la sécurité en une manipulation</w:t>
+          <w:t>3. La correction — le modèle n'a pas le dernier mot</w:t>
         </w:r>
         <w:r>
           <w:rPr>
@@ -5116,7 +5124,7 @@
             <w:noProof/>
             <w:webHidden/>
           </w:rPr>
-          <w:instrText xml:space="preserve"> PAGEREF _Toc244424314 \h </w:instrText>
+          <w:instrText xml:space="preserve"> PAGEREF _Toc244455956 \h </w:instrText>
         </w:r>
         <w:r>
           <w:rPr>
@@ -5164,13 +5172,13 @@
           <w14:ligatures w14:val="standardContextual"/>
         </w:rPr>
       </w:pPr>
-      <w:hyperlink w:anchor="_Toc244424315" w:history="1">
+      <w:hyperlink w:anchor="_Toc244455957" w:history="1">
         <w:r>
           <w:rPr>
             <w:rStyle w:val="Hyperlink"/>
             <w:noProof/>
           </w:rPr>
-          <w:t>6. Le TP — l'agent qui refuse de faire le travail</w:t>
+          <w:t>4. La panne — ce qui marche sans modèle</w:t>
         </w:r>
         <w:r>
           <w:rPr>
@@ -5191,7 +5199,7 @@
             <w:noProof/>
             <w:webHidden/>
           </w:rPr>
-          <w:instrText xml:space="preserve"> PAGEREF _Toc244424315 \h </w:instrText>
+          <w:instrText xml:space="preserve"> PAGEREF _Toc244455957 \h </w:instrText>
         </w:r>
         <w:r>
           <w:rPr>
@@ -5211,7 +5219,7 @@
             <w:noProof/>
             <w:webHidden/>
           </w:rPr>
-          <w:t>27</w:t>
+          <w:t>28</w:t>
         </w:r>
         <w:r>
           <w:rPr>
@@ -5239,13 +5247,13 @@
           <w14:ligatures w14:val="standardContextual"/>
         </w:rPr>
       </w:pPr>
-      <w:hyperlink w:anchor="_Toc244424316" w:history="1">
+      <w:hyperlink w:anchor="_Toc244455958" w:history="1">
         <w:r>
           <w:rPr>
             <w:rStyle w:val="Hyperlink"/>
             <w:noProof/>
           </w:rPr>
-          <w:t>Les quatre questions à poser à chaque pause</w:t>
+          <w:t>5. Le tunnel — la sécurité en une manipulation</w:t>
         </w:r>
         <w:r>
           <w:rPr>
@@ -5266,7 +5274,7 @@
             <w:noProof/>
             <w:webHidden/>
           </w:rPr>
-          <w:instrText xml:space="preserve"> PAGEREF _Toc244424316 \h </w:instrText>
+          <w:instrText xml:space="preserve"> PAGEREF _Toc244455958 \h </w:instrText>
         </w:r>
         <w:r>
           <w:rPr>
@@ -5286,7 +5294,7 @@
             <w:noProof/>
             <w:webHidden/>
           </w:rPr>
-          <w:t>27</w:t>
+          <w:t>28</w:t>
         </w:r>
         <w:r>
           <w:rPr>
@@ -5299,7 +5307,7 @@
     </w:p>
     <w:p>
       <w:pPr>
-        <w:pStyle w:val="TOC1"/>
+        <w:pStyle w:val="TOC2"/>
         <w:tabs>
           <w:tab w:val="right" w:leader="dot" w:pos="9514"/>
         </w:tabs>
@@ -5314,13 +5322,13 @@
           <w14:ligatures w14:val="standardContextual"/>
         </w:rPr>
       </w:pPr>
-      <w:hyperlink w:anchor="_Toc244424317" w:history="1">
+      <w:hyperlink w:anchor="_Toc244455959" w:history="1">
         <w:r>
           <w:rPr>
             <w:rStyle w:val="Hyperlink"/>
             <w:noProof/>
           </w:rPr>
-          <w:t>Le conducteur 2 h</w:t>
+          <w:t>6. Le TP — l'agent qui refuse de faire le travail</w:t>
         </w:r>
         <w:r>
           <w:rPr>
@@ -5341,7 +5349,7 @@
             <w:noProof/>
             <w:webHidden/>
           </w:rPr>
-          <w:instrText xml:space="preserve"> PAGEREF _Toc244424317 \h </w:instrText>
+          <w:instrText xml:space="preserve"> PAGEREF _Toc244455959 \h </w:instrText>
         </w:r>
         <w:r>
           <w:rPr>
@@ -5389,13 +5397,13 @@
           <w14:ligatures w14:val="standardContextual"/>
         </w:rPr>
       </w:pPr>
-      <w:hyperlink w:anchor="_Toc244424318" w:history="1">
+      <w:hyperlink w:anchor="_Toc244455960" w:history="1">
         <w:r>
           <w:rPr>
             <w:rStyle w:val="Hyperlink"/>
             <w:noProof/>
           </w:rPr>
-          <w:t>Si vous êtes en retard</w:t>
+          <w:t>Les quatre questions à poser à chaque pause</w:t>
         </w:r>
         <w:r>
           <w:rPr>
@@ -5416,7 +5424,7 @@
             <w:noProof/>
             <w:webHidden/>
           </w:rPr>
-          <w:instrText xml:space="preserve"> PAGEREF _Toc244424318 \h </w:instrText>
+          <w:instrText xml:space="preserve"> PAGEREF _Toc244455960 \h </w:instrText>
         </w:r>
         <w:r>
           <w:rPr>
@@ -5449,7 +5457,7 @@
     </w:p>
     <w:p>
       <w:pPr>
-        <w:pStyle w:val="TOC2"/>
+        <w:pStyle w:val="TOC1"/>
         <w:tabs>
           <w:tab w:val="right" w:leader="dot" w:pos="9514"/>
         </w:tabs>
@@ -5464,13 +5472,13 @@
           <w14:ligatures w14:val="standardContextual"/>
         </w:rPr>
       </w:pPr>
-      <w:hyperlink w:anchor="_Toc244424319" w:history="1">
+      <w:hyperlink w:anchor="_Toc244455961" w:history="1">
         <w:r>
           <w:rPr>
             <w:rStyle w:val="Hyperlink"/>
             <w:noProof/>
           </w:rPr>
-          <w:t>Si vous êtes en avance</w:t>
+          <w:t>Le conducteur 2 h</w:t>
         </w:r>
         <w:r>
           <w:rPr>
@@ -5491,7 +5499,7 @@
             <w:noProof/>
             <w:webHidden/>
           </w:rPr>
-          <w:instrText xml:space="preserve"> PAGEREF _Toc244424319 \h </w:instrText>
+          <w:instrText xml:space="preserve"> PAGEREF _Toc244455961 \h </w:instrText>
         </w:r>
         <w:r>
           <w:rPr>
@@ -5511,7 +5519,7 @@
             <w:noProof/>
             <w:webHidden/>
           </w:rPr>
-          <w:t>28</w:t>
+          <w:t>29</w:t>
         </w:r>
         <w:r>
           <w:rPr>
@@ -5539,13 +5547,13 @@
           <w14:ligatures w14:val="standardContextual"/>
         </w:rPr>
       </w:pPr>
-      <w:hyperlink w:anchor="_Toc244424320" w:history="1">
+      <w:hyperlink w:anchor="_Toc244455962" w:history="1">
         <w:r>
           <w:rPr>
             <w:rStyle w:val="Hyperlink"/>
             <w:noProof/>
           </w:rPr>
-          <w:t>Après la séance</w:t>
+          <w:t>Si vous êtes en retard</w:t>
         </w:r>
         <w:r>
           <w:rPr>
@@ -5566,7 +5574,7 @@
             <w:noProof/>
             <w:webHidden/>
           </w:rPr>
-          <w:instrText xml:space="preserve"> PAGEREF _Toc244424320 \h </w:instrText>
+          <w:instrText xml:space="preserve"> PAGEREF _Toc244455962 \h </w:instrText>
         </w:r>
         <w:r>
           <w:rPr>
@@ -5586,7 +5594,7 @@
             <w:noProof/>
             <w:webHidden/>
           </w:rPr>
-          <w:t>28</w:t>
+          <w:t>29</w:t>
         </w:r>
         <w:r>
           <w:rPr>
@@ -5599,7 +5607,7 @@
     </w:p>
     <w:p>
       <w:pPr>
-        <w:pStyle w:val="TOC1"/>
+        <w:pStyle w:val="TOC2"/>
         <w:tabs>
           <w:tab w:val="right" w:leader="dot" w:pos="9514"/>
         </w:tabs>
@@ -5614,13 +5622,13 @@
           <w14:ligatures w14:val="standardContextual"/>
         </w:rPr>
       </w:pPr>
-      <w:hyperlink w:anchor="_Toc244424321" w:history="1">
+      <w:hyperlink w:anchor="_Toc244455963" w:history="1">
         <w:r>
           <w:rPr>
             <w:rStyle w:val="Hyperlink"/>
             <w:noProof/>
           </w:rPr>
-          <w:t>Dépannage express</w:t>
+          <w:t>Si vous êtes en avance</w:t>
         </w:r>
         <w:r>
           <w:rPr>
@@ -5641,7 +5649,7 @@
             <w:noProof/>
             <w:webHidden/>
           </w:rPr>
-          <w:instrText xml:space="preserve"> PAGEREF _Toc244424321 \h </w:instrText>
+          <w:instrText xml:space="preserve"> PAGEREF _Toc244455963 \h </w:instrText>
         </w:r>
         <w:r>
           <w:rPr>
@@ -5674,7 +5682,7 @@
     </w:p>
     <w:p>
       <w:pPr>
-        <w:pStyle w:val="TOC1"/>
+        <w:pStyle w:val="TOC2"/>
         <w:tabs>
           <w:tab w:val="right" w:leader="dot" w:pos="9514"/>
         </w:tabs>
@@ -5689,13 +5697,13 @@
           <w14:ligatures w14:val="standardContextual"/>
         </w:rPr>
       </w:pPr>
-      <w:hyperlink w:anchor="_Toc244424322" w:history="1">
+      <w:hyperlink w:anchor="_Toc244455964" w:history="1">
         <w:r>
           <w:rPr>
             <w:rStyle w:val="Hyperlink"/>
             <w:noProof/>
           </w:rPr>
-          <w:t>Annexes</w:t>
+          <w:t>Après la séance</w:t>
         </w:r>
         <w:r>
           <w:rPr>
@@ -5716,7 +5724,7 @@
             <w:noProof/>
             <w:webHidden/>
           </w:rPr>
-          <w:instrText xml:space="preserve"> PAGEREF _Toc244424322 \h </w:instrText>
+          <w:instrText xml:space="preserve"> PAGEREF _Toc244455964 \h </w:instrText>
         </w:r>
         <w:r>
           <w:rPr>
@@ -5736,7 +5744,7 @@
             <w:noProof/>
             <w:webHidden/>
           </w:rPr>
-          <w:t>30</w:t>
+          <w:t>29</w:t>
         </w:r>
         <w:r>
           <w:rPr>
@@ -5749,7 +5757,7 @@
     </w:p>
     <w:p>
       <w:pPr>
-        <w:pStyle w:val="TOC2"/>
+        <w:pStyle w:val="TOC1"/>
         <w:tabs>
           <w:tab w:val="right" w:leader="dot" w:pos="9514"/>
         </w:tabs>
@@ -5764,13 +5772,13 @@
           <w14:ligatures w14:val="standardContextual"/>
         </w:rPr>
       </w:pPr>
-      <w:hyperlink w:anchor="_Toc244424323" w:history="1">
+      <w:hyperlink w:anchor="_Toc244455965" w:history="1">
         <w:r>
           <w:rPr>
             <w:rStyle w:val="Hyperlink"/>
             <w:noProof/>
           </w:rPr>
-          <w:t>A. L'arborescence de mon_agent_react</w:t>
+          <w:t>Dépannage express</w:t>
         </w:r>
         <w:r>
           <w:rPr>
@@ -5791,7 +5799,7 @@
             <w:noProof/>
             <w:webHidden/>
           </w:rPr>
-          <w:instrText xml:space="preserve"> PAGEREF _Toc244424323 \h </w:instrText>
+          <w:instrText xml:space="preserve"> PAGEREF _Toc244455965 \h </w:instrText>
         </w:r>
         <w:r>
           <w:rPr>
@@ -5824,7 +5832,7 @@
     </w:p>
     <w:p>
       <w:pPr>
-        <w:pStyle w:val="TOC2"/>
+        <w:pStyle w:val="TOC1"/>
         <w:tabs>
           <w:tab w:val="right" w:leader="dot" w:pos="9514"/>
         </w:tabs>
@@ -5839,13 +5847,13 @@
           <w14:ligatures w14:val="standardContextual"/>
         </w:rPr>
       </w:pPr>
-      <w:hyperlink w:anchor="_Toc244424324" w:history="1">
+      <w:hyperlink w:anchor="_Toc244455966" w:history="1">
         <w:r>
           <w:rPr>
             <w:rStyle w:val="Hyperlink"/>
             <w:noProof/>
           </w:rPr>
-          <w:t>B. Toutes les commandes, en une page</w:t>
+          <w:t>Annexes</w:t>
         </w:r>
         <w:r>
           <w:rPr>
@@ -5866,7 +5874,7 @@
             <w:noProof/>
             <w:webHidden/>
           </w:rPr>
-          <w:instrText xml:space="preserve"> PAGEREF _Toc244424324 \h </w:instrText>
+          <w:instrText xml:space="preserve"> PAGEREF _Toc244455966 \h </w:instrText>
         </w:r>
         <w:r>
           <w:rPr>
@@ -5886,7 +5894,7 @@
             <w:noProof/>
             <w:webHidden/>
           </w:rPr>
-          <w:t>30</w:t>
+          <w:t>31</w:t>
         </w:r>
         <w:r>
           <w:rPr>
@@ -5914,13 +5922,13 @@
           <w14:ligatures w14:val="standardContextual"/>
         </w:rPr>
       </w:pPr>
-      <w:hyperlink w:anchor="_Toc244424325" w:history="1">
+      <w:hyperlink w:anchor="_Toc244455967" w:history="1">
         <w:r>
           <w:rPr>
             <w:rStyle w:val="Hyperlink"/>
             <w:noProof/>
           </w:rPr>
-          <w:t>C. Glossaire</w:t>
+          <w:t>A. L'arborescence de mon_agent_react</w:t>
         </w:r>
         <w:r>
           <w:rPr>
@@ -5941,7 +5949,7 @@
             <w:noProof/>
             <w:webHidden/>
           </w:rPr>
-          <w:instrText xml:space="preserve"> PAGEREF _Toc244424325 \h </w:instrText>
+          <w:instrText xml:space="preserve"> PAGEREF _Toc244455967 \h </w:instrText>
         </w:r>
         <w:r>
           <w:rPr>
@@ -5961,7 +5969,7 @@
             <w:noProof/>
             <w:webHidden/>
           </w:rPr>
-          <w:t>30</w:t>
+          <w:t>31</w:t>
         </w:r>
         <w:r>
           <w:rPr>
@@ -5989,13 +5997,13 @@
           <w14:ligatures w14:val="standardContextual"/>
         </w:rPr>
       </w:pPr>
-      <w:hyperlink w:anchor="_Toc244424326" w:history="1">
+      <w:hyperlink w:anchor="_Toc244455968" w:history="1">
         <w:r>
           <w:rPr>
             <w:rStyle w:val="Hyperlink"/>
             <w:noProof/>
           </w:rPr>
-          <w:t>D. Checklist J-7</w:t>
+          <w:t>B. Toutes les commandes, en une page</w:t>
         </w:r>
         <w:r>
           <w:rPr>
@@ -6016,7 +6024,7 @@
             <w:noProof/>
             <w:webHidden/>
           </w:rPr>
-          <w:instrText xml:space="preserve"> PAGEREF _Toc244424326 \h </w:instrText>
+          <w:instrText xml:space="preserve"> PAGEREF _Toc244455968 \h </w:instrText>
         </w:r>
         <w:r>
           <w:rPr>
@@ -6064,13 +6072,13 @@
           <w14:ligatures w14:val="standardContextual"/>
         </w:rPr>
       </w:pPr>
-      <w:hyperlink w:anchor="_Toc244424327" w:history="1">
+      <w:hyperlink w:anchor="_Toc244455969" w:history="1">
         <w:r>
           <w:rPr>
             <w:rStyle w:val="Hyperlink"/>
             <w:noProof/>
           </w:rPr>
-          <w:t>E. Où est le code, et ce qui a changé</w:t>
+          <w:t>C. Glossaire</w:t>
         </w:r>
         <w:r>
           <w:rPr>
@@ -6091,7 +6099,7 @@
             <w:noProof/>
             <w:webHidden/>
           </w:rPr>
-          <w:instrText xml:space="preserve"> PAGEREF _Toc244424327 \h </w:instrText>
+          <w:instrText xml:space="preserve"> PAGEREF _Toc244455969 \h </w:instrText>
         </w:r>
         <w:r>
           <w:rPr>
@@ -6139,12 +6147,162 @@
           <w14:ligatures w14:val="standardContextual"/>
         </w:rPr>
       </w:pPr>
-      <w:hyperlink w:anchor="_Toc244424328" w:history="1">
+      <w:hyperlink w:anchor="_Toc244455970" w:history="1">
         <w:r>
           <w:rPr>
             <w:rStyle w:val="Hyperlink"/>
             <w:noProof/>
           </w:rPr>
+          <w:t>D. Checklist J-7</w:t>
+        </w:r>
+        <w:r>
+          <w:rPr>
+            <w:noProof/>
+            <w:webHidden/>
+          </w:rPr>
+          <w:tab/>
+        </w:r>
+        <w:r>
+          <w:rPr>
+            <w:noProof/>
+            <w:webHidden/>
+          </w:rPr>
+          <w:fldChar w:fldCharType="begin"/>
+        </w:r>
+        <w:r>
+          <w:rPr>
+            <w:noProof/>
+            <w:webHidden/>
+          </w:rPr>
+          <w:instrText xml:space="preserve"> PAGEREF _Toc244455970 \h </w:instrText>
+        </w:r>
+        <w:r>
+          <w:rPr>
+            <w:noProof/>
+            <w:webHidden/>
+          </w:rPr>
+        </w:r>
+        <w:r>
+          <w:rPr>
+            <w:noProof/>
+            <w:webHidden/>
+          </w:rPr>
+          <w:fldChar w:fldCharType="separate"/>
+        </w:r>
+        <w:r>
+          <w:rPr>
+            <w:noProof/>
+            <w:webHidden/>
+          </w:rPr>
+          <w:t>32</w:t>
+        </w:r>
+        <w:r>
+          <w:rPr>
+            <w:noProof/>
+            <w:webHidden/>
+          </w:rPr>
+          <w:fldChar w:fldCharType="end"/>
+        </w:r>
+      </w:hyperlink>
+    </w:p>
+    <w:p>
+      <w:pPr>
+        <w:pStyle w:val="TOC2"/>
+        <w:tabs>
+          <w:tab w:val="right" w:leader="dot" w:pos="9514"/>
+        </w:tabs>
+        <w:rPr>
+          <w:rFonts w:asciiTheme="minorHAnsi" w:hAnsiTheme="minorHAnsi"/>
+          <w:noProof/>
+          <w:color w:val="auto"/>
+          <w:kern w:val="2"/>
+          <w:sz w:val="24"/>
+          <w:szCs w:val="24"/>
+          <w:lang w:val="en-CA" w:eastAsia="en-CA"/>
+          <w14:ligatures w14:val="standardContextual"/>
+        </w:rPr>
+      </w:pPr>
+      <w:hyperlink w:anchor="_Toc244455971" w:history="1">
+        <w:r>
+          <w:rPr>
+            <w:rStyle w:val="Hyperlink"/>
+            <w:noProof/>
+          </w:rPr>
+          <w:t>E. Où est le code, et ce qui a changé</w:t>
+        </w:r>
+        <w:r>
+          <w:rPr>
+            <w:noProof/>
+            <w:webHidden/>
+          </w:rPr>
+          <w:tab/>
+        </w:r>
+        <w:r>
+          <w:rPr>
+            <w:noProof/>
+            <w:webHidden/>
+          </w:rPr>
+          <w:fldChar w:fldCharType="begin"/>
+        </w:r>
+        <w:r>
+          <w:rPr>
+            <w:noProof/>
+            <w:webHidden/>
+          </w:rPr>
+          <w:instrText xml:space="preserve"> PAGEREF _Toc244455971 \h </w:instrText>
+        </w:r>
+        <w:r>
+          <w:rPr>
+            <w:noProof/>
+            <w:webHidden/>
+          </w:rPr>
+        </w:r>
+        <w:r>
+          <w:rPr>
+            <w:noProof/>
+            <w:webHidden/>
+          </w:rPr>
+          <w:fldChar w:fldCharType="separate"/>
+        </w:r>
+        <w:r>
+          <w:rPr>
+            <w:noProof/>
+            <w:webHidden/>
+          </w:rPr>
+          <w:t>32</w:t>
+        </w:r>
+        <w:r>
+          <w:rPr>
+            <w:noProof/>
+            <w:webHidden/>
+          </w:rPr>
+          <w:fldChar w:fldCharType="end"/>
+        </w:r>
+      </w:hyperlink>
+    </w:p>
+    <w:p>
+      <w:pPr>
+        <w:pStyle w:val="TOC2"/>
+        <w:tabs>
+          <w:tab w:val="right" w:leader="dot" w:pos="9514"/>
+        </w:tabs>
+        <w:rPr>
+          <w:rFonts w:asciiTheme="minorHAnsi" w:hAnsiTheme="minorHAnsi"/>
+          <w:noProof/>
+          <w:color w:val="auto"/>
+          <w:kern w:val="2"/>
+          <w:sz w:val="24"/>
+          <w:szCs w:val="24"/>
+          <w:lang w:val="en-CA" w:eastAsia="en-CA"/>
+          <w14:ligatures w14:val="standardContextual"/>
+        </w:rPr>
+      </w:pPr>
+      <w:hyperlink w:anchor="_Toc244455972" w:history="1">
+        <w:r>
+          <w:rPr>
+            <w:rStyle w:val="Hyperlink"/>
+            <w:noProof/>
+          </w:rPr>
           <w:t>F. La fiche à garder sous les yeux</w:t>
         </w:r>
         <w:r>
@@ -6166,7 +6324,7 @@
             <w:noProof/>
             <w:webHidden/>
           </w:rPr>
-          <w:instrText xml:space="preserve"> PAGEREF _Toc244424328 \h </w:instrText>
+          <w:instrText xml:space="preserve"> PAGEREF _Toc244455972 \h </w:instrText>
         </w:r>
         <w:r>
           <w:rPr>
@@ -6186,7 +6344,7 @@
             <w:noProof/>
             <w:webHidden/>
           </w:rPr>
-          <w:t>32</w:t>
+          <w:t>33</w:t>
         </w:r>
         <w:r>
           <w:rPr>
@@ -6216,7 +6374,7 @@
         <w:lastRenderedPageBreak/>
         <w:t xml:space="preserve"> </w:t>
       </w:r>
-      <w:bookmarkStart w:id="4" w:name="_Toc244424268"/>
+      <w:bookmarkStart w:id="4" w:name="_Toc244455910"/>
       <w:r>
         <w:rPr>
           <w:rFonts w:ascii="Calibri" w:hAnsi="Calibri"/>
@@ -6244,7 +6402,7 @@
           <w:bottom w:val="single" w:sz="8" w:space="3" w:color="DBEAFE"/>
         </w:pBdr>
       </w:pPr>
-      <w:bookmarkStart w:id="5" w:name="_Toc244424269"/>
+      <w:bookmarkStart w:id="5" w:name="_Toc244455911"/>
       <w:r>
         <w:rPr>
           <w:rFonts w:ascii="Calibri" w:hAnsi="Calibri"/>
@@ -6284,7 +6442,7 @@
           <w:bottom w:val="single" w:sz="8" w:space="3" w:color="DBEAFE"/>
         </w:pBdr>
       </w:pPr>
-      <w:bookmarkStart w:id="6" w:name="_Toc244424270"/>
+      <w:bookmarkStart w:id="6" w:name="_Toc244455912"/>
       <w:r>
         <w:rPr>
           <w:rFonts w:ascii="Calibri" w:hAnsi="Calibri"/>
@@ -6384,6 +6542,7 @@
       </w:tr>
       <w:tr>
         <w:trPr>
+          <w:cantSplit/>
           <w:jc w:val="center"/>
         </w:trPr>
         <w:tc>
@@ -6438,6 +6597,7 @@
       </w:tr>
       <w:tr>
         <w:trPr>
+          <w:cantSplit/>
           <w:jc w:val="center"/>
         </w:trPr>
         <w:tc>
@@ -6488,13 +6648,14 @@
               <w:rPr>
                 <w:sz w:val="17"/>
               </w:rPr>
-              <w:t>Envoyer 24 000 caractères au modèle et noyer la vraie réponse.</w:t>
+              <w:t>Envoyer tout le cours — ou tout un livre — au modèle et noyer la vraie réponse.</w:t>
             </w:r>
           </w:p>
         </w:tc>
       </w:tr>
       <w:tr>
         <w:trPr>
+          <w:cantSplit/>
           <w:jc w:val="center"/>
         </w:trPr>
         <w:tc>
@@ -6549,6 +6710,7 @@
       </w:tr>
       <w:tr>
         <w:trPr>
+          <w:cantSplit/>
           <w:jc w:val="center"/>
         </w:trPr>
         <w:tc>
@@ -6632,7 +6794,7 @@
           <w:bottom w:val="single" w:sz="8" w:space="3" w:color="DBEAFE"/>
         </w:pBdr>
       </w:pPr>
-      <w:bookmarkStart w:id="7" w:name="_Toc244424271"/>
+      <w:bookmarkStart w:id="7" w:name="_Toc244455913"/>
       <w:r>
         <w:rPr>
           <w:rFonts w:ascii="Calibri" w:hAnsi="Calibri"/>
@@ -6732,6 +6894,7 @@
       </w:tr>
       <w:tr>
         <w:trPr>
+          <w:cantSplit/>
           <w:jc w:val="center"/>
         </w:trPr>
         <w:tc>
@@ -6785,6 +6948,7 @@
       </w:tr>
       <w:tr>
         <w:trPr>
+          <w:cantSplit/>
           <w:jc w:val="center"/>
         </w:trPr>
         <w:tc>
@@ -6841,6 +7005,7 @@
       </w:tr>
       <w:tr>
         <w:trPr>
+          <w:cantSplit/>
           <w:jc w:val="center"/>
         </w:trPr>
         <w:tc>
@@ -6894,6 +7059,7 @@
       </w:tr>
       <w:tr>
         <w:trPr>
+          <w:cantSplit/>
           <w:jc w:val="center"/>
         </w:trPr>
         <w:tc>
@@ -6950,6 +7116,7 @@
       </w:tr>
       <w:tr>
         <w:trPr>
+          <w:cantSplit/>
           <w:jc w:val="center"/>
         </w:trPr>
         <w:tc>
@@ -7003,6 +7170,7 @@
       </w:tr>
       <w:tr>
         <w:trPr>
+          <w:cantSplit/>
           <w:jc w:val="center"/>
         </w:trPr>
         <w:tc>
@@ -7059,6 +7227,7 @@
       </w:tr>
       <w:tr>
         <w:trPr>
+          <w:cantSplit/>
           <w:jc w:val="center"/>
         </w:trPr>
         <w:tc>
@@ -7130,7 +7299,7 @@
         <w:lastRenderedPageBreak/>
         <w:t xml:space="preserve"> </w:t>
       </w:r>
-      <w:bookmarkStart w:id="8" w:name="_Toc244424272"/>
+      <w:bookmarkStart w:id="8" w:name="_Toc244455914"/>
       <w:r>
         <w:rPr>
           <w:rFonts w:ascii="Calibri" w:hAnsi="Calibri"/>
@@ -7307,6 +7476,7 @@
       </w:tr>
       <w:tr>
         <w:trPr>
+          <w:cantSplit/>
           <w:jc w:val="center"/>
         </w:trPr>
         <w:tc>
@@ -7408,6 +7578,7 @@
       </w:tr>
       <w:tr>
         <w:trPr>
+          <w:cantSplit/>
           <w:jc w:val="center"/>
         </w:trPr>
         <w:tc>
@@ -7515,6 +7686,7 @@
       </w:tr>
       <w:tr>
         <w:trPr>
+          <w:cantSplit/>
           <w:jc w:val="center"/>
         </w:trPr>
         <w:tc>
@@ -7616,6 +7788,7 @@
       </w:tr>
       <w:tr>
         <w:trPr>
+          <w:cantSplit/>
           <w:jc w:val="center"/>
         </w:trPr>
         <w:tc>
@@ -7723,6 +7896,7 @@
       </w:tr>
       <w:tr>
         <w:trPr>
+          <w:cantSplit/>
           <w:jc w:val="center"/>
         </w:trPr>
         <w:tc>
@@ -7824,6 +7998,7 @@
       </w:tr>
       <w:tr>
         <w:trPr>
+          <w:cantSplit/>
           <w:jc w:val="center"/>
         </w:trPr>
         <w:tc>
@@ -7931,6 +8106,7 @@
       </w:tr>
       <w:tr>
         <w:trPr>
+          <w:cantSplit/>
           <w:jc w:val="center"/>
         </w:trPr>
         <w:tc>
@@ -8032,6 +8208,7 @@
       </w:tr>
       <w:tr>
         <w:trPr>
+          <w:cantSplit/>
           <w:jc w:val="center"/>
         </w:trPr>
         <w:tc>
@@ -8132,13 +8309,14 @@
               <w:rPr>
                 <w:sz w:val="16"/>
               </w:rPr>
-              <w:t>13</w:t>
+              <w:t>15</w:t>
             </w:r>
           </w:p>
         </w:tc>
       </w:tr>
       <w:tr>
         <w:trPr>
+          <w:cantSplit/>
           <w:jc w:val="center"/>
         </w:trPr>
         <w:tc>
@@ -8233,13 +8411,14 @@
               <w:rPr>
                 <w:sz w:val="16"/>
               </w:rPr>
-              <w:t>8</w:t>
+              <w:t>7</w:t>
             </w:r>
           </w:p>
         </w:tc>
       </w:tr>
       <w:tr>
         <w:trPr>
+          <w:cantSplit/>
           <w:jc w:val="center"/>
         </w:trPr>
         <w:tc>
@@ -8306,7 +8485,7 @@
               <w:rPr>
                 <w:sz w:val="16"/>
               </w:rPr>
-              <w:t>Livre + sites + cache</w:t>
+              <w:t>Livre entier indexé + sites + cache</w:t>
             </w:r>
           </w:p>
         </w:tc>
@@ -8323,7 +8502,7 @@
               <w:rPr>
                 <w:sz w:val="16"/>
               </w:rPr>
-              <w:t>Il cite un livre et la doc officielle</w:t>
+              <w:t>Il cite une page de livre et la doc officielle</w:t>
             </w:r>
           </w:p>
         </w:tc>
@@ -8340,7 +8519,7 @@
               <w:rPr>
                 <w:sz w:val="16"/>
               </w:rPr>
-              <w:t>7</w:t>
+              <w:t>6</w:t>
             </w:r>
           </w:p>
         </w:tc>
@@ -8358,7 +8537,7 @@
           <w:bottom w:val="single" w:sz="8" w:space="3" w:color="DBEAFE"/>
         </w:pBdr>
       </w:pPr>
-      <w:bookmarkStart w:id="9" w:name="_Toc244424273"/>
+      <w:bookmarkStart w:id="9" w:name="_Toc244455915"/>
       <w:r>
         <w:rPr>
           <w:rFonts w:ascii="Calibri" w:hAnsi="Calibri"/>
@@ -8478,6 +8657,7 @@
       </w:tr>
       <w:tr>
         <w:trPr>
+          <w:cantSplit/>
           <w:jc w:val="center"/>
         </w:trPr>
         <w:tc>
@@ -8548,6 +8728,7 @@
       </w:tr>
       <w:tr>
         <w:trPr>
+          <w:cantSplit/>
           <w:jc w:val="center"/>
         </w:trPr>
         <w:tc>
@@ -8622,6 +8803,7 @@
       </w:tr>
       <w:tr>
         <w:trPr>
+          <w:cantSplit/>
           <w:jc w:val="center"/>
         </w:trPr>
         <w:tc>
@@ -8708,7 +8890,7 @@
           <w:bottom w:val="single" w:sz="8" w:space="3" w:color="DBEAFE"/>
         </w:pBdr>
       </w:pPr>
-      <w:bookmarkStart w:id="10" w:name="_Toc244424274"/>
+      <w:bookmarkStart w:id="10" w:name="_Toc244455916"/>
       <w:r>
         <w:rPr>
           <w:rFonts w:ascii="Calibri" w:hAnsi="Calibri"/>
@@ -8756,7 +8938,7 @@
           <w:sz w:val="18"/>
         </w:rPr>
         <w:br/>
-        <w:t xml:space="preserve">         → si RAG : lecture de cours/ → tri des passages → modèle rédige</w:t>
+        <w:t xml:space="preserve">         → si RAG : notes de cours/ + index du livre → tri des passages → modèle rédige</w:t>
       </w:r>
       <w:r>
         <w:rPr>
@@ -8765,7 +8947,7 @@
           <w:sz w:val="18"/>
         </w:rPr>
         <w:br/>
-        <w:t xml:space="preserve">         → Python extrait les sources → l'utilisateur voit la réponse ET la preuve</w:t>
+        <w:t xml:space="preserve">         → Python extrait les sources (fichier, page) → réponse + preuve</w:t>
       </w:r>
     </w:p>
     <w:tbl>
@@ -8836,7 +9018,7 @@
           <w:bottom w:val="single" w:sz="8" w:space="3" w:color="DBEAFE"/>
         </w:pBdr>
       </w:pPr>
-      <w:bookmarkStart w:id="11" w:name="_Toc244424275"/>
+      <w:bookmarkStart w:id="11" w:name="_Toc244455917"/>
       <w:r>
         <w:rPr>
           <w:rFonts w:ascii="Calibri" w:hAnsi="Calibri"/>
@@ -8956,6 +9138,7 @@
       </w:tr>
       <w:tr>
         <w:trPr>
+          <w:cantSplit/>
           <w:jc w:val="center"/>
         </w:trPr>
         <w:tc>
@@ -8971,6 +9154,7 @@
                 <w:b/>
                 <w:sz w:val="17"/>
               </w:rPr>
+              <w:lastRenderedPageBreak/>
               <w:t>90 minutes</w:t>
             </w:r>
           </w:p>
@@ -8987,30 +9171,22 @@
               <w:rPr>
                 <w:sz w:val="17"/>
               </w:rPr>
-              <w:t xml:space="preserve">1, 2, 3, 8 + les démonstrations de la section « </w:t>
-            </w:r>
+              <w:t>1, 2, 3, 8 + les démonstrations de la section « Les démonstrations de contrôle »</w:t>
+            </w:r>
+          </w:p>
+        </w:tc>
+        <w:tc>
+          <w:tcPr>
+            <w:tcW w:w="2835" w:type="dxa"/>
+          </w:tcPr>
+          <w:p>
+            <w:pPr>
+              <w:spacing w:after="0" w:line="252" w:lineRule="auto"/>
+            </w:pPr>
             <w:r>
               <w:rPr>
                 <w:sz w:val="17"/>
               </w:rPr>
-              <w:lastRenderedPageBreak/>
-              <w:t>Les démonstrations de contrôle »</w:t>
-            </w:r>
-          </w:p>
-        </w:tc>
-        <w:tc>
-          <w:tcPr>
-            <w:tcW w:w="2835" w:type="dxa"/>
-          </w:tcPr>
-          <w:p>
-            <w:pPr>
-              <w:spacing w:after="0" w:line="252" w:lineRule="auto"/>
-            </w:pPr>
-            <w:r>
-              <w:rPr>
-                <w:sz w:val="17"/>
-              </w:rPr>
-              <w:lastRenderedPageBreak/>
               <w:t>5, 6, 9, 10 et extensions</w:t>
             </w:r>
           </w:p>
@@ -9034,6 +9210,7 @@
       </w:tr>
       <w:tr>
         <w:trPr>
+          <w:cantSplit/>
           <w:jc w:val="center"/>
         </w:trPr>
         <w:tc>
@@ -9108,6 +9285,7 @@
       </w:tr>
       <w:tr>
         <w:trPr>
+          <w:cantSplit/>
           <w:jc w:val="center"/>
         </w:trPr>
         <w:tc>
@@ -9189,7 +9367,7 @@
           <w:bottom w:val="single" w:sz="8" w:space="3" w:color="DBEAFE"/>
         </w:pBdr>
       </w:pPr>
-      <w:bookmarkStart w:id="12" w:name="_Toc244424276"/>
+      <w:bookmarkStart w:id="12" w:name="_Toc244455918"/>
       <w:r>
         <w:rPr>
           <w:rFonts w:ascii="Calibri" w:hAnsi="Calibri"/>
@@ -9285,7 +9463,7 @@
         <w:lastRenderedPageBreak/>
         <w:t xml:space="preserve"> </w:t>
       </w:r>
-      <w:bookmarkStart w:id="13" w:name="_Toc244424277"/>
+      <w:bookmarkStart w:id="13" w:name="_Toc244455919"/>
       <w:r>
         <w:rPr>
           <w:rFonts w:ascii="Calibri" w:hAnsi="Calibri"/>
@@ -9313,7 +9491,7 @@
           <w:bottom w:val="single" w:sz="8" w:space="3" w:color="DBEAFE"/>
         </w:pBdr>
       </w:pPr>
-      <w:bookmarkStart w:id="14" w:name="_Toc244424278"/>
+      <w:bookmarkStart w:id="14" w:name="_Toc244455920"/>
       <w:r>
         <w:rPr>
           <w:rFonts w:ascii="Calibri" w:hAnsi="Calibri"/>
@@ -9453,7 +9631,7 @@
           <w:bottom w:val="single" w:sz="8" w:space="3" w:color="DBEAFE"/>
         </w:pBdr>
       </w:pPr>
-      <w:bookmarkStart w:id="15" w:name="_Toc244424279"/>
+      <w:bookmarkStart w:id="15" w:name="_Toc244455921"/>
       <w:r>
         <w:rPr>
           <w:rFonts w:ascii="Calibri" w:hAnsi="Calibri"/>
@@ -9553,6 +9731,7 @@
       </w:tr>
       <w:tr>
         <w:trPr>
+          <w:cantSplit/>
           <w:jc w:val="center"/>
         </w:trPr>
         <w:tc>
@@ -9606,6 +9785,7 @@
       </w:tr>
       <w:tr>
         <w:trPr>
+          <w:cantSplit/>
           <w:jc w:val="center"/>
         </w:trPr>
         <w:tc>
@@ -9662,6 +9842,7 @@
       </w:tr>
       <w:tr>
         <w:trPr>
+          <w:cantSplit/>
           <w:jc w:val="center"/>
         </w:trPr>
         <w:tc>
@@ -9715,6 +9896,7 @@
       </w:tr>
       <w:tr>
         <w:trPr>
+          <w:cantSplit/>
           <w:jc w:val="center"/>
         </w:trPr>
         <w:tc>
@@ -9782,7 +9964,7 @@
           <w:bottom w:val="single" w:sz="8" w:space="3" w:color="DBEAFE"/>
         </w:pBdr>
       </w:pPr>
-      <w:bookmarkStart w:id="16" w:name="_Toc244424280"/>
+      <w:bookmarkStart w:id="16" w:name="_Toc244455922"/>
       <w:r>
         <w:rPr>
           <w:rFonts w:ascii="Calibri" w:hAnsi="Calibri"/>
@@ -9882,6 +10064,7 @@
       </w:tr>
       <w:tr>
         <w:trPr>
+          <w:cantSplit/>
           <w:jc w:val="center"/>
         </w:trPr>
         <w:tc>
@@ -9935,6 +10118,7 @@
       </w:tr>
       <w:tr>
         <w:trPr>
+          <w:cantSplit/>
           <w:jc w:val="center"/>
         </w:trPr>
         <w:tc>
@@ -9991,6 +10175,7 @@
       </w:tr>
       <w:tr>
         <w:trPr>
+          <w:cantSplit/>
           <w:jc w:val="center"/>
         </w:trPr>
         <w:tc>
@@ -10055,7 +10240,7 @@
           <w:bottom w:val="single" w:sz="8" w:space="3" w:color="DBEAFE"/>
         </w:pBdr>
       </w:pPr>
-      <w:bookmarkStart w:id="17" w:name="_Toc244424281"/>
+      <w:bookmarkStart w:id="17" w:name="_Toc244455923"/>
       <w:r>
         <w:rPr>
           <w:rFonts w:ascii="Calibri" w:hAnsi="Calibri"/>
@@ -10141,7 +10326,7 @@
           <w:bottom w:val="single" w:sz="8" w:space="3" w:color="DBEAFE"/>
         </w:pBdr>
       </w:pPr>
-      <w:bookmarkStart w:id="18" w:name="_Toc244424282"/>
+      <w:bookmarkStart w:id="18" w:name="_Toc244455924"/>
       <w:r>
         <w:rPr>
           <w:rFonts w:ascii="Calibri" w:hAnsi="Calibri"/>
@@ -10238,7 +10423,7 @@
           <w:sz w:val="17"/>
         </w:rPr>
         <w:br/>
-        <w:t>-&gt; « Explique useReducer ? »                 (attend : Hors-matiere)</w:t>
+        <w:t>-&gt; « Explique useReducer ? »                 (attend : une reponse + pastille .docx)</w:t>
       </w:r>
     </w:p>
     <w:p>
@@ -10248,7 +10433,7 @@
           <w:bottom w:val="single" w:sz="8" w:space="3" w:color="DBEAFE"/>
         </w:pBdr>
       </w:pPr>
-      <w:bookmarkStart w:id="19" w:name="_Toc244424283"/>
+      <w:bookmarkStart w:id="19" w:name="_Toc244455925"/>
       <w:r>
         <w:rPr>
           <w:rFonts w:ascii="Calibri" w:hAnsi="Calibri"/>
@@ -10307,7 +10492,7 @@
               <w:rPr>
                 <w:sz w:val="20"/>
               </w:rPr>
-              <w:t>Ne réparez pas devant le groupe. Basculez sur app_final.py (l'agent complet, BUILD v9) et rejouez les démonstrations de la section « Les démonstrations de contrôle ». L'atelier survit à une étape ratée ; il ne survit pas à dix minutes de débogage silencieux.</w:t>
+              <w:t>Ne réparez pas devant le groupe. Basculez sur app_final.py (l'agent complet, BUILD v10) et rejouez les démonstrations de la section « Les démonstrations de contrôle ». L'atelier survit à une étape ratée ; il ne survit pas à dix minutes de débogage silencieux.</w:t>
             </w:r>
           </w:p>
         </w:tc>
@@ -10316,6 +10501,339 @@
     <w:p>
       <w:pPr>
         <w:spacing w:after="80" w:line="60" w:lineRule="exact"/>
+      </w:pPr>
+    </w:p>
+    <w:p>
+      <w:pPr>
+        <w:pStyle w:val="Heading2"/>
+        <w:pBdr>
+          <w:bottom w:val="single" w:sz="8" w:space="3" w:color="DBEAFE"/>
+        </w:pBdr>
+      </w:pPr>
+      <w:bookmarkStart w:id="20" w:name="_Toc244455926"/>
+      <w:r>
+        <w:rPr>
+          <w:rFonts w:ascii="Calibri" w:hAnsi="Calibri"/>
+        </w:rPr>
+        <w:t>Si le test express échoue, où aller</w:t>
+      </w:r>
+      <w:bookmarkEnd w:id="20"/>
+    </w:p>
+    <w:tbl>
+      <w:tblPr>
+        <w:tblW w:w="0" w:type="auto"/>
+        <w:jc w:val="center"/>
+        <w:tblBorders>
+          <w:top w:val="single" w:sz="4" w:space="0" w:color="CBD5E1"/>
+          <w:left w:val="single" w:sz="4" w:space="0" w:color="CBD5E1"/>
+          <w:bottom w:val="single" w:sz="4" w:space="0" w:color="CBD5E1"/>
+          <w:right w:val="single" w:sz="4" w:space="0" w:color="CBD5E1"/>
+          <w:insideH w:val="single" w:sz="4" w:space="0" w:color="CBD5E1"/>
+          <w:insideV w:val="single" w:sz="4" w:space="0" w:color="CBD5E1"/>
+        </w:tblBorders>
+        <w:tblLayout w:type="fixed"/>
+        <w:tblCellMar>
+          <w:top w:w="45" w:type="dxa"/>
+          <w:left w:w="90" w:type="dxa"/>
+          <w:bottom w:w="45" w:type="dxa"/>
+          <w:right w:w="90" w:type="dxa"/>
+        </w:tblCellMar>
+        <w:tblLook w:val="04A0" w:firstRow="1" w:lastRow="0" w:firstColumn="1" w:lastColumn="0" w:noHBand="0" w:noVBand="1"/>
+      </w:tblPr>
+      <w:tblGrid>
+        <w:gridCol w:w="3402"/>
+        <w:gridCol w:w="3175"/>
+        <w:gridCol w:w="2835"/>
+      </w:tblGrid>
+      <w:tr>
+        <w:trPr>
+          <w:tblHeader/>
+          <w:jc w:val="center"/>
+        </w:trPr>
+        <w:tc>
+          <w:tcPr>
+            <w:tcW w:w="3402" w:type="dxa"/>
+            <w:shd w:val="clear" w:color="auto" w:fill="0F172A"/>
+          </w:tcPr>
+          <w:p>
+            <w:pPr>
+              <w:spacing w:after="0"/>
+            </w:pPr>
+            <w:r>
+              <w:rPr>
+                <w:b/>
+                <w:color w:val="FFFFFF"/>
+                <w:sz w:val="17"/>
+              </w:rPr>
+              <w:t>Ce que vous voyez</w:t>
+            </w:r>
+          </w:p>
+        </w:tc>
+        <w:tc>
+          <w:tcPr>
+            <w:tcW w:w="3175" w:type="dxa"/>
+            <w:shd w:val="clear" w:color="auto" w:fill="0F172A"/>
+          </w:tcPr>
+          <w:p>
+            <w:pPr>
+              <w:spacing w:after="0"/>
+            </w:pPr>
+            <w:r>
+              <w:rPr>
+                <w:b/>
+                <w:color w:val="FFFFFF"/>
+                <w:sz w:val="17"/>
+              </w:rPr>
+              <w:t>Cause probable</w:t>
+            </w:r>
+          </w:p>
+        </w:tc>
+        <w:tc>
+          <w:tcPr>
+            <w:tcW w:w="2835" w:type="dxa"/>
+            <w:shd w:val="clear" w:color="auto" w:fill="0F172A"/>
+          </w:tcPr>
+          <w:p>
+            <w:pPr>
+              <w:spacing w:after="0"/>
+            </w:pPr>
+            <w:r>
+              <w:rPr>
+                <w:b/>
+                <w:color w:val="FFFFFF"/>
+                <w:sz w:val="17"/>
+              </w:rPr>
+              <w:t>Où regarder</w:t>
+            </w:r>
+          </w:p>
+        </w:tc>
+      </w:tr>
+      <w:tr>
+        <w:trPr>
+          <w:cantSplit/>
+          <w:jc w:val="center"/>
+        </w:trPr>
+        <w:tc>
+          <w:tcPr>
+            <w:tcW w:w="3402" w:type="dxa"/>
+          </w:tcPr>
+          <w:p>
+            <w:pPr>
+              <w:spacing w:after="0" w:line="252" w:lineRule="auto"/>
+            </w:pPr>
+            <w:r>
+              <w:rPr>
+                <w:sz w:val="17"/>
+              </w:rPr>
+              <w:t>Le moteur ne répond pas</w:t>
+            </w:r>
+          </w:p>
+        </w:tc>
+        <w:tc>
+          <w:tcPr>
+            <w:tcW w:w="3175" w:type="dxa"/>
+          </w:tcPr>
+          <w:p>
+            <w:pPr>
+              <w:spacing w:after="0" w:line="252" w:lineRule="auto"/>
+            </w:pPr>
+            <w:r>
+              <w:rPr>
+                <w:sz w:val="17"/>
+              </w:rPr>
+              <w:t>Ollama est arrêté ou occupé</w:t>
+            </w:r>
+          </w:p>
+        </w:tc>
+        <w:tc>
+          <w:tcPr>
+            <w:tcW w:w="2835" w:type="dxa"/>
+          </w:tcPr>
+          <w:p>
+            <w:pPr>
+              <w:spacing w:after="0" w:line="252" w:lineRule="auto"/>
+            </w:pPr>
+            <w:r>
+              <w:rPr>
+                <w:sz w:val="17"/>
+              </w:rPr>
+              <w:t>Dépannage : « Connection refused »</w:t>
+            </w:r>
+          </w:p>
+        </w:tc>
+      </w:tr>
+      <w:tr>
+        <w:trPr>
+          <w:cantSplit/>
+          <w:jc w:val="center"/>
+        </w:trPr>
+        <w:tc>
+          <w:tcPr>
+            <w:tcW w:w="3402" w:type="dxa"/>
+            <w:shd w:val="clear" w:color="auto" w:fill="F8FAFC"/>
+          </w:tcPr>
+          <w:p>
+            <w:pPr>
+              <w:spacing w:after="0" w:line="252" w:lineRule="auto"/>
+            </w:pPr>
+            <w:r>
+              <w:rPr>
+                <w:sz w:val="17"/>
+              </w:rPr>
+              <w:t>Aucune pastille sous la réponse</w:t>
+            </w:r>
+          </w:p>
+        </w:tc>
+        <w:tc>
+          <w:tcPr>
+            <w:tcW w:w="3175" w:type="dxa"/>
+            <w:shd w:val="clear" w:color="auto" w:fill="F8FAFC"/>
+          </w:tcPr>
+          <w:p>
+            <w:pPr>
+              <w:spacing w:after="0" w:line="252" w:lineRule="auto"/>
+            </w:pPr>
+            <w:r>
+              <w:rPr>
+                <w:sz w:val="17"/>
+              </w:rPr>
+              <w:t>Le fichier n'est pas reconnu comme une source</w:t>
+            </w:r>
+          </w:p>
+        </w:tc>
+        <w:tc>
+          <w:tcPr>
+            <w:tcW w:w="2835" w:type="dxa"/>
+            <w:shd w:val="clear" w:color="auto" w:fill="F8FAFC"/>
+          </w:tcPr>
+          <w:p>
+            <w:pPr>
+              <w:spacing w:after="0" w:line="252" w:lineRule="auto"/>
+            </w:pPr>
+            <w:r>
+              <w:rPr>
+                <w:sz w:val="17"/>
+              </w:rPr>
+              <w:t>Vérifier son nom et son extension dans cours/</w:t>
+            </w:r>
+          </w:p>
+        </w:tc>
+      </w:tr>
+      <w:tr>
+        <w:trPr>
+          <w:cantSplit/>
+          <w:jc w:val="center"/>
+        </w:trPr>
+        <w:tc>
+          <w:tcPr>
+            <w:tcW w:w="3402" w:type="dxa"/>
+          </w:tcPr>
+          <w:p>
+            <w:pPr>
+              <w:spacing w:after="0" w:line="252" w:lineRule="auto"/>
+            </w:pPr>
+            <w:r>
+              <w:rPr>
+                <w:sz w:val="17"/>
+              </w:rPr>
+              <w:t>Le calendrier donne une autre date</w:t>
+            </w:r>
+          </w:p>
+        </w:tc>
+        <w:tc>
+          <w:tcPr>
+            <w:tcW w:w="3175" w:type="dxa"/>
+          </w:tcPr>
+          <w:p>
+            <w:pPr>
+              <w:spacing w:after="0" w:line="252" w:lineRule="auto"/>
+            </w:pPr>
+            <w:r>
+              <w:rPr>
+                <w:sz w:val="17"/>
+              </w:rPr>
+              <w:t>Le PDF ou le DOCX du calendrier manque</w:t>
+            </w:r>
+          </w:p>
+        </w:tc>
+        <w:tc>
+          <w:tcPr>
+            <w:tcW w:w="2835" w:type="dxa"/>
+          </w:tcPr>
+          <w:p>
+            <w:pPr>
+              <w:spacing w:after="0" w:line="252" w:lineRule="auto"/>
+            </w:pPr>
+            <w:r>
+              <w:rPr>
+                <w:sz w:val="17"/>
+              </w:rPr>
+              <w:t>Le remettre dans cours/, relancer</w:t>
+            </w:r>
+          </w:p>
+        </w:tc>
+      </w:tr>
+      <w:tr>
+        <w:trPr>
+          <w:cantSplit/>
+          <w:jc w:val="center"/>
+        </w:trPr>
+        <w:tc>
+          <w:tcPr>
+            <w:tcW w:w="3402" w:type="dxa"/>
+            <w:shd w:val="clear" w:color="auto" w:fill="F8FAFC"/>
+          </w:tcPr>
+          <w:p>
+            <w:pPr>
+              <w:spacing w:after="0" w:line="252" w:lineRule="auto"/>
+            </w:pPr>
+            <w:r>
+              <w:rPr>
+                <w:sz w:val="17"/>
+              </w:rPr>
+              <w:t>Le snippet n'apparaît pas</w:t>
+            </w:r>
+          </w:p>
+        </w:tc>
+        <w:tc>
+          <w:tcPr>
+            <w:tcW w:w="3175" w:type="dxa"/>
+            <w:shd w:val="clear" w:color="auto" w:fill="F8FAFC"/>
+          </w:tcPr>
+          <w:p>
+            <w:pPr>
+              <w:spacing w:after="0" w:line="252" w:lineRule="auto"/>
+            </w:pPr>
+            <w:r>
+              <w:rPr>
+                <w:sz w:val="17"/>
+              </w:rPr>
+              <w:t>La clé n'existe pas dans banque_react.py</w:t>
+            </w:r>
+          </w:p>
+        </w:tc>
+        <w:tc>
+          <w:tcPr>
+            <w:tcW w:w="2835" w:type="dxa"/>
+            <w:shd w:val="clear" w:color="auto" w:fill="F8FAFC"/>
+          </w:tcPr>
+          <w:p>
+            <w:pPr>
+              <w:spacing w:after="0" w:line="252" w:lineRule="auto"/>
+            </w:pPr>
+            <w:r>
+              <w:rPr>
+                <w:sz w:val="17"/>
+              </w:rPr>
+              <w:t>Poser la question « donne le code … » avec le bon nom</w:t>
+            </w:r>
+          </w:p>
+        </w:tc>
+      </w:tr>
+    </w:tbl>
+    <w:p>
+      <w:pPr>
+        <w:spacing w:after="40"/>
       </w:pPr>
     </w:p>
     <w:p>
@@ -10332,14 +10850,14 @@
         <w:lastRenderedPageBreak/>
         <w:t xml:space="preserve"> </w:t>
       </w:r>
-      <w:bookmarkStart w:id="20" w:name="_Toc244424284"/>
+      <w:bookmarkStart w:id="21" w:name="_Toc244455927"/>
       <w:r>
         <w:rPr>
           <w:rFonts w:ascii="Calibri" w:hAnsi="Calibri"/>
         </w:rPr>
         <w:t>Les dix étapes</w:t>
       </w:r>
-      <w:bookmarkEnd w:id="20"/>
+      <w:bookmarkEnd w:id="21"/>
     </w:p>
     <w:p>
       <w:pPr>
@@ -10372,14 +10890,14 @@
         </w:rPr>
         <w:t xml:space="preserve"> </w:t>
       </w:r>
-      <w:bookmarkStart w:id="21" w:name="_Toc244424285"/>
+      <w:bookmarkStart w:id="22" w:name="_Toc244455928"/>
       <w:r>
         <w:rPr>
           <w:rFonts w:ascii="Calibri" w:hAnsi="Calibri"/>
         </w:rPr>
         <w:t>Étape 1 · Le cerveau seul</w:t>
       </w:r>
-      <w:bookmarkEnd w:id="21"/>
+      <w:bookmarkEnd w:id="22"/>
     </w:p>
     <w:p>
       <w:pPr>
@@ -11041,14 +11559,14 @@
         </w:rPr>
         <w:t xml:space="preserve"> </w:t>
       </w:r>
-      <w:bookmarkStart w:id="22" w:name="_Toc244424286"/>
+      <w:bookmarkStart w:id="23" w:name="_Toc244455929"/>
       <w:r>
         <w:rPr>
           <w:rFonts w:ascii="Calibri" w:hAnsi="Calibri"/>
         </w:rPr>
         <w:t>Étape 2 · La matière</w:t>
       </w:r>
-      <w:bookmarkEnd w:id="22"/>
+      <w:bookmarkEnd w:id="23"/>
     </w:p>
     <w:p>
       <w:pPr>
@@ -11716,14 +12234,14 @@
         <w:lastRenderedPageBreak/>
         <w:t xml:space="preserve"> </w:t>
       </w:r>
-      <w:bookmarkStart w:id="23" w:name="_Toc244424287"/>
+      <w:bookmarkStart w:id="24" w:name="_Toc244455930"/>
       <w:r>
         <w:rPr>
           <w:rFonts w:ascii="Calibri" w:hAnsi="Calibri"/>
         </w:rPr>
         <w:t>Étape 3 · Les mains</w:t>
       </w:r>
-      <w:bookmarkEnd w:id="23"/>
+      <w:bookmarkEnd w:id="24"/>
     </w:p>
     <w:p>
       <w:pPr>
@@ -12324,14 +12842,14 @@
         </w:rPr>
         <w:t xml:space="preserve"> </w:t>
       </w:r>
-      <w:bookmarkStart w:id="24" w:name="_Toc244424288"/>
+      <w:bookmarkStart w:id="25" w:name="_Toc244455931"/>
       <w:r>
         <w:rPr>
           <w:rFonts w:ascii="Calibri" w:hAnsi="Calibri"/>
         </w:rPr>
         <w:t>Étape 4 · Le visage</w:t>
       </w:r>
-      <w:bookmarkEnd w:id="24"/>
+      <w:bookmarkEnd w:id="25"/>
     </w:p>
     <w:p>
       <w:pPr>
@@ -12916,14 +13434,14 @@
         </w:rPr>
         <w:t xml:space="preserve"> </w:t>
       </w:r>
-      <w:bookmarkStart w:id="25" w:name="_Toc244424289"/>
+      <w:bookmarkStart w:id="26" w:name="_Toc244455932"/>
       <w:r>
         <w:rPr>
           <w:rFonts w:ascii="Calibri" w:hAnsi="Calibri"/>
         </w:rPr>
         <w:t>Étape 5 · Le contrôle</w:t>
       </w:r>
-      <w:bookmarkEnd w:id="25"/>
+      <w:bookmarkEnd w:id="26"/>
     </w:p>
     <w:p>
       <w:pPr>
@@ -13525,14 +14043,14 @@
         </w:rPr>
         <w:t xml:space="preserve"> </w:t>
       </w:r>
-      <w:bookmarkStart w:id="26" w:name="_Toc244424290"/>
+      <w:bookmarkStart w:id="27" w:name="_Toc244455933"/>
       <w:r>
         <w:rPr>
           <w:rFonts w:ascii="Calibri" w:hAnsi="Calibri"/>
         </w:rPr>
         <w:t>Étape 6 · La bibliothèque de code</w:t>
       </w:r>
-      <w:bookmarkEnd w:id="26"/>
+      <w:bookmarkEnd w:id="27"/>
     </w:p>
     <w:p>
       <w:pPr>
@@ -14195,14 +14713,14 @@
         </w:rPr>
         <w:t xml:space="preserve"> </w:t>
       </w:r>
-      <w:bookmarkStart w:id="27" w:name="_Toc244424291"/>
+      <w:bookmarkStart w:id="28" w:name="_Toc244455934"/>
       <w:r>
         <w:rPr>
           <w:rFonts w:ascii="Calibri" w:hAnsi="Calibri"/>
         </w:rPr>
         <w:t>Étape 7 · La mémoire documentaire</w:t>
       </w:r>
-      <w:bookmarkEnd w:id="27"/>
+      <w:bookmarkEnd w:id="28"/>
     </w:p>
     <w:p>
       <w:pPr>
@@ -14388,7 +14906,7 @@
         <w:spacing w:after="140"/>
       </w:pPr>
       <w:r>
-        <w:t>Passer du .txt écrit à la main aux documents réels : le plan de cours, le calendrier, le guide React, les tendances technologiques. C'est le moment où l'agent devient le vôtre. Le RAG naît ici, par nécessité : quatre documents font 24 000 caractères, trop pour être envoyés à chaque question.</w:t>
+        <w:t>Passer du .txt écrit à la main aux documents réels : le plan de cours, le calendrier, le guide React, les tendances technologiques. C'est le moment où l'agent devient le vôtre. Le RAG naît ici, par nécessité : quatre documents font près de 20 000 caractères, trop pour être envoyés à chaque question — et un livre entier ne rentre pas du tout.</w:t>
       </w:r>
     </w:p>
     <w:p>
@@ -14672,7 +15190,7 @@
         <w:rPr>
           <w:sz w:val="20"/>
         </w:rPr>
-        <w:t>Le tri et la preuve : parmi 24 000 caractères, quels passages envoyer, et comment le prouver.</w:t>
+        <w:t>Le tri et la preuve : parmi 20 000 caractères — et bientôt des centaines de pages — quels passages envoyer, et comment le prouver.</w:t>
       </w:r>
     </w:p>
     <w:tbl>
@@ -14725,7 +15243,7 @@
               <w:rPr>
                 <w:sz w:val="19"/>
               </w:rPr>
-              <w:t>Un PDF scanné est une image : sans OCR, il ne contient pas de texte. Un .doc renommé en .docx ne s'ouvre pas. Le corpus est coupé à 24 000 caractères : au-delà, les derniers documents disparaissent silencieusement.</w:t>
+              <w:t>Un PDF scanné est une image : sans OCR, il ne contient pas de texte. Un .doc renommé en .docx ne s'ouvre pas. Les notes de cours sont plafonnées : au-delà de 20 000 caractères, un PDF est indexé page par page au lieu d'être copié en entier (c'est l'objet de l'étape 8).</w:t>
             </w:r>
           </w:p>
         </w:tc>
@@ -14831,14 +15349,14 @@
         </w:rPr>
         <w:t xml:space="preserve"> </w:t>
       </w:r>
-      <w:bookmarkStart w:id="28" w:name="_Toc244424292"/>
+      <w:bookmarkStart w:id="29" w:name="_Toc244455935"/>
       <w:r>
         <w:rPr>
           <w:rFonts w:ascii="Calibri" w:hAnsi="Calibri"/>
         </w:rPr>
         <w:t>Étape 8 · Le tri et la preuve</w:t>
       </w:r>
-      <w:bookmarkEnd w:id="28"/>
+      <w:bookmarkEnd w:id="29"/>
     </w:p>
     <w:p>
       <w:pPr>
@@ -14944,7 +15462,7 @@
                 <w:color w:val="0F172A"/>
                 <w:sz w:val="18"/>
               </w:rPr>
-              <w:t>13 min</w:t>
+              <w:t>15 min</w:t>
             </w:r>
           </w:p>
         </w:tc>
@@ -15008,7 +15526,7 @@
                 <w:color w:val="0F172A"/>
                 <w:sz w:val="18"/>
               </w:rPr>
-              <w:t>5 questions, 1 seul appel LLM</w:t>
+              <w:t>5 questions, 4 chemins, 2 appels LLM</w:t>
             </w:r>
           </w:p>
         </w:tc>
@@ -15024,7 +15542,7 @@
         <w:spacing w:after="140"/>
       </w:pPr>
       <w:r>
-        <w:t>Assembler les pièces. Avant d'appeler le modèle, Python classe la question : demande de code, date, hors-sujet, ou question documentaire. Puis il ne lui donne que les passages utiles. Enfin, il extrait les sources du texte qu'il a réellement envoyé — ce ne sont pas des remerciements, ce sont des preuves.</w:t>
+        <w:t>Assembler les pièces. Avant d'appeler le modèle, Python classe la question : demande de code, date, hors-sujet, ou question documentaire. Puis il ne lui donne que les passages utiles. Enfin, il extrait les sources du texte qu'il a réellement envoyé — ce ne sont pas des remerciements, ce sont des preuves. Et si un livre volumineux est présent, Python l'a indexé page par page : la réponse peut citer « p.42 », pas seulement « le livre ».</w:t>
       </w:r>
     </w:p>
     <w:p>
@@ -15040,7 +15558,7 @@
         <w:pStyle w:val="ListBullet"/>
       </w:pPr>
       <w:r>
-        <w:t>Lancer la démonstration : cinq questions, cinq chemins différents.</w:t>
+        <w:t>Lancer la démonstration : cinq questions, quatre chemins différents (six questions et un chemin de plus si un livre est indexé).</w:t>
       </w:r>
     </w:p>
     <w:p>
@@ -15048,7 +15566,7 @@
         <w:pStyle w:val="ListBullet"/>
       </w:pPr>
       <w:r>
-        <w:t>Compter les appels au modèle : un seul sur les cinq.</w:t>
+        <w:t>Compter les appels au modèle : deux sur cinq.</w:t>
       </w:r>
     </w:p>
     <w:p>
@@ -15140,7 +15658,7 @@
           <w:color w:val="111827"/>
           <w:sz w:val="17"/>
         </w:rPr>
-        <w:t>etape8 v1 - hybride + RAG + preuves</w:t>
+        <w:t>etape8 v2 - hybride + RAG + livre indexe + preuves</w:t>
       </w:r>
       <w:r>
         <w:rPr>
@@ -15149,7 +15667,7 @@
           <w:sz w:val="17"/>
         </w:rPr>
         <w:br/>
-        <w:t>Matiere chargee : 19278 caracteres depuis cours/  |  Ollama : OK</w:t>
+        <w:t>Matiere chargee : 19824 caracteres depuis cours/  |  Ollama : OK</w:t>
       </w:r>
       <w:r>
         <w:rPr>
@@ -15166,7 +15684,6 @@
           <w:sz w:val="17"/>
         </w:rPr>
         <w:br/>
-        <w:t>QUESTION : Que dit la matiere sur Tailwind ?</w:t>
       </w:r>
       <w:r>
         <w:rPr>
@@ -15174,8 +15691,7 @@
           <w:color w:val="111827"/>
           <w:sz w:val="17"/>
         </w:rPr>
-        <w:br/>
-        <w:t>[outil] lire_cours() / tri Python | chemin : RAG (Python trie, LLM redige) | 1 appel(s) LLM</w:t>
+        <w:t>QUESTION : Que dit la matiere sur Tailwind ?</w:t>
       </w:r>
       <w:r>
         <w:rPr>
@@ -15184,7 +15700,7 @@
           <w:sz w:val="17"/>
         </w:rPr>
         <w:br/>
-        <w:t>Selon le guide, Tailwind CSS propose des classes utilitaires...</w:t>
+        <w:t>[outil] lire_cours() / tri Python | chemin : RAG (Python trie, LLM redige) | 1 appel(s) LLM</w:t>
       </w:r>
       <w:r>
         <w:rPr>
@@ -15193,6 +15709,7 @@
           <w:sz w:val="17"/>
         </w:rPr>
         <w:br/>
+        <w:t>Selon le guide, Tailwind CSS propose des classes utilitaires...</w:t>
       </w:r>
       <w:r>
         <w:rPr>
@@ -15200,6 +15717,7 @@
           <w:color w:val="111827"/>
           <w:sz w:val="17"/>
         </w:rPr>
+        <w:br/>
         <w:t>Sources consultees (preuve Python) : [Guide_complet_React_TypeScript_Tailwind.docx]</w:t>
       </w:r>
       <w:r>
@@ -15262,7 +15780,6 @@
           <w:sz w:val="17"/>
         </w:rPr>
         <w:br/>
-        <w:t>Sources consultees (preuve Python) : [TendancesTechnologiques_420-TT4-AS.docx]  [Tendances...Calendrier...pdf]</w:t>
       </w:r>
       <w:r>
         <w:rPr>
@@ -15270,7 +15787,7 @@
           <w:color w:val="111827"/>
           <w:sz w:val="17"/>
         </w:rPr>
-        <w:br/>
+        <w:t>Sources consultees (preuve Python) : [TendancesTechnologiques_420-TT4-AS.docx]  [Tendances...Calendrier...pdf]</w:t>
       </w:r>
       <w:r>
         <w:rPr>
@@ -15279,7 +15796,6 @@
           <w:sz w:val="17"/>
         </w:rPr>
         <w:br/>
-        <w:t>QUESTION : Explique useReducer ?</w:t>
       </w:r>
       <w:r>
         <w:rPr>
@@ -15288,7 +15804,7 @@
           <w:sz w:val="17"/>
         </w:rPr>
         <w:br/>
-        <w:t>chemin : GARDE (Python seul) | 0 appel(s) LLM</w:t>
+        <w:t>QUESTION : Explique useReducer ?</w:t>
       </w:r>
       <w:r>
         <w:rPr>
@@ -15297,6 +15813,7 @@
           <w:sz w:val="17"/>
         </w:rPr>
         <w:br/>
+        <w:t>[outil] lire_cours() / tri Python | chemin : RAG (Python trie, LLM redige) | 1 appel(s) LLM</w:t>
       </w:r>
       <w:r>
         <w:rPr>
@@ -15304,7 +15821,8 @@
           <w:color w:val="111827"/>
           <w:sz w:val="17"/>
         </w:rPr>
-        <w:t>Hors-matiere - voir manuel. Aucun mot de la question n'apparait dans cours/.</w:t>
+        <w:br/>
+        <w:t>useReducer centralise les transitions d'etat complexes... [SOURCE ...docx]</w:t>
       </w:r>
       <w:r>
         <w:rPr>
@@ -15356,6 +15874,13 @@
           <w:sz w:val="17"/>
         </w:rPr>
         <w:br/>
+      </w:r>
+      <w:r>
+        <w:rPr>
+          <w:rFonts w:ascii="Consolas" w:eastAsia="Consolas" w:hAnsi="Consolas"/>
+          <w:color w:val="111827"/>
+          <w:sz w:val="17"/>
+        </w:rPr>
         <w:t>QUESTION : Quelle est la recette de la tarte aux pommes ?</w:t>
       </w:r>
       <w:r>
@@ -15427,13 +15952,13 @@
               <w:rPr>
                 <w:sz w:val="20"/>
               </w:rPr>
-              <w:t>C'est le cœur de l'exploit, et il tient en cinq observations. 1) Le chemin est décidé par du code, donc il est prévisible et explicable. 2) Quatre questions sur cinq ne coûtent aucun appel au modèle : elles sont instantanées et gratuites. 3) Les sources sont extraites du texte envoyé, pas déclarées par le modèle : une preuve, pas une politesse. 4) Le RAG n'envoie que 3 500 caractères au lieu de 24 000 : la fenêtre de contexte est respectée. 5) Ollama éteint, l'agent ne mens pas : il montre les passages et a</w:t>
+              <w:t xml:space="preserve">C'est le cœur de l'exploit, et il tient en cinq observations. 1) Le chemin est décidé par du code, donc il est prévisible et explicable. 2) Trois questions sur cinq ne coûtent aucun appel au modèle : elles sont instantanées et gratuites. 3) Les sources sont extraites du texte envoyé, pas déclarées par le modèle : une preuve, pas une politesse. 4) Le RAG n'envoie que 3 500 caractères au lieu de 20 000 : la fenêtre de contexte est respectée — et cela restera vrai avec un livre de 500 pages. 5) Ollama éteint, </w:t>
             </w:r>
             <w:r>
               <w:rPr>
                 <w:sz w:val="20"/>
               </w:rPr>
-              <w:t>nnonce le mode dégradé.</w:t>
+              <w:t>l'agent ne ment pas : il montre les passages et annonce le mode dégradé.</w:t>
             </w:r>
           </w:p>
         </w:tc>
@@ -15468,7 +15993,7 @@
         <w:rPr>
           <w:sz w:val="20"/>
         </w:rPr>
-        <w:t>Le produit complet : app_final.py n'est que cette étape, avec l'interface et tous les modes (BUILD v9).</w:t>
+        <w:t>Le produit complet : app_final.py n'est que cette étape, avec l'interface et tous les modes (BUILD v10).</w:t>
       </w:r>
     </w:p>
     <w:p>
@@ -15540,7 +16065,7 @@
               <w:rPr>
                 <w:sz w:val="19"/>
               </w:rPr>
-              <w:t>La garde est volontairement grossière : « Explique useReducer » est refusé même si le modèle sait. C'est le contrat. Le tri par mots-clés peut choisir de mauvais passages sur une question abstraite : on améliore en ajoutant des documents, jamais en supprimant la preuve. Et on n'envoie jamais tout le corpus : 24 000 caractères, c'est déjà les trois quarts de la fenêtre du modèle.</w:t>
+              <w:t>La garde est volontairement grossière : elle accepte dès qu'un mot important existe dans les documents ou dans le livre, même si la réponse exacte n'y est pas. Le tri par mots-clés peut choisir de mauvais passages sur une question abstraite : on améliore en ajoutant des documents, jamais en supprimant la preuve. Et on n'envoie jamais tout le corpus : même indexé, un livre de 300 pages ne pèse que quatre ou cinq pages dans le contexte.</w:t>
             </w:r>
           </w:p>
         </w:tc>
@@ -15601,7 +16126,7 @@
               <w:rPr>
                 <w:sz w:val="19"/>
               </w:rPr>
-              <w:t>« Combien de fois le modèle a-t-il été appelé pour cinq questions ? » Réponse attendue : une. « Qui a produit les pastilles ? » Python, à partir du texte lu.</w:t>
+              <w:t>« Combien de fois le modèle a-t-il été appelé pour cinq questions ? » Réponse attendue : deux. « Qui a produit les pastilles ? » Python, à partir du texte lu.</w:t>
             </w:r>
           </w:p>
         </w:tc>
@@ -15630,6 +16155,565 @@
           <w:sz w:val="18"/>
         </w:rPr>
         <w:t>etape8.py est une démonstration, pas le produit : si elle échoue, lancez app_final.py, qui contient la même logique.</w:t>
+      </w:r>
+    </w:p>
+    <w:p>
+      <w:pPr>
+        <w:pStyle w:val="Heading2"/>
+        <w:pBdr>
+          <w:bottom w:val="single" w:sz="8" w:space="3" w:color="DBEAFE"/>
+        </w:pBdr>
+      </w:pPr>
+      <w:bookmarkStart w:id="30" w:name="_Toc244455936"/>
+      <w:r>
+        <w:rPr>
+          <w:rFonts w:ascii="Calibri" w:hAnsi="Calibri"/>
+        </w:rPr>
+        <w:t>Le livre entier, page par page : l'index BM25</w:t>
+      </w:r>
+      <w:bookmarkEnd w:id="30"/>
+    </w:p>
+    <w:p>
+      <w:r>
+        <w:t>Un manuel React de 300 pages pèse environ 500 000 caractères, soit seize fois la fenêtre de 8 192 tokens (≈ 30 000 caractères). On ne peut donc ni l'envoyer en entier, ni le couper aux 6 000 premiers caractères : l'agent ne connaîtrait que la préface. La solution tient dans un fichier, index_livre.py, et en quatre gestes.</w:t>
+      </w:r>
+    </w:p>
+    <w:p>
+      <w:pPr>
+        <w:pStyle w:val="ListBullet"/>
+      </w:pPr>
+      <w:r>
+        <w:rPr>
+          <w:b/>
+        </w:rPr>
+        <w:lastRenderedPageBreak/>
+        <w:t>Extraire</w:t>
+      </w:r>
+      <w:r>
+        <w:t xml:space="preserve"> — pypdf lit le PDF page par page ; chaque morceau garde son numéro de page d'origine.</w:t>
+      </w:r>
+    </w:p>
+    <w:p>
+      <w:pPr>
+        <w:pStyle w:val="ListBullet"/>
+      </w:pPr>
+      <w:r>
+        <w:rPr>
+          <w:b/>
+        </w:rPr>
+        <w:t>Découper</w:t>
+      </w:r>
+      <w:r>
+        <w:t xml:space="preserve"> — morceaux d'environ 900 caractères, avec 150 caractères de recouvrement pour ne pas couper une idée en deux.</w:t>
+      </w:r>
+    </w:p>
+    <w:p>
+      <w:pPr>
+        <w:pStyle w:val="ListBullet"/>
+      </w:pPr>
+      <w:r>
+        <w:rPr>
+          <w:b/>
+        </w:rPr>
+        <w:t>Noter</w:t>
+      </w:r>
+      <w:r>
+        <w:t xml:space="preserve"> — BM25, un score classique qui récompense les mots rares de la question et pénalise les morceaux trop longs.</w:t>
+      </w:r>
+    </w:p>
+    <w:p>
+      <w:pPr>
+        <w:pStyle w:val="ListBullet"/>
+      </w:pPr>
+      <w:r>
+        <w:rPr>
+          <w:b/>
+        </w:rPr>
+        <w:t>Envoyer</w:t>
+      </w:r>
+      <w:r>
+        <w:t xml:space="preserve"> — seuls les quatre ou cinq meilleurs morceaux partent au modèle, chacun précédé de [=== SOURCE: React_livre p.42 ===].</w:t>
+      </w:r>
+    </w:p>
+    <w:p>
+      <w:pPr>
+        <w:keepNext/>
+        <w:spacing w:before="140" w:after="40"/>
+      </w:pPr>
+      <w:r>
+        <w:rPr>
+          <w:b/>
+          <w:color w:val="1D4ED8"/>
+          <w:sz w:val="15"/>
+        </w:rPr>
+        <w:t>CE QUE LA CONSOLE AFFICHE (EXEMPLE AVEC UN LIVRE DE 312 PAGES)</w:t>
+      </w:r>
+    </w:p>
+    <w:p>
+      <w:pPr>
+        <w:keepLines/>
+        <w:pBdr>
+          <w:left w:val="single" w:sz="24" w:space="8" w:color="1D4ED8"/>
+        </w:pBdr>
+        <w:shd w:val="clear" w:color="auto" w:fill="EFF6FF"/>
+        <w:spacing w:after="160" w:line="240" w:lineRule="auto"/>
+        <w:ind w:left="57"/>
+      </w:pPr>
+      <w:r>
+        <w:rPr>
+          <w:rFonts w:ascii="Consolas" w:eastAsia="Consolas" w:hAnsi="Consolas"/>
+          <w:color w:val="111827"/>
+          <w:sz w:val="17"/>
+        </w:rPr>
+        <w:t>Livre indexe : React_livre (312 pages) -&gt; 1187 morceaux, recherche BM25 par page</w:t>
+      </w:r>
+      <w:r>
+        <w:rPr>
+          <w:rFonts w:ascii="Consolas" w:eastAsia="Consolas" w:hAnsi="Consolas"/>
+          <w:color w:val="111827"/>
+          <w:sz w:val="17"/>
+        </w:rPr>
+        <w:br/>
+      </w:r>
+      <w:r>
+        <w:rPr>
+          <w:rFonts w:ascii="Consolas" w:eastAsia="Consolas" w:hAnsi="Consolas"/>
+          <w:color w:val="111827"/>
+          <w:sz w:val="17"/>
+        </w:rPr>
+        <w:t>(le premier lancement extrait le PDF ; les suivants lisent le cache JSON)</w:t>
+      </w:r>
+      <w:r>
+        <w:rPr>
+          <w:rFonts w:ascii="Consolas" w:eastAsia="Consolas" w:hAnsi="Consolas"/>
+          <w:color w:val="111827"/>
+          <w:sz w:val="17"/>
+        </w:rPr>
+        <w:br/>
+      </w:r>
+      <w:r>
+        <w:rPr>
+          <w:rFonts w:ascii="Consolas" w:eastAsia="Consolas" w:hAnsi="Consolas"/>
+          <w:color w:val="111827"/>
+          <w:sz w:val="17"/>
+        </w:rPr>
+        <w:br/>
+        <w:t>QUESTION : Que dit le livre sur useReducer et les etats complexes ?</w:t>
+      </w:r>
+      <w:r>
+        <w:rPr>
+          <w:rFonts w:ascii="Consolas" w:eastAsia="Consolas" w:hAnsi="Consolas"/>
+          <w:color w:val="111827"/>
+          <w:sz w:val="17"/>
+        </w:rPr>
+        <w:br/>
+        <w:t>[outil] lire_cours() / tri Python | chemin : RAG (Python trie, LLM redige) | 1 appel(s) LLM</w:t>
+      </w:r>
+      <w:r>
+        <w:rPr>
+          <w:rFonts w:ascii="Consolas" w:eastAsia="Consolas" w:hAnsi="Consolas"/>
+          <w:color w:val="111827"/>
+          <w:sz w:val="17"/>
+        </w:rPr>
+        <w:br/>
+        <w:t>Le livre presente useReducer comme le hook des transitions complexes...</w:t>
+      </w:r>
+      <w:r>
+        <w:rPr>
+          <w:rFonts w:ascii="Consolas" w:eastAsia="Consolas" w:hAnsi="Consolas"/>
+          <w:color w:val="111827"/>
+          <w:sz w:val="17"/>
+        </w:rPr>
+        <w:br/>
+        <w:t>Sources consultees (preuve Python) : [React_livre p.42]  [React_livre p.43]</w:t>
+      </w:r>
+    </w:p>
+    <w:p>
+      <w:r>
+        <w:t>Le modèle voit environ 2 000 caractères, comme avant. Mais la bibliothèque peut faire 500 pages, et chaque citation porte un numéro vérifiable : on ouvre le livre à la page 42, et le passage y est. C'est la différence entre « le livre dit que » et une preuve.</w:t>
+      </w:r>
+    </w:p>
+    <w:tbl>
+      <w:tblPr>
+        <w:tblW w:w="0" w:type="auto"/>
+        <w:jc w:val="center"/>
+        <w:tblBorders>
+          <w:top w:val="single" w:sz="4" w:space="0" w:color="CBD5E1"/>
+          <w:left w:val="single" w:sz="4" w:space="0" w:color="CBD5E1"/>
+          <w:bottom w:val="single" w:sz="4" w:space="0" w:color="CBD5E1"/>
+          <w:right w:val="single" w:sz="4" w:space="0" w:color="CBD5E1"/>
+          <w:insideH w:val="single" w:sz="4" w:space="0" w:color="CBD5E1"/>
+          <w:insideV w:val="single" w:sz="4" w:space="0" w:color="CBD5E1"/>
+        </w:tblBorders>
+        <w:tblLayout w:type="fixed"/>
+        <w:tblCellMar>
+          <w:top w:w="45" w:type="dxa"/>
+          <w:left w:w="90" w:type="dxa"/>
+          <w:bottom w:w="45" w:type="dxa"/>
+          <w:right w:w="90" w:type="dxa"/>
+        </w:tblCellMar>
+        <w:tblLook w:val="04A0" w:firstRow="1" w:lastRow="0" w:firstColumn="1" w:lastColumn="0" w:noHBand="0" w:noVBand="1"/>
+      </w:tblPr>
+      <w:tblGrid>
+        <w:gridCol w:w="3402"/>
+        <w:gridCol w:w="3061"/>
+        <w:gridCol w:w="2948"/>
+      </w:tblGrid>
+      <w:tr>
+        <w:trPr>
+          <w:tblHeader/>
+          <w:jc w:val="center"/>
+        </w:trPr>
+        <w:tc>
+          <w:tcPr>
+            <w:tcW w:w="3402" w:type="dxa"/>
+            <w:shd w:val="clear" w:color="auto" w:fill="0F172A"/>
+          </w:tcPr>
+          <w:p>
+            <w:pPr>
+              <w:spacing w:after="0"/>
+            </w:pPr>
+            <w:r>
+              <w:rPr>
+                <w:b/>
+                <w:color w:val="FFFFFF"/>
+                <w:sz w:val="17"/>
+              </w:rPr>
+              <w:t>Situation</w:t>
+            </w:r>
+          </w:p>
+        </w:tc>
+        <w:tc>
+          <w:tcPr>
+            <w:tcW w:w="3061" w:type="dxa"/>
+            <w:shd w:val="clear" w:color="auto" w:fill="0F172A"/>
+          </w:tcPr>
+          <w:p>
+            <w:pPr>
+              <w:spacing w:after="0"/>
+            </w:pPr>
+            <w:r>
+              <w:rPr>
+                <w:b/>
+                <w:color w:val="FFFFFF"/>
+                <w:sz w:val="17"/>
+              </w:rPr>
+              <w:t>Ce qui part au modèle</w:t>
+            </w:r>
+          </w:p>
+        </w:tc>
+        <w:tc>
+          <w:tcPr>
+            <w:tcW w:w="2948" w:type="dxa"/>
+            <w:shd w:val="clear" w:color="auto" w:fill="0F172A"/>
+          </w:tcPr>
+          <w:p>
+            <w:pPr>
+              <w:spacing w:after="0"/>
+            </w:pPr>
+            <w:r>
+              <w:rPr>
+                <w:b/>
+                <w:color w:val="FFFFFF"/>
+                <w:sz w:val="17"/>
+              </w:rPr>
+              <w:t>Ce que l'utilisateur voit</w:t>
+            </w:r>
+          </w:p>
+        </w:tc>
+      </w:tr>
+      <w:tr>
+        <w:trPr>
+          <w:cantSplit/>
+          <w:jc w:val="center"/>
+        </w:trPr>
+        <w:tc>
+          <w:tcPr>
+            <w:tcW w:w="3402" w:type="dxa"/>
+          </w:tcPr>
+          <w:p>
+            <w:pPr>
+              <w:spacing w:after="0" w:line="252" w:lineRule="auto"/>
+            </w:pPr>
+            <w:r>
+              <w:rPr>
+                <w:sz w:val="17"/>
+              </w:rPr>
+              <w:t>Question sur une notion du livre</w:t>
+            </w:r>
+          </w:p>
+        </w:tc>
+        <w:tc>
+          <w:tcPr>
+            <w:tcW w:w="3061" w:type="dxa"/>
+          </w:tcPr>
+          <w:p>
+            <w:pPr>
+              <w:spacing w:after="0" w:line="252" w:lineRule="auto"/>
+            </w:pPr>
+            <w:r>
+              <w:rPr>
+                <w:sz w:val="17"/>
+              </w:rPr>
+              <w:t>4 ou 5 pages, ~1 800 caractères</w:t>
+            </w:r>
+          </w:p>
+        </w:tc>
+        <w:tc>
+          <w:tcPr>
+            <w:tcW w:w="2948" w:type="dxa"/>
+          </w:tcPr>
+          <w:p>
+            <w:pPr>
+              <w:spacing w:after="0" w:line="252" w:lineRule="auto"/>
+            </w:pPr>
+            <w:r>
+              <w:rPr>
+                <w:sz w:val="17"/>
+              </w:rPr>
+              <w:t>La réponse + la pastille p.42</w:t>
+            </w:r>
+          </w:p>
+        </w:tc>
+      </w:tr>
+      <w:tr>
+        <w:trPr>
+          <w:cantSplit/>
+          <w:jc w:val="center"/>
+        </w:trPr>
+        <w:tc>
+          <w:tcPr>
+            <w:tcW w:w="3402" w:type="dxa"/>
+            <w:shd w:val="clear" w:color="auto" w:fill="F8FAFC"/>
+          </w:tcPr>
+          <w:p>
+            <w:pPr>
+              <w:spacing w:after="0" w:line="252" w:lineRule="auto"/>
+            </w:pPr>
+            <w:r>
+              <w:rPr>
+                <w:sz w:val="17"/>
+              </w:rPr>
+              <w:t>Question sur une notion du cours</w:t>
+            </w:r>
+          </w:p>
+        </w:tc>
+        <w:tc>
+          <w:tcPr>
+            <w:tcW w:w="3061" w:type="dxa"/>
+            <w:shd w:val="clear" w:color="auto" w:fill="F8FAFC"/>
+          </w:tcPr>
+          <w:p>
+            <w:pPr>
+              <w:spacing w:after="0" w:line="252" w:lineRule="auto"/>
+            </w:pPr>
+            <w:r>
+              <w:rPr>
+                <w:sz w:val="17"/>
+              </w:rPr>
+              <w:t>Les notes de cours (~1 700 caractères)</w:t>
+            </w:r>
+          </w:p>
+        </w:tc>
+        <w:tc>
+          <w:tcPr>
+            <w:tcW w:w="2948" w:type="dxa"/>
+            <w:shd w:val="clear" w:color="auto" w:fill="F8FAFC"/>
+          </w:tcPr>
+          <w:p>
+            <w:pPr>
+              <w:spacing w:after="0" w:line="252" w:lineRule="auto"/>
+            </w:pPr>
+            <w:r>
+              <w:rPr>
+                <w:sz w:val="17"/>
+              </w:rPr>
+              <w:t>La réponse + le nom du .docx</w:t>
+            </w:r>
+          </w:p>
+        </w:tc>
+      </w:tr>
+      <w:tr>
+        <w:trPr>
+          <w:cantSplit/>
+          <w:jc w:val="center"/>
+        </w:trPr>
+        <w:tc>
+          <w:tcPr>
+            <w:tcW w:w="3402" w:type="dxa"/>
+          </w:tcPr>
+          <w:p>
+            <w:pPr>
+              <w:spacing w:after="0" w:line="252" w:lineRule="auto"/>
+            </w:pPr>
+            <w:r>
+              <w:rPr>
+                <w:sz w:val="17"/>
+              </w:rPr>
+              <w:t>Question absente du cours et du livre</w:t>
+            </w:r>
+          </w:p>
+        </w:tc>
+        <w:tc>
+          <w:tcPr>
+            <w:tcW w:w="3061" w:type="dxa"/>
+          </w:tcPr>
+          <w:p>
+            <w:pPr>
+              <w:spacing w:after="0" w:line="252" w:lineRule="auto"/>
+            </w:pPr>
+            <w:r>
+              <w:rPr>
+                <w:sz w:val="17"/>
+              </w:rPr>
+              <w:t>rien : la garde refuse avant le modèle</w:t>
+            </w:r>
+          </w:p>
+        </w:tc>
+        <w:tc>
+          <w:tcPr>
+            <w:tcW w:w="2948" w:type="dxa"/>
+          </w:tcPr>
+          <w:p>
+            <w:pPr>
+              <w:spacing w:after="0" w:line="252" w:lineRule="auto"/>
+            </w:pPr>
+            <w:r>
+              <w:rPr>
+                <w:sz w:val="17"/>
+              </w:rPr>
+              <w:t>« Hors-matière », 0 appel, 0 invention</w:t>
+            </w:r>
+          </w:p>
+        </w:tc>
+      </w:tr>
+      <w:tr>
+        <w:trPr>
+          <w:cantSplit/>
+          <w:jc w:val="center"/>
+        </w:trPr>
+        <w:tc>
+          <w:tcPr>
+            <w:tcW w:w="3402" w:type="dxa"/>
+            <w:shd w:val="clear" w:color="auto" w:fill="F8FAFC"/>
+          </w:tcPr>
+          <w:p>
+            <w:pPr>
+              <w:spacing w:after="0" w:line="252" w:lineRule="auto"/>
+            </w:pPr>
+            <w:r>
+              <w:rPr>
+                <w:sz w:val="17"/>
+              </w:rPr>
+              <w:t>Deuxième lancement</w:t>
+            </w:r>
+          </w:p>
+        </w:tc>
+        <w:tc>
+          <w:tcPr>
+            <w:tcW w:w="3061" w:type="dxa"/>
+            <w:shd w:val="clear" w:color="auto" w:fill="F8FAFC"/>
+          </w:tcPr>
+          <w:p>
+            <w:pPr>
+              <w:spacing w:after="0" w:line="252" w:lineRule="auto"/>
+            </w:pPr>
+            <w:r>
+              <w:rPr>
+                <w:sz w:val="17"/>
+              </w:rPr>
+              <w:t>le même index, relu depuis le cache JSON</w:t>
+            </w:r>
+          </w:p>
+        </w:tc>
+        <w:tc>
+          <w:tcPr>
+            <w:tcW w:w="2948" w:type="dxa"/>
+            <w:shd w:val="clear" w:color="auto" w:fill="F8FAFC"/>
+          </w:tcPr>
+          <w:p>
+            <w:pPr>
+              <w:spacing w:after="0" w:line="252" w:lineRule="auto"/>
+            </w:pPr>
+            <w:r>
+              <w:rPr>
+                <w:sz w:val="17"/>
+              </w:rPr>
+              <w:t>démarrage en quelques millisecondes</w:t>
+            </w:r>
+          </w:p>
+        </w:tc>
+      </w:tr>
+    </w:tbl>
+    <w:p>
+      <w:pPr>
+        <w:spacing w:after="40"/>
+      </w:pPr>
+    </w:p>
+    <w:tbl>
+      <w:tblPr>
+        <w:tblW w:w="0" w:type="auto"/>
+        <w:jc w:val="center"/>
+        <w:tblLayout w:type="fixed"/>
+        <w:tblCellMar>
+          <w:top w:w="90" w:type="dxa"/>
+          <w:left w:w="160" w:type="dxa"/>
+          <w:bottom w:w="90" w:type="dxa"/>
+          <w:right w:w="160" w:type="dxa"/>
+        </w:tblCellMar>
+        <w:tblLook w:val="04A0" w:firstRow="1" w:lastRow="0" w:firstColumn="1" w:lastColumn="0" w:noHBand="0" w:noVBand="1"/>
+      </w:tblPr>
+      <w:tblGrid>
+        <w:gridCol w:w="9411"/>
+      </w:tblGrid>
+      <w:tr>
+        <w:trPr>
+          <w:cantSplit/>
+          <w:jc w:val="center"/>
+        </w:trPr>
+        <w:tc>
+          <w:tcPr>
+            <w:tcW w:w="9411" w:type="dxa"/>
+            <w:tcBorders>
+              <w:left w:val="single" w:sz="30" w:space="0" w:color="B45309"/>
+            </w:tcBorders>
+            <w:shd w:val="clear" w:color="auto" w:fill="FFFBEB"/>
+          </w:tcPr>
+          <w:p>
+            <w:pPr>
+              <w:spacing w:after="60"/>
+            </w:pPr>
+            <w:r>
+              <w:rPr>
+                <w:b/>
+                <w:color w:val="B45309"/>
+                <w:sz w:val="15"/>
+              </w:rPr>
+              <w:t>POURQUOI BM25 ET PAS DES EMBEDDINGS</w:t>
+            </w:r>
+          </w:p>
+          <w:p>
+            <w:pPr>
+              <w:spacing w:after="0" w:line="264" w:lineRule="auto"/>
+            </w:pPr>
+            <w:r>
+              <w:rPr>
+                <w:sz w:val="19"/>
+              </w:rPr>
+              <w:t>Une recherche par embeddings serait plus sémantique, mais elle ajoute un modèle à télécharger, du temps CPU et une dépendance de plus. BM25 tient en quelques dizaines de lignes de Python pur, s'indexe en une seconde et reste prévisible : en atelier, la preuve d'abord. Sa limite est réelle : si la question n'emploie aucun mot du livre, la bonne page peut être manquée. On reformule avec les mots du livre — ou on ajoute un chapitre.</w:t>
+            </w:r>
+          </w:p>
+        </w:tc>
+      </w:tr>
+    </w:tbl>
+    <w:p>
+      <w:pPr>
+        <w:spacing w:after="80" w:line="60" w:lineRule="exact"/>
+      </w:pPr>
+    </w:p>
+    <w:p>
+      <w:r>
+        <w:t>L'index ne change pas le contrat : il rend le livre citable. Le modèle ne reçoit jamais le PDF, seulement quatre pages, et Python affiche la page exacte. C'est le même principe que depuis l'étape 2, appliqué à une échelle plus grande.</w:t>
       </w:r>
     </w:p>
     <w:p>
@@ -15646,14 +16730,14 @@
         </w:rPr>
         <w:t xml:space="preserve"> </w:t>
       </w:r>
-      <w:bookmarkStart w:id="29" w:name="_Toc244424293"/>
+      <w:bookmarkStart w:id="31" w:name="_Toc244455937"/>
       <w:r>
         <w:rPr>
           <w:rFonts w:ascii="Calibri" w:hAnsi="Calibri"/>
         </w:rPr>
         <w:t>Étape 9 · La mesure</w:t>
       </w:r>
-      <w:bookmarkEnd w:id="29"/>
+      <w:bookmarkEnd w:id="31"/>
     </w:p>
     <w:p>
       <w:pPr>
@@ -15759,7 +16843,7 @@
                 <w:color w:val="0F172A"/>
                 <w:sz w:val="18"/>
               </w:rPr>
-              <w:t>8 min</w:t>
+              <w:t>7 min</w:t>
             </w:r>
           </w:p>
         </w:tc>
@@ -15839,7 +16923,6 @@
         <w:spacing w:after="140"/>
       </w:pPr>
       <w:r>
-        <w:lastRenderedPageBreak/>
         <w:t>Comprendre la contrainte qui justifie tout le reste. Un modèle ne voit pas des caractères, il voit des tokens ; sa fenêtre est finie. Et mesurer ce que les étudiants ont compris avec un QCM dont les bonnes réponses sont verrouillées par Python.</w:t>
       </w:r>
     </w:p>
@@ -15894,6 +16977,7 @@
           <w:color w:val="0F172A"/>
           <w:sz w:val="15"/>
         </w:rPr>
+        <w:lastRenderedPageBreak/>
         <w:t>COMMANDE</w:t>
       </w:r>
     </w:p>
@@ -16418,17 +17502,16 @@
         <w:rPr>
           <w:rFonts w:ascii="Calibri" w:hAnsi="Calibri"/>
         </w:rPr>
-        <w:lastRenderedPageBreak/>
         <w:t xml:space="preserve"> </w:t>
       </w:r>
-      <w:bookmarkStart w:id="30" w:name="_Toc244424294"/>
+      <w:bookmarkStart w:id="32" w:name="_Toc244455938"/>
       <w:r>
         <w:rPr>
           <w:rFonts w:ascii="Calibri" w:hAnsi="Calibri"/>
         </w:rPr>
         <w:t>Étape 10 · L'ouverture</w:t>
       </w:r>
-      <w:bookmarkEnd w:id="30"/>
+      <w:bookmarkEnd w:id="32"/>
     </w:p>
     <w:p>
       <w:pPr>
@@ -16439,7 +17522,7 @@
           <w:i/>
           <w:color w:val="64748B"/>
         </w:rPr>
-        <w:t>Un livre, des sites officiels, et un cache pour le hors-ligne</w:t>
+        <w:t>Un livre entier, des sites officiels, et un cache pour le hors-ligne</w:t>
       </w:r>
     </w:p>
     <w:tbl>
@@ -16534,7 +17617,7 @@
                 <w:color w:val="0F172A"/>
                 <w:sz w:val="18"/>
               </w:rPr>
-              <w:t>7 min</w:t>
+              <w:t>6 min</w:t>
             </w:r>
           </w:p>
         </w:tc>
@@ -16614,7 +17697,11 @@
         <w:spacing w:after="140"/>
       </w:pPr>
       <w:r>
-        <w:t>Élargir la bibliothèque sans casser le contrat. Un PDF légal dans cours/livres/, des sites de référence, et un cache local : la première visite télécharge, les suivantes lisent le cache. La preuve indique (live) ou (cache).</w:t>
+        <w:t xml:space="preserve">Élargir la bibliothèque sans casser le contrat. Un PDF légal dans cours/livres/, des sites de référence, et un cache local : la première visite télécharge, les suivantes lisent le cache. Et si le PDF est volumineux, il est indexé </w:t>
+      </w:r>
+      <w:r>
+        <w:lastRenderedPageBreak/>
+        <w:t>page par page (BM25) : le livre entier devient interrogeable, seules les pages utiles partent au modèle, et la preuve porte un numéro de page.</w:t>
       </w:r>
     </w:p>
     <w:p>
@@ -16639,6 +17726,22 @@
       </w:pPr>
       <w:r>
         <w:t>Déposer votre PDF légal dans cours/livres/, relancer, vérifier qu'il est détecté.</w:t>
+      </w:r>
+    </w:p>
+    <w:p>
+      <w:pPr>
+        <w:pStyle w:val="ListBullet"/>
+      </w:pPr>
+      <w:r>
+        <w:t>Lancer app_final.py : la console annonce « Livre indexe : N pages -&gt; M morceaux ».</w:t>
+      </w:r>
+    </w:p>
+    <w:p>
+      <w:pPr>
+        <w:pStyle w:val="ListBullet"/>
+      </w:pPr>
+      <w:r>
+        <w:t>Poser une question sur une notion précise et vérifier la pastille « p.N ».</w:t>
       </w:r>
     </w:p>
     <w:p>
@@ -16737,7 +17840,6 @@
           <w:sz w:val="17"/>
         </w:rPr>
         <w:br/>
-        <w:t>LIVRE : React - Apprendre pas a pas (dossier du prof)</w:t>
       </w:r>
       <w:r>
         <w:rPr>
@@ -16745,8 +17847,7 @@
           <w:color w:val="111827"/>
           <w:sz w:val="17"/>
         </w:rPr>
-        <w:br/>
-        <w:t>Fichier attendu : cours/livres/React_livre.pdf</w:t>
+        <w:t>LIVRE : React - Apprendre pas a pas (dossier du prof)</w:t>
       </w:r>
       <w:r>
         <w:rPr>
@@ -16755,7 +17856,16 @@
           <w:sz w:val="17"/>
         </w:rPr>
         <w:br/>
-        <w:t>PDF presents : (aucun - ajoutez-en un)</w:t>
+        <w:t>Fichier attendu : cours/livres/React_livre.pdf</w:t>
+      </w:r>
+      <w:r>
+        <w:rPr>
+          <w:rFonts w:ascii="Consolas" w:eastAsia="Consolas" w:hAnsi="Consolas"/>
+          <w:color w:val="111827"/>
+          <w:sz w:val="17"/>
+        </w:rPr>
+        <w:br/>
+        <w:t>PDF presents : React_livre.pdf</w:t>
       </w:r>
       <w:r>
         <w:rPr>
@@ -16834,7 +17944,7 @@
               <w:rPr>
                 <w:sz w:val="20"/>
               </w:rPr>
-              <w:t>L'agent peut désormais citer un livre et la documentation officielle, pas seulement vos notes. Le cache est ce qui rend la démonstration reproductible : si le wifi du collège tombe, ou si le CDN est bloqué, l'agent répond quand même avec ce qu'il a déjà lu.</w:t>
+              <w:t>L'agent peut désormais citer une page précise d'un livre et la documentation officielle, pas seulement vos notes. Un manuel de 300 pages ne rentre pas dans la fenêtre du modèle : il est indexé, et seules quatre ou cinq pages sont envoyées. Le cache, lui, rend la démonstration reproductible : si le wifi du collège tombe, ou si le CDN est bloqué, l'agent répond quand même avec ce qu'il a déjà lu.</w:t>
             </w:r>
           </w:p>
         </w:tc>
@@ -16869,7 +17979,7 @@
         <w:rPr>
           <w:sz w:val="20"/>
         </w:rPr>
-        <w:t>Une bibliothèque extensible, avec une trace (live) ou (cache) pour chaque source web.</w:t>
+        <w:t>Une bibliothèque extensible : un livre entier, des sources web, et une trace (live) ou (cache) pour chacune.</w:t>
       </w:r>
     </w:p>
     <w:p>
@@ -16941,7 +18051,7 @@
               <w:rPr>
                 <w:sz w:val="19"/>
               </w:rPr>
-              <w:t>Un PDF scanné ne passe pas. Le cache ne se rafraîchit que si vous supprimez le fichier correspondant dans cours/cache_web/. Et un site peut changer : la preuve dit (cache), pas « la vérité ». Sans wifi, montrez le mode (cache) : c'est précisément l'intérêt du dispositif.</w:t>
+              <w:t>Un PDF scanné ne passe pas : sans OCR, il n'y a pas de texte à indexer. L'index BM25 est lexical : une question qui n'emploie aucun mot du livre peut manquer la bonne page — reformulez avec les mots du livre. Le cache web ne se rafraîchit que si vous supprimez le fichier correspondant dans cours/cache_web/. Et un site peut changer : la preuve dit (cache), pas « la vérité ».</w:t>
             </w:r>
           </w:p>
         </w:tc>
@@ -17015,6 +18125,26 @@
     </w:p>
     <w:p>
       <w:pPr>
+        <w:spacing w:after="80"/>
+      </w:pPr>
+      <w:r>
+        <w:rPr>
+          <w:b/>
+          <w:color w:val="B91C1C"/>
+          <w:sz w:val="18"/>
+        </w:rPr>
+        <w:t xml:space="preserve">Si ça rate : </w:t>
+      </w:r>
+      <w:r>
+        <w:rPr>
+          <w:i/>
+          <w:sz w:val="18"/>
+        </w:rPr>
+        <w:t>Le livre reste légal : votre exemplaire, un extrait libre de droits, ou la documentation officielle. Sans aucun livre, tout le reste de l'atelier fonctionne à l'identique.</w:t>
+      </w:r>
+    </w:p>
+    <w:p>
+      <w:pPr>
         <w:pStyle w:val="Heading1"/>
         <w:shd w:val="clear" w:color="auto" w:fill="0F172A"/>
         <w:spacing w:after="40"/>
@@ -17027,14 +18157,14 @@
         <w:lastRenderedPageBreak/>
         <w:t xml:space="preserve"> </w:t>
       </w:r>
-      <w:bookmarkStart w:id="31" w:name="_Toc244424295"/>
+      <w:bookmarkStart w:id="33" w:name="_Toc244455939"/>
       <w:r>
         <w:rPr>
           <w:rFonts w:ascii="Calibri" w:hAnsi="Calibri"/>
         </w:rPr>
         <w:t>Les trois extensions</w:t>
       </w:r>
-      <w:bookmarkEnd w:id="31"/>
+      <w:bookmarkEnd w:id="33"/>
     </w:p>
     <w:p>
       <w:pPr>
@@ -17067,14 +18197,14 @@
         </w:rPr>
         <w:t xml:space="preserve"> </w:t>
       </w:r>
-      <w:bookmarkStart w:id="32" w:name="_Toc244424296"/>
+      <w:bookmarkStart w:id="34" w:name="_Toc244455940"/>
       <w:r>
         <w:rPr>
           <w:rFonts w:ascii="Calibri" w:hAnsi="Calibri"/>
         </w:rPr>
         <w:t>Étape 11 (extension) · L'agent pédagogue TP</w:t>
       </w:r>
-      <w:bookmarkEnd w:id="32"/>
+      <w:bookmarkEnd w:id="34"/>
     </w:p>
     <w:p>
       <w:pPr>
@@ -17695,14 +18825,14 @@
         <w:lastRenderedPageBreak/>
         <w:t xml:space="preserve"> </w:t>
       </w:r>
-      <w:bookmarkStart w:id="33" w:name="_Toc244424297"/>
+      <w:bookmarkStart w:id="35" w:name="_Toc244455941"/>
       <w:r>
         <w:rPr>
           <w:rFonts w:ascii="Calibri" w:hAnsi="Calibri"/>
         </w:rPr>
         <w:t>Étape 12 (extension) · Le lien public</w:t>
       </w:r>
-      <w:bookmarkEnd w:id="33"/>
+      <w:bookmarkEnd w:id="35"/>
     </w:p>
     <w:p>
       <w:pPr>
@@ -18311,14 +19441,14 @@
         </w:rPr>
         <w:t xml:space="preserve"> </w:t>
       </w:r>
-      <w:bookmarkStart w:id="34" w:name="_Toc244424298"/>
+      <w:bookmarkStart w:id="36" w:name="_Toc244455942"/>
       <w:r>
         <w:rPr>
           <w:rFonts w:ascii="Calibri" w:hAnsi="Calibri"/>
         </w:rPr>
         <w:t>Étape 13 (extension) · L'exécutable</w:t>
       </w:r>
-      <w:bookmarkEnd w:id="34"/>
+      <w:bookmarkEnd w:id="36"/>
     </w:p>
     <w:p>
       <w:pPr>
@@ -18544,6 +19674,14 @@
         <w:pStyle w:val="ListBullet"/>
       </w:pPr>
       <w:r>
+        <w:t>Pour ajouter un document ou un livre, le déposer dans dist\AgentReact\_internal\cours\, puis relancer.</w:t>
+      </w:r>
+    </w:p>
+    <w:p>
+      <w:pPr>
+        <w:pStyle w:val="ListBullet"/>
+      </w:pPr>
+      <w:r>
         <w:t>Vérifier la ligne BUILD en console : c'est elle qui dit quelle version tourne.</w:t>
       </w:r>
     </w:p>
@@ -18619,7 +19757,7 @@
           <w:color w:val="111827"/>
           <w:sz w:val="17"/>
         </w:rPr>
-        <w:t>BUILD app-finale v9 (multithread) - Ouvrez http://127.0.0.1:3000</w:t>
+        <w:t>BUILD app-finale v10 (livre indexe BM25) - Ouvrez http://127.0.0.1:3000</w:t>
       </w:r>
       <w:r>
         <w:rPr>
@@ -18796,7 +19934,7 @@
               <w:rPr>
                 <w:sz w:val="19"/>
               </w:rPr>
-              <w:t>On construit en --onedir, pas en --onefile : l'exe a besoin de cours/, static/ et des fichiers Python à côté. torch et transformers sont exclus : l'étape 9 n'est pas dans l'exe. Et l'exe ne contient évidemment pas Ollama.</w:t>
+              <w:t>On construit en --onedir, pas en --onefile : l'exe a besoin de son dossier _internal (cours/, static/, les fichiers Python). torch et transformers sont exclus : l'étape 9 n'est pas dans l'exe. Et l'exe ne contient évidemment pas Ollama.</w:t>
             </w:r>
           </w:p>
         </w:tc>
@@ -18885,7 +20023,7 @@
           <w:i/>
           <w:sz w:val="18"/>
         </w:rPr>
-        <w:t>L'exe ne démarre pas → vérifier qu'il est bien dans son dossier, avec cours/ et static/ à côté.</w:t>
+        <w:t>L'exe ne démarre pas → vérifier qu'il est bien dans son dossier, avec _internal à côté.</w:t>
       </w:r>
     </w:p>
     <w:p>
@@ -18902,14 +20040,14 @@
         <w:lastRenderedPageBreak/>
         <w:t xml:space="preserve"> </w:t>
       </w:r>
-      <w:bookmarkStart w:id="35" w:name="_Toc244424299"/>
+      <w:bookmarkStart w:id="37" w:name="_Toc244455943"/>
       <w:r>
         <w:rPr>
           <w:rFonts w:ascii="Calibri" w:hAnsi="Calibri"/>
         </w:rPr>
         <w:t>« On devrait pouvoir poser n'importe quelle question »</w:t>
       </w:r>
-      <w:bookmarkEnd w:id="35"/>
+      <w:bookmarkEnd w:id="37"/>
     </w:p>
     <w:p>
       <w:pPr>
@@ -18938,14 +20076,14 @@
           <w:bottom w:val="single" w:sz="8" w:space="3" w:color="DBEAFE"/>
         </w:pBdr>
       </w:pPr>
-      <w:bookmarkStart w:id="36" w:name="_Toc244424300"/>
+      <w:bookmarkStart w:id="38" w:name="_Toc244455944"/>
       <w:r>
         <w:rPr>
           <w:rFonts w:ascii="Calibri" w:hAnsi="Calibri"/>
         </w:rPr>
         <w:t>Ce que la phrase compare sans le dire</w:t>
       </w:r>
-      <w:bookmarkEnd w:id="36"/>
+      <w:bookmarkEnd w:id="38"/>
     </w:p>
     <w:tbl>
       <w:tblPr>
@@ -19030,6 +20168,7 @@
       </w:tr>
       <w:tr>
         <w:trPr>
+          <w:cantSplit/>
           <w:jc w:val="center"/>
         </w:trPr>
         <w:tc>
@@ -19083,6 +20222,7 @@
       </w:tr>
       <w:tr>
         <w:trPr>
+          <w:cantSplit/>
           <w:jc w:val="center"/>
         </w:trPr>
         <w:tc>
@@ -19139,6 +20279,7 @@
       </w:tr>
       <w:tr>
         <w:trPr>
+          <w:cantSplit/>
           <w:jc w:val="center"/>
         </w:trPr>
         <w:tc>
@@ -19192,6 +20333,7 @@
       </w:tr>
       <w:tr>
         <w:trPr>
+          <w:cantSplit/>
           <w:jc w:val="center"/>
         </w:trPr>
         <w:tc>
@@ -19248,6 +20390,7 @@
       </w:tr>
       <w:tr>
         <w:trPr>
+          <w:cantSplit/>
           <w:jc w:val="center"/>
         </w:trPr>
         <w:tc>
@@ -19301,6 +20444,7 @@
       </w:tr>
       <w:tr>
         <w:trPr>
+          <w:cantSplit/>
           <w:jc w:val="center"/>
         </w:trPr>
         <w:tc>
@@ -19357,6 +20501,7 @@
       </w:tr>
       <w:tr>
         <w:trPr>
+          <w:cantSplit/>
           <w:jc w:val="center"/>
         </w:trPr>
         <w:tc>
@@ -19426,14 +20571,14 @@
           <w:bottom w:val="single" w:sz="8" w:space="3" w:color="DBEAFE"/>
         </w:pBdr>
       </w:pPr>
-      <w:bookmarkStart w:id="37" w:name="_Toc244424301"/>
+      <w:bookmarkStart w:id="39" w:name="_Toc244455945"/>
       <w:r>
         <w:rPr>
           <w:rFonts w:ascii="Calibri" w:hAnsi="Calibri"/>
         </w:rPr>
         <w:t>Le contrat : trois conditions, aucune négociable</w:t>
       </w:r>
-      <w:bookmarkEnd w:id="37"/>
+      <w:bookmarkEnd w:id="39"/>
     </w:p>
     <w:p>
       <w:pPr>
@@ -19489,18 +20634,18 @@
           <w:bottom w:val="single" w:sz="8" w:space="3" w:color="DBEAFE"/>
         </w:pBdr>
       </w:pPr>
-      <w:bookmarkStart w:id="38" w:name="_Toc244424302"/>
+      <w:bookmarkStart w:id="40" w:name="_Toc244455946"/>
       <w:r>
         <w:rPr>
           <w:rFonts w:ascii="Calibri" w:hAnsi="Calibri"/>
         </w:rPr>
         <w:t>La démonstration en quatre-vingt-dix secondes</w:t>
       </w:r>
-      <w:bookmarkEnd w:id="38"/>
-    </w:p>
-    <w:p>
-      <w:r>
-        <w:t>C'est la batterie de questions à faire devant la classe, dans cet ordre. Elle est déjà scriptée dans etape8.py --demo ; vous pouvez aussi la jouer dans app_final.py.</w:t>
+      <w:bookmarkEnd w:id="40"/>
+    </w:p>
+    <w:p>
+      <w:r>
+        <w:t>C'est la batterie de questions à faire devant la classe, dans cet ordre. Elle est déjà scriptée dans etape8.py --demo ; vous pouvez aussi la jouer dans app_final.py. La ligne « livre » suppose un PDF indexé : sans livre, la batterie fait cinq questions et deux appels au modèle.</w:t>
       </w:r>
     </w:p>
     <w:tbl>
@@ -19634,6 +20779,7 @@
       </w:tr>
       <w:tr>
         <w:trPr>
+          <w:cantSplit/>
           <w:jc w:val="center"/>
         </w:trPr>
         <w:tc>
@@ -19719,6 +20865,7 @@
       </w:tr>
       <w:tr>
         <w:trPr>
+          <w:cantSplit/>
           <w:jc w:val="center"/>
         </w:trPr>
         <w:tc>
@@ -19809,6 +20956,7 @@
       </w:tr>
       <w:tr>
         <w:trPr>
+          <w:cantSplit/>
           <w:jc w:val="center"/>
         </w:trPr>
         <w:tc>
@@ -19894,6 +21042,7 @@
       </w:tr>
       <w:tr>
         <w:trPr>
+          <w:cantSplit/>
           <w:jc w:val="center"/>
         </w:trPr>
         <w:tc>
@@ -19926,7 +21075,7 @@
               <w:rPr>
                 <w:sz w:val="16"/>
               </w:rPr>
-              <w:t>Garde</w:t>
+              <w:t>RAG</w:t>
             </w:r>
           </w:p>
         </w:tc>
@@ -19943,7 +21092,7 @@
               <w:rPr>
                 <w:sz w:val="16"/>
               </w:rPr>
-              <w:t>0</w:t>
+              <w:t>1</w:t>
             </w:r>
           </w:p>
         </w:tc>
@@ -19960,7 +21109,7 @@
               <w:rPr>
                 <w:sz w:val="16"/>
               </w:rPr>
-              <w:t>aucune</w:t>
+              <w:t>Le nom du .docx</w:t>
             </w:r>
           </w:p>
         </w:tc>
@@ -19977,13 +21126,14 @@
               <w:rPr>
                 <w:sz w:val="16"/>
               </w:rPr>
-              <w:t>Il refuse ce qu'il n'a pas lu</w:t>
+              <w:t>Il lit au lieu de deviner</w:t>
             </w:r>
           </w:p>
         </w:tc>
       </w:tr>
       <w:tr>
         <w:trPr>
+          <w:cantSplit/>
           <w:jc w:val="center"/>
         </w:trPr>
         <w:tc>
@@ -19998,6 +21148,93 @@
               <w:rPr>
                 <w:sz w:val="16"/>
               </w:rPr>
+              <w:t>Que dit le livre sur useReducer ?</w:t>
+            </w:r>
+          </w:p>
+        </w:tc>
+        <w:tc>
+          <w:tcPr>
+            <w:tcW w:w="1361" w:type="dxa"/>
+          </w:tcPr>
+          <w:p>
+            <w:pPr>
+              <w:spacing w:after="0" w:line="252" w:lineRule="auto"/>
+            </w:pPr>
+            <w:r>
+              <w:rPr>
+                <w:sz w:val="16"/>
+              </w:rPr>
+              <w:t>RAG livre</w:t>
+            </w:r>
+          </w:p>
+        </w:tc>
+        <w:tc>
+          <w:tcPr>
+            <w:tcW w:w="567" w:type="dxa"/>
+          </w:tcPr>
+          <w:p>
+            <w:pPr>
+              <w:spacing w:after="0" w:line="252" w:lineRule="auto"/>
+            </w:pPr>
+            <w:r>
+              <w:rPr>
+                <w:sz w:val="16"/>
+              </w:rPr>
+              <w:t>1</w:t>
+            </w:r>
+          </w:p>
+        </w:tc>
+        <w:tc>
+          <w:tcPr>
+            <w:tcW w:w="2268" w:type="dxa"/>
+          </w:tcPr>
+          <w:p>
+            <w:pPr>
+              <w:spacing w:after="0" w:line="252" w:lineRule="auto"/>
+            </w:pPr>
+            <w:r>
+              <w:rPr>
+                <w:sz w:val="16"/>
+              </w:rPr>
+              <w:t>React_livre p.42</w:t>
+            </w:r>
+          </w:p>
+        </w:tc>
+        <w:tc>
+          <w:tcPr>
+            <w:tcW w:w="2041" w:type="dxa"/>
+          </w:tcPr>
+          <w:p>
+            <w:pPr>
+              <w:spacing w:after="0" w:line="252" w:lineRule="auto"/>
+            </w:pPr>
+            <w:r>
+              <w:rPr>
+                <w:sz w:val="16"/>
+              </w:rPr>
+              <w:t>Il cite une page précise</w:t>
+            </w:r>
+          </w:p>
+        </w:tc>
+      </w:tr>
+      <w:tr>
+        <w:trPr>
+          <w:cantSplit/>
+          <w:jc w:val="center"/>
+        </w:trPr>
+        <w:tc>
+          <w:tcPr>
+            <w:tcW w:w="3061" w:type="dxa"/>
+            <w:shd w:val="clear" w:color="auto" w:fill="F8FAFC"/>
+          </w:tcPr>
+          <w:p>
+            <w:pPr>
+              <w:spacing w:after="0" w:line="252" w:lineRule="auto"/>
+            </w:pPr>
+            <w:r>
+              <w:rPr>
+                <w:sz w:val="16"/>
+              </w:rPr>
               <w:t>Quelle est la recette de la tarte aux pommes ?</w:t>
             </w:r>
           </w:p>
@@ -20005,6 +21242,7 @@
         <w:tc>
           <w:tcPr>
             <w:tcW w:w="1361" w:type="dxa"/>
+            <w:shd w:val="clear" w:color="auto" w:fill="F8FAFC"/>
           </w:tcPr>
           <w:p>
             <w:pPr>
@@ -20021,6 +21259,7 @@
         <w:tc>
           <w:tcPr>
             <w:tcW w:w="567" w:type="dxa"/>
+            <w:shd w:val="clear" w:color="auto" w:fill="F8FAFC"/>
           </w:tcPr>
           <w:p>
             <w:pPr>
@@ -20037,6 +21276,7 @@
         <w:tc>
           <w:tcPr>
             <w:tcW w:w="2268" w:type="dxa"/>
+            <w:shd w:val="clear" w:color="auto" w:fill="F8FAFC"/>
           </w:tcPr>
           <w:p>
             <w:pPr>
@@ -20053,6 +21293,7 @@
         <w:tc>
           <w:tcPr>
             <w:tcW w:w="2041" w:type="dxa"/>
+            <w:shd w:val="clear" w:color="auto" w:fill="F8FAFC"/>
           </w:tcPr>
           <w:p>
             <w:pPr>
@@ -20112,7 +21353,6 @@
                 <w:color w:val="0F766E"/>
                 <w:sz w:val="15"/>
               </w:rPr>
-              <w:lastRenderedPageBreak/>
               <w:t>LA PHRASE À DIRE APRÈS LA DÉMONSTRATION</w:t>
             </w:r>
           </w:p>
@@ -20121,7 +21361,7 @@
               <w:spacing w:after="0" w:line="264" w:lineRule="auto"/>
             </w:pPr>
             <w:r>
-              <w:t>« Sur cinq questions, le modèle n'a été appelé qu'une fois. Les quatre autres réponses sont du code, des fichiers, et zéro invention. Ce n'est pas un chatbot plus faible : c'est un chatbot qui a des comptes à rendre. »</w:t>
+              <w:t>« Sur ces six questions, le modèle n'a été appelé que trois fois. Les trois autres réponses sortent du code et des fichiers : zéro invention, zéro attente. Ce n'est pas un chatbot plus faible : c'est un chatbot qui a des comptes à rendre. »</w:t>
             </w:r>
           </w:p>
         </w:tc>
@@ -20139,14 +21379,14 @@
           <w:bottom w:val="single" w:sz="8" w:space="3" w:color="DBEAFE"/>
         </w:pBdr>
       </w:pPr>
-      <w:bookmarkStart w:id="39" w:name="_Toc244424303"/>
+      <w:bookmarkStart w:id="41" w:name="_Toc244455947"/>
       <w:r>
         <w:rPr>
           <w:rFonts w:ascii="Calibri" w:hAnsi="Calibri"/>
         </w:rPr>
         <w:t>Les trois verrous, un seul rédacteur</w:t>
       </w:r>
-      <w:bookmarkEnd w:id="39"/>
+      <w:bookmarkEnd w:id="41"/>
     </w:p>
     <w:tbl>
       <w:tblPr>
@@ -20239,6 +21479,7 @@
       </w:tr>
       <w:tr>
         <w:trPr>
+          <w:cantSplit/>
           <w:jc w:val="center"/>
         </w:trPr>
         <w:tc>
@@ -20269,7 +21510,7 @@
               <w:rPr>
                 <w:sz w:val="17"/>
               </w:rPr>
-              <w:t>Une question dont aucun mot n'est dans le cours</w:t>
+              <w:t>Une question dont aucun mot n'est dans le cours ni dans le livre</w:t>
             </w:r>
           </w:p>
         </w:tc>
@@ -20292,6 +21533,7 @@
       </w:tr>
       <w:tr>
         <w:trPr>
+          <w:cantSplit/>
           <w:jc w:val="center"/>
         </w:trPr>
         <w:tc>
@@ -20324,7 +21566,7 @@
               <w:rPr>
                 <w:sz w:val="17"/>
               </w:rPr>
-              <w:t>L'envoi de 24 000 caractères et la noyade du passage utile</w:t>
+              <w:t>L'envoi de tout le cours — ou de tout un livre — et la noyade du passage utile</w:t>
             </w:r>
           </w:p>
         </w:tc>
@@ -20341,13 +21583,14 @@
               <w:rPr>
                 <w:sz w:val="17"/>
               </w:rPr>
-              <w:t>passages_utiles(), etape8.py</w:t>
+              <w:t>passages_utiles(), index_livre.py</w:t>
             </w:r>
           </w:p>
         </w:tc>
       </w:tr>
       <w:tr>
         <w:trPr>
+          <w:cantSplit/>
           <w:jc w:val="center"/>
         </w:trPr>
         <w:tc>
@@ -20417,14 +21660,14 @@
           <w:bottom w:val="single" w:sz="8" w:space="3" w:color="DBEAFE"/>
         </w:pBdr>
       </w:pPr>
-      <w:bookmarkStart w:id="40" w:name="_Toc244424304"/>
+      <w:bookmarkStart w:id="42" w:name="_Toc244455948"/>
       <w:r>
         <w:rPr>
           <w:rFonts w:ascii="Calibri" w:hAnsi="Calibri"/>
         </w:rPr>
         <w:t>Ce que l'étudiant veut vraiment, et quoi répondre</w:t>
       </w:r>
-      <w:bookmarkEnd w:id="40"/>
+      <w:bookmarkEnd w:id="42"/>
     </w:p>
     <w:tbl>
       <w:tblPr>
@@ -20517,6 +21760,7 @@
       </w:tr>
       <w:tr>
         <w:trPr>
+          <w:cantSplit/>
           <w:jc w:val="center"/>
         </w:trPr>
         <w:tc>
@@ -20570,6 +21814,7 @@
       </w:tr>
       <w:tr>
         <w:trPr>
+          <w:cantSplit/>
           <w:jc w:val="center"/>
         </w:trPr>
         <w:tc>
@@ -20626,6 +21871,7 @@
       </w:tr>
       <w:tr>
         <w:trPr>
+          <w:cantSplit/>
           <w:jc w:val="center"/>
         </w:trPr>
         <w:tc>
@@ -20640,7 +21886,7 @@
               <w:rPr>
                 <w:sz w:val="17"/>
               </w:rPr>
-              <w:t>« Il refuse useReducer, il est nul »</w:t>
+              <w:t>« Il refuse ma question sur Docker, il est nul »</w:t>
             </w:r>
           </w:p>
         </w:tc>
@@ -20672,13 +21918,14 @@
               <w:rPr>
                 <w:sz w:val="17"/>
               </w:rPr>
-              <w:t>« Ajoute le chapitre useReducer au cours, relance, et il répondra. Le refus n'est pas une limite du modèle : c'est une limite de ta matière. »</w:t>
+              <w:t>« Normal : Docker n'est ni dans ton cours ni dans ton livre. Ajoute un document, relance, et il répondra. Le refus n'est pas une limite du modèle : c'est une limite de ta matière. »</w:t>
             </w:r>
           </w:p>
         </w:tc>
       </w:tr>
       <w:tr>
         <w:trPr>
+          <w:cantSplit/>
           <w:jc w:val="center"/>
         </w:trPr>
         <w:tc>
@@ -20746,14 +21993,14 @@
           <w:bottom w:val="single" w:sz="8" w:space="3" w:color="DBEAFE"/>
         </w:pBdr>
       </w:pPr>
-      <w:bookmarkStart w:id="41" w:name="_Toc244424305"/>
+      <w:bookmarkStart w:id="43" w:name="_Toc244455949"/>
       <w:r>
         <w:rPr>
           <w:rFonts w:ascii="Calibri" w:hAnsi="Calibri"/>
         </w:rPr>
         <w:t>Élargir, sans casser le contrat</w:t>
       </w:r>
-      <w:bookmarkEnd w:id="41"/>
+      <w:bookmarkEnd w:id="43"/>
     </w:p>
     <w:tbl>
       <w:tblPr>
@@ -20846,6 +22093,7 @@
       </w:tr>
       <w:tr>
         <w:trPr>
+          <w:cantSplit/>
           <w:jc w:val="center"/>
         </w:trPr>
         <w:tc>
@@ -20860,7 +22108,7 @@
               <w:rPr>
                 <w:sz w:val="17"/>
               </w:rPr>
-              <w:t>Ajouter un DOCX ou un PDF dans cours/</w:t>
+              <w:t>Ajouter un DOCX, un PDF ou un livre entier dans cours/</w:t>
             </w:r>
           </w:p>
         </w:tc>
@@ -20876,7 +22124,7 @@
               <w:rPr>
                 <w:sz w:val="17"/>
               </w:rPr>
-              <w:t>De nouvelles questions deviennent légitimes</w:t>
+              <w:t>De nouvelles questions deviennent légitimes ; un livre est indexé page par page</w:t>
             </w:r>
           </w:p>
         </w:tc>
@@ -20899,6 +22147,7 @@
       </w:tr>
       <w:tr>
         <w:trPr>
+          <w:cantSplit/>
           <w:jc w:val="center"/>
         </w:trPr>
         <w:tc>
@@ -20955,6 +22204,7 @@
       </w:tr>
       <w:tr>
         <w:trPr>
+          <w:cantSplit/>
           <w:jc w:val="center"/>
         </w:trPr>
         <w:tc>
@@ -21008,6 +22258,7 @@
       </w:tr>
       <w:tr>
         <w:trPr>
+          <w:cantSplit/>
           <w:jc w:val="center"/>
         </w:trPr>
         <w:tc>
@@ -21064,6 +22315,7 @@
       </w:tr>
       <w:tr>
         <w:trPr>
+          <w:cantSplit/>
           <w:jc w:val="center"/>
         </w:trPr>
         <w:tc>
@@ -21133,14 +22385,15 @@
           <w:bottom w:val="single" w:sz="8" w:space="3" w:color="DBEAFE"/>
         </w:pBdr>
       </w:pPr>
-      <w:bookmarkStart w:id="42" w:name="_Toc244424306"/>
+      <w:bookmarkStart w:id="44" w:name="_Toc244455950"/>
       <w:r>
         <w:rPr>
           <w:rFonts w:ascii="Calibri" w:hAnsi="Calibri"/>
         </w:rPr>
+        <w:lastRenderedPageBreak/>
         <w:t>Les limites, dites honnêtement</w:t>
       </w:r>
-      <w:bookmarkEnd w:id="42"/>
+      <w:bookmarkEnd w:id="44"/>
     </w:p>
     <w:p>
       <w:pPr>
@@ -21164,6 +22417,20 @@
         <w:rPr>
           <w:b/>
         </w:rPr>
+        <w:t>Livre indexé, recherche lexicale</w:t>
+      </w:r>
+      <w:r>
+        <w:t xml:space="preserve"> — un livre entier est indexé, mais BM25 rapproche des mots, pas des idées : une question sans aucun mot du livre peut manquer la bonne page.</w:t>
+      </w:r>
+    </w:p>
+    <w:p>
+      <w:pPr>
+        <w:pStyle w:val="ListBullet"/>
+      </w:pPr>
+      <w:r>
+        <w:rPr>
+          <w:b/>
+        </w:rPr>
         <w:t>Questions à plusieurs documents</w:t>
       </w:r>
       <w:r>
@@ -21178,7 +22445,6 @@
         <w:rPr>
           <w:b/>
         </w:rPr>
-        <w:lastRenderedPageBreak/>
         <w:t>Questions abstraites</w:t>
       </w:r>
       <w:r>
@@ -21210,7 +22476,7 @@
         <w:t>Fenêtre de contexte</w:t>
       </w:r>
       <w:r>
-        <w:t xml:space="preserve"> — 8 192 tokens : au-delà, on ne peut pas tout envoyer, d'où le tri.</w:t>
+        <w:t xml:space="preserve"> — 8 192 tokens : au-delà, on ne peut pas tout envoyer, d'où le tri et l'index.</w:t>
       </w:r>
     </w:p>
     <w:p>
@@ -21239,14 +22505,14 @@
           <w:bottom w:val="single" w:sz="8" w:space="3" w:color="DBEAFE"/>
         </w:pBdr>
       </w:pPr>
-      <w:bookmarkStart w:id="43" w:name="_Toc244424307"/>
+      <w:bookmarkStart w:id="45" w:name="_Toc244455951"/>
       <w:r>
         <w:rPr>
           <w:rFonts w:ascii="Calibri" w:hAnsi="Calibri"/>
         </w:rPr>
         <w:t>Et si la question est vraiment hors programme ?</w:t>
       </w:r>
-      <w:bookmarkEnd w:id="43"/>
+      <w:bookmarkEnd w:id="45"/>
     </w:p>
     <w:p>
       <w:r>
@@ -21321,14 +22587,14 @@
           <w:bottom w:val="single" w:sz="8" w:space="3" w:color="DBEAFE"/>
         </w:pBdr>
       </w:pPr>
-      <w:bookmarkStart w:id="44" w:name="_Toc244424308"/>
+      <w:bookmarkStart w:id="46" w:name="_Toc244455952"/>
       <w:r>
         <w:rPr>
           <w:rFonts w:ascii="Calibri" w:hAnsi="Calibri"/>
         </w:rPr>
         <w:t>La réponse en trente secondes</w:t>
       </w:r>
-      <w:bookmarkEnd w:id="44"/>
+      <w:bookmarkEnd w:id="46"/>
     </w:p>
     <w:tbl>
       <w:tblPr>
@@ -21402,14 +22668,14 @@
         <w:lastRenderedPageBreak/>
         <w:t xml:space="preserve"> </w:t>
       </w:r>
-      <w:bookmarkStart w:id="45" w:name="_Toc244424309"/>
+      <w:bookmarkStart w:id="47" w:name="_Toc244455953"/>
       <w:r>
         <w:rPr>
           <w:rFonts w:ascii="Calibri" w:hAnsi="Calibri"/>
         </w:rPr>
         <w:t>Les démonstrations de contrôle</w:t>
       </w:r>
-      <w:bookmarkEnd w:id="45"/>
+      <w:bookmarkEnd w:id="47"/>
     </w:p>
     <w:p>
       <w:pPr>
@@ -21559,6 +22825,7 @@
       </w:tr>
       <w:tr>
         <w:trPr>
+          <w:cantSplit/>
           <w:jc w:val="center"/>
         </w:trPr>
         <w:tc>
@@ -21644,6 +22911,7 @@
       </w:tr>
       <w:tr>
         <w:trPr>
+          <w:cantSplit/>
           <w:jc w:val="center"/>
         </w:trPr>
         <w:tc>
@@ -21693,7 +22961,7 @@
               <w:rPr>
                 <w:sz w:val="16"/>
               </w:rPr>
-              <w:t>« Explique useReducer ? » puis « Donne le code useReducer »</w:t>
+              <w:t>« Explique useReducer ? », « Donne le code useReducer », puis une question hors sujet</w:t>
             </w:r>
           </w:p>
         </w:tc>
@@ -21710,7 +22978,7 @@
               <w:rPr>
                 <w:sz w:val="16"/>
               </w:rPr>
-              <w:t>Le refus est instantané, le code vient du professeur</w:t>
+              <w:t>Même sujet, deux chemins ; le refus est instantané</w:t>
             </w:r>
           </w:p>
         </w:tc>
@@ -21734,6 +23002,7 @@
       </w:tr>
       <w:tr>
         <w:trPr>
+          <w:cantSplit/>
           <w:jc w:val="center"/>
         </w:trPr>
         <w:tc>
@@ -21819,6 +23088,7 @@
       </w:tr>
       <w:tr>
         <w:trPr>
+          <w:cantSplit/>
           <w:jc w:val="center"/>
         </w:trPr>
         <w:tc>
@@ -21909,6 +23179,7 @@
       </w:tr>
       <w:tr>
         <w:trPr>
+          <w:cantSplit/>
           <w:jc w:val="center"/>
         </w:trPr>
         <w:tc>
@@ -21994,6 +23265,7 @@
       </w:tr>
       <w:tr>
         <w:trPr>
+          <w:cantSplit/>
           <w:jc w:val="center"/>
         </w:trPr>
         <w:tc>
@@ -22095,14 +23367,14 @@
           <w:bottom w:val="single" w:sz="8" w:space="3" w:color="DBEAFE"/>
         </w:pBdr>
       </w:pPr>
-      <w:bookmarkStart w:id="46" w:name="_Toc244424310"/>
+      <w:bookmarkStart w:id="48" w:name="_Toc244455954"/>
       <w:r>
         <w:rPr>
           <w:rFonts w:ascii="Calibri" w:hAnsi="Calibri"/>
         </w:rPr>
         <w:t>1. Le modèle seul contre l'agent — la démonstration qui retourne la classe</w:t>
       </w:r>
-      <w:bookmarkEnd w:id="46"/>
+      <w:bookmarkEnd w:id="48"/>
     </w:p>
     <w:p>
       <w:r>
@@ -22183,7 +23455,6 @@
           <w:sz w:val="17"/>
         </w:rPr>
         <w:br/>
-        <w:t xml:space="preserve">  -&gt; Lundi 08h-12h, Mourad Sehboub</w:t>
       </w:r>
       <w:r>
         <w:rPr>
@@ -22191,7 +23462,7 @@
           <w:color w:val="111827"/>
           <w:sz w:val="17"/>
         </w:rPr>
-        <w:br/>
+        <w:t xml:space="preserve">  -&gt; Lundi 08h-12h, Mourad Sehboub</w:t>
       </w:r>
       <w:r>
         <w:rPr>
@@ -22199,6 +23470,7 @@
           <w:color w:val="111827"/>
           <w:sz w:val="17"/>
         </w:rPr>
+        <w:br/>
         <w:t xml:space="preserve">  -&gt; Sources : [TendancesTechnologiques_420-TT4-AS.docx] [Calendrier...pdf]</w:t>
       </w:r>
     </w:p>
@@ -22214,23 +23486,23 @@
           <w:bottom w:val="single" w:sz="8" w:space="3" w:color="DBEAFE"/>
         </w:pBdr>
       </w:pPr>
-      <w:bookmarkStart w:id="47" w:name="_Toc244424311"/>
+      <w:bookmarkStart w:id="49" w:name="_Toc244455955"/>
       <w:r>
         <w:rPr>
           <w:rFonts w:ascii="Calibri" w:hAnsi="Calibri"/>
         </w:rPr>
         <w:t>2. La garde — le refus qui rassure</w:t>
       </w:r>
-      <w:bookmarkEnd w:id="47"/>
-    </w:p>
-    <w:p>
-      <w:r>
-        <w:t>Poser « Explique useReducer ? » (sans demander le code). L'agent répond « Hors-matiere - voir manuel », en zéro appel. Enchaîner avec « Donne le code useReducer » : la banque répond, avec le snippet validé. Deux questions voisines, deux chemins différents, et une preuve dans le second cas.</w:t>
-      </w:r>
-    </w:p>
-    <w:p>
-      <w:r>
-        <w:t>Ce qu'il faut dire : « Il ne refuse pas parce qu'il est bête. Il refuse parce que le concept n'est pas dans le cours. Ajoutez le chapitre, relancez, et il répondra. »</w:t>
+      <w:bookmarkEnd w:id="49"/>
+    </w:p>
+    <w:p>
+      <w:r>
+        <w:t>Poser « Explique useReducer ? » : l'agent lit le passage du guide et cite le .docx. Enchaîner avec « Donne le code useReducer » : la banque répond, avec le snippet validé. Même sujet, deux chemins, deux preuves. Puis poser « Quelle est la recette de la tarte aux pommes ? » : refus instantané, zéro appel au modèle.</w:t>
+      </w:r>
+    </w:p>
+    <w:p>
+      <w:r>
+        <w:t>Ce qu'il faut dire : « Il ne refuse pas parce qu'il est bête. Il refuse ce qui n'est ni dans le cours ni dans le livre indexé. Ajoutez le chapitre, relancez, et il répondra. »</w:t>
       </w:r>
     </w:p>
     <w:p>
@@ -22240,14 +23512,14 @@
           <w:bottom w:val="single" w:sz="8" w:space="3" w:color="DBEAFE"/>
         </w:pBdr>
       </w:pPr>
-      <w:bookmarkStart w:id="48" w:name="_Toc244424312"/>
+      <w:bookmarkStart w:id="50" w:name="_Toc244455956"/>
       <w:r>
         <w:rPr>
           <w:rFonts w:ascii="Calibri" w:hAnsi="Calibri"/>
         </w:rPr>
         <w:t>3. La correction — le modèle n'a pas le dernier mot</w:t>
       </w:r>
-      <w:bookmarkEnd w:id="48"/>
+      <w:bookmarkEnd w:id="50"/>
     </w:p>
     <w:p>
       <w:r>
@@ -22266,7 +23538,7 @@
           <w:bottom w:val="single" w:sz="8" w:space="3" w:color="DBEAFE"/>
         </w:pBdr>
       </w:pPr>
-      <w:bookmarkStart w:id="49" w:name="_Toc244424313"/>
+      <w:bookmarkStart w:id="51" w:name="_Toc244455957"/>
       <w:r>
         <w:rPr>
           <w:rFonts w:ascii="Calibri" w:hAnsi="Calibri"/>
@@ -22274,7 +23546,7 @@
         <w:lastRenderedPageBreak/>
         <w:t>4. La panne — ce qui marche sans modèle</w:t>
       </w:r>
-      <w:bookmarkEnd w:id="49"/>
+      <w:bookmarkEnd w:id="51"/>
     </w:p>
     <w:p>
       <w:r>
@@ -22293,14 +23565,14 @@
           <w:bottom w:val="single" w:sz="8" w:space="3" w:color="DBEAFE"/>
         </w:pBdr>
       </w:pPr>
-      <w:bookmarkStart w:id="50" w:name="_Toc244424314"/>
+      <w:bookmarkStart w:id="52" w:name="_Toc244455958"/>
       <w:r>
         <w:rPr>
           <w:rFonts w:ascii="Calibri" w:hAnsi="Calibri"/>
         </w:rPr>
         <w:t>5. Le tunnel — la sécurité en une manipulation</w:t>
       </w:r>
-      <w:bookmarkEnd w:id="50"/>
+      <w:bookmarkEnd w:id="52"/>
     </w:p>
     <w:p>
       <w:r>
@@ -22319,14 +23591,14 @@
           <w:bottom w:val="single" w:sz="8" w:space="3" w:color="DBEAFE"/>
         </w:pBdr>
       </w:pPr>
-      <w:bookmarkStart w:id="51" w:name="_Toc244424315"/>
+      <w:bookmarkStart w:id="53" w:name="_Toc244455959"/>
       <w:r>
         <w:rPr>
           <w:rFonts w:ascii="Calibri" w:hAnsi="Calibri"/>
         </w:rPr>
         <w:t>6. Le TP — l'agent qui refuse de faire le travail</w:t>
       </w:r>
-      <w:bookmarkEnd w:id="51"/>
+      <w:bookmarkEnd w:id="53"/>
     </w:p>
     <w:p>
       <w:r>
@@ -22345,14 +23617,14 @@
           <w:bottom w:val="single" w:sz="8" w:space="3" w:color="DBEAFE"/>
         </w:pBdr>
       </w:pPr>
-      <w:bookmarkStart w:id="52" w:name="_Toc244424316"/>
+      <w:bookmarkStart w:id="54" w:name="_Toc244455960"/>
       <w:r>
         <w:rPr>
           <w:rFonts w:ascii="Calibri" w:hAnsi="Calibri"/>
         </w:rPr>
         <w:t>Les quatre questions à poser à chaque pause</w:t>
       </w:r>
-      <w:bookmarkEnd w:id="52"/>
+      <w:bookmarkEnd w:id="54"/>
     </w:p>
     <w:tbl>
       <w:tblPr>
@@ -22445,6 +23717,7 @@
       </w:tr>
       <w:tr>
         <w:trPr>
+          <w:cantSplit/>
           <w:jc w:val="center"/>
         </w:trPr>
         <w:tc>
@@ -22498,6 +23771,7 @@
       </w:tr>
       <w:tr>
         <w:trPr>
+          <w:cantSplit/>
           <w:jc w:val="center"/>
         </w:trPr>
         <w:tc>
@@ -22554,6 +23828,7 @@
       </w:tr>
       <w:tr>
         <w:trPr>
+          <w:cantSplit/>
           <w:jc w:val="center"/>
         </w:trPr>
         <w:tc>
@@ -22607,6 +23882,7 @@
       </w:tr>
       <w:tr>
         <w:trPr>
+          <w:cantSplit/>
           <w:jc w:val="center"/>
         </w:trPr>
         <w:tc>
@@ -22739,14 +24015,14 @@
         <w:lastRenderedPageBreak/>
         <w:t xml:space="preserve"> </w:t>
       </w:r>
-      <w:bookmarkStart w:id="53" w:name="_Toc244424317"/>
+      <w:bookmarkStart w:id="55" w:name="_Toc244455961"/>
       <w:r>
         <w:rPr>
           <w:rFonts w:ascii="Calibri" w:hAnsi="Calibri"/>
         </w:rPr>
         <w:t>Le conducteur 2 h</w:t>
       </w:r>
-      <w:bookmarkEnd w:id="53"/>
+      <w:bookmarkEnd w:id="55"/>
     </w:p>
     <w:p>
       <w:pPr>
@@ -22876,6 +24152,7 @@
       </w:tr>
       <w:tr>
         <w:trPr>
+          <w:cantSplit/>
           <w:jc w:val="center"/>
         </w:trPr>
         <w:tc>
@@ -22945,6 +24222,7 @@
       </w:tr>
       <w:tr>
         <w:trPr>
+          <w:cantSplit/>
           <w:jc w:val="center"/>
         </w:trPr>
         <w:tc>
@@ -23018,6 +24296,7 @@
       </w:tr>
       <w:tr>
         <w:trPr>
+          <w:cantSplit/>
           <w:jc w:val="center"/>
         </w:trPr>
         <w:tc>
@@ -23087,6 +24366,7 @@
       </w:tr>
       <w:tr>
         <w:trPr>
+          <w:cantSplit/>
           <w:jc w:val="center"/>
         </w:trPr>
         <w:tc>
@@ -23160,6 +24440,7 @@
       </w:tr>
       <w:tr>
         <w:trPr>
+          <w:cantSplit/>
           <w:jc w:val="center"/>
         </w:trPr>
         <w:tc>
@@ -23229,6 +24510,7 @@
       </w:tr>
       <w:tr>
         <w:trPr>
+          <w:cantSplit/>
           <w:jc w:val="center"/>
         </w:trPr>
         <w:tc>
@@ -23302,6 +24584,7 @@
       </w:tr>
       <w:tr>
         <w:trPr>
+          <w:cantSplit/>
           <w:jc w:val="center"/>
         </w:trPr>
         <w:tc>
@@ -23371,6 +24654,7 @@
       </w:tr>
       <w:tr>
         <w:trPr>
+          <w:cantSplit/>
           <w:jc w:val="center"/>
         </w:trPr>
         <w:tc>
@@ -23444,6 +24728,7 @@
       </w:tr>
       <w:tr>
         <w:trPr>
+          <w:cantSplit/>
           <w:jc w:val="center"/>
         </w:trPr>
         <w:tc>
@@ -23458,7 +24743,7 @@
               <w:rPr>
                 <w:sz w:val="16"/>
               </w:rPr>
-              <w:t>75-88</w:t>
+              <w:t>75-90</w:t>
             </w:r>
           </w:p>
         </w:tc>
@@ -23474,7 +24759,7 @@
               <w:rPr>
                 <w:sz w:val="16"/>
               </w:rPr>
-              <w:t>Étape 8, les cinq chemins</w:t>
+              <w:t>Étape 8, les cinq chemins et l'index du livre</w:t>
             </w:r>
           </w:p>
         </w:tc>
@@ -23490,7 +24775,7 @@
               <w:rPr>
                 <w:sz w:val="16"/>
               </w:rPr>
-              <w:t>« Une seule question sur cinq a besoin du modèle. »</w:t>
+              <w:t>« Deux questions sur cinq ont besoin du modèle ; le livre, lui, est cité page par page. »</w:t>
             </w:r>
           </w:p>
         </w:tc>
@@ -23513,6 +24798,7 @@
       </w:tr>
       <w:tr>
         <w:trPr>
+          <w:cantSplit/>
           <w:jc w:val="center"/>
         </w:trPr>
         <w:tc>
@@ -23528,7 +24814,7 @@
               <w:rPr>
                 <w:sz w:val="16"/>
               </w:rPr>
-              <w:t>88-96</w:t>
+              <w:t>90-97</w:t>
             </w:r>
           </w:p>
         </w:tc>
@@ -23586,6 +24872,7 @@
       </w:tr>
       <w:tr>
         <w:trPr>
+          <w:cantSplit/>
           <w:jc w:val="center"/>
         </w:trPr>
         <w:tc>
@@ -23600,7 +24887,7 @@
               <w:rPr>
                 <w:sz w:val="16"/>
               </w:rPr>
-              <w:t>96-103</w:t>
+              <w:t>97-103</w:t>
             </w:r>
           </w:p>
         </w:tc>
@@ -23616,7 +24903,7 @@
               <w:rPr>
                 <w:sz w:val="16"/>
               </w:rPr>
-              <w:t>Étape 10, livre et cache</w:t>
+              <w:t>Étape 10, livre indexé et cache</w:t>
             </w:r>
           </w:p>
         </w:tc>
@@ -23632,7 +24919,7 @@
               <w:rPr>
                 <w:sz w:val="16"/>
               </w:rPr>
-              <w:t>« Le wifi tombe ? Le cache répond. »</w:t>
+              <w:t>« Un livre de 300 pages tient dans l'agent : il cite la page. »</w:t>
             </w:r>
           </w:p>
         </w:tc>
@@ -23655,6 +24942,7 @@
       </w:tr>
       <w:tr>
         <w:trPr>
+          <w:cantSplit/>
           <w:jc w:val="center"/>
         </w:trPr>
         <w:tc>
@@ -23728,6 +25016,7 @@
       </w:tr>
       <w:tr>
         <w:trPr>
+          <w:cantSplit/>
           <w:jc w:val="center"/>
         </w:trPr>
         <w:tc>
@@ -23808,14 +25097,14 @@
           <w:bottom w:val="single" w:sz="8" w:space="3" w:color="DBEAFE"/>
         </w:pBdr>
       </w:pPr>
-      <w:bookmarkStart w:id="54" w:name="_Toc244424318"/>
+      <w:bookmarkStart w:id="56" w:name="_Toc244455962"/>
       <w:r>
         <w:rPr>
           <w:rFonts w:ascii="Calibri" w:hAnsi="Calibri"/>
         </w:rPr>
         <w:t>Si vous êtes en retard</w:t>
       </w:r>
-      <w:bookmarkEnd w:id="54"/>
+      <w:bookmarkEnd w:id="56"/>
     </w:p>
     <w:p>
       <w:pPr>
@@ -23848,14 +25137,14 @@
           <w:bottom w:val="single" w:sz="8" w:space="3" w:color="DBEAFE"/>
         </w:pBdr>
       </w:pPr>
-      <w:bookmarkStart w:id="55" w:name="_Toc244424319"/>
+      <w:bookmarkStart w:id="57" w:name="_Toc244455963"/>
       <w:r>
         <w:rPr>
           <w:rFonts w:ascii="Calibri" w:hAnsi="Calibri"/>
         </w:rPr>
         <w:t>Si vous êtes en avance</w:t>
       </w:r>
-      <w:bookmarkEnd w:id="55"/>
+      <w:bookmarkEnd w:id="57"/>
     </w:p>
     <w:p>
       <w:pPr>
@@ -23888,14 +25177,14 @@
           <w:bottom w:val="single" w:sz="8" w:space="3" w:color="DBEAFE"/>
         </w:pBdr>
       </w:pPr>
-      <w:bookmarkStart w:id="56" w:name="_Toc244424320"/>
+      <w:bookmarkStart w:id="58" w:name="_Toc244455964"/>
       <w:r>
         <w:rPr>
           <w:rFonts w:ascii="Calibri" w:hAnsi="Calibri"/>
         </w:rPr>
         <w:t>Après la séance</w:t>
       </w:r>
-      <w:bookmarkEnd w:id="56"/>
+      <w:bookmarkEnd w:id="58"/>
     </w:p>
     <w:tbl>
       <w:tblPr>
@@ -23968,6 +25257,7 @@
       </w:tr>
       <w:tr>
         <w:trPr>
+          <w:cantSplit/>
           <w:jc w:val="center"/>
         </w:trPr>
         <w:tc>
@@ -24005,6 +25295,7 @@
       </w:tr>
       <w:tr>
         <w:trPr>
+          <w:cantSplit/>
           <w:jc w:val="center"/>
         </w:trPr>
         <w:tc>
@@ -24044,6 +25335,7 @@
       </w:tr>
       <w:tr>
         <w:trPr>
+          <w:cantSplit/>
           <w:jc w:val="center"/>
         </w:trPr>
         <w:tc>
@@ -24081,6 +25373,7 @@
       </w:tr>
       <w:tr>
         <w:trPr>
+          <w:cantSplit/>
           <w:jc w:val="center"/>
         </w:trPr>
         <w:tc>
@@ -24138,14 +25431,14 @@
         <w:lastRenderedPageBreak/>
         <w:t xml:space="preserve"> </w:t>
       </w:r>
-      <w:bookmarkStart w:id="57" w:name="_Toc244424321"/>
+      <w:bookmarkStart w:id="59" w:name="_Toc244455965"/>
       <w:r>
         <w:rPr>
           <w:rFonts w:ascii="Calibri" w:hAnsi="Calibri"/>
         </w:rPr>
         <w:t>Dépannage express</w:t>
       </w:r>
-      <w:bookmarkEnd w:id="57"/>
+      <w:bookmarkEnd w:id="59"/>
     </w:p>
     <w:p>
       <w:pPr>
@@ -24207,7 +25500,7 @@
           <w:sz w:val="18"/>
         </w:rPr>
         <w:br/>
-        <w:t>python app_final.py            (relance l'agent complet, BUILD v9)</w:t>
+        <w:t>python app_final.py            (relance l'agent complet, BUILD v10)</w:t>
       </w:r>
     </w:p>
     <w:tbl>
@@ -24301,6 +25594,7 @@
       </w:tr>
       <w:tr>
         <w:trPr>
+          <w:cantSplit/>
           <w:jc w:val="center"/>
         </w:trPr>
         <w:tc>
@@ -24354,6 +25648,7 @@
       </w:tr>
       <w:tr>
         <w:trPr>
+          <w:cantSplit/>
           <w:jc w:val="center"/>
         </w:trPr>
         <w:tc>
@@ -24410,6 +25705,7 @@
       </w:tr>
       <w:tr>
         <w:trPr>
+          <w:cantSplit/>
           <w:jc w:val="center"/>
         </w:trPr>
         <w:tc>
@@ -24463,6 +25759,7 @@
       </w:tr>
       <w:tr>
         <w:trPr>
+          <w:cantSplit/>
           <w:jc w:val="center"/>
         </w:trPr>
         <w:tc>
@@ -24519,6 +25816,7 @@
       </w:tr>
       <w:tr>
         <w:trPr>
+          <w:cantSplit/>
           <w:jc w:val="center"/>
         </w:trPr>
         <w:tc>
@@ -24572,6 +25870,7 @@
       </w:tr>
       <w:tr>
         <w:trPr>
+          <w:cantSplit/>
           <w:jc w:val="center"/>
         </w:trPr>
         <w:tc>
@@ -24628,6 +25927,7 @@
       </w:tr>
       <w:tr>
         <w:trPr>
+          <w:cantSplit/>
           <w:jc w:val="center"/>
         </w:trPr>
         <w:tc>
@@ -24681,6 +25981,7 @@
       </w:tr>
       <w:tr>
         <w:trPr>
+          <w:cantSplit/>
           <w:jc w:val="center"/>
         </w:trPr>
         <w:tc>
@@ -24737,6 +26038,7 @@
       </w:tr>
       <w:tr>
         <w:trPr>
+          <w:cantSplit/>
           <w:jc w:val="center"/>
         </w:trPr>
         <w:tc>
@@ -24790,6 +26092,7 @@
       </w:tr>
       <w:tr>
         <w:trPr>
+          <w:cantSplit/>
           <w:jc w:val="center"/>
         </w:trPr>
         <w:tc>
@@ -24846,6 +26149,7 @@
       </w:tr>
       <w:tr>
         <w:trPr>
+          <w:cantSplit/>
           <w:jc w:val="center"/>
         </w:trPr>
         <w:tc>
@@ -24860,7 +26164,7 @@
               <w:rPr>
                 <w:sz w:val="16"/>
               </w:rPr>
-              <w:t>DOCX illisible</w:t>
+              <w:t>Le livre n'est jamais cité</w:t>
             </w:r>
           </w:p>
         </w:tc>
@@ -24876,7 +26180,7 @@
               <w:rPr>
                 <w:sz w:val="16"/>
               </w:rPr>
-              <w:t>Fichier .doc renommé</w:t>
+              <w:t>PDF sous 20 000 caractères, ou question sans mot du livre</w:t>
             </w:r>
           </w:p>
         </w:tc>
@@ -24892,13 +26196,14 @@
               <w:rPr>
                 <w:sz w:val="16"/>
               </w:rPr>
-              <w:t>Enregistrer vraiment en .docx</w:t>
+              <w:t>Vérifier la ligne « Livre indexe » au démarrage ; reformuler avec les mots du livre</w:t>
             </w:r>
           </w:p>
         </w:tc>
       </w:tr>
       <w:tr>
         <w:trPr>
+          <w:cantSplit/>
           <w:jc w:val="center"/>
         </w:trPr>
         <w:tc>
@@ -24914,7 +26219,7 @@
               <w:rPr>
                 <w:sz w:val="16"/>
               </w:rPr>
-              <w:t>« Clique d'abord Lancer Quiz »</w:t>
+              <w:t>Premier démarrage lent avec un livre</w:t>
             </w:r>
           </w:p>
         </w:tc>
@@ -24931,7 +26236,7 @@
               <w:rPr>
                 <w:sz w:val="16"/>
               </w:rPr>
-              <w:t>État du quiz perdu</w:t>
+              <w:t>Extraction pypdf la première fois</w:t>
             </w:r>
           </w:p>
         </w:tc>
@@ -24948,13 +26253,14 @@
               <w:rPr>
                 <w:sz w:val="16"/>
               </w:rPr>
-              <w:t>Relancer le quiz, un binôme par navigateur</w:t>
+              <w:t>Attendre une fois ; le cache JSON accélère les lancements suivants</w:t>
             </w:r>
           </w:p>
         </w:tc>
       </w:tr>
       <w:tr>
         <w:trPr>
+          <w:cantSplit/>
           <w:jc w:val="center"/>
         </w:trPr>
         <w:tc>
@@ -24969,7 +26275,7 @@
               <w:rPr>
                 <w:sz w:val="16"/>
               </w:rPr>
-              <w:t>Le TP ne débloque pas</w:t>
+              <w:t>DOCX illisible</w:t>
             </w:r>
           </w:p>
         </w:tc>
@@ -24985,7 +26291,7 @@
               <w:rPr>
                 <w:sz w:val="16"/>
               </w:rPr>
-              <w:t>Code sous le seuil 0,6</w:t>
+              <w:t>Fichier .doc renommé</w:t>
             </w:r>
           </w:p>
         </w:tc>
@@ -25001,13 +26307,14 @@
               <w:rPr>
                 <w:sz w:val="16"/>
               </w:rPr>
-              <w:t>Lire l'indice, compléter, recoller</w:t>
+              <w:t>Enregistrer vraiment en .docx</w:t>
             </w:r>
           </w:p>
         </w:tc>
       </w:tr>
       <w:tr>
         <w:trPr>
+          <w:cantSplit/>
           <w:jc w:val="center"/>
         </w:trPr>
         <w:tc>
@@ -25023,7 +26330,7 @@
               <w:rPr>
                 <w:sz w:val="16"/>
               </w:rPr>
-              <w:t>ImportError transformers</w:t>
+              <w:t>« Clique d'abord Lancer Quiz »</w:t>
             </w:r>
           </w:p>
         </w:tc>
@@ -25040,7 +26347,7 @@
               <w:rPr>
                 <w:sz w:val="16"/>
               </w:rPr>
-              <w:t>Conflit de versions</w:t>
+              <w:t>État du quiz perdu</w:t>
             </w:r>
           </w:p>
         </w:tc>
@@ -25057,13 +26364,14 @@
               <w:rPr>
                 <w:sz w:val="16"/>
               </w:rPr>
-              <w:t>pip install -r requirements.txt (le verrou huggingface-hub&lt;2 est inclus)</w:t>
+              <w:t>Relancer le quiz, un binôme par navigateur</w:t>
             </w:r>
           </w:p>
         </w:tc>
       </w:tr>
       <w:tr>
         <w:trPr>
+          <w:cantSplit/>
           <w:jc w:val="center"/>
         </w:trPr>
         <w:tc>
@@ -25078,7 +26386,7 @@
               <w:rPr>
                 <w:sz w:val="16"/>
               </w:rPr>
-              <w:t>Première réponse très lente</w:t>
+              <w:t>Le TP ne débloque pas</w:t>
             </w:r>
           </w:p>
         </w:tc>
@@ -25094,7 +26402,7 @@
               <w:rPr>
                 <w:sz w:val="16"/>
               </w:rPr>
-              <w:t>Le modèle se charge en mémoire</w:t>
+              <w:t>Code sous le seuil 0,6</w:t>
             </w:r>
           </w:p>
         </w:tc>
@@ -25110,13 +26418,14 @@
               <w:rPr>
                 <w:sz w:val="16"/>
               </w:rPr>
-              <w:t>Attendre 10 à 20 s, les suivantes sont rapides</w:t>
+              <w:t>Lire l'indice, compléter, recoller</w:t>
             </w:r>
           </w:p>
         </w:tc>
       </w:tr>
       <w:tr>
         <w:trPr>
+          <w:cantSplit/>
           <w:jc w:val="center"/>
         </w:trPr>
         <w:tc>
@@ -25132,7 +26441,7 @@
               <w:rPr>
                 <w:sz w:val="16"/>
               </w:rPr>
-              <w:t>L'exe ne démarre pas</w:t>
+              <w:t>ImportError transformers</w:t>
             </w:r>
           </w:p>
         </w:tc>
@@ -25149,7 +26458,7 @@
               <w:rPr>
                 <w:sz w:val="16"/>
               </w:rPr>
-              <w:t>Il a été déplacé hors de son dossier</w:t>
+              <w:t>Conflit de versions</w:t>
             </w:r>
           </w:p>
         </w:tc>
@@ -25166,7 +26475,118 @@
               <w:rPr>
                 <w:sz w:val="16"/>
               </w:rPr>
-              <w:t>Garder dist\AgentReact entier, avec cours/ et static/</w:t>
+              <w:t>pip install -r requirements.txt (le verrou huggingface-hub&lt;2 est inclus)</w:t>
+            </w:r>
+          </w:p>
+        </w:tc>
+      </w:tr>
+      <w:tr>
+        <w:trPr>
+          <w:cantSplit/>
+          <w:jc w:val="center"/>
+        </w:trPr>
+        <w:tc>
+          <w:tcPr>
+            <w:tcW w:w="2835" w:type="dxa"/>
+          </w:tcPr>
+          <w:p>
+            <w:pPr>
+              <w:spacing w:after="0" w:line="252" w:lineRule="auto"/>
+            </w:pPr>
+            <w:r>
+              <w:rPr>
+                <w:sz w:val="16"/>
+              </w:rPr>
+              <w:t>Première réponse très lente</w:t>
+            </w:r>
+          </w:p>
+        </w:tc>
+        <w:tc>
+          <w:tcPr>
+            <w:tcW w:w="2948" w:type="dxa"/>
+          </w:tcPr>
+          <w:p>
+            <w:pPr>
+              <w:spacing w:after="0" w:line="252" w:lineRule="auto"/>
+            </w:pPr>
+            <w:r>
+              <w:rPr>
+                <w:sz w:val="16"/>
+              </w:rPr>
+              <w:t>Le modèle se charge en mémoire</w:t>
+            </w:r>
+          </w:p>
+        </w:tc>
+        <w:tc>
+          <w:tcPr>
+            <w:tcW w:w="3288" w:type="dxa"/>
+          </w:tcPr>
+          <w:p>
+            <w:pPr>
+              <w:spacing w:after="0" w:line="252" w:lineRule="auto"/>
+            </w:pPr>
+            <w:r>
+              <w:rPr>
+                <w:sz w:val="16"/>
+              </w:rPr>
+              <w:t>Attendre 10 à 20 s, les suivantes sont rapides</w:t>
+            </w:r>
+          </w:p>
+        </w:tc>
+      </w:tr>
+      <w:tr>
+        <w:trPr>
+          <w:cantSplit/>
+          <w:jc w:val="center"/>
+        </w:trPr>
+        <w:tc>
+          <w:tcPr>
+            <w:tcW w:w="2835" w:type="dxa"/>
+            <w:shd w:val="clear" w:color="auto" w:fill="F8FAFC"/>
+          </w:tcPr>
+          <w:p>
+            <w:pPr>
+              <w:spacing w:after="0" w:line="252" w:lineRule="auto"/>
+            </w:pPr>
+            <w:r>
+              <w:rPr>
+                <w:sz w:val="16"/>
+              </w:rPr>
+              <w:t>L'exe ne démarre pas</w:t>
+            </w:r>
+          </w:p>
+        </w:tc>
+        <w:tc>
+          <w:tcPr>
+            <w:tcW w:w="2948" w:type="dxa"/>
+            <w:shd w:val="clear" w:color="auto" w:fill="F8FAFC"/>
+          </w:tcPr>
+          <w:p>
+            <w:pPr>
+              <w:spacing w:after="0" w:line="252" w:lineRule="auto"/>
+            </w:pPr>
+            <w:r>
+              <w:rPr>
+                <w:sz w:val="16"/>
+              </w:rPr>
+              <w:t>Il a été déplacé hors de son dossier</w:t>
+            </w:r>
+          </w:p>
+        </w:tc>
+        <w:tc>
+          <w:tcPr>
+            <w:tcW w:w="3288" w:type="dxa"/>
+            <w:shd w:val="clear" w:color="auto" w:fill="F8FAFC"/>
+          </w:tcPr>
+          <w:p>
+            <w:pPr>
+              <w:spacing w:after="0" w:line="252" w:lineRule="auto"/>
+            </w:pPr>
+            <w:r>
+              <w:rPr>
+                <w:sz w:val="16"/>
+              </w:rPr>
+              <w:t>Garder dist\AgentReact entier, avec son dossier _internal</w:t>
             </w:r>
           </w:p>
         </w:tc>
@@ -25252,14 +26672,14 @@
         <w:lastRenderedPageBreak/>
         <w:t xml:space="preserve"> </w:t>
       </w:r>
-      <w:bookmarkStart w:id="58" w:name="_Toc244424322"/>
+      <w:bookmarkStart w:id="60" w:name="_Toc244455966"/>
       <w:r>
         <w:rPr>
           <w:rFonts w:ascii="Calibri" w:hAnsi="Calibri"/>
         </w:rPr>
         <w:t>Annexes</w:t>
       </w:r>
-      <w:bookmarkEnd w:id="58"/>
+      <w:bookmarkEnd w:id="60"/>
     </w:p>
     <w:p>
       <w:pPr>
@@ -25280,14 +26700,14 @@
           <w:bottom w:val="single" w:sz="8" w:space="3" w:color="DBEAFE"/>
         </w:pBdr>
       </w:pPr>
-      <w:bookmarkStart w:id="59" w:name="_Toc244424323"/>
+      <w:bookmarkStart w:id="61" w:name="_Toc244455967"/>
       <w:r>
         <w:rPr>
           <w:rFonts w:ascii="Calibri" w:hAnsi="Calibri"/>
         </w:rPr>
         <w:t>A. L'arborescence de mon_agent_react</w:t>
       </w:r>
-      <w:bookmarkEnd w:id="59"/>
+      <w:bookmarkEnd w:id="61"/>
     </w:p>
     <w:p>
       <w:pPr>
@@ -25346,6 +26766,7 @@
           <w:sz w:val="16"/>
         </w:rPr>
         <w:br/>
+        <w:t>├─ etape9b_sentiment.py, etape9c_eval.py  options de mesure</w:t>
       </w:r>
       <w:r>
         <w:rPr>
@@ -25353,7 +26774,8 @@
           <w:color w:val="111827"/>
           <w:sz w:val="16"/>
         </w:rPr>
-        <w:t>├─ etape9b_sentiment.py, etape9c_eval.py  options de mesure</w:t>
+        <w:br/>
+        <w:t>├─ index_livre.py                       l'index BM25 d'un livre PDF, page par page</w:t>
       </w:r>
       <w:r>
         <w:rPr>
@@ -25362,7 +26784,6 @@
           <w:sz w:val="16"/>
         </w:rPr>
         <w:br/>
-        <w:t>├─ app_final.py                         l'agent complet, BUILD v9, port 3000</w:t>
       </w:r>
       <w:r>
         <w:rPr>
@@ -25370,8 +26791,7 @@
           <w:color w:val="111827"/>
           <w:sz w:val="16"/>
         </w:rPr>
-        <w:br/>
-        <w:t>├─ app_tp.py                            l'agent pedagogue, BUILD v4, port 3002</w:t>
+        <w:t>├─ app_final.py                         l'agent complet, BUILD v10, port 3000</w:t>
       </w:r>
       <w:r>
         <w:rPr>
@@ -25380,7 +26800,7 @@
           <w:sz w:val="16"/>
         </w:rPr>
         <w:br/>
-        <w:t>├─ app_maths.py                         la demo maths, BUILD v3, port 3001</w:t>
+        <w:t>├─ app_tp.py                            l'agent pedagogue, BUILD v4, port 3002</w:t>
       </w:r>
       <w:r>
         <w:rPr>
@@ -25389,7 +26809,7 @@
           <w:sz w:val="16"/>
         </w:rPr>
         <w:br/>
-        <w:t>├─ banque_react.py                      22 snippets valides par le prof</w:t>
+        <w:t>├─ app_maths.py                         la demo maths, BUILD v3, port 3001</w:t>
       </w:r>
       <w:r>
         <w:rPr>
@@ -25398,7 +26818,7 @@
           <w:sz w:val="16"/>
         </w:rPr>
         <w:br/>
-        <w:t>├─ cours\                               la matiere (txt, docx, pdf, livres\, cache_web\)</w:t>
+        <w:t>├─ banque_react.py                      22 snippets valides par le prof</w:t>
       </w:r>
       <w:r>
         <w:rPr>
@@ -25407,6 +26827,7 @@
           <w:sz w:val="16"/>
         </w:rPr>
         <w:br/>
+        <w:t>├─ cours\                               la matiere (txt, docx, pdf, livres\, cache_web\, cache_index\)</w:t>
       </w:r>
       <w:r>
         <w:rPr>
@@ -25414,6 +26835,7 @@
           <w:color w:val="111827"/>
           <w:sz w:val="16"/>
         </w:rPr>
+        <w:br/>
         <w:t>├─ Tps\                                 le TP (PDF, plan_tp.json, fiche_A.json, progres.csv)</w:t>
       </w:r>
       <w:r>
@@ -25423,6 +26845,13 @@
           <w:sz w:val="16"/>
         </w:rPr>
         <w:br/>
+      </w:r>
+      <w:r>
+        <w:rPr>
+          <w:rFonts w:ascii="Consolas" w:eastAsia="Consolas" w:hAnsi="Consolas"/>
+          <w:color w:val="111827"/>
+          <w:sz w:val="16"/>
+        </w:rPr>
         <w:t>├─ static\                              app.css + mathjax-tex-svg.js (hors-ligne)</w:t>
       </w:r>
       <w:r>
@@ -25460,14 +26889,14 @@
           <w:bottom w:val="single" w:sz="8" w:space="3" w:color="DBEAFE"/>
         </w:pBdr>
       </w:pPr>
-      <w:bookmarkStart w:id="60" w:name="_Toc244424324"/>
+      <w:bookmarkStart w:id="62" w:name="_Toc244455968"/>
       <w:r>
         <w:rPr>
           <w:rFonts w:ascii="Calibri" w:hAnsi="Calibri"/>
         </w:rPr>
         <w:t>B. Toutes les commandes, en une page</w:t>
       </w:r>
-      <w:bookmarkEnd w:id="60"/>
+      <w:bookmarkEnd w:id="62"/>
     </w:p>
     <w:tbl>
       <w:tblPr>
@@ -25560,6 +26989,7 @@
       </w:tr>
       <w:tr>
         <w:trPr>
+          <w:cantSplit/>
           <w:jc w:val="center"/>
         </w:trPr>
         <w:tc>
@@ -25613,6 +27043,7 @@
       </w:tr>
       <w:tr>
         <w:trPr>
+          <w:cantSplit/>
           <w:jc w:val="center"/>
         </w:trPr>
         <w:tc>
@@ -25669,6 +27100,7 @@
       </w:tr>
       <w:tr>
         <w:trPr>
+          <w:cantSplit/>
           <w:jc w:val="center"/>
         </w:trPr>
         <w:tc>
@@ -25722,6 +27154,7 @@
       </w:tr>
       <w:tr>
         <w:trPr>
+          <w:cantSplit/>
           <w:jc w:val="center"/>
         </w:trPr>
         <w:tc>
@@ -25778,6 +27211,7 @@
       </w:tr>
       <w:tr>
         <w:trPr>
+          <w:cantSplit/>
           <w:jc w:val="center"/>
         </w:trPr>
         <w:tc>
@@ -25831,6 +27265,7 @@
       </w:tr>
       <w:tr>
         <w:trPr>
+          <w:cantSplit/>
           <w:jc w:val="center"/>
         </w:trPr>
         <w:tc>
@@ -25887,6 +27322,7 @@
       </w:tr>
       <w:tr>
         <w:trPr>
+          <w:cantSplit/>
           <w:jc w:val="center"/>
         </w:trPr>
         <w:tc>
@@ -25940,6 +27376,7 @@
       </w:tr>
       <w:tr>
         <w:trPr>
+          <w:cantSplit/>
           <w:jc w:val="center"/>
         </w:trPr>
         <w:tc>
@@ -25996,6 +27433,7 @@
       </w:tr>
       <w:tr>
         <w:trPr>
+          <w:cantSplit/>
           <w:jc w:val="center"/>
         </w:trPr>
         <w:tc>
@@ -26049,6 +27487,7 @@
       </w:tr>
       <w:tr>
         <w:trPr>
+          <w:cantSplit/>
           <w:jc w:val="center"/>
         </w:trPr>
         <w:tc>
@@ -26098,13 +27537,14 @@
               <w:rPr>
                 <w:sz w:val="16"/>
               </w:rPr>
-              <w:t>5 chemins, 1 seul appel LLM</w:t>
+              <w:t>5 chemins, 2 appels LLM</w:t>
             </w:r>
           </w:p>
         </w:tc>
       </w:tr>
       <w:tr>
         <w:trPr>
+          <w:cantSplit/>
           <w:jc w:val="center"/>
         </w:trPr>
         <w:tc>
@@ -26158,6 +27598,7 @@
       </w:tr>
       <w:tr>
         <w:trPr>
+          <w:cantSplit/>
           <w:jc w:val="center"/>
         </w:trPr>
         <w:tc>
@@ -26214,6 +27655,7 @@
       </w:tr>
       <w:tr>
         <w:trPr>
+          <w:cantSplit/>
           <w:jc w:val="center"/>
         </w:trPr>
         <w:tc>
@@ -26267,6 +27709,7 @@
       </w:tr>
       <w:tr>
         <w:trPr>
+          <w:cantSplit/>
           <w:jc w:val="center"/>
         </w:trPr>
         <w:tc>
@@ -26316,13 +27759,14 @@
               <w:rPr>
                 <w:sz w:val="16"/>
               </w:rPr>
-              <w:t>BUILD v9, port 3000</w:t>
+              <w:t>BUILD v10, port 3000</w:t>
             </w:r>
           </w:p>
         </w:tc>
       </w:tr>
       <w:tr>
         <w:trPr>
+          <w:cantSplit/>
           <w:jc w:val="center"/>
         </w:trPr>
         <w:tc>
@@ -26376,6 +27820,7 @@
       </w:tr>
       <w:tr>
         <w:trPr>
+          <w:cantSplit/>
           <w:jc w:val="center"/>
         </w:trPr>
         <w:tc>
@@ -26432,6 +27877,7 @@
       </w:tr>
       <w:tr>
         <w:trPr>
+          <w:cantSplit/>
           <w:jc w:val="center"/>
         </w:trPr>
         <w:tc>
@@ -26485,6 +27931,7 @@
       </w:tr>
       <w:tr>
         <w:trPr>
+          <w:cantSplit/>
           <w:jc w:val="center"/>
         </w:trPr>
         <w:tc>
@@ -26541,6 +27988,7 @@
       </w:tr>
       <w:tr>
         <w:trPr>
+          <w:cantSplit/>
           <w:jc w:val="center"/>
         </w:trPr>
         <w:tc>
@@ -26594,6 +28042,7 @@
       </w:tr>
       <w:tr>
         <w:trPr>
+          <w:cantSplit/>
           <w:jc w:val="center"/>
         </w:trPr>
         <w:tc>
@@ -26650,6 +28099,7 @@
       </w:tr>
       <w:tr>
         <w:trPr>
+          <w:cantSplit/>
           <w:jc w:val="center"/>
         </w:trPr>
         <w:tc>
@@ -26714,14 +28164,14 @@
           <w:bottom w:val="single" w:sz="8" w:space="3" w:color="DBEAFE"/>
         </w:pBdr>
       </w:pPr>
-      <w:bookmarkStart w:id="61" w:name="_Toc244424325"/>
+      <w:bookmarkStart w:id="63" w:name="_Toc244455969"/>
       <w:r>
         <w:rPr>
           <w:rFonts w:ascii="Calibri" w:hAnsi="Calibri"/>
         </w:rPr>
         <w:t>C. Glossaire</w:t>
       </w:r>
-      <w:bookmarkEnd w:id="61"/>
+      <w:bookmarkEnd w:id="63"/>
     </w:p>
     <w:tbl>
       <w:tblPr>
@@ -26794,6 +28244,7 @@
       </w:tr>
       <w:tr>
         <w:trPr>
+          <w:cantSplit/>
           <w:jc w:val="center"/>
         </w:trPr>
         <w:tc>
@@ -26831,6 +28282,7 @@
       </w:tr>
       <w:tr>
         <w:trPr>
+          <w:cantSplit/>
           <w:jc w:val="center"/>
         </w:trPr>
         <w:tc>
@@ -26870,6 +28322,7 @@
       </w:tr>
       <w:tr>
         <w:trPr>
+          <w:cantSplit/>
           <w:jc w:val="center"/>
         </w:trPr>
         <w:tc>
@@ -26908,6 +28361,7 @@
       </w:tr>
       <w:tr>
         <w:trPr>
+          <w:cantSplit/>
           <w:jc w:val="center"/>
         </w:trPr>
         <w:tc>
@@ -26947,6 +28401,7 @@
       </w:tr>
       <w:tr>
         <w:trPr>
+          <w:cantSplit/>
           <w:jc w:val="center"/>
         </w:trPr>
         <w:tc>
@@ -26984,6 +28439,7 @@
       </w:tr>
       <w:tr>
         <w:trPr>
+          <w:cantSplit/>
           <w:jc w:val="center"/>
         </w:trPr>
         <w:tc>
@@ -26999,7 +28455,7 @@
               <w:rPr>
                 <w:sz w:val="16"/>
               </w:rPr>
-              <w:t>Garde</w:t>
+              <w:t>Index (BM25)</w:t>
             </w:r>
           </w:p>
         </w:tc>
@@ -27016,13 +28472,14 @@
               <w:rPr>
                 <w:sz w:val="16"/>
               </w:rPr>
-              <w:t>Filtre Python qui refuse une question avant l'appel au modèle.</w:t>
+              <w:t>Table qui note chaque morceau d'un livre pour une question, sans modèle ni GPU. C'est ce qui rend un livre de 300 pages interrogeable.</w:t>
             </w:r>
           </w:p>
         </w:tc>
       </w:tr>
       <w:tr>
         <w:trPr>
+          <w:cantSplit/>
           <w:jc w:val="center"/>
         </w:trPr>
         <w:tc>
@@ -27037,7 +28494,7 @@
               <w:rPr>
                 <w:sz w:val="16"/>
               </w:rPr>
-              <w:t>Pastille</w:t>
+              <w:t>Morceau (chunk)</w:t>
             </w:r>
           </w:p>
         </w:tc>
@@ -27053,13 +28510,14 @@
               <w:rPr>
                 <w:sz w:val="16"/>
               </w:rPr>
-              <w:t>Étiquette de source affichée sous une réponse, extraite du texte réellement lu.</w:t>
+              <w:t>Extrait d'environ 900 caractères, étiqueté avec sa page : l'unité envoyée au modèle quand un livre est indexé.</w:t>
             </w:r>
           </w:p>
         </w:tc>
       </w:tr>
       <w:tr>
         <w:trPr>
+          <w:cantSplit/>
           <w:jc w:val="center"/>
         </w:trPr>
         <w:tc>
@@ -27075,7 +28533,7 @@
               <w:rPr>
                 <w:sz w:val="16"/>
               </w:rPr>
-              <w:t>Tool-calling</w:t>
+              <w:t>Citation p.N</w:t>
             </w:r>
           </w:p>
         </w:tc>
@@ -27092,13 +28550,14 @@
               <w:rPr>
                 <w:sz w:val="16"/>
               </w:rPr>
-              <w:t>Le modèle demande une fonction ; Python l'exécute et renvoie le résultat.</w:t>
+              <w:t>Pastille qui donne la page exacte d'un livre indexé, vérifiable en ouvrant le PDF.</w:t>
             </w:r>
           </w:p>
         </w:tc>
       </w:tr>
       <w:tr>
         <w:trPr>
+          <w:cantSplit/>
           <w:jc w:val="center"/>
         </w:trPr>
         <w:tc>
@@ -27113,7 +28572,7 @@
               <w:rPr>
                 <w:sz w:val="16"/>
               </w:rPr>
-              <w:t>ReAct</w:t>
+              <w:t>Garde</w:t>
             </w:r>
           </w:p>
         </w:tc>
@@ -27129,13 +28588,14 @@
               <w:rPr>
                 <w:sz w:val="16"/>
               </w:rPr>
-              <w:t>Boucle raisonner → agir → observer, plafonnée ici à cinq tours.</w:t>
+              <w:t>Filtre Python qui refuse une question avant l'appel au modèle.</w:t>
             </w:r>
           </w:p>
         </w:tc>
       </w:tr>
       <w:tr>
         <w:trPr>
+          <w:cantSplit/>
           <w:jc w:val="center"/>
         </w:trPr>
         <w:tc>
@@ -27151,7 +28611,7 @@
               <w:rPr>
                 <w:sz w:val="16"/>
               </w:rPr>
-              <w:t>AST</w:t>
+              <w:t>Pastille</w:t>
             </w:r>
           </w:p>
         </w:tc>
@@ -27168,13 +28628,14 @@
               <w:rPr>
                 <w:sz w:val="16"/>
               </w:rPr>
-              <w:t>Arbre syntaxique d'un code : permet de repérer des noms inconnus et des fautes de frappe.</w:t>
+              <w:t>Étiquette de source affichée sous une réponse, extraite du texte réellement lu.</w:t>
             </w:r>
           </w:p>
         </w:tc>
       </w:tr>
       <w:tr>
         <w:trPr>
+          <w:cantSplit/>
           <w:jc w:val="center"/>
         </w:trPr>
         <w:tc>
@@ -27189,7 +28650,7 @@
               <w:rPr>
                 <w:sz w:val="16"/>
               </w:rPr>
-              <w:t>Bac à sable</w:t>
+              <w:t>Tool-calling</w:t>
             </w:r>
           </w:p>
         </w:tc>
@@ -27205,13 +28666,14 @@
               <w:rPr>
                 <w:sz w:val="16"/>
               </w:rPr>
-              <w:t>Exécution d'un code étudiant dans un fichier temporaire, avec un délai maximal.</w:t>
+              <w:t>Le modèle demande une fonction ; Python l'exécute et renvoie le résultat.</w:t>
             </w:r>
           </w:p>
         </w:tc>
       </w:tr>
       <w:tr>
         <w:trPr>
+          <w:cantSplit/>
           <w:jc w:val="center"/>
         </w:trPr>
         <w:tc>
@@ -27227,7 +28689,7 @@
               <w:rPr>
                 <w:sz w:val="16"/>
               </w:rPr>
-              <w:t>Tunnel</w:t>
+              <w:t>ReAct</w:t>
             </w:r>
           </w:p>
         </w:tc>
@@ -27244,13 +28706,14 @@
               <w:rPr>
                 <w:sz w:val="16"/>
               </w:rPr>
-              <w:t>Connexion sortante qui rend un serveur local accessible par une URL publique, sans ouvrir de port.</w:t>
+              <w:t>Boucle raisonner → agir → observer, plafonnée ici à cinq tours.</w:t>
             </w:r>
           </w:p>
         </w:tc>
       </w:tr>
       <w:tr>
         <w:trPr>
+          <w:cantSplit/>
           <w:jc w:val="center"/>
         </w:trPr>
         <w:tc>
@@ -27265,7 +28728,7 @@
               <w:rPr>
                 <w:sz w:val="16"/>
               </w:rPr>
-              <w:t>Cache</w:t>
+              <w:t>AST</w:t>
             </w:r>
           </w:p>
         </w:tc>
@@ -27281,13 +28744,14 @@
               <w:rPr>
                 <w:sz w:val="16"/>
               </w:rPr>
-              <w:t>Copie locale d'une page web, pour répondre sans wifi et prouver la source (cache).</w:t>
+              <w:t>Arbre syntaxique d'un code : permet de repérer des noms inconnus et des fautes de frappe.</w:t>
             </w:r>
           </w:p>
         </w:tc>
       </w:tr>
       <w:tr>
         <w:trPr>
+          <w:cantSplit/>
           <w:jc w:val="center"/>
         </w:trPr>
         <w:tc>
@@ -27303,7 +28767,7 @@
               <w:rPr>
                 <w:sz w:val="16"/>
               </w:rPr>
-              <w:t>OCR</w:t>
+              <w:t>Bac à sable</w:t>
             </w:r>
           </w:p>
         </w:tc>
@@ -27311,6 +28775,122 @@
           <w:tcPr>
             <w:tcW w:w="7143" w:type="dxa"/>
             <w:shd w:val="clear" w:color="auto" w:fill="F8FAFC"/>
+          </w:tcPr>
+          <w:p>
+            <w:pPr>
+              <w:spacing w:after="0" w:line="252" w:lineRule="auto"/>
+            </w:pPr>
+            <w:r>
+              <w:rPr>
+                <w:sz w:val="16"/>
+              </w:rPr>
+              <w:t>Exécution d'un code étudiant dans un fichier temporaire, avec un délai maximal.</w:t>
+            </w:r>
+          </w:p>
+        </w:tc>
+      </w:tr>
+      <w:tr>
+        <w:trPr>
+          <w:cantSplit/>
+          <w:jc w:val="center"/>
+        </w:trPr>
+        <w:tc>
+          <w:tcPr>
+            <w:tcW w:w="1928" w:type="dxa"/>
+          </w:tcPr>
+          <w:p>
+            <w:pPr>
+              <w:spacing w:after="0" w:line="252" w:lineRule="auto"/>
+            </w:pPr>
+            <w:r>
+              <w:rPr>
+                <w:sz w:val="16"/>
+              </w:rPr>
+              <w:t>Tunnel</w:t>
+            </w:r>
+          </w:p>
+        </w:tc>
+        <w:tc>
+          <w:tcPr>
+            <w:tcW w:w="7143" w:type="dxa"/>
+          </w:tcPr>
+          <w:p>
+            <w:pPr>
+              <w:spacing w:after="0" w:line="252" w:lineRule="auto"/>
+            </w:pPr>
+            <w:r>
+              <w:rPr>
+                <w:sz w:val="16"/>
+              </w:rPr>
+              <w:t>Connexion sortante qui rend un serveur local accessible par une URL publique, sans ouvrir de port.</w:t>
+            </w:r>
+          </w:p>
+        </w:tc>
+      </w:tr>
+      <w:tr>
+        <w:trPr>
+          <w:cantSplit/>
+          <w:jc w:val="center"/>
+        </w:trPr>
+        <w:tc>
+          <w:tcPr>
+            <w:tcW w:w="1928" w:type="dxa"/>
+            <w:shd w:val="clear" w:color="auto" w:fill="F8FAFC"/>
+          </w:tcPr>
+          <w:p>
+            <w:pPr>
+              <w:spacing w:after="0" w:line="252" w:lineRule="auto"/>
+            </w:pPr>
+            <w:r>
+              <w:rPr>
+                <w:sz w:val="16"/>
+              </w:rPr>
+              <w:t>Cache</w:t>
+            </w:r>
+          </w:p>
+        </w:tc>
+        <w:tc>
+          <w:tcPr>
+            <w:tcW w:w="7143" w:type="dxa"/>
+            <w:shd w:val="clear" w:color="auto" w:fill="F8FAFC"/>
+          </w:tcPr>
+          <w:p>
+            <w:pPr>
+              <w:spacing w:after="0" w:line="252" w:lineRule="auto"/>
+            </w:pPr>
+            <w:r>
+              <w:rPr>
+                <w:sz w:val="16"/>
+              </w:rPr>
+              <w:t>Copie locale d'une page web, pour répondre sans wifi et prouver la source (cache).</w:t>
+            </w:r>
+          </w:p>
+        </w:tc>
+      </w:tr>
+      <w:tr>
+        <w:trPr>
+          <w:cantSplit/>
+          <w:jc w:val="center"/>
+        </w:trPr>
+        <w:tc>
+          <w:tcPr>
+            <w:tcW w:w="1928" w:type="dxa"/>
+          </w:tcPr>
+          <w:p>
+            <w:pPr>
+              <w:spacing w:after="0" w:line="252" w:lineRule="auto"/>
+            </w:pPr>
+            <w:r>
+              <w:rPr>
+                <w:sz w:val="16"/>
+              </w:rPr>
+              <w:t>OCR</w:t>
+            </w:r>
+          </w:p>
+        </w:tc>
+        <w:tc>
+          <w:tcPr>
+            <w:tcW w:w="7143" w:type="dxa"/>
           </w:tcPr>
           <w:p>
             <w:pPr>
@@ -27338,14 +28918,14 @@
           <w:bottom w:val="single" w:sz="8" w:space="3" w:color="DBEAFE"/>
         </w:pBdr>
       </w:pPr>
-      <w:bookmarkStart w:id="62" w:name="_Toc244424326"/>
+      <w:bookmarkStart w:id="64" w:name="_Toc244455970"/>
       <w:r>
         <w:rPr>
           <w:rFonts w:ascii="Calibri" w:hAnsi="Calibri"/>
         </w:rPr>
         <w:t>D. Checklist J-7</w:t>
       </w:r>
-      <w:bookmarkEnd w:id="62"/>
+      <w:bookmarkEnd w:id="64"/>
     </w:p>
     <w:tbl>
       <w:tblPr>
@@ -27438,6 +29018,7 @@
       </w:tr>
       <w:tr>
         <w:trPr>
+          <w:cantSplit/>
           <w:jc w:val="center"/>
         </w:trPr>
         <w:tc>
@@ -27491,6 +29072,7 @@
       </w:tr>
       <w:tr>
         <w:trPr>
+          <w:cantSplit/>
           <w:jc w:val="center"/>
         </w:trPr>
         <w:tc>
@@ -27547,6 +29129,7 @@
       </w:tr>
       <w:tr>
         <w:trPr>
+          <w:cantSplit/>
           <w:jc w:val="center"/>
         </w:trPr>
         <w:tc>
@@ -27600,6 +29183,7 @@
       </w:tr>
       <w:tr>
         <w:trPr>
+          <w:cantSplit/>
           <w:jc w:val="center"/>
         </w:trPr>
         <w:tc>
@@ -27656,6 +29240,7 @@
       </w:tr>
       <w:tr>
         <w:trPr>
+          <w:cantSplit/>
           <w:jc w:val="center"/>
         </w:trPr>
         <w:tc>
@@ -27709,6 +29294,7 @@
       </w:tr>
       <w:tr>
         <w:trPr>
+          <w:cantSplit/>
           <w:jc w:val="center"/>
         </w:trPr>
         <w:tc>
@@ -27741,7 +29327,7 @@
               <w:rPr>
                 <w:sz w:val="17"/>
               </w:rPr>
-              <w:t>Le calendrier donne la bonne date</w:t>
+              <w:t>Un livre légal est dans cours/livres/ et la console annonce « Livre indexe »</w:t>
             </w:r>
           </w:p>
         </w:tc>
@@ -27758,13 +29344,14 @@
               <w:rPr>
                 <w:sz w:val="17"/>
               </w:rPr>
-              <w:t>lundi 08h-12h, Mourad Sehboub</w:t>
+              <w:t>question sur une notion précise, pastille p.N</w:t>
             </w:r>
           </w:p>
         </w:tc>
       </w:tr>
       <w:tr>
         <w:trPr>
+          <w:cantSplit/>
           <w:jc w:val="center"/>
         </w:trPr>
         <w:tc>
@@ -27795,7 +29382,7 @@
               <w:rPr>
                 <w:sz w:val="17"/>
               </w:rPr>
-              <w:t>La page est stylée sans wifi</w:t>
+              <w:t>Le calendrier donne la bonne date</w:t>
             </w:r>
           </w:p>
         </w:tc>
@@ -27811,13 +29398,14 @@
               <w:rPr>
                 <w:sz w:val="17"/>
               </w:rPr>
-              <w:t>CSS local, pas de CDN</w:t>
+              <w:t>lundi 08h-12h, Mourad Sehboub</w:t>
             </w:r>
           </w:p>
         </w:tc>
       </w:tr>
       <w:tr>
         <w:trPr>
+          <w:cantSplit/>
           <w:jc w:val="center"/>
         </w:trPr>
         <w:tc>
@@ -27850,7 +29438,7 @@
               <w:rPr>
                 <w:sz w:val="17"/>
               </w:rPr>
-              <w:t>app_tp.py ouvre sur 3002</w:t>
+              <w:t>La page est stylée sans wifi</w:t>
             </w:r>
           </w:p>
         </w:tc>
@@ -27867,13 +29455,14 @@
               <w:rPr>
                 <w:sz w:val="17"/>
               </w:rPr>
-              <w:t>fiche A visible</w:t>
+              <w:t>CSS local, pas de CDN</w:t>
             </w:r>
           </w:p>
         </w:tc>
       </w:tr>
       <w:tr>
         <w:trPr>
+          <w:cantSplit/>
           <w:jc w:val="center"/>
         </w:trPr>
         <w:tc>
@@ -27904,7 +29493,7 @@
               <w:rPr>
                 <w:sz w:val="17"/>
               </w:rPr>
-              <w:t>Le tunnel fonctionne</w:t>
+              <w:t>app_tp.py ouvre sur 3002</w:t>
             </w:r>
           </w:p>
         </w:tc>
@@ -27920,13 +29509,14 @@
               <w:rPr>
                 <w:sz w:val="17"/>
               </w:rPr>
-              <w:t>403 sans clé, 200 avec</w:t>
+              <w:t>fiche A visible</w:t>
             </w:r>
           </w:p>
         </w:tc>
       </w:tr>
       <w:tr>
         <w:trPr>
+          <w:cantSplit/>
           <w:jc w:val="center"/>
         </w:trPr>
         <w:tc>
@@ -27959,7 +29549,7 @@
               <w:rPr>
                 <w:sz w:val="17"/>
               </w:rPr>
-              <w:t>La clé USB contient dist + installer.bat</w:t>
+              <w:t>Le tunnel fonctionne</w:t>
             </w:r>
           </w:p>
         </w:tc>
@@ -27976,13 +29566,14 @@
               <w:rPr>
                 <w:sz w:val="17"/>
               </w:rPr>
-              <w:t>test sur un poste neuf</w:t>
+              <w:t>403 sans clé, 200 avec</w:t>
             </w:r>
           </w:p>
         </w:tc>
       </w:tr>
       <w:tr>
         <w:trPr>
+          <w:cantSplit/>
           <w:jc w:val="center"/>
         </w:trPr>
         <w:tc>
@@ -28013,7 +29604,7 @@
               <w:rPr>
                 <w:sz w:val="17"/>
               </w:rPr>
-              <w:t>Aucun python.exe fantôme</w:t>
+              <w:t>La clé USB contient dist + installer.bat</w:t>
             </w:r>
           </w:p>
         </w:tc>
@@ -28029,13 +29620,14 @@
               <w:rPr>
                 <w:sz w:val="17"/>
               </w:rPr>
-              <w:t>taskkill avant la séance</w:t>
+              <w:t>test sur un poste neuf</w:t>
             </w:r>
           </w:p>
         </w:tc>
       </w:tr>
       <w:tr>
         <w:trPr>
+          <w:cantSplit/>
           <w:jc w:val="center"/>
         </w:trPr>
         <w:tc>
@@ -28068,7 +29660,7 @@
               <w:rPr>
                 <w:sz w:val="17"/>
               </w:rPr>
-              <w:t>Le document est imprimé ou ouvert</w:t>
+              <w:t>Aucun python.exe fantôme</w:t>
             </w:r>
           </w:p>
         </w:tc>
@@ -28076,6 +29668,60 @@
           <w:tcPr>
             <w:tcW w:w="3402" w:type="dxa"/>
             <w:shd w:val="clear" w:color="auto" w:fill="F8FAFC"/>
+          </w:tcPr>
+          <w:p>
+            <w:pPr>
+              <w:spacing w:after="0" w:line="252" w:lineRule="auto"/>
+            </w:pPr>
+            <w:r>
+              <w:rPr>
+                <w:sz w:val="17"/>
+              </w:rPr>
+              <w:t>taskkill avant la séance</w:t>
+            </w:r>
+          </w:p>
+        </w:tc>
+      </w:tr>
+      <w:tr>
+        <w:trPr>
+          <w:cantSplit/>
+          <w:jc w:val="center"/>
+        </w:trPr>
+        <w:tc>
+          <w:tcPr>
+            <w:tcW w:w="567" w:type="dxa"/>
+          </w:tcPr>
+          <w:p>
+            <w:pPr>
+              <w:spacing w:after="0" w:line="252" w:lineRule="auto"/>
+            </w:pPr>
+            <w:r>
+              <w:rPr>
+                <w:sz w:val="17"/>
+              </w:rPr>
+              <w:t>☐</w:t>
+            </w:r>
+          </w:p>
+        </w:tc>
+        <w:tc>
+          <w:tcPr>
+            <w:tcW w:w="5102" w:type="dxa"/>
+          </w:tcPr>
+          <w:p>
+            <w:pPr>
+              <w:spacing w:after="0" w:line="252" w:lineRule="auto"/>
+            </w:pPr>
+            <w:r>
+              <w:rPr>
+                <w:sz w:val="17"/>
+              </w:rPr>
+              <w:t>Le document est imprimé ou ouvert</w:t>
+            </w:r>
+          </w:p>
+        </w:tc>
+        <w:tc>
+          <w:tcPr>
+            <w:tcW w:w="3402" w:type="dxa"/>
           </w:tcPr>
           <w:p>
             <w:pPr>
@@ -28103,18 +29749,18 @@
           <w:bottom w:val="single" w:sz="8" w:space="3" w:color="DBEAFE"/>
         </w:pBdr>
       </w:pPr>
-      <w:bookmarkStart w:id="63" w:name="_Toc244424327"/>
+      <w:bookmarkStart w:id="65" w:name="_Toc244455971"/>
       <w:r>
         <w:rPr>
           <w:rFonts w:ascii="Calibri" w:hAnsi="Calibri"/>
         </w:rPr>
         <w:t>E. Où est le code, et ce qui a changé</w:t>
       </w:r>
-      <w:bookmarkEnd w:id="63"/>
-    </w:p>
-    <w:p>
-      <w:r>
-        <w:t>Ce document ne contient volontairement aucun code Python. La solution est dans les fichiers : etape1.py à etape10_ressources.py pour le parcours, app_final.py pour l'agent complet, app_tp.py pour le tuteur de TP, app_maths.py pour la démonstration de transfert.</w:t>
+      <w:bookmarkEnd w:id="65"/>
+    </w:p>
+    <w:p>
+      <w:r>
+        <w:t>Ce document ne contient volontairement aucun code Python. La solution est dans les fichiers : etape1.py à etape10_ressources.py pour le parcours, app_final.py pour l'agent complet, app_tp.py pour le tuteur de TP, app_maths.py pour la démonstration de transfert, index_livre.py pour l'index du livre.</w:t>
       </w:r>
     </w:p>
     <w:tbl>
@@ -28156,6 +29802,7 @@
                 <w:color w:val="0F766E"/>
                 <w:sz w:val="15"/>
               </w:rPr>
+              <w:lastRenderedPageBreak/>
               <w:t>CETTE VERSION DU 1ER NOVEMBRE 2026</w:t>
             </w:r>
           </w:p>
@@ -28167,7 +29814,13 @@
               <w:rPr>
                 <w:sz w:val="20"/>
               </w:rPr>
-              <w:t>etape8.py a été reconstruit : il n'existait pas dans le dossier. Il reprend la logique de app_final.py (lecture des documents, tri des passages, extraction des sources, calendrier, banque) et l'expose en console avec cinq démonstrations. Il a été testé avec Ollama allumé, puis en mode dégradé sans Ollama. requirements.txt verrouille désormais huggingface-hub&lt;2, sans quoi l'étape 9 ne démarre pas.</w:t>
+              <w:t>etape8.py a été reconstruit : il n'existait pas dans le dossier. Il reprend la logique de app_final.py (lecture des documents, tri des passages, extraction des sources, calendrier, banque) et l'expose en console avec cinq démonstrations. Il a été testé avec Ollama allumé, puis en mode dégradé sans Ollama. requirements.txt verrouille désormais huggingface-hub&lt;2, sans quoi l'étape 9 ne démarre pas. Nouveauté : index_livre.py indexe un livre PDF entier (BM25, page par page) au lieu de le tronquer ; app_final.p</w:t>
+            </w:r>
+            <w:r>
+              <w:rPr>
+                <w:sz w:val="20"/>
+              </w:rPr>
+              <w:t>y et etape8.py l'utilisent, citent « p.N » et refusent toujours le hors-sujet.</w:t>
             </w:r>
           </w:p>
         </w:tc>
@@ -28185,15 +29838,14 @@
           <w:bottom w:val="single" w:sz="8" w:space="3" w:color="DBEAFE"/>
         </w:pBdr>
       </w:pPr>
-      <w:bookmarkStart w:id="64" w:name="_Toc244424328"/>
+      <w:bookmarkStart w:id="66" w:name="_Toc244455972"/>
       <w:r>
         <w:rPr>
           <w:rFonts w:ascii="Calibri" w:hAnsi="Calibri"/>
         </w:rPr>
-        <w:lastRenderedPageBreak/>
         <w:t>F. La fiche à garder sous les yeux</w:t>
       </w:r>
-      <w:bookmarkEnd w:id="64"/>
+      <w:bookmarkEnd w:id="66"/>
     </w:p>
     <w:p>
       <w:pPr>
@@ -28206,7 +29858,7 @@
           <w:color w:val="1D4ED8"/>
           <w:sz w:val="15"/>
         </w:rPr>
-        <w:t>LES CINQ QUESTIONS ET LES TROIS PHRASES</w:t>
+        <w:t>LES SIX QUESTIONS ET LES TROIS PHRASES</w:t>
       </w:r>
     </w:p>
     <w:p>
@@ -28252,7 +29904,7 @@
           <w:sz w:val="17"/>
         </w:rPr>
         <w:br/>
-        <w:t>4. Explique useReducer ?                      -&gt; garde, refus</w:t>
+        <w:t>4. Explique useReducer ?                      -&gt; RAG + pastille .docx</w:t>
       </w:r>
       <w:r>
         <w:rPr>
@@ -28270,6 +29922,7 @@
           <w:sz w:val="17"/>
         </w:rPr>
         <w:br/>
+        <w:t>6. Que dit le livre sur useReducer ?          -&gt; RAG livre, p.42 (si livre indexe)</w:t>
       </w:r>
       <w:r>
         <w:rPr>
@@ -28278,7 +29931,6 @@
           <w:sz w:val="17"/>
         </w:rPr>
         <w:br/>
-        <w:t>Le modele ne lit pas vos documents : Python lit, trie, apporte.</w:t>
       </w:r>
       <w:r>
         <w:rPr>
@@ -28287,7 +29939,6 @@
           <w:sz w:val="17"/>
         </w:rPr>
         <w:br/>
-        <w:t>Le modele propose, Python decide : notes, horaires, code viennent de fichiers.</w:t>
       </w:r>
       <w:r>
         <w:rPr>
@@ -28295,7 +29946,7 @@
           <w:color w:val="111827"/>
           <w:sz w:val="17"/>
         </w:rPr>
-        <w:br/>
+        <w:t>Le modele ne lit pas vos documents : Python lit, trie, apporte.</w:t>
       </w:r>
       <w:r>
         <w:rPr>
@@ -28303,6 +29954,16 @@
           <w:color w:val="111827"/>
           <w:sz w:val="17"/>
         </w:rPr>
+        <w:br/>
+        <w:t>Le modele propose, Python decide : notes, horaires, code viennent de fichiers.</w:t>
+      </w:r>
+      <w:r>
+        <w:rPr>
+          <w:rFonts w:ascii="Consolas" w:eastAsia="Consolas" w:hAnsi="Consolas"/>
+          <w:color w:val="111827"/>
+          <w:sz w:val="17"/>
+        </w:rPr>
+        <w:br/>
         <w:t>Un agent qui repond a tout sans source est un moteur a vraisemblance, pas un agent de cours.</w:t>
       </w:r>
     </w:p>
@@ -28637,31 +30298,31 @@
       </w:rPr>
     </w:lvl>
   </w:abstractNum>
-  <w:num w:numId="1" w16cid:durableId="1457261208">
+  <w:num w:numId="1" w16cid:durableId="291601332">
     <w:abstractNumId w:val="8"/>
   </w:num>
-  <w:num w:numId="2" w16cid:durableId="520553934">
+  <w:num w:numId="2" w16cid:durableId="1227300661">
     <w:abstractNumId w:val="6"/>
   </w:num>
-  <w:num w:numId="3" w16cid:durableId="1983197122">
+  <w:num w:numId="3" w16cid:durableId="226309111">
     <w:abstractNumId w:val="5"/>
   </w:num>
-  <w:num w:numId="4" w16cid:durableId="1027175306">
+  <w:num w:numId="4" w16cid:durableId="229274261">
     <w:abstractNumId w:val="4"/>
   </w:num>
-  <w:num w:numId="5" w16cid:durableId="1692604517">
+  <w:num w:numId="5" w16cid:durableId="164250007">
     <w:abstractNumId w:val="7"/>
   </w:num>
-  <w:num w:numId="6" w16cid:durableId="1992950603">
+  <w:num w:numId="6" w16cid:durableId="224874700">
     <w:abstractNumId w:val="3"/>
   </w:num>
-  <w:num w:numId="7" w16cid:durableId="1797334234">
+  <w:num w:numId="7" w16cid:durableId="723479831">
     <w:abstractNumId w:val="2"/>
   </w:num>
-  <w:num w:numId="8" w16cid:durableId="589238489">
+  <w:num w:numId="8" w16cid:durableId="1985424249">
     <w:abstractNumId w:val="1"/>
   </w:num>
-  <w:num w:numId="9" w16cid:durableId="1112021199">
+  <w:num w:numId="9" w16cid:durableId="1240091447">
     <w:abstractNumId w:val="0"/>
   </w:num>
 </w:numbering>
@@ -40066,7 +41727,7 @@
     <w:autoRedefine/>
     <w:uiPriority w:val="39"/>
     <w:unhideWhenUsed/>
-    <w:rsid w:val="00F56662"/>
+    <w:rsid w:val="00AE061B"/>
   </w:style>
   <w:style w:type="paragraph" w:styleId="TOC2">
     <w:name w:val="toc 2"/>
@@ -40075,7 +41736,7 @@
     <w:autoRedefine/>
     <w:uiPriority w:val="39"/>
     <w:unhideWhenUsed/>
-    <w:rsid w:val="00F56662"/>
+    <w:rsid w:val="00AE061B"/>
     <w:pPr>
       <w:ind w:left="210"/>
     </w:pPr>
@@ -40085,7 +41746,7 @@
     <w:basedOn w:val="DefaultParagraphFont"/>
     <w:uiPriority w:val="99"/>
     <w:unhideWhenUsed/>
-    <w:rsid w:val="00F56662"/>
+    <w:rsid w:val="00AE061B"/>
     <w:rPr>
       <w:color w:val="0000FF" w:themeColor="hyperlink"/>
       <w:u w:val="single"/>

--- a/documentation/Conducteur_Atelier_Agent_IA_2h.docx
+++ b/documentation/Conducteur_Atelier_Agent_IA_2h.docx
@@ -327,7 +327,7 @@
         <w:lastRenderedPageBreak/>
         <w:t xml:space="preserve"> </w:t>
       </w:r>
-      <w:bookmarkStart w:id="0" w:name="_Toc244455906"/>
+      <w:bookmarkStart w:id="0" w:name="_Toc244457193"/>
       <w:r>
         <w:rPr>
           <w:rFonts w:ascii="Calibri" w:hAnsi="Calibri"/>
@@ -623,7 +623,7 @@
           <w:bottom w:val="single" w:sz="8" w:space="3" w:color="DBEAFE"/>
         </w:pBdr>
       </w:pPr>
-      <w:bookmarkStart w:id="1" w:name="_Toc244455907"/>
+      <w:bookmarkStart w:id="1" w:name="_Toc244457194"/>
       <w:r>
         <w:rPr>
           <w:rFonts w:ascii="Calibri" w:hAnsi="Calibri"/>
@@ -767,7 +767,7 @@
           <w:bottom w:val="single" w:sz="8" w:space="3" w:color="DBEAFE"/>
         </w:pBdr>
       </w:pPr>
-      <w:bookmarkStart w:id="2" w:name="_Toc244455908"/>
+      <w:bookmarkStart w:id="2" w:name="_Toc244457195"/>
       <w:r>
         <w:rPr>
           <w:rFonts w:ascii="Calibri" w:hAnsi="Calibri"/>
@@ -1256,7 +1256,7 @@
           <w:bottom w:val="single" w:sz="8" w:space="3" w:color="DBEAFE"/>
         </w:pBdr>
       </w:pPr>
-      <w:bookmarkStart w:id="3" w:name="_Toc244455909"/>
+      <w:bookmarkStart w:id="3" w:name="_Toc244457196"/>
       <w:r>
         <w:rPr>
           <w:rFonts w:ascii="Calibri" w:hAnsi="Calibri"/>
@@ -1347,7 +1347,7 @@
       <w:r>
         <w:fldChar w:fldCharType="separate"/>
       </w:r>
-      <w:hyperlink w:anchor="_Toc244455906" w:history="1">
+      <w:hyperlink w:anchor="_Toc244457193" w:history="1">
         <w:r>
           <w:rPr>
             <w:rStyle w:val="Hyperlink"/>
@@ -1374,7 +1374,7 @@
             <w:noProof/>
             <w:webHidden/>
           </w:rPr>
-          <w:instrText xml:space="preserve"> PAGEREF _Toc244455906 \h </w:instrText>
+          <w:instrText xml:space="preserve"> PAGEREF _Toc244457193 \h </w:instrText>
         </w:r>
         <w:r>
           <w:rPr>
@@ -1422,7 +1422,7 @@
           <w14:ligatures w14:val="standardContextual"/>
         </w:rPr>
       </w:pPr>
-      <w:hyperlink w:anchor="_Toc244455907" w:history="1">
+      <w:hyperlink w:anchor="_Toc244457194" w:history="1">
         <w:r>
           <w:rPr>
             <w:rStyle w:val="Hyperlink"/>
@@ -1449,7 +1449,7 @@
             <w:noProof/>
             <w:webHidden/>
           </w:rPr>
-          <w:instrText xml:space="preserve"> PAGEREF _Toc244455907 \h </w:instrText>
+          <w:instrText xml:space="preserve"> PAGEREF _Toc244457194 \h </w:instrText>
         </w:r>
         <w:r>
           <w:rPr>
@@ -1497,7 +1497,7 @@
           <w14:ligatures w14:val="standardContextual"/>
         </w:rPr>
       </w:pPr>
-      <w:hyperlink w:anchor="_Toc244455908" w:history="1">
+      <w:hyperlink w:anchor="_Toc244457195" w:history="1">
         <w:r>
           <w:rPr>
             <w:rStyle w:val="Hyperlink"/>
@@ -1524,7 +1524,7 @@
             <w:noProof/>
             <w:webHidden/>
           </w:rPr>
-          <w:instrText xml:space="preserve"> PAGEREF _Toc244455908 \h </w:instrText>
+          <w:instrText xml:space="preserve"> PAGEREF _Toc244457195 \h </w:instrText>
         </w:r>
         <w:r>
           <w:rPr>
@@ -1572,7 +1572,7 @@
           <w14:ligatures w14:val="standardContextual"/>
         </w:rPr>
       </w:pPr>
-      <w:hyperlink w:anchor="_Toc244455909" w:history="1">
+      <w:hyperlink w:anchor="_Toc244457196" w:history="1">
         <w:r>
           <w:rPr>
             <w:rStyle w:val="Hyperlink"/>
@@ -1599,7 +1599,7 @@
             <w:noProof/>
             <w:webHidden/>
           </w:rPr>
-          <w:instrText xml:space="preserve"> PAGEREF _Toc244455909 \h </w:instrText>
+          <w:instrText xml:space="preserve"> PAGEREF _Toc244457196 \h </w:instrText>
         </w:r>
         <w:r>
           <w:rPr>
@@ -1647,7 +1647,7 @@
           <w14:ligatures w14:val="standardContextual"/>
         </w:rPr>
       </w:pPr>
-      <w:hyperlink w:anchor="_Toc244455910" w:history="1">
+      <w:hyperlink w:anchor="_Toc244457197" w:history="1">
         <w:r>
           <w:rPr>
             <w:rStyle w:val="Hyperlink"/>
@@ -1674,7 +1674,7 @@
             <w:noProof/>
             <w:webHidden/>
           </w:rPr>
-          <w:instrText xml:space="preserve"> PAGEREF _Toc244455910 \h </w:instrText>
+          <w:instrText xml:space="preserve"> PAGEREF _Toc244457197 \h </w:instrText>
         </w:r>
         <w:r>
           <w:rPr>
@@ -1722,7 +1722,7 @@
           <w14:ligatures w14:val="standardContextual"/>
         </w:rPr>
       </w:pPr>
-      <w:hyperlink w:anchor="_Toc244455911" w:history="1">
+      <w:hyperlink w:anchor="_Toc244457198" w:history="1">
         <w:r>
           <w:rPr>
             <w:rStyle w:val="Hyperlink"/>
@@ -1749,7 +1749,7 @@
             <w:noProof/>
             <w:webHidden/>
           </w:rPr>
-          <w:instrText xml:space="preserve"> PAGEREF _Toc244455911 \h </w:instrText>
+          <w:instrText xml:space="preserve"> PAGEREF _Toc244457198 \h </w:instrText>
         </w:r>
         <w:r>
           <w:rPr>
@@ -1797,7 +1797,7 @@
           <w14:ligatures w14:val="standardContextual"/>
         </w:rPr>
       </w:pPr>
-      <w:hyperlink w:anchor="_Toc244455912" w:history="1">
+      <w:hyperlink w:anchor="_Toc244457199" w:history="1">
         <w:r>
           <w:rPr>
             <w:rStyle w:val="Hyperlink"/>
@@ -1824,7 +1824,7 @@
             <w:noProof/>
             <w:webHidden/>
           </w:rPr>
-          <w:instrText xml:space="preserve"> PAGEREF _Toc244455912 \h </w:instrText>
+          <w:instrText xml:space="preserve"> PAGEREF _Toc244457199 \h </w:instrText>
         </w:r>
         <w:r>
           <w:rPr>
@@ -1872,7 +1872,7 @@
           <w14:ligatures w14:val="standardContextual"/>
         </w:rPr>
       </w:pPr>
-      <w:hyperlink w:anchor="_Toc244455913" w:history="1">
+      <w:hyperlink w:anchor="_Toc244457200" w:history="1">
         <w:r>
           <w:rPr>
             <w:rStyle w:val="Hyperlink"/>
@@ -1899,7 +1899,7 @@
             <w:noProof/>
             <w:webHidden/>
           </w:rPr>
-          <w:instrText xml:space="preserve"> PAGEREF _Toc244455913 \h </w:instrText>
+          <w:instrText xml:space="preserve"> PAGEREF _Toc244457200 \h </w:instrText>
         </w:r>
         <w:r>
           <w:rPr>
@@ -1947,7 +1947,7 @@
           <w14:ligatures w14:val="standardContextual"/>
         </w:rPr>
       </w:pPr>
-      <w:hyperlink w:anchor="_Toc244455914" w:history="1">
+      <w:hyperlink w:anchor="_Toc244457201" w:history="1">
         <w:r>
           <w:rPr>
             <w:rStyle w:val="Hyperlink"/>
@@ -1974,7 +1974,7 @@
             <w:noProof/>
             <w:webHidden/>
           </w:rPr>
-          <w:instrText xml:space="preserve"> PAGEREF _Toc244455914 \h </w:instrText>
+          <w:instrText xml:space="preserve"> PAGEREF _Toc244457201 \h </w:instrText>
         </w:r>
         <w:r>
           <w:rPr>
@@ -2022,7 +2022,7 @@
           <w14:ligatures w14:val="standardContextual"/>
         </w:rPr>
       </w:pPr>
-      <w:hyperlink w:anchor="_Toc244455915" w:history="1">
+      <w:hyperlink w:anchor="_Toc244457202" w:history="1">
         <w:r>
           <w:rPr>
             <w:rStyle w:val="Hyperlink"/>
@@ -2049,7 +2049,7 @@
             <w:noProof/>
             <w:webHidden/>
           </w:rPr>
-          <w:instrText xml:space="preserve"> PAGEREF _Toc244455915 \h </w:instrText>
+          <w:instrText xml:space="preserve"> PAGEREF _Toc244457202 \h </w:instrText>
         </w:r>
         <w:r>
           <w:rPr>
@@ -2097,7 +2097,7 @@
           <w14:ligatures w14:val="standardContextual"/>
         </w:rPr>
       </w:pPr>
-      <w:hyperlink w:anchor="_Toc244455916" w:history="1">
+      <w:hyperlink w:anchor="_Toc244457203" w:history="1">
         <w:r>
           <w:rPr>
             <w:rStyle w:val="Hyperlink"/>
@@ -2124,7 +2124,7 @@
             <w:noProof/>
             <w:webHidden/>
           </w:rPr>
-          <w:instrText xml:space="preserve"> PAGEREF _Toc244455916 \h </w:instrText>
+          <w:instrText xml:space="preserve"> PAGEREF _Toc244457203 \h </w:instrText>
         </w:r>
         <w:r>
           <w:rPr>
@@ -2172,7 +2172,7 @@
           <w14:ligatures w14:val="standardContextual"/>
         </w:rPr>
       </w:pPr>
-      <w:hyperlink w:anchor="_Toc244455917" w:history="1">
+      <w:hyperlink w:anchor="_Toc244457204" w:history="1">
         <w:r>
           <w:rPr>
             <w:rStyle w:val="Hyperlink"/>
@@ -2199,7 +2199,7 @@
             <w:noProof/>
             <w:webHidden/>
           </w:rPr>
-          <w:instrText xml:space="preserve"> PAGEREF _Toc244455917 \h </w:instrText>
+          <w:instrText xml:space="preserve"> PAGEREF _Toc244457204 \h </w:instrText>
         </w:r>
         <w:r>
           <w:rPr>
@@ -2247,7 +2247,7 @@
           <w14:ligatures w14:val="standardContextual"/>
         </w:rPr>
       </w:pPr>
-      <w:hyperlink w:anchor="_Toc244455918" w:history="1">
+      <w:hyperlink w:anchor="_Toc244457205" w:history="1">
         <w:r>
           <w:rPr>
             <w:rStyle w:val="Hyperlink"/>
@@ -2274,7 +2274,7 @@
             <w:noProof/>
             <w:webHidden/>
           </w:rPr>
-          <w:instrText xml:space="preserve"> PAGEREF _Toc244455918 \h </w:instrText>
+          <w:instrText xml:space="preserve"> PAGEREF _Toc244457205 \h </w:instrText>
         </w:r>
         <w:r>
           <w:rPr>
@@ -2322,7 +2322,7 @@
           <w14:ligatures w14:val="standardContextual"/>
         </w:rPr>
       </w:pPr>
-      <w:hyperlink w:anchor="_Toc244455919" w:history="1">
+      <w:hyperlink w:anchor="_Toc244457206" w:history="1">
         <w:r>
           <w:rPr>
             <w:rStyle w:val="Hyperlink"/>
@@ -2349,7 +2349,7 @@
             <w:noProof/>
             <w:webHidden/>
           </w:rPr>
-          <w:instrText xml:space="preserve"> PAGEREF _Toc244455919 \h </w:instrText>
+          <w:instrText xml:space="preserve"> PAGEREF _Toc244457206 \h </w:instrText>
         </w:r>
         <w:r>
           <w:rPr>
@@ -2397,7 +2397,7 @@
           <w14:ligatures w14:val="standardContextual"/>
         </w:rPr>
       </w:pPr>
-      <w:hyperlink w:anchor="_Toc244455920" w:history="1">
+      <w:hyperlink w:anchor="_Toc244457207" w:history="1">
         <w:r>
           <w:rPr>
             <w:rStyle w:val="Hyperlink"/>
@@ -2424,7 +2424,7 @@
             <w:noProof/>
             <w:webHidden/>
           </w:rPr>
-          <w:instrText xml:space="preserve"> PAGEREF _Toc244455920 \h </w:instrText>
+          <w:instrText xml:space="preserve"> PAGEREF _Toc244457207 \h </w:instrText>
         </w:r>
         <w:r>
           <w:rPr>
@@ -2472,7 +2472,7 @@
           <w14:ligatures w14:val="standardContextual"/>
         </w:rPr>
       </w:pPr>
-      <w:hyperlink w:anchor="_Toc244455921" w:history="1">
+      <w:hyperlink w:anchor="_Toc244457208" w:history="1">
         <w:r>
           <w:rPr>
             <w:rStyle w:val="Hyperlink"/>
@@ -2499,7 +2499,7 @@
             <w:noProof/>
             <w:webHidden/>
           </w:rPr>
-          <w:instrText xml:space="preserve"> PAGEREF _Toc244455921 \h </w:instrText>
+          <w:instrText xml:space="preserve"> PAGEREF _Toc244457208 \h </w:instrText>
         </w:r>
         <w:r>
           <w:rPr>
@@ -2547,7 +2547,7 @@
           <w14:ligatures w14:val="standardContextual"/>
         </w:rPr>
       </w:pPr>
-      <w:hyperlink w:anchor="_Toc244455922" w:history="1">
+      <w:hyperlink w:anchor="_Toc244457209" w:history="1">
         <w:r>
           <w:rPr>
             <w:rStyle w:val="Hyperlink"/>
@@ -2574,7 +2574,7 @@
             <w:noProof/>
             <w:webHidden/>
           </w:rPr>
-          <w:instrText xml:space="preserve"> PAGEREF _Toc244455922 \h </w:instrText>
+          <w:instrText xml:space="preserve"> PAGEREF _Toc244457209 \h </w:instrText>
         </w:r>
         <w:r>
           <w:rPr>
@@ -2622,7 +2622,7 @@
           <w14:ligatures w14:val="standardContextual"/>
         </w:rPr>
       </w:pPr>
-      <w:hyperlink w:anchor="_Toc244455923" w:history="1">
+      <w:hyperlink w:anchor="_Toc244457210" w:history="1">
         <w:r>
           <w:rPr>
             <w:rStyle w:val="Hyperlink"/>
@@ -2649,7 +2649,7 @@
             <w:noProof/>
             <w:webHidden/>
           </w:rPr>
-          <w:instrText xml:space="preserve"> PAGEREF _Toc244455923 \h </w:instrText>
+          <w:instrText xml:space="preserve"> PAGEREF _Toc244457210 \h </w:instrText>
         </w:r>
         <w:r>
           <w:rPr>
@@ -2697,7 +2697,7 @@
           <w14:ligatures w14:val="standardContextual"/>
         </w:rPr>
       </w:pPr>
-      <w:hyperlink w:anchor="_Toc244455924" w:history="1">
+      <w:hyperlink w:anchor="_Toc244457211" w:history="1">
         <w:r>
           <w:rPr>
             <w:rStyle w:val="Hyperlink"/>
@@ -2724,7 +2724,7 @@
             <w:noProof/>
             <w:webHidden/>
           </w:rPr>
-          <w:instrText xml:space="preserve"> PAGEREF _Toc244455924 \h </w:instrText>
+          <w:instrText xml:space="preserve"> PAGEREF _Toc244457211 \h </w:instrText>
         </w:r>
         <w:r>
           <w:rPr>
@@ -2772,7 +2772,7 @@
           <w14:ligatures w14:val="standardContextual"/>
         </w:rPr>
       </w:pPr>
-      <w:hyperlink w:anchor="_Toc244455925" w:history="1">
+      <w:hyperlink w:anchor="_Toc244457212" w:history="1">
         <w:r>
           <w:rPr>
             <w:rStyle w:val="Hyperlink"/>
@@ -2799,7 +2799,7 @@
             <w:noProof/>
             <w:webHidden/>
           </w:rPr>
-          <w:instrText xml:space="preserve"> PAGEREF _Toc244455925 \h </w:instrText>
+          <w:instrText xml:space="preserve"> PAGEREF _Toc244457212 \h </w:instrText>
         </w:r>
         <w:r>
           <w:rPr>
@@ -2847,7 +2847,7 @@
           <w14:ligatures w14:val="standardContextual"/>
         </w:rPr>
       </w:pPr>
-      <w:hyperlink w:anchor="_Toc244455926" w:history="1">
+      <w:hyperlink w:anchor="_Toc244457213" w:history="1">
         <w:r>
           <w:rPr>
             <w:rStyle w:val="Hyperlink"/>
@@ -2874,7 +2874,7 @@
             <w:noProof/>
             <w:webHidden/>
           </w:rPr>
-          <w:instrText xml:space="preserve"> PAGEREF _Toc244455926 \h </w:instrText>
+          <w:instrText xml:space="preserve"> PAGEREF _Toc244457213 \h </w:instrText>
         </w:r>
         <w:r>
           <w:rPr>
@@ -2922,7 +2922,7 @@
           <w14:ligatures w14:val="standardContextual"/>
         </w:rPr>
       </w:pPr>
-      <w:hyperlink w:anchor="_Toc244455927" w:history="1">
+      <w:hyperlink w:anchor="_Toc244457214" w:history="1">
         <w:r>
           <w:rPr>
             <w:rStyle w:val="Hyperlink"/>
@@ -2949,7 +2949,7 @@
             <w:noProof/>
             <w:webHidden/>
           </w:rPr>
-          <w:instrText xml:space="preserve"> PAGEREF _Toc244455927 \h </w:instrText>
+          <w:instrText xml:space="preserve"> PAGEREF _Toc244457214 \h </w:instrText>
         </w:r>
         <w:r>
           <w:rPr>
@@ -2997,7 +2997,7 @@
           <w14:ligatures w14:val="standardContextual"/>
         </w:rPr>
       </w:pPr>
-      <w:hyperlink w:anchor="_Toc244455928" w:history="1">
+      <w:hyperlink w:anchor="_Toc244457215" w:history="1">
         <w:r>
           <w:rPr>
             <w:rStyle w:val="Hyperlink"/>
@@ -3024,7 +3024,7 @@
             <w:noProof/>
             <w:webHidden/>
           </w:rPr>
-          <w:instrText xml:space="preserve"> PAGEREF _Toc244455928 \h </w:instrText>
+          <w:instrText xml:space="preserve"> PAGEREF _Toc244457215 \h </w:instrText>
         </w:r>
         <w:r>
           <w:rPr>
@@ -3072,7 +3072,7 @@
           <w14:ligatures w14:val="standardContextual"/>
         </w:rPr>
       </w:pPr>
-      <w:hyperlink w:anchor="_Toc244455929" w:history="1">
+      <w:hyperlink w:anchor="_Toc244457216" w:history="1">
         <w:r>
           <w:rPr>
             <w:rStyle w:val="Hyperlink"/>
@@ -3099,7 +3099,7 @@
             <w:noProof/>
             <w:webHidden/>
           </w:rPr>
-          <w:instrText xml:space="preserve"> PAGEREF _Toc244455929 \h </w:instrText>
+          <w:instrText xml:space="preserve"> PAGEREF _Toc244457216 \h </w:instrText>
         </w:r>
         <w:r>
           <w:rPr>
@@ -3147,7 +3147,7 @@
           <w14:ligatures w14:val="standardContextual"/>
         </w:rPr>
       </w:pPr>
-      <w:hyperlink w:anchor="_Toc244455930" w:history="1">
+      <w:hyperlink w:anchor="_Toc244457217" w:history="1">
         <w:r>
           <w:rPr>
             <w:rStyle w:val="Hyperlink"/>
@@ -3174,7 +3174,7 @@
             <w:noProof/>
             <w:webHidden/>
           </w:rPr>
-          <w:instrText xml:space="preserve"> PAGEREF _Toc244455930 \h </w:instrText>
+          <w:instrText xml:space="preserve"> PAGEREF _Toc244457217 \h </w:instrText>
         </w:r>
         <w:r>
           <w:rPr>
@@ -3222,7 +3222,7 @@
           <w14:ligatures w14:val="standardContextual"/>
         </w:rPr>
       </w:pPr>
-      <w:hyperlink w:anchor="_Toc244455931" w:history="1">
+      <w:hyperlink w:anchor="_Toc244457218" w:history="1">
         <w:r>
           <w:rPr>
             <w:rStyle w:val="Hyperlink"/>
@@ -3249,7 +3249,7 @@
             <w:noProof/>
             <w:webHidden/>
           </w:rPr>
-          <w:instrText xml:space="preserve"> PAGEREF _Toc244455931 \h </w:instrText>
+          <w:instrText xml:space="preserve"> PAGEREF _Toc244457218 \h </w:instrText>
         </w:r>
         <w:r>
           <w:rPr>
@@ -3297,7 +3297,7 @@
           <w14:ligatures w14:val="standardContextual"/>
         </w:rPr>
       </w:pPr>
-      <w:hyperlink w:anchor="_Toc244455932" w:history="1">
+      <w:hyperlink w:anchor="_Toc244457219" w:history="1">
         <w:r>
           <w:rPr>
             <w:rStyle w:val="Hyperlink"/>
@@ -3324,7 +3324,7 @@
             <w:noProof/>
             <w:webHidden/>
           </w:rPr>
-          <w:instrText xml:space="preserve"> PAGEREF _Toc244455932 \h </w:instrText>
+          <w:instrText xml:space="preserve"> PAGEREF _Toc244457219 \h </w:instrText>
         </w:r>
         <w:r>
           <w:rPr>
@@ -3372,7 +3372,7 @@
           <w14:ligatures w14:val="standardContextual"/>
         </w:rPr>
       </w:pPr>
-      <w:hyperlink w:anchor="_Toc244455933" w:history="1">
+      <w:hyperlink w:anchor="_Toc244457220" w:history="1">
         <w:r>
           <w:rPr>
             <w:rStyle w:val="Hyperlink"/>
@@ -3399,7 +3399,7 @@
             <w:noProof/>
             <w:webHidden/>
           </w:rPr>
-          <w:instrText xml:space="preserve"> PAGEREF _Toc244455933 \h </w:instrText>
+          <w:instrText xml:space="preserve"> PAGEREF _Toc244457220 \h </w:instrText>
         </w:r>
         <w:r>
           <w:rPr>
@@ -3447,7 +3447,7 @@
           <w14:ligatures w14:val="standardContextual"/>
         </w:rPr>
       </w:pPr>
-      <w:hyperlink w:anchor="_Toc244455934" w:history="1">
+      <w:hyperlink w:anchor="_Toc244457221" w:history="1">
         <w:r>
           <w:rPr>
             <w:rStyle w:val="Hyperlink"/>
@@ -3474,7 +3474,7 @@
             <w:noProof/>
             <w:webHidden/>
           </w:rPr>
-          <w:instrText xml:space="preserve"> PAGEREF _Toc244455934 \h </w:instrText>
+          <w:instrText xml:space="preserve"> PAGEREF _Toc244457221 \h </w:instrText>
         </w:r>
         <w:r>
           <w:rPr>
@@ -3522,7 +3522,7 @@
           <w14:ligatures w14:val="standardContextual"/>
         </w:rPr>
       </w:pPr>
-      <w:hyperlink w:anchor="_Toc244455935" w:history="1">
+      <w:hyperlink w:anchor="_Toc244457222" w:history="1">
         <w:r>
           <w:rPr>
             <w:rStyle w:val="Hyperlink"/>
@@ -3549,7 +3549,7 @@
             <w:noProof/>
             <w:webHidden/>
           </w:rPr>
-          <w:instrText xml:space="preserve"> PAGEREF _Toc244455935 \h </w:instrText>
+          <w:instrText xml:space="preserve"> PAGEREF _Toc244457222 \h </w:instrText>
         </w:r>
         <w:r>
           <w:rPr>
@@ -3597,7 +3597,7 @@
           <w14:ligatures w14:val="standardContextual"/>
         </w:rPr>
       </w:pPr>
-      <w:hyperlink w:anchor="_Toc244455936" w:history="1">
+      <w:hyperlink w:anchor="_Toc244457223" w:history="1">
         <w:r>
           <w:rPr>
             <w:rStyle w:val="Hyperlink"/>
@@ -3624,7 +3624,7 @@
             <w:noProof/>
             <w:webHidden/>
           </w:rPr>
-          <w:instrText xml:space="preserve"> PAGEREF _Toc244455936 \h </w:instrText>
+          <w:instrText xml:space="preserve"> PAGEREF _Toc244457223 \h </w:instrText>
         </w:r>
         <w:r>
           <w:rPr>
@@ -3672,7 +3672,7 @@
           <w14:ligatures w14:val="standardContextual"/>
         </w:rPr>
       </w:pPr>
-      <w:hyperlink w:anchor="_Toc244455937" w:history="1">
+      <w:hyperlink w:anchor="_Toc244457224" w:history="1">
         <w:r>
           <w:rPr>
             <w:rStyle w:val="Hyperlink"/>
@@ -3699,7 +3699,7 @@
             <w:noProof/>
             <w:webHidden/>
           </w:rPr>
-          <w:instrText xml:space="preserve"> PAGEREF _Toc244455937 \h </w:instrText>
+          <w:instrText xml:space="preserve"> PAGEREF _Toc244457224 \h </w:instrText>
         </w:r>
         <w:r>
           <w:rPr>
@@ -3747,7 +3747,7 @@
           <w14:ligatures w14:val="standardContextual"/>
         </w:rPr>
       </w:pPr>
-      <w:hyperlink w:anchor="_Toc244455938" w:history="1">
+      <w:hyperlink w:anchor="_Toc244457225" w:history="1">
         <w:r>
           <w:rPr>
             <w:rStyle w:val="Hyperlink"/>
@@ -3774,7 +3774,7 @@
             <w:noProof/>
             <w:webHidden/>
           </w:rPr>
-          <w:instrText xml:space="preserve"> PAGEREF _Toc244455938 \h </w:instrText>
+          <w:instrText xml:space="preserve"> PAGEREF _Toc244457225 \h </w:instrText>
         </w:r>
         <w:r>
           <w:rPr>
@@ -3822,7 +3822,7 @@
           <w14:ligatures w14:val="standardContextual"/>
         </w:rPr>
       </w:pPr>
-      <w:hyperlink w:anchor="_Toc244455939" w:history="1">
+      <w:hyperlink w:anchor="_Toc244457226" w:history="1">
         <w:r>
           <w:rPr>
             <w:rStyle w:val="Hyperlink"/>
@@ -3849,7 +3849,7 @@
             <w:noProof/>
             <w:webHidden/>
           </w:rPr>
-          <w:instrText xml:space="preserve"> PAGEREF _Toc244455939 \h </w:instrText>
+          <w:instrText xml:space="preserve"> PAGEREF _Toc244457226 \h </w:instrText>
         </w:r>
         <w:r>
           <w:rPr>
@@ -3897,7 +3897,7 @@
           <w14:ligatures w14:val="standardContextual"/>
         </w:rPr>
       </w:pPr>
-      <w:hyperlink w:anchor="_Toc244455940" w:history="1">
+      <w:hyperlink w:anchor="_Toc244457227" w:history="1">
         <w:r>
           <w:rPr>
             <w:rStyle w:val="Hyperlink"/>
@@ -3924,7 +3924,7 @@
             <w:noProof/>
             <w:webHidden/>
           </w:rPr>
-          <w:instrText xml:space="preserve"> PAGEREF _Toc244455940 \h </w:instrText>
+          <w:instrText xml:space="preserve"> PAGEREF _Toc244457227 \h </w:instrText>
         </w:r>
         <w:r>
           <w:rPr>
@@ -3972,7 +3972,7 @@
           <w14:ligatures w14:val="standardContextual"/>
         </w:rPr>
       </w:pPr>
-      <w:hyperlink w:anchor="_Toc244455941" w:history="1">
+      <w:hyperlink w:anchor="_Toc244457228" w:history="1">
         <w:r>
           <w:rPr>
             <w:rStyle w:val="Hyperlink"/>
@@ -3999,7 +3999,7 @@
             <w:noProof/>
             <w:webHidden/>
           </w:rPr>
-          <w:instrText xml:space="preserve"> PAGEREF _Toc244455941 \h </w:instrText>
+          <w:instrText xml:space="preserve"> PAGEREF _Toc244457228 \h </w:instrText>
         </w:r>
         <w:r>
           <w:rPr>
@@ -4047,7 +4047,7 @@
           <w14:ligatures w14:val="standardContextual"/>
         </w:rPr>
       </w:pPr>
-      <w:hyperlink w:anchor="_Toc244455942" w:history="1">
+      <w:hyperlink w:anchor="_Toc244457229" w:history="1">
         <w:r>
           <w:rPr>
             <w:rStyle w:val="Hyperlink"/>
@@ -4074,7 +4074,7 @@
             <w:noProof/>
             <w:webHidden/>
           </w:rPr>
-          <w:instrText xml:space="preserve"> PAGEREF _Toc244455942 \h </w:instrText>
+          <w:instrText xml:space="preserve"> PAGEREF _Toc244457229 \h </w:instrText>
         </w:r>
         <w:r>
           <w:rPr>
@@ -4122,7 +4122,7 @@
           <w14:ligatures w14:val="standardContextual"/>
         </w:rPr>
       </w:pPr>
-      <w:hyperlink w:anchor="_Toc244455943" w:history="1">
+      <w:hyperlink w:anchor="_Toc244457230" w:history="1">
         <w:r>
           <w:rPr>
             <w:rStyle w:val="Hyperlink"/>
@@ -4149,7 +4149,7 @@
             <w:noProof/>
             <w:webHidden/>
           </w:rPr>
-          <w:instrText xml:space="preserve"> PAGEREF _Toc244455943 \h </w:instrText>
+          <w:instrText xml:space="preserve"> PAGEREF _Toc244457230 \h </w:instrText>
         </w:r>
         <w:r>
           <w:rPr>
@@ -4197,7 +4197,7 @@
           <w14:ligatures w14:val="standardContextual"/>
         </w:rPr>
       </w:pPr>
-      <w:hyperlink w:anchor="_Toc244455944" w:history="1">
+      <w:hyperlink w:anchor="_Toc244457231" w:history="1">
         <w:r>
           <w:rPr>
             <w:rStyle w:val="Hyperlink"/>
@@ -4224,7 +4224,7 @@
             <w:noProof/>
             <w:webHidden/>
           </w:rPr>
-          <w:instrText xml:space="preserve"> PAGEREF _Toc244455944 \h </w:instrText>
+          <w:instrText xml:space="preserve"> PAGEREF _Toc244457231 \h </w:instrText>
         </w:r>
         <w:r>
           <w:rPr>
@@ -4272,7 +4272,7 @@
           <w14:ligatures w14:val="standardContextual"/>
         </w:rPr>
       </w:pPr>
-      <w:hyperlink w:anchor="_Toc244455945" w:history="1">
+      <w:hyperlink w:anchor="_Toc244457232" w:history="1">
         <w:r>
           <w:rPr>
             <w:rStyle w:val="Hyperlink"/>
@@ -4299,7 +4299,7 @@
             <w:noProof/>
             <w:webHidden/>
           </w:rPr>
-          <w:instrText xml:space="preserve"> PAGEREF _Toc244455945 \h </w:instrText>
+          <w:instrText xml:space="preserve"> PAGEREF _Toc244457232 \h </w:instrText>
         </w:r>
         <w:r>
           <w:rPr>
@@ -4347,7 +4347,7 @@
           <w14:ligatures w14:val="standardContextual"/>
         </w:rPr>
       </w:pPr>
-      <w:hyperlink w:anchor="_Toc244455946" w:history="1">
+      <w:hyperlink w:anchor="_Toc244457233" w:history="1">
         <w:r>
           <w:rPr>
             <w:rStyle w:val="Hyperlink"/>
@@ -4374,7 +4374,7 @@
             <w:noProof/>
             <w:webHidden/>
           </w:rPr>
-          <w:instrText xml:space="preserve"> PAGEREF _Toc244455946 \h </w:instrText>
+          <w:instrText xml:space="preserve"> PAGEREF _Toc244457233 \h </w:instrText>
         </w:r>
         <w:r>
           <w:rPr>
@@ -4422,7 +4422,7 @@
           <w14:ligatures w14:val="standardContextual"/>
         </w:rPr>
       </w:pPr>
-      <w:hyperlink w:anchor="_Toc244455947" w:history="1">
+      <w:hyperlink w:anchor="_Toc244457234" w:history="1">
         <w:r>
           <w:rPr>
             <w:rStyle w:val="Hyperlink"/>
@@ -4449,7 +4449,7 @@
             <w:noProof/>
             <w:webHidden/>
           </w:rPr>
-          <w:instrText xml:space="preserve"> PAGEREF _Toc244455947 \h </w:instrText>
+          <w:instrText xml:space="preserve"> PAGEREF _Toc244457234 \h </w:instrText>
         </w:r>
         <w:r>
           <w:rPr>
@@ -4497,7 +4497,7 @@
           <w14:ligatures w14:val="standardContextual"/>
         </w:rPr>
       </w:pPr>
-      <w:hyperlink w:anchor="_Toc244455948" w:history="1">
+      <w:hyperlink w:anchor="_Toc244457235" w:history="1">
         <w:r>
           <w:rPr>
             <w:rStyle w:val="Hyperlink"/>
@@ -4524,7 +4524,7 @@
             <w:noProof/>
             <w:webHidden/>
           </w:rPr>
-          <w:instrText xml:space="preserve"> PAGEREF _Toc244455948 \h </w:instrText>
+          <w:instrText xml:space="preserve"> PAGEREF _Toc244457235 \h </w:instrText>
         </w:r>
         <w:r>
           <w:rPr>
@@ -4572,7 +4572,7 @@
           <w14:ligatures w14:val="standardContextual"/>
         </w:rPr>
       </w:pPr>
-      <w:hyperlink w:anchor="_Toc244455949" w:history="1">
+      <w:hyperlink w:anchor="_Toc244457236" w:history="1">
         <w:r>
           <w:rPr>
             <w:rStyle w:val="Hyperlink"/>
@@ -4599,7 +4599,7 @@
             <w:noProof/>
             <w:webHidden/>
           </w:rPr>
-          <w:instrText xml:space="preserve"> PAGEREF _Toc244455949 \h </w:instrText>
+          <w:instrText xml:space="preserve"> PAGEREF _Toc244457236 \h </w:instrText>
         </w:r>
         <w:r>
           <w:rPr>
@@ -4647,7 +4647,7 @@
           <w14:ligatures w14:val="standardContextual"/>
         </w:rPr>
       </w:pPr>
-      <w:hyperlink w:anchor="_Toc244455950" w:history="1">
+      <w:hyperlink w:anchor="_Toc244457237" w:history="1">
         <w:r>
           <w:rPr>
             <w:rStyle w:val="Hyperlink"/>
@@ -4674,7 +4674,7 @@
             <w:noProof/>
             <w:webHidden/>
           </w:rPr>
-          <w:instrText xml:space="preserve"> PAGEREF _Toc244455950 \h </w:instrText>
+          <w:instrText xml:space="preserve"> PAGEREF _Toc244457237 \h </w:instrText>
         </w:r>
         <w:r>
           <w:rPr>
@@ -4722,7 +4722,7 @@
           <w14:ligatures w14:val="standardContextual"/>
         </w:rPr>
       </w:pPr>
-      <w:hyperlink w:anchor="_Toc244455951" w:history="1">
+      <w:hyperlink w:anchor="_Toc244457238" w:history="1">
         <w:r>
           <w:rPr>
             <w:rStyle w:val="Hyperlink"/>
@@ -4749,7 +4749,7 @@
             <w:noProof/>
             <w:webHidden/>
           </w:rPr>
-          <w:instrText xml:space="preserve"> PAGEREF _Toc244455951 \h </w:instrText>
+          <w:instrText xml:space="preserve"> PAGEREF _Toc244457238 \h </w:instrText>
         </w:r>
         <w:r>
           <w:rPr>
@@ -4797,7 +4797,7 @@
           <w14:ligatures w14:val="standardContextual"/>
         </w:rPr>
       </w:pPr>
-      <w:hyperlink w:anchor="_Toc244455952" w:history="1">
+      <w:hyperlink w:anchor="_Toc244457239" w:history="1">
         <w:r>
           <w:rPr>
             <w:rStyle w:val="Hyperlink"/>
@@ -4824,7 +4824,7 @@
             <w:noProof/>
             <w:webHidden/>
           </w:rPr>
-          <w:instrText xml:space="preserve"> PAGEREF _Toc244455952 \h </w:instrText>
+          <w:instrText xml:space="preserve"> PAGEREF _Toc244457239 \h </w:instrText>
         </w:r>
         <w:r>
           <w:rPr>
@@ -4872,7 +4872,7 @@
           <w14:ligatures w14:val="standardContextual"/>
         </w:rPr>
       </w:pPr>
-      <w:hyperlink w:anchor="_Toc244455953" w:history="1">
+      <w:hyperlink w:anchor="_Toc244457240" w:history="1">
         <w:r>
           <w:rPr>
             <w:rStyle w:val="Hyperlink"/>
@@ -4899,7 +4899,7 @@
             <w:noProof/>
             <w:webHidden/>
           </w:rPr>
-          <w:instrText xml:space="preserve"> PAGEREF _Toc244455953 \h </w:instrText>
+          <w:instrText xml:space="preserve"> PAGEREF _Toc244457240 \h </w:instrText>
         </w:r>
         <w:r>
           <w:rPr>
@@ -4947,7 +4947,7 @@
           <w14:ligatures w14:val="standardContextual"/>
         </w:rPr>
       </w:pPr>
-      <w:hyperlink w:anchor="_Toc244455954" w:history="1">
+      <w:hyperlink w:anchor="_Toc244457241" w:history="1">
         <w:r>
           <w:rPr>
             <w:rStyle w:val="Hyperlink"/>
@@ -4974,7 +4974,7 @@
             <w:noProof/>
             <w:webHidden/>
           </w:rPr>
-          <w:instrText xml:space="preserve"> PAGEREF _Toc244455954 \h </w:instrText>
+          <w:instrText xml:space="preserve"> PAGEREF _Toc244457241 \h </w:instrText>
         </w:r>
         <w:r>
           <w:rPr>
@@ -5022,7 +5022,7 @@
           <w14:ligatures w14:val="standardContextual"/>
         </w:rPr>
       </w:pPr>
-      <w:hyperlink w:anchor="_Toc244455955" w:history="1">
+      <w:hyperlink w:anchor="_Toc244457242" w:history="1">
         <w:r>
           <w:rPr>
             <w:rStyle w:val="Hyperlink"/>
@@ -5049,7 +5049,7 @@
             <w:noProof/>
             <w:webHidden/>
           </w:rPr>
-          <w:instrText xml:space="preserve"> PAGEREF _Toc244455955 \h </w:instrText>
+          <w:instrText xml:space="preserve"> PAGEREF _Toc244457242 \h </w:instrText>
         </w:r>
         <w:r>
           <w:rPr>
@@ -5097,7 +5097,7 @@
           <w14:ligatures w14:val="standardContextual"/>
         </w:rPr>
       </w:pPr>
-      <w:hyperlink w:anchor="_Toc244455956" w:history="1">
+      <w:hyperlink w:anchor="_Toc244457243" w:history="1">
         <w:r>
           <w:rPr>
             <w:rStyle w:val="Hyperlink"/>
@@ -5124,7 +5124,7 @@
             <w:noProof/>
             <w:webHidden/>
           </w:rPr>
-          <w:instrText xml:space="preserve"> PAGEREF _Toc244455956 \h </w:instrText>
+          <w:instrText xml:space="preserve"> PAGEREF _Toc244457243 \h </w:instrText>
         </w:r>
         <w:r>
           <w:rPr>
@@ -5172,7 +5172,7 @@
           <w14:ligatures w14:val="standardContextual"/>
         </w:rPr>
       </w:pPr>
-      <w:hyperlink w:anchor="_Toc244455957" w:history="1">
+      <w:hyperlink w:anchor="_Toc244457244" w:history="1">
         <w:r>
           <w:rPr>
             <w:rStyle w:val="Hyperlink"/>
@@ -5199,7 +5199,7 @@
             <w:noProof/>
             <w:webHidden/>
           </w:rPr>
-          <w:instrText xml:space="preserve"> PAGEREF _Toc244455957 \h </w:instrText>
+          <w:instrText xml:space="preserve"> PAGEREF _Toc244457244 \h </w:instrText>
         </w:r>
         <w:r>
           <w:rPr>
@@ -5247,7 +5247,7 @@
           <w14:ligatures w14:val="standardContextual"/>
         </w:rPr>
       </w:pPr>
-      <w:hyperlink w:anchor="_Toc244455958" w:history="1">
+      <w:hyperlink w:anchor="_Toc244457245" w:history="1">
         <w:r>
           <w:rPr>
             <w:rStyle w:val="Hyperlink"/>
@@ -5274,7 +5274,7 @@
             <w:noProof/>
             <w:webHidden/>
           </w:rPr>
-          <w:instrText xml:space="preserve"> PAGEREF _Toc244455958 \h </w:instrText>
+          <w:instrText xml:space="preserve"> PAGEREF _Toc244457245 \h </w:instrText>
         </w:r>
         <w:r>
           <w:rPr>
@@ -5322,7 +5322,7 @@
           <w14:ligatures w14:val="standardContextual"/>
         </w:rPr>
       </w:pPr>
-      <w:hyperlink w:anchor="_Toc244455959" w:history="1">
+      <w:hyperlink w:anchor="_Toc244457246" w:history="1">
         <w:r>
           <w:rPr>
             <w:rStyle w:val="Hyperlink"/>
@@ -5349,7 +5349,7 @@
             <w:noProof/>
             <w:webHidden/>
           </w:rPr>
-          <w:instrText xml:space="preserve"> PAGEREF _Toc244455959 \h </w:instrText>
+          <w:instrText xml:space="preserve"> PAGEREF _Toc244457246 \h </w:instrText>
         </w:r>
         <w:r>
           <w:rPr>
@@ -5397,7 +5397,7 @@
           <w14:ligatures w14:val="standardContextual"/>
         </w:rPr>
       </w:pPr>
-      <w:hyperlink w:anchor="_Toc244455960" w:history="1">
+      <w:hyperlink w:anchor="_Toc244457247" w:history="1">
         <w:r>
           <w:rPr>
             <w:rStyle w:val="Hyperlink"/>
@@ -5424,7 +5424,7 @@
             <w:noProof/>
             <w:webHidden/>
           </w:rPr>
-          <w:instrText xml:space="preserve"> PAGEREF _Toc244455960 \h </w:instrText>
+          <w:instrText xml:space="preserve"> PAGEREF _Toc244457247 \h </w:instrText>
         </w:r>
         <w:r>
           <w:rPr>
@@ -5472,7 +5472,7 @@
           <w14:ligatures w14:val="standardContextual"/>
         </w:rPr>
       </w:pPr>
-      <w:hyperlink w:anchor="_Toc244455961" w:history="1">
+      <w:hyperlink w:anchor="_Toc244457248" w:history="1">
         <w:r>
           <w:rPr>
             <w:rStyle w:val="Hyperlink"/>
@@ -5499,7 +5499,7 @@
             <w:noProof/>
             <w:webHidden/>
           </w:rPr>
-          <w:instrText xml:space="preserve"> PAGEREF _Toc244455961 \h </w:instrText>
+          <w:instrText xml:space="preserve"> PAGEREF _Toc244457248 \h </w:instrText>
         </w:r>
         <w:r>
           <w:rPr>
@@ -5547,7 +5547,7 @@
           <w14:ligatures w14:val="standardContextual"/>
         </w:rPr>
       </w:pPr>
-      <w:hyperlink w:anchor="_Toc244455962" w:history="1">
+      <w:hyperlink w:anchor="_Toc244457249" w:history="1">
         <w:r>
           <w:rPr>
             <w:rStyle w:val="Hyperlink"/>
@@ -5574,7 +5574,7 @@
             <w:noProof/>
             <w:webHidden/>
           </w:rPr>
-          <w:instrText xml:space="preserve"> PAGEREF _Toc244455962 \h </w:instrText>
+          <w:instrText xml:space="preserve"> PAGEREF _Toc244457249 \h </w:instrText>
         </w:r>
         <w:r>
           <w:rPr>
@@ -5622,7 +5622,7 @@
           <w14:ligatures w14:val="standardContextual"/>
         </w:rPr>
       </w:pPr>
-      <w:hyperlink w:anchor="_Toc244455963" w:history="1">
+      <w:hyperlink w:anchor="_Toc244457250" w:history="1">
         <w:r>
           <w:rPr>
             <w:rStyle w:val="Hyperlink"/>
@@ -5649,7 +5649,7 @@
             <w:noProof/>
             <w:webHidden/>
           </w:rPr>
-          <w:instrText xml:space="preserve"> PAGEREF _Toc244455963 \h </w:instrText>
+          <w:instrText xml:space="preserve"> PAGEREF _Toc244457250 \h </w:instrText>
         </w:r>
         <w:r>
           <w:rPr>
@@ -5697,7 +5697,7 @@
           <w14:ligatures w14:val="standardContextual"/>
         </w:rPr>
       </w:pPr>
-      <w:hyperlink w:anchor="_Toc244455964" w:history="1">
+      <w:hyperlink w:anchor="_Toc244457251" w:history="1">
         <w:r>
           <w:rPr>
             <w:rStyle w:val="Hyperlink"/>
@@ -5724,7 +5724,7 @@
             <w:noProof/>
             <w:webHidden/>
           </w:rPr>
-          <w:instrText xml:space="preserve"> PAGEREF _Toc244455964 \h </w:instrText>
+          <w:instrText xml:space="preserve"> PAGEREF _Toc244457251 \h </w:instrText>
         </w:r>
         <w:r>
           <w:rPr>
@@ -5772,7 +5772,7 @@
           <w14:ligatures w14:val="standardContextual"/>
         </w:rPr>
       </w:pPr>
-      <w:hyperlink w:anchor="_Toc244455965" w:history="1">
+      <w:hyperlink w:anchor="_Toc244457252" w:history="1">
         <w:r>
           <w:rPr>
             <w:rStyle w:val="Hyperlink"/>
@@ -5799,7 +5799,7 @@
             <w:noProof/>
             <w:webHidden/>
           </w:rPr>
-          <w:instrText xml:space="preserve"> PAGEREF _Toc244455965 \h </w:instrText>
+          <w:instrText xml:space="preserve"> PAGEREF _Toc244457252 \h </w:instrText>
         </w:r>
         <w:r>
           <w:rPr>
@@ -5847,7 +5847,7 @@
           <w14:ligatures w14:val="standardContextual"/>
         </w:rPr>
       </w:pPr>
-      <w:hyperlink w:anchor="_Toc244455966" w:history="1">
+      <w:hyperlink w:anchor="_Toc244457253" w:history="1">
         <w:r>
           <w:rPr>
             <w:rStyle w:val="Hyperlink"/>
@@ -5874,7 +5874,7 @@
             <w:noProof/>
             <w:webHidden/>
           </w:rPr>
-          <w:instrText xml:space="preserve"> PAGEREF _Toc244455966 \h </w:instrText>
+          <w:instrText xml:space="preserve"> PAGEREF _Toc244457253 \h </w:instrText>
         </w:r>
         <w:r>
           <w:rPr>
@@ -5922,7 +5922,7 @@
           <w14:ligatures w14:val="standardContextual"/>
         </w:rPr>
       </w:pPr>
-      <w:hyperlink w:anchor="_Toc244455967" w:history="1">
+      <w:hyperlink w:anchor="_Toc244457254" w:history="1">
         <w:r>
           <w:rPr>
             <w:rStyle w:val="Hyperlink"/>
@@ -5949,7 +5949,7 @@
             <w:noProof/>
             <w:webHidden/>
           </w:rPr>
-          <w:instrText xml:space="preserve"> PAGEREF _Toc244455967 \h </w:instrText>
+          <w:instrText xml:space="preserve"> PAGEREF _Toc244457254 \h </w:instrText>
         </w:r>
         <w:r>
           <w:rPr>
@@ -5997,7 +5997,7 @@
           <w14:ligatures w14:val="standardContextual"/>
         </w:rPr>
       </w:pPr>
-      <w:hyperlink w:anchor="_Toc244455968" w:history="1">
+      <w:hyperlink w:anchor="_Toc244457255" w:history="1">
         <w:r>
           <w:rPr>
             <w:rStyle w:val="Hyperlink"/>
@@ -6024,7 +6024,7 @@
             <w:noProof/>
             <w:webHidden/>
           </w:rPr>
-          <w:instrText xml:space="preserve"> PAGEREF _Toc244455968 \h </w:instrText>
+          <w:instrText xml:space="preserve"> PAGEREF _Toc244457255 \h </w:instrText>
         </w:r>
         <w:r>
           <w:rPr>
@@ -6072,7 +6072,7 @@
           <w14:ligatures w14:val="standardContextual"/>
         </w:rPr>
       </w:pPr>
-      <w:hyperlink w:anchor="_Toc244455969" w:history="1">
+      <w:hyperlink w:anchor="_Toc244457256" w:history="1">
         <w:r>
           <w:rPr>
             <w:rStyle w:val="Hyperlink"/>
@@ -6099,7 +6099,7 @@
             <w:noProof/>
             <w:webHidden/>
           </w:rPr>
-          <w:instrText xml:space="preserve"> PAGEREF _Toc244455969 \h </w:instrText>
+          <w:instrText xml:space="preserve"> PAGEREF _Toc244457256 \h </w:instrText>
         </w:r>
         <w:r>
           <w:rPr>
@@ -6147,7 +6147,7 @@
           <w14:ligatures w14:val="standardContextual"/>
         </w:rPr>
       </w:pPr>
-      <w:hyperlink w:anchor="_Toc244455970" w:history="1">
+      <w:hyperlink w:anchor="_Toc244457257" w:history="1">
         <w:r>
           <w:rPr>
             <w:rStyle w:val="Hyperlink"/>
@@ -6174,7 +6174,7 @@
             <w:noProof/>
             <w:webHidden/>
           </w:rPr>
-          <w:instrText xml:space="preserve"> PAGEREF _Toc244455970 \h </w:instrText>
+          <w:instrText xml:space="preserve"> PAGEREF _Toc244457257 \h </w:instrText>
         </w:r>
         <w:r>
           <w:rPr>
@@ -6222,7 +6222,7 @@
           <w14:ligatures w14:val="standardContextual"/>
         </w:rPr>
       </w:pPr>
-      <w:hyperlink w:anchor="_Toc244455971" w:history="1">
+      <w:hyperlink w:anchor="_Toc244457258" w:history="1">
         <w:r>
           <w:rPr>
             <w:rStyle w:val="Hyperlink"/>
@@ -6249,7 +6249,7 @@
             <w:noProof/>
             <w:webHidden/>
           </w:rPr>
-          <w:instrText xml:space="preserve"> PAGEREF _Toc244455971 \h </w:instrText>
+          <w:instrText xml:space="preserve"> PAGEREF _Toc244457258 \h </w:instrText>
         </w:r>
         <w:r>
           <w:rPr>
@@ -6297,7 +6297,7 @@
           <w14:ligatures w14:val="standardContextual"/>
         </w:rPr>
       </w:pPr>
-      <w:hyperlink w:anchor="_Toc244455972" w:history="1">
+      <w:hyperlink w:anchor="_Toc244457259" w:history="1">
         <w:r>
           <w:rPr>
             <w:rStyle w:val="Hyperlink"/>
@@ -6324,7 +6324,7 @@
             <w:noProof/>
             <w:webHidden/>
           </w:rPr>
-          <w:instrText xml:space="preserve"> PAGEREF _Toc244455972 \h </w:instrText>
+          <w:instrText xml:space="preserve"> PAGEREF _Toc244457259 \h </w:instrText>
         </w:r>
         <w:r>
           <w:rPr>
@@ -6374,7 +6374,7 @@
         <w:lastRenderedPageBreak/>
         <w:t xml:space="preserve"> </w:t>
       </w:r>
-      <w:bookmarkStart w:id="4" w:name="_Toc244455910"/>
+      <w:bookmarkStart w:id="4" w:name="_Toc244457197"/>
       <w:r>
         <w:rPr>
           <w:rFonts w:ascii="Calibri" w:hAnsi="Calibri"/>
@@ -6402,7 +6402,7 @@
           <w:bottom w:val="single" w:sz="8" w:space="3" w:color="DBEAFE"/>
         </w:pBdr>
       </w:pPr>
-      <w:bookmarkStart w:id="5" w:name="_Toc244455911"/>
+      <w:bookmarkStart w:id="5" w:name="_Toc244457198"/>
       <w:r>
         <w:rPr>
           <w:rFonts w:ascii="Calibri" w:hAnsi="Calibri"/>
@@ -6442,7 +6442,7 @@
           <w:bottom w:val="single" w:sz="8" w:space="3" w:color="DBEAFE"/>
         </w:pBdr>
       </w:pPr>
-      <w:bookmarkStart w:id="6" w:name="_Toc244455912"/>
+      <w:bookmarkStart w:id="6" w:name="_Toc244457199"/>
       <w:r>
         <w:rPr>
           <w:rFonts w:ascii="Calibri" w:hAnsi="Calibri"/>
@@ -6794,7 +6794,7 @@
           <w:bottom w:val="single" w:sz="8" w:space="3" w:color="DBEAFE"/>
         </w:pBdr>
       </w:pPr>
-      <w:bookmarkStart w:id="7" w:name="_Toc244455913"/>
+      <w:bookmarkStart w:id="7" w:name="_Toc244457200"/>
       <w:r>
         <w:rPr>
           <w:rFonts w:ascii="Calibri" w:hAnsi="Calibri"/>
@@ -7299,7 +7299,7 @@
         <w:lastRenderedPageBreak/>
         <w:t xml:space="preserve"> </w:t>
       </w:r>
-      <w:bookmarkStart w:id="8" w:name="_Toc244455914"/>
+      <w:bookmarkStart w:id="8" w:name="_Toc244457201"/>
       <w:r>
         <w:rPr>
           <w:rFonts w:ascii="Calibri" w:hAnsi="Calibri"/>
@@ -8537,7 +8537,7 @@
           <w:bottom w:val="single" w:sz="8" w:space="3" w:color="DBEAFE"/>
         </w:pBdr>
       </w:pPr>
-      <w:bookmarkStart w:id="9" w:name="_Toc244455915"/>
+      <w:bookmarkStart w:id="9" w:name="_Toc244457202"/>
       <w:r>
         <w:rPr>
           <w:rFonts w:ascii="Calibri" w:hAnsi="Calibri"/>
@@ -8890,7 +8890,7 @@
           <w:bottom w:val="single" w:sz="8" w:space="3" w:color="DBEAFE"/>
         </w:pBdr>
       </w:pPr>
-      <w:bookmarkStart w:id="10" w:name="_Toc244455916"/>
+      <w:bookmarkStart w:id="10" w:name="_Toc244457203"/>
       <w:r>
         <w:rPr>
           <w:rFonts w:ascii="Calibri" w:hAnsi="Calibri"/>
@@ -9018,7 +9018,7 @@
           <w:bottom w:val="single" w:sz="8" w:space="3" w:color="DBEAFE"/>
         </w:pBdr>
       </w:pPr>
-      <w:bookmarkStart w:id="11" w:name="_Toc244455917"/>
+      <w:bookmarkStart w:id="11" w:name="_Toc244457204"/>
       <w:r>
         <w:rPr>
           <w:rFonts w:ascii="Calibri" w:hAnsi="Calibri"/>
@@ -9367,7 +9367,7 @@
           <w:bottom w:val="single" w:sz="8" w:space="3" w:color="DBEAFE"/>
         </w:pBdr>
       </w:pPr>
-      <w:bookmarkStart w:id="12" w:name="_Toc244455918"/>
+      <w:bookmarkStart w:id="12" w:name="_Toc244457205"/>
       <w:r>
         <w:rPr>
           <w:rFonts w:ascii="Calibri" w:hAnsi="Calibri"/>
@@ -9463,7 +9463,7 @@
         <w:lastRenderedPageBreak/>
         <w:t xml:space="preserve"> </w:t>
       </w:r>
-      <w:bookmarkStart w:id="13" w:name="_Toc244455919"/>
+      <w:bookmarkStart w:id="13" w:name="_Toc244457206"/>
       <w:r>
         <w:rPr>
           <w:rFonts w:ascii="Calibri" w:hAnsi="Calibri"/>
@@ -9491,7 +9491,7 @@
           <w:bottom w:val="single" w:sz="8" w:space="3" w:color="DBEAFE"/>
         </w:pBdr>
       </w:pPr>
-      <w:bookmarkStart w:id="14" w:name="_Toc244455920"/>
+      <w:bookmarkStart w:id="14" w:name="_Toc244457207"/>
       <w:r>
         <w:rPr>
           <w:rFonts w:ascii="Calibri" w:hAnsi="Calibri"/>
@@ -9631,7 +9631,7 @@
           <w:bottom w:val="single" w:sz="8" w:space="3" w:color="DBEAFE"/>
         </w:pBdr>
       </w:pPr>
-      <w:bookmarkStart w:id="15" w:name="_Toc244455921"/>
+      <w:bookmarkStart w:id="15" w:name="_Toc244457208"/>
       <w:r>
         <w:rPr>
           <w:rFonts w:ascii="Calibri" w:hAnsi="Calibri"/>
@@ -9964,7 +9964,7 @@
           <w:bottom w:val="single" w:sz="8" w:space="3" w:color="DBEAFE"/>
         </w:pBdr>
       </w:pPr>
-      <w:bookmarkStart w:id="16" w:name="_Toc244455922"/>
+      <w:bookmarkStart w:id="16" w:name="_Toc244457209"/>
       <w:r>
         <w:rPr>
           <w:rFonts w:ascii="Calibri" w:hAnsi="Calibri"/>
@@ -10240,7 +10240,7 @@
           <w:bottom w:val="single" w:sz="8" w:space="3" w:color="DBEAFE"/>
         </w:pBdr>
       </w:pPr>
-      <w:bookmarkStart w:id="17" w:name="_Toc244455923"/>
+      <w:bookmarkStart w:id="17" w:name="_Toc244457210"/>
       <w:r>
         <w:rPr>
           <w:rFonts w:ascii="Calibri" w:hAnsi="Calibri"/>
@@ -10326,7 +10326,7 @@
           <w:bottom w:val="single" w:sz="8" w:space="3" w:color="DBEAFE"/>
         </w:pBdr>
       </w:pPr>
-      <w:bookmarkStart w:id="18" w:name="_Toc244455924"/>
+      <w:bookmarkStart w:id="18" w:name="_Toc244457211"/>
       <w:r>
         <w:rPr>
           <w:rFonts w:ascii="Calibri" w:hAnsi="Calibri"/>
@@ -10433,7 +10433,7 @@
           <w:bottom w:val="single" w:sz="8" w:space="3" w:color="DBEAFE"/>
         </w:pBdr>
       </w:pPr>
-      <w:bookmarkStart w:id="19" w:name="_Toc244455925"/>
+      <w:bookmarkStart w:id="19" w:name="_Toc244457212"/>
       <w:r>
         <w:rPr>
           <w:rFonts w:ascii="Calibri" w:hAnsi="Calibri"/>
@@ -10510,7 +10510,7 @@
           <w:bottom w:val="single" w:sz="8" w:space="3" w:color="DBEAFE"/>
         </w:pBdr>
       </w:pPr>
-      <w:bookmarkStart w:id="20" w:name="_Toc244455926"/>
+      <w:bookmarkStart w:id="20" w:name="_Toc244457213"/>
       <w:r>
         <w:rPr>
           <w:rFonts w:ascii="Calibri" w:hAnsi="Calibri"/>
@@ -10850,7 +10850,7 @@
         <w:lastRenderedPageBreak/>
         <w:t xml:space="preserve"> </w:t>
       </w:r>
-      <w:bookmarkStart w:id="21" w:name="_Toc244455927"/>
+      <w:bookmarkStart w:id="21" w:name="_Toc244457214"/>
       <w:r>
         <w:rPr>
           <w:rFonts w:ascii="Calibri" w:hAnsi="Calibri"/>
@@ -10890,7 +10890,7 @@
         </w:rPr>
         <w:t xml:space="preserve"> </w:t>
       </w:r>
-      <w:bookmarkStart w:id="22" w:name="_Toc244455928"/>
+      <w:bookmarkStart w:id="22" w:name="_Toc244457215"/>
       <w:r>
         <w:rPr>
           <w:rFonts w:ascii="Calibri" w:hAnsi="Calibri"/>
@@ -11559,7 +11559,7 @@
         </w:rPr>
         <w:t xml:space="preserve"> </w:t>
       </w:r>
-      <w:bookmarkStart w:id="23" w:name="_Toc244455929"/>
+      <w:bookmarkStart w:id="23" w:name="_Toc244457216"/>
       <w:r>
         <w:rPr>
           <w:rFonts w:ascii="Calibri" w:hAnsi="Calibri"/>
@@ -12234,7 +12234,7 @@
         <w:lastRenderedPageBreak/>
         <w:t xml:space="preserve"> </w:t>
       </w:r>
-      <w:bookmarkStart w:id="24" w:name="_Toc244455930"/>
+      <w:bookmarkStart w:id="24" w:name="_Toc244457217"/>
       <w:r>
         <w:rPr>
           <w:rFonts w:ascii="Calibri" w:hAnsi="Calibri"/>
@@ -12842,7 +12842,7 @@
         </w:rPr>
         <w:t xml:space="preserve"> </w:t>
       </w:r>
-      <w:bookmarkStart w:id="25" w:name="_Toc244455931"/>
+      <w:bookmarkStart w:id="25" w:name="_Toc244457218"/>
       <w:r>
         <w:rPr>
           <w:rFonts w:ascii="Calibri" w:hAnsi="Calibri"/>
@@ -13434,7 +13434,7 @@
         </w:rPr>
         <w:t xml:space="preserve"> </w:t>
       </w:r>
-      <w:bookmarkStart w:id="26" w:name="_Toc244455932"/>
+      <w:bookmarkStart w:id="26" w:name="_Toc244457219"/>
       <w:r>
         <w:rPr>
           <w:rFonts w:ascii="Calibri" w:hAnsi="Calibri"/>
@@ -14043,7 +14043,7 @@
         </w:rPr>
         <w:t xml:space="preserve"> </w:t>
       </w:r>
-      <w:bookmarkStart w:id="27" w:name="_Toc244455933"/>
+      <w:bookmarkStart w:id="27" w:name="_Toc244457220"/>
       <w:r>
         <w:rPr>
           <w:rFonts w:ascii="Calibri" w:hAnsi="Calibri"/>
@@ -14713,7 +14713,7 @@
         </w:rPr>
         <w:t xml:space="preserve"> </w:t>
       </w:r>
-      <w:bookmarkStart w:id="28" w:name="_Toc244455934"/>
+      <w:bookmarkStart w:id="28" w:name="_Toc244457221"/>
       <w:r>
         <w:rPr>
           <w:rFonts w:ascii="Calibri" w:hAnsi="Calibri"/>
@@ -15349,7 +15349,7 @@
         </w:rPr>
         <w:t xml:space="preserve"> </w:t>
       </w:r>
-      <w:bookmarkStart w:id="29" w:name="_Toc244455935"/>
+      <w:bookmarkStart w:id="29" w:name="_Toc244457222"/>
       <w:r>
         <w:rPr>
           <w:rFonts w:ascii="Calibri" w:hAnsi="Calibri"/>
@@ -15542,7 +15542,7 @@
         <w:spacing w:after="140"/>
       </w:pPr>
       <w:r>
-        <w:t>Assembler les pièces. Avant d'appeler le modèle, Python classe la question : demande de code, date, hors-sujet, ou question documentaire. Puis il ne lui donne que les passages utiles. Enfin, il extrait les sources du texte qu'il a réellement envoyé — ce ne sont pas des remerciements, ce sont des preuves. Et si un livre volumineux est présent, Python l'a indexé page par page : la réponse peut citer « p.42 », pas seulement « le livre ».</w:t>
+        <w:t>Assembler les pièces. Avant d'appeler le modèle, Python classe la question : demande de code, date, hors-sujet, ou question documentaire. Puis il ne lui donne que les passages utiles. Enfin, il extrait les sources du texte qu'il a réellement envoyé — ce ne sont pas des remerciements, ce sont des preuves. Et si un livre volumineux est présent, Python l'a indexé page par page : la réponse peut citer « p.565 », pas seulement « le livre ».</w:t>
       </w:r>
     </w:p>
     <w:p>
@@ -16065,7 +16065,7 @@
               <w:rPr>
                 <w:sz w:val="19"/>
               </w:rPr>
-              <w:t>La garde est volontairement grossière : elle accepte dès qu'un mot important existe dans les documents ou dans le livre, même si la réponse exacte n'y est pas. Le tri par mots-clés peut choisir de mauvais passages sur une question abstraite : on améliore en ajoutant des documents, jamais en supprimant la preuve. Et on n'envoie jamais tout le corpus : même indexé, un livre de 300 pages ne pèse que quatre ou cinq pages dans le contexte.</w:t>
+              <w:t>La garde est volontairement grossière : elle accepte dès qu'un mot important existe dans les documents ou dans le livre, même si la réponse exacte n'y est pas. Le tri par mots-clés peut choisir de mauvais passages sur une question abstraite : on améliore en ajoutant des documents, jamais en supprimant la preuve. Et on n'envoie jamais tout le corpus : même indexé, un livre de 800 pages ne pèse que quatre ou cinq pages dans le contexte.</w:t>
             </w:r>
           </w:p>
         </w:tc>
@@ -16164,7 +16164,7 @@
           <w:bottom w:val="single" w:sz="8" w:space="3" w:color="DBEAFE"/>
         </w:pBdr>
       </w:pPr>
-      <w:bookmarkStart w:id="30" w:name="_Toc244455936"/>
+      <w:bookmarkStart w:id="30" w:name="_Toc244457223"/>
       <w:r>
         <w:rPr>
           <w:rFonts w:ascii="Calibri" w:hAnsi="Calibri"/>
@@ -16175,7 +16175,7 @@
     </w:p>
     <w:p>
       <w:r>
-        <w:t>Un manuel React de 300 pages pèse environ 500 000 caractères, soit seize fois la fenêtre de 8 192 tokens (≈ 30 000 caractères). On ne peut donc ni l'envoyer en entier, ni le couper aux 6 000 premiers caractères : l'agent ne connaîtrait que la préface. La solution tient dans un fichier, index_livre.py, et en quatre gestes.</w:t>
+        <w:t>Un manuel React de 800 pages pèse environ un million de caractères, soit plus de trente fois la fenêtre de 8 192 tokens (≈ 30 000 caractères). On ne peut donc ni l'envoyer en entier, ni le couper aux 6 000 premiers caractères : l'agent ne connaîtrait que la préface. La solution tient dans un fichier, index_livre.py, et en quatre gestes.</w:t>
       </w:r>
     </w:p>
     <w:p>
@@ -16232,7 +16232,7 @@
         <w:t>Envoyer</w:t>
       </w:r>
       <w:r>
-        <w:t xml:space="preserve"> — seuls les quatre ou cinq meilleurs morceaux partent au modèle, chacun précédé de [=== SOURCE: React_livre p.42 ===].</w:t>
+        <w:t xml:space="preserve"> — seuls les quatre ou cinq meilleurs morceaux partent au modèle, chacun précédé de [=== SOURCE: fullstack-react p.565 ===].</w:t>
       </w:r>
     </w:p>
     <w:p>
@@ -16246,7 +16246,7 @@
           <w:color w:val="1D4ED8"/>
           <w:sz w:val="15"/>
         </w:rPr>
-        <w:t>CE QUE LA CONSOLE AFFICHE (EXEMPLE AVEC UN LIVRE DE 312 PAGES)</w:t>
+        <w:t>CE QUE LA CONSOLE AFFICHE (LE LIVRE RÉELLEMENT DÉPOSÉ DANS COURS/LIVRES/)</w:t>
       </w:r>
     </w:p>
     <w:p>
@@ -16265,7 +16265,7 @@
           <w:color w:val="111827"/>
           <w:sz w:val="17"/>
         </w:rPr>
-        <w:t>Livre indexe : React_livre (312 pages) -&gt; 1187 morceaux, recherche BM25 par page</w:t>
+        <w:t>Livre indexe : fullstack-react (844 pages) -&gt; 1696 morceaux, citations p.X</w:t>
       </w:r>
       <w:r>
         <w:rPr>
@@ -16298,7 +16298,7 @@
           <w:sz w:val="17"/>
         </w:rPr>
         <w:br/>
-        <w:t>QUESTION : Que dit le livre sur useReducer et les etats complexes ?</w:t>
+        <w:t>QUESTION : Que dit le livre sur Redux et les reducers ?</w:t>
       </w:r>
       <w:r>
         <w:rPr>
@@ -16316,7 +16316,7 @@
           <w:sz w:val="17"/>
         </w:rPr>
         <w:br/>
-        <w:t>Le livre presente useReducer comme le hook des transitions complexes...</w:t>
+        <w:t>Un reducer est une fonction qui recoit l'etat et une action, et renvoie un nouvel etat...</w:t>
       </w:r>
       <w:r>
         <w:rPr>
@@ -16325,12 +16325,12 @@
           <w:sz w:val="17"/>
         </w:rPr>
         <w:br/>
-        <w:t>Sources consultees (preuve Python) : [React_livre p.42]  [React_livre p.43]</w:t>
-      </w:r>
-    </w:p>
-    <w:p>
-      <w:r>
-        <w:t>Le modèle voit environ 2 000 caractères, comme avant. Mais la bibliothèque peut faire 500 pages, et chaque citation porte un numéro vérifiable : on ouvre le livre à la page 42, et le passage y est. C'est la différence entre « le livre dit que » et une preuve.</w:t>
+        <w:t>Sources consultees (preuve Python) : [fullstack-react p.565]  [React-Cours-Bases p.42]</w:t>
+      </w:r>
+    </w:p>
+    <w:p>
+      <w:r>
+        <w:t>Le modèle voit environ 3 000 caractères, comme avant. Mais la bibliothèque peut faire 800 pages, et chaque citation porte un numéro vérifiable : on ouvre le livre à la page 565, et le passage y est. C'est la différence entre « le livre dit que » et une preuve.</w:t>
       </w:r>
     </w:p>
     <w:tbl>
@@ -16471,7 +16471,7 @@
               <w:rPr>
                 <w:sz w:val="17"/>
               </w:rPr>
-              <w:t>La réponse + la pastille p.42</w:t>
+              <w:t>La réponse + la pastille p.565</w:t>
             </w:r>
           </w:p>
         </w:tc>
@@ -16730,7 +16730,7 @@
         </w:rPr>
         <w:t xml:space="preserve"> </w:t>
       </w:r>
-      <w:bookmarkStart w:id="31" w:name="_Toc244455937"/>
+      <w:bookmarkStart w:id="31" w:name="_Toc244457224"/>
       <w:r>
         <w:rPr>
           <w:rFonts w:ascii="Calibri" w:hAnsi="Calibri"/>
@@ -17504,7 +17504,7 @@
         </w:rPr>
         <w:t xml:space="preserve"> </w:t>
       </w:r>
-      <w:bookmarkStart w:id="32" w:name="_Toc244455938"/>
+      <w:bookmarkStart w:id="32" w:name="_Toc244457225"/>
       <w:r>
         <w:rPr>
           <w:rFonts w:ascii="Calibri" w:hAnsi="Calibri"/>
@@ -17847,7 +17847,7 @@
           <w:color w:val="111827"/>
           <w:sz w:val="17"/>
         </w:rPr>
-        <w:t>LIVRE : React - Apprendre pas a pas (dossier du prof)</w:t>
+        <w:t>LIVRE : Le(s) livre(s) de cours/livres/ (votre copie legale)</w:t>
       </w:r>
       <w:r>
         <w:rPr>
@@ -17856,7 +17856,7 @@
           <w:sz w:val="17"/>
         </w:rPr>
         <w:br/>
-        <w:t>Fichier attendu : cours/livres/React_livre.pdf</w:t>
+        <w:t>Dossier : cours/livres/</w:t>
       </w:r>
       <w:r>
         <w:rPr>
@@ -17865,7 +17865,7 @@
           <w:sz w:val="17"/>
         </w:rPr>
         <w:br/>
-        <w:t>PDF presents : React_livre.pdf</w:t>
+        <w:t>PDF presents : fullstack-react.pdf, React-Cours-Bases.pdf</w:t>
       </w:r>
       <w:r>
         <w:rPr>
@@ -17944,7 +17944,7 @@
               <w:rPr>
                 <w:sz w:val="20"/>
               </w:rPr>
-              <w:t>L'agent peut désormais citer une page précise d'un livre et la documentation officielle, pas seulement vos notes. Un manuel de 300 pages ne rentre pas dans la fenêtre du modèle : il est indexé, et seules quatre ou cinq pages sont envoyées. Le cache, lui, rend la démonstration reproductible : si le wifi du collège tombe, ou si le CDN est bloqué, l'agent répond quand même avec ce qu'il a déjà lu.</w:t>
+              <w:t>L'agent peut désormais citer une page précise d'un livre et la documentation officielle, pas seulement vos notes. Un manuel de 800 pages ne rentre pas dans la fenêtre du modèle : il est indexé, et seules quatre ou cinq pages sont envoyées. Le cache, lui, rend la démonstration reproductible : si le wifi du collège tombe, ou si le CDN est bloqué, l'agent répond quand même avec ce qu'il a déjà lu.</w:t>
             </w:r>
           </w:p>
         </w:tc>
@@ -18157,7 +18157,7 @@
         <w:lastRenderedPageBreak/>
         <w:t xml:space="preserve"> </w:t>
       </w:r>
-      <w:bookmarkStart w:id="33" w:name="_Toc244455939"/>
+      <w:bookmarkStart w:id="33" w:name="_Toc244457226"/>
       <w:r>
         <w:rPr>
           <w:rFonts w:ascii="Calibri" w:hAnsi="Calibri"/>
@@ -18197,7 +18197,7 @@
         </w:rPr>
         <w:t xml:space="preserve"> </w:t>
       </w:r>
-      <w:bookmarkStart w:id="34" w:name="_Toc244455940"/>
+      <w:bookmarkStart w:id="34" w:name="_Toc244457227"/>
       <w:r>
         <w:rPr>
           <w:rFonts w:ascii="Calibri" w:hAnsi="Calibri"/>
@@ -18825,7 +18825,7 @@
         <w:lastRenderedPageBreak/>
         <w:t xml:space="preserve"> </w:t>
       </w:r>
-      <w:bookmarkStart w:id="35" w:name="_Toc244455941"/>
+      <w:bookmarkStart w:id="35" w:name="_Toc244457228"/>
       <w:r>
         <w:rPr>
           <w:rFonts w:ascii="Calibri" w:hAnsi="Calibri"/>
@@ -19441,7 +19441,7 @@
         </w:rPr>
         <w:t xml:space="preserve"> </w:t>
       </w:r>
-      <w:bookmarkStart w:id="36" w:name="_Toc244455942"/>
+      <w:bookmarkStart w:id="36" w:name="_Toc244457229"/>
       <w:r>
         <w:rPr>
           <w:rFonts w:ascii="Calibri" w:hAnsi="Calibri"/>
@@ -20040,7 +20040,7 @@
         <w:lastRenderedPageBreak/>
         <w:t xml:space="preserve"> </w:t>
       </w:r>
-      <w:bookmarkStart w:id="37" w:name="_Toc244455943"/>
+      <w:bookmarkStart w:id="37" w:name="_Toc244457230"/>
       <w:r>
         <w:rPr>
           <w:rFonts w:ascii="Calibri" w:hAnsi="Calibri"/>
@@ -20076,7 +20076,7 @@
           <w:bottom w:val="single" w:sz="8" w:space="3" w:color="DBEAFE"/>
         </w:pBdr>
       </w:pPr>
-      <w:bookmarkStart w:id="38" w:name="_Toc244455944"/>
+      <w:bookmarkStart w:id="38" w:name="_Toc244457231"/>
       <w:r>
         <w:rPr>
           <w:rFonts w:ascii="Calibri" w:hAnsi="Calibri"/>
@@ -20571,7 +20571,7 @@
           <w:bottom w:val="single" w:sz="8" w:space="3" w:color="DBEAFE"/>
         </w:pBdr>
       </w:pPr>
-      <w:bookmarkStart w:id="39" w:name="_Toc244455945"/>
+      <w:bookmarkStart w:id="39" w:name="_Toc244457232"/>
       <w:r>
         <w:rPr>
           <w:rFonts w:ascii="Calibri" w:hAnsi="Calibri"/>
@@ -20634,7 +20634,7 @@
           <w:bottom w:val="single" w:sz="8" w:space="3" w:color="DBEAFE"/>
         </w:pBdr>
       </w:pPr>
-      <w:bookmarkStart w:id="40" w:name="_Toc244455946"/>
+      <w:bookmarkStart w:id="40" w:name="_Toc244457233"/>
       <w:r>
         <w:rPr>
           <w:rFonts w:ascii="Calibri" w:hAnsi="Calibri"/>
@@ -21148,7 +21148,7 @@
               <w:rPr>
                 <w:sz w:val="16"/>
               </w:rPr>
-              <w:t>Que dit le livre sur useReducer ?</w:t>
+              <w:t>Que dit le livre sur Redux ?</w:t>
             </w:r>
           </w:p>
         </w:tc>
@@ -21196,7 +21196,7 @@
               <w:rPr>
                 <w:sz w:val="16"/>
               </w:rPr>
-              <w:t>React_livre p.42</w:t>
+              <w:t>fullstack-react p.565</w:t>
             </w:r>
           </w:p>
         </w:tc>
@@ -21379,7 +21379,7 @@
           <w:bottom w:val="single" w:sz="8" w:space="3" w:color="DBEAFE"/>
         </w:pBdr>
       </w:pPr>
-      <w:bookmarkStart w:id="41" w:name="_Toc244455947"/>
+      <w:bookmarkStart w:id="41" w:name="_Toc244457234"/>
       <w:r>
         <w:rPr>
           <w:rFonts w:ascii="Calibri" w:hAnsi="Calibri"/>
@@ -21660,7 +21660,7 @@
           <w:bottom w:val="single" w:sz="8" w:space="3" w:color="DBEAFE"/>
         </w:pBdr>
       </w:pPr>
-      <w:bookmarkStart w:id="42" w:name="_Toc244455948"/>
+      <w:bookmarkStart w:id="42" w:name="_Toc244457235"/>
       <w:r>
         <w:rPr>
           <w:rFonts w:ascii="Calibri" w:hAnsi="Calibri"/>
@@ -21993,7 +21993,7 @@
           <w:bottom w:val="single" w:sz="8" w:space="3" w:color="DBEAFE"/>
         </w:pBdr>
       </w:pPr>
-      <w:bookmarkStart w:id="43" w:name="_Toc244455949"/>
+      <w:bookmarkStart w:id="43" w:name="_Toc244457236"/>
       <w:r>
         <w:rPr>
           <w:rFonts w:ascii="Calibri" w:hAnsi="Calibri"/>
@@ -22385,7 +22385,7 @@
           <w:bottom w:val="single" w:sz="8" w:space="3" w:color="DBEAFE"/>
         </w:pBdr>
       </w:pPr>
-      <w:bookmarkStart w:id="44" w:name="_Toc244455950"/>
+      <w:bookmarkStart w:id="44" w:name="_Toc244457237"/>
       <w:r>
         <w:rPr>
           <w:rFonts w:ascii="Calibri" w:hAnsi="Calibri"/>
@@ -22505,7 +22505,7 @@
           <w:bottom w:val="single" w:sz="8" w:space="3" w:color="DBEAFE"/>
         </w:pBdr>
       </w:pPr>
-      <w:bookmarkStart w:id="45" w:name="_Toc244455951"/>
+      <w:bookmarkStart w:id="45" w:name="_Toc244457238"/>
       <w:r>
         <w:rPr>
           <w:rFonts w:ascii="Calibri" w:hAnsi="Calibri"/>
@@ -22587,7 +22587,7 @@
           <w:bottom w:val="single" w:sz="8" w:space="3" w:color="DBEAFE"/>
         </w:pBdr>
       </w:pPr>
-      <w:bookmarkStart w:id="46" w:name="_Toc244455952"/>
+      <w:bookmarkStart w:id="46" w:name="_Toc244457239"/>
       <w:r>
         <w:rPr>
           <w:rFonts w:ascii="Calibri" w:hAnsi="Calibri"/>
@@ -22668,7 +22668,7 @@
         <w:lastRenderedPageBreak/>
         <w:t xml:space="preserve"> </w:t>
       </w:r>
-      <w:bookmarkStart w:id="47" w:name="_Toc244455953"/>
+      <w:bookmarkStart w:id="47" w:name="_Toc244457240"/>
       <w:r>
         <w:rPr>
           <w:rFonts w:ascii="Calibri" w:hAnsi="Calibri"/>
@@ -23367,7 +23367,7 @@
           <w:bottom w:val="single" w:sz="8" w:space="3" w:color="DBEAFE"/>
         </w:pBdr>
       </w:pPr>
-      <w:bookmarkStart w:id="48" w:name="_Toc244455954"/>
+      <w:bookmarkStart w:id="48" w:name="_Toc244457241"/>
       <w:r>
         <w:rPr>
           <w:rFonts w:ascii="Calibri" w:hAnsi="Calibri"/>
@@ -23486,7 +23486,7 @@
           <w:bottom w:val="single" w:sz="8" w:space="3" w:color="DBEAFE"/>
         </w:pBdr>
       </w:pPr>
-      <w:bookmarkStart w:id="49" w:name="_Toc244455955"/>
+      <w:bookmarkStart w:id="49" w:name="_Toc244457242"/>
       <w:r>
         <w:rPr>
           <w:rFonts w:ascii="Calibri" w:hAnsi="Calibri"/>
@@ -23512,7 +23512,7 @@
           <w:bottom w:val="single" w:sz="8" w:space="3" w:color="DBEAFE"/>
         </w:pBdr>
       </w:pPr>
-      <w:bookmarkStart w:id="50" w:name="_Toc244455956"/>
+      <w:bookmarkStart w:id="50" w:name="_Toc244457243"/>
       <w:r>
         <w:rPr>
           <w:rFonts w:ascii="Calibri" w:hAnsi="Calibri"/>
@@ -23538,7 +23538,7 @@
           <w:bottom w:val="single" w:sz="8" w:space="3" w:color="DBEAFE"/>
         </w:pBdr>
       </w:pPr>
-      <w:bookmarkStart w:id="51" w:name="_Toc244455957"/>
+      <w:bookmarkStart w:id="51" w:name="_Toc244457244"/>
       <w:r>
         <w:rPr>
           <w:rFonts w:ascii="Calibri" w:hAnsi="Calibri"/>
@@ -23565,7 +23565,7 @@
           <w:bottom w:val="single" w:sz="8" w:space="3" w:color="DBEAFE"/>
         </w:pBdr>
       </w:pPr>
-      <w:bookmarkStart w:id="52" w:name="_Toc244455958"/>
+      <w:bookmarkStart w:id="52" w:name="_Toc244457245"/>
       <w:r>
         <w:rPr>
           <w:rFonts w:ascii="Calibri" w:hAnsi="Calibri"/>
@@ -23591,7 +23591,7 @@
           <w:bottom w:val="single" w:sz="8" w:space="3" w:color="DBEAFE"/>
         </w:pBdr>
       </w:pPr>
-      <w:bookmarkStart w:id="53" w:name="_Toc244455959"/>
+      <w:bookmarkStart w:id="53" w:name="_Toc244457246"/>
       <w:r>
         <w:rPr>
           <w:rFonts w:ascii="Calibri" w:hAnsi="Calibri"/>
@@ -23617,7 +23617,7 @@
           <w:bottom w:val="single" w:sz="8" w:space="3" w:color="DBEAFE"/>
         </w:pBdr>
       </w:pPr>
-      <w:bookmarkStart w:id="54" w:name="_Toc244455960"/>
+      <w:bookmarkStart w:id="54" w:name="_Toc244457247"/>
       <w:r>
         <w:rPr>
           <w:rFonts w:ascii="Calibri" w:hAnsi="Calibri"/>
@@ -24015,7 +24015,7 @@
         <w:lastRenderedPageBreak/>
         <w:t xml:space="preserve"> </w:t>
       </w:r>
-      <w:bookmarkStart w:id="55" w:name="_Toc244455961"/>
+      <w:bookmarkStart w:id="55" w:name="_Toc244457248"/>
       <w:r>
         <w:rPr>
           <w:rFonts w:ascii="Calibri" w:hAnsi="Calibri"/>
@@ -24919,7 +24919,7 @@
               <w:rPr>
                 <w:sz w:val="16"/>
               </w:rPr>
-              <w:t>« Un livre de 300 pages tient dans l'agent : il cite la page. »</w:t>
+              <w:t>« Un livre de 800 pages tient dans l'agent : il cite la page. »</w:t>
             </w:r>
           </w:p>
         </w:tc>
@@ -25097,7 +25097,7 @@
           <w:bottom w:val="single" w:sz="8" w:space="3" w:color="DBEAFE"/>
         </w:pBdr>
       </w:pPr>
-      <w:bookmarkStart w:id="56" w:name="_Toc244455962"/>
+      <w:bookmarkStart w:id="56" w:name="_Toc244457249"/>
       <w:r>
         <w:rPr>
           <w:rFonts w:ascii="Calibri" w:hAnsi="Calibri"/>
@@ -25137,7 +25137,7 @@
           <w:bottom w:val="single" w:sz="8" w:space="3" w:color="DBEAFE"/>
         </w:pBdr>
       </w:pPr>
-      <w:bookmarkStart w:id="57" w:name="_Toc244455963"/>
+      <w:bookmarkStart w:id="57" w:name="_Toc244457250"/>
       <w:r>
         <w:rPr>
           <w:rFonts w:ascii="Calibri" w:hAnsi="Calibri"/>
@@ -25177,7 +25177,7 @@
           <w:bottom w:val="single" w:sz="8" w:space="3" w:color="DBEAFE"/>
         </w:pBdr>
       </w:pPr>
-      <w:bookmarkStart w:id="58" w:name="_Toc244455964"/>
+      <w:bookmarkStart w:id="58" w:name="_Toc244457251"/>
       <w:r>
         <w:rPr>
           <w:rFonts w:ascii="Calibri" w:hAnsi="Calibri"/>
@@ -25431,7 +25431,7 @@
         <w:lastRenderedPageBreak/>
         <w:t xml:space="preserve"> </w:t>
       </w:r>
-      <w:bookmarkStart w:id="59" w:name="_Toc244455965"/>
+      <w:bookmarkStart w:id="59" w:name="_Toc244457252"/>
       <w:r>
         <w:rPr>
           <w:rFonts w:ascii="Calibri" w:hAnsi="Calibri"/>
@@ -26672,7 +26672,7 @@
         <w:lastRenderedPageBreak/>
         <w:t xml:space="preserve"> </w:t>
       </w:r>
-      <w:bookmarkStart w:id="60" w:name="_Toc244455966"/>
+      <w:bookmarkStart w:id="60" w:name="_Toc244457253"/>
       <w:r>
         <w:rPr>
           <w:rFonts w:ascii="Calibri" w:hAnsi="Calibri"/>
@@ -26700,7 +26700,7 @@
           <w:bottom w:val="single" w:sz="8" w:space="3" w:color="DBEAFE"/>
         </w:pBdr>
       </w:pPr>
-      <w:bookmarkStart w:id="61" w:name="_Toc244455967"/>
+      <w:bookmarkStart w:id="61" w:name="_Toc244457254"/>
       <w:r>
         <w:rPr>
           <w:rFonts w:ascii="Calibri" w:hAnsi="Calibri"/>
@@ -26889,7 +26889,7 @@
           <w:bottom w:val="single" w:sz="8" w:space="3" w:color="DBEAFE"/>
         </w:pBdr>
       </w:pPr>
-      <w:bookmarkStart w:id="62" w:name="_Toc244455968"/>
+      <w:bookmarkStart w:id="62" w:name="_Toc244457255"/>
       <w:r>
         <w:rPr>
           <w:rFonts w:ascii="Calibri" w:hAnsi="Calibri"/>
@@ -28164,7 +28164,7 @@
           <w:bottom w:val="single" w:sz="8" w:space="3" w:color="DBEAFE"/>
         </w:pBdr>
       </w:pPr>
-      <w:bookmarkStart w:id="63" w:name="_Toc244455969"/>
+      <w:bookmarkStart w:id="63" w:name="_Toc244457256"/>
       <w:r>
         <w:rPr>
           <w:rFonts w:ascii="Calibri" w:hAnsi="Calibri"/>
@@ -28918,7 +28918,7 @@
           <w:bottom w:val="single" w:sz="8" w:space="3" w:color="DBEAFE"/>
         </w:pBdr>
       </w:pPr>
-      <w:bookmarkStart w:id="64" w:name="_Toc244455970"/>
+      <w:bookmarkStart w:id="64" w:name="_Toc244457257"/>
       <w:r>
         <w:rPr>
           <w:rFonts w:ascii="Calibri" w:hAnsi="Calibri"/>
@@ -29749,7 +29749,7 @@
           <w:bottom w:val="single" w:sz="8" w:space="3" w:color="DBEAFE"/>
         </w:pBdr>
       </w:pPr>
-      <w:bookmarkStart w:id="65" w:name="_Toc244455971"/>
+      <w:bookmarkStart w:id="65" w:name="_Toc244457258"/>
       <w:r>
         <w:rPr>
           <w:rFonts w:ascii="Calibri" w:hAnsi="Calibri"/>
@@ -29838,7 +29838,7 @@
           <w:bottom w:val="single" w:sz="8" w:space="3" w:color="DBEAFE"/>
         </w:pBdr>
       </w:pPr>
-      <w:bookmarkStart w:id="66" w:name="_Toc244455972"/>
+      <w:bookmarkStart w:id="66" w:name="_Toc244457259"/>
       <w:r>
         <w:rPr>
           <w:rFonts w:ascii="Calibri" w:hAnsi="Calibri"/>
@@ -29922,7 +29922,7 @@
           <w:sz w:val="17"/>
         </w:rPr>
         <w:br/>
-        <w:t>6. Que dit le livre sur useReducer ?          -&gt; RAG livre, p.42 (si livre indexe)</w:t>
+        <w:t>6. Que dit le livre sur Redux ?               -&gt; RAG livre, p.565 (si livre indexe)</w:t>
       </w:r>
       <w:r>
         <w:rPr>
@@ -30298,31 +30298,31 @@
       </w:rPr>
     </w:lvl>
   </w:abstractNum>
-  <w:num w:numId="1" w16cid:durableId="291601332">
+  <w:num w:numId="1" w16cid:durableId="876551455">
     <w:abstractNumId w:val="8"/>
   </w:num>
-  <w:num w:numId="2" w16cid:durableId="1227300661">
+  <w:num w:numId="2" w16cid:durableId="572204078">
     <w:abstractNumId w:val="6"/>
   </w:num>
-  <w:num w:numId="3" w16cid:durableId="226309111">
+  <w:num w:numId="3" w16cid:durableId="1279986931">
     <w:abstractNumId w:val="5"/>
   </w:num>
-  <w:num w:numId="4" w16cid:durableId="229274261">
+  <w:num w:numId="4" w16cid:durableId="773019501">
     <w:abstractNumId w:val="4"/>
   </w:num>
-  <w:num w:numId="5" w16cid:durableId="164250007">
+  <w:num w:numId="5" w16cid:durableId="1134639727">
     <w:abstractNumId w:val="7"/>
   </w:num>
-  <w:num w:numId="6" w16cid:durableId="224874700">
+  <w:num w:numId="6" w16cid:durableId="1310092029">
     <w:abstractNumId w:val="3"/>
   </w:num>
-  <w:num w:numId="7" w16cid:durableId="723479831">
+  <w:num w:numId="7" w16cid:durableId="898786178">
     <w:abstractNumId w:val="2"/>
   </w:num>
-  <w:num w:numId="8" w16cid:durableId="1985424249">
+  <w:num w:numId="8" w16cid:durableId="405735862">
     <w:abstractNumId w:val="1"/>
   </w:num>
-  <w:num w:numId="9" w16cid:durableId="1240091447">
+  <w:num w:numId="9" w16cid:durableId="1175342089">
     <w:abstractNumId w:val="0"/>
   </w:num>
 </w:numbering>
@@ -41727,7 +41727,7 @@
     <w:autoRedefine/>
     <w:uiPriority w:val="39"/>
     <w:unhideWhenUsed/>
-    <w:rsid w:val="00AE061B"/>
+    <w:rsid w:val="00BF1719"/>
   </w:style>
   <w:style w:type="paragraph" w:styleId="TOC2">
     <w:name w:val="toc 2"/>
@@ -41736,7 +41736,7 @@
     <w:autoRedefine/>
     <w:uiPriority w:val="39"/>
     <w:unhideWhenUsed/>
-    <w:rsid w:val="00AE061B"/>
+    <w:rsid w:val="00BF1719"/>
     <w:pPr>
       <w:ind w:left="210"/>
     </w:pPr>
@@ -41746,7 +41746,7 @@
     <w:basedOn w:val="DefaultParagraphFont"/>
     <w:uiPriority w:val="99"/>
     <w:unhideWhenUsed/>
-    <w:rsid w:val="00AE061B"/>
+    <w:rsid w:val="00BF1719"/>
     <w:rPr>
       <w:color w:val="0000FF" w:themeColor="hyperlink"/>
       <w:u w:val="single"/>
